--- a/Entrepreneurs_Rulebook_v20_Designers_Edition.docx
+++ b/Entrepreneurs_Rulebook_v20_Designers_Edition.docx
@@ -3376,7 +3376,7 @@
           <w:sz w:val="21"/>
           <w:szCs w:val="21"/>
         </w:rPr>
-        <w:t xml:space="preserve">A plot's value is its printed road price plus $3 for every structure standing on it or orthogonally touching it - five squares in all, the plot and its four neighbours, corners never counting - plus $1 if it touches a Logistic Hub. Road prices run from 1 at the outer edge to 6 in the dead centre of the city. You pay that to buy, and you receive it when you sell - so land near the action genuinely appreciates as the city fills in, and the ground under a working company is the dearest of all.</w:t>
+        <w:t xml:space="preserve">A plot's value is its printed road price plus $3 for every structure standing on it or orthogonally touching it - five squares in all, the plot and its four neighbours, corners never counting. A Logistic Hub is a structure like any other: it stands on a plot and fills it forever. Road prices run from 1 at the outer edge to 6 in the dead centre of the city. You pay that to buy, and you receive it when you sell - so land near the action genuinely appreciates as the city fills in, and the ground under a working company is the dearest of all.</w:t>
       </w:r>
     </w:p>
     <w:p>
@@ -11747,7 +11747,7 @@
           <w:sz w:val="21"/>
           <w:szCs w:val="21"/>
         </w:rPr>
-        <w:t xml:space="preserve">They all read as playing it the older way, because that is what they are. Five rules that were optional in v12 became standard in v13, and what remains switchable is the game as it was before.</w:t>
+        <w:t xml:space="preserve">The first three read as playing it the older way, because that is what they are: rules that were optional in v12 and became standard in v13. The beginner game is the opposite - not an older version of this game but a shorter way into it, and it has a section of its own below.</w:t>
       </w:r>
     </w:p>
     <w:tbl>
@@ -11907,7 +11907,7 @@
                 <w:sz w:val="19"/>
                 <w:szCs w:val="19"/>
               </w:rPr>
-              <w:t xml:space="preserve">Levels score heavy</w:t>
+              <w:t xml:space="preserve">Ordered decks</w:t>
             </w:r>
           </w:p>
         </w:tc>
@@ -11934,119 +11934,7 @@
                 <w:sz w:val="19"/>
                 <w:szCs w:val="19"/>
               </w:rPr>
-              <w:t xml:space="preserve">A company level is worth 3 EP instead of 2. Building tall becomes the biggest single thing on the scoreboard, at the cost of pushing land, cash and the entry bonuses into the background.</w:t>
-            </w:r>
-          </w:p>
-        </w:tc>
-      </w:tr>
-      <w:tr>
-        <w:tc>
-          <w:tcPr>
-            <w:tcW w:type="dxa" w:w="3662"/>
-            <w:tcMar>
-              <w:top w:type="dxa" w:w="60"/>
-              <w:left w:type="dxa" w:w="100"/>
-              <w:bottom w:type="dxa" w:w="60"/>
-              <w:right w:type="dxa" w:w="100"/>
-            </w:tcMar>
-          </w:tcPr>
-          <w:p>
-            <w:pPr>
-              <w:spacing w:after="0" w:line="252"/>
-            </w:pPr>
-            <w:r>
-              <w:rPr>
-                <w:rFonts w:ascii="Calibri" w:cs="Calibri" w:eastAsia="Calibri" w:hAnsi="Calibri"/>
-                <w:b w:val="false"/>
-                <w:bCs w:val="false"/>
-                <w:color w:val="1A1A1A"/>
-                <w:sz w:val="19"/>
-                <w:szCs w:val="19"/>
-              </w:rPr>
-              <w:t xml:space="preserve">Ordered decks</w:t>
-            </w:r>
-          </w:p>
-        </w:tc>
-        <w:tc>
-          <w:tcPr>
-            <w:tcW w:type="dxa" w:w="5976"/>
-            <w:tcMar>
-              <w:top w:type="dxa" w:w="60"/>
-              <w:left w:type="dxa" w:w="100"/>
-              <w:bottom w:type="dxa" w:w="60"/>
-              <w:right w:type="dxa" w:w="100"/>
-            </w:tcMar>
-          </w:tcPr>
-          <w:p>
-            <w:pPr>
-              <w:spacing w:after="0" w:line="252"/>
-            </w:pPr>
-            <w:r>
-              <w:rPr>
-                <w:rFonts w:ascii="Calibri" w:cs="Calibri" w:eastAsia="Calibri" w:hAnsi="Calibri"/>
-                <w:b w:val="false"/>
-                <w:bCs w:val="false"/>
-                <w:color w:val="1A1A1A"/>
-                <w:sz w:val="19"/>
-                <w:szCs w:val="19"/>
-              </w:rPr>
               <w:t xml:space="preserve">Each industry deck runs level 1 on top down to level 3 at the bottom, instead of being shuffled whole. No level 3 can be drafted, and the early game holds no surprises.</w:t>
-            </w:r>
-          </w:p>
-        </w:tc>
-      </w:tr>
-      <w:tr>
-        <w:tc>
-          <w:tcPr>
-            <w:tcW w:type="dxa" w:w="3662"/>
-            <w:tcMar>
-              <w:top w:type="dxa" w:w="60"/>
-              <w:left w:type="dxa" w:w="100"/>
-              <w:bottom w:type="dxa" w:w="60"/>
-              <w:right w:type="dxa" w:w="100"/>
-            </w:tcMar>
-          </w:tcPr>
-          <w:p>
-            <w:pPr>
-              <w:spacing w:after="0" w:line="252"/>
-            </w:pPr>
-            <w:r>
-              <w:rPr>
-                <w:rFonts w:ascii="Calibri" w:cs="Calibri" w:eastAsia="Calibri" w:hAnsi="Calibri"/>
-                <w:b w:val="false"/>
-                <w:bCs w:val="false"/>
-                <w:color w:val="1A1A1A"/>
-                <w:sz w:val="19"/>
-                <w:szCs w:val="19"/>
-              </w:rPr>
-              <w:t xml:space="preserve">Hubs on the road</w:t>
-            </w:r>
-          </w:p>
-        </w:tc>
-        <w:tc>
-          <w:tcPr>
-            <w:tcW w:type="dxa" w:w="5976"/>
-            <w:tcMar>
-              <w:top w:type="dxa" w:w="60"/>
-              <w:left w:type="dxa" w:w="100"/>
-              <w:bottom w:type="dxa" w:w="60"/>
-              <w:right w:type="dxa" w:w="100"/>
-            </w:tcMar>
-          </w:tcPr>
-          <w:p>
-            <w:pPr>
-              <w:spacing w:after="0" w:line="252"/>
-            </w:pPr>
-            <w:r>
-              <w:rPr>
-                <w:rFonts w:ascii="Calibri" w:cs="Calibri" w:eastAsia="Calibri" w:hAnsi="Calibri"/>
-                <w:b w:val="false"/>
-                <w:bCs w:val="false"/>
-                <w:color w:val="1A1A1A"/>
-                <w:sz w:val="19"/>
-                <w:szCs w:val="19"/>
-              </w:rPr>
-              <w:t xml:space="preserve">A Logistic Hub straddles a border and joins the two districts either side, instead of standing on a plot and reaching only its own. No plot is consumed, and every hub is worth two districts rather than one.</w:t>
             </w:r>
           </w:p>
         </w:tc>
@@ -12155,7 +12043,7 @@
           <w:sz w:val="19"/>
           <w:szCs w:val="19"/>
         </w:rPr>
-        <w:t xml:space="preserve">These are kept switchable so the two versions can be played side by side, not because the older ones are balanced against the new. Turning all five on plays v12 almost exactly.</w:t>
+        <w:t xml:space="preserve">The three older rules are kept switchable so the two versions can be played side by side, not because they are balanced against the new. Two more were dropped in v20 after twenty-six recorded games in which nobody had switched either on: hubs on the road, which forced every hub rule in the game to answer for two shapes, and levels score heavy, which by its own description pushed land, cash and the entry bonuses into the background.</w:t>
       </w:r>
     </w:p>
     <w:p>
@@ -12187,6 +12075,1097 @@
           <w:szCs w:val="19"/>
         </w:rPr>
         <w:t xml:space="preserve">Hubs on plots is a genuine constriction: a quarter of the plots on the board have no orthogonal neighbour at all, so a badly placed hub connects nobody. That is the rule working as intended - it is why the hub picker tells you how many plots a spot would connect before you commit to it - but it is also the rule most likely to need another look after a few tables.</w:t>
+      </w:r>
+    </w:p>
+    <w:p>
+      <w:pPr>
+        <w:pStyle w:val="Heading1"/>
+        <w:pBdr>
+          <w:bottom w:val="single" w:color="D8D4E2" w:sz="6" w:space="6"/>
+        </w:pBdr>
+        <w:spacing w:after="160" w:before="360"/>
+      </w:pPr>
+      <w:r>
+        <w:rPr>
+          <w:rFonts w:ascii="Calibri" w:cs="Calibri" w:eastAsia="Calibri" w:hAnsi="Calibri"/>
+          <w:b/>
+          <w:bCs/>
+          <w:color w:val="4A3AB5"/>
+          <w:sz w:val="30"/>
+          <w:szCs w:val="30"/>
+        </w:rPr>
+        <w:t xml:space="preserve">The beginner game</w:t>
+      </w:r>
+    </w:p>
+    <w:p>
+      <w:pPr>
+        <w:spacing w:after="120" w:line="276"/>
+      </w:pPr>
+      <w:r>
+        <w:rPr>
+          <w:rFonts w:ascii="Calibri" w:cs="Calibri" w:eastAsia="Calibri" w:hAnsi="Calibri"/>
+          <w:color w:val="1A1A1A"/>
+          <w:sz w:val="21"/>
+          <w:szCs w:val="21"/>
+        </w:rPr>
+        <w:t xml:space="preserve">A shorter way in, for a table where somebody has never played. It is two years instead of three, and each track keeps one action instead of two, so there are four things you can do rather than eight. Everything cut is a subsystem that needs a second explanation; nothing cut is the engine of the game.</w:t>
+      </w:r>
+    </w:p>
+    <w:p>
+      <w:pPr>
+        <w:spacing w:after="120" w:line="276"/>
+      </w:pPr>
+      <w:r>
+        <w:rPr>
+          <w:rFonts w:ascii="Calibri" w:cs="Calibri" w:eastAsia="Calibri" w:hAnsi="Calibri"/>
+          <w:color w:val="1A1A1A"/>
+          <w:sz w:val="21"/>
+          <w:szCs w:val="21"/>
+        </w:rPr>
+        <w:t xml:space="preserve">What stays is the part worth learning. Your production still sells into the demand icons, your operating costs still flow into the pots of the industries your Blueprint buys from and are split among whoever owns companies there, and every build still pushes its own industry's price down a dollar and each of its suppliers' up one. Your customer is still your competitor.</w:t>
+      </w:r>
+    </w:p>
+    <w:tbl>
+      <w:tblPr>
+        <w:tblW w:type="dxa" w:w="9638"/>
+        <w:tblBorders>
+          <w:top w:val="single" w:color="D8D4E2" w:sz="4"/>
+          <w:left w:val="none" w:color="FFFFFF" w:sz="0"/>
+          <w:bottom w:val="single" w:color="D8D4E2" w:sz="4"/>
+          <w:right w:val="none" w:color="FFFFFF" w:sz="0"/>
+          <w:insideH w:val="single" w:color="D8D4E2" w:sz="2"/>
+          <w:insideV w:val="none" w:color="FFFFFF" w:sz="0"/>
+        </w:tblBorders>
+      </w:tblPr>
+      <w:tblGrid>
+        <w:gridCol w:w="2699"/>
+        <w:gridCol w:w="3469"/>
+        <w:gridCol w:w="3470"/>
+      </w:tblGrid>
+      <w:tr>
+        <w:trPr>
+          <w:tblHeader/>
+        </w:trPr>
+        <w:tc>
+          <w:tcPr>
+            <w:tcW w:type="dxa" w:w="2699"/>
+            <w:shd w:fill="F1EFF7" w:color="auto" w:val="clear"/>
+            <w:tcMar>
+              <w:top w:type="dxa" w:w="60"/>
+              <w:left w:type="dxa" w:w="100"/>
+              <w:bottom w:type="dxa" w:w="60"/>
+              <w:right w:type="dxa" w:w="100"/>
+            </w:tcMar>
+          </w:tcPr>
+          <w:p>
+            <w:pPr>
+              <w:spacing w:after="0" w:line="252"/>
+            </w:pPr>
+            <w:r>
+              <w:rPr>
+                <w:rFonts w:ascii="Calibri" w:cs="Calibri" w:eastAsia="Calibri" w:hAnsi="Calibri"/>
+                <w:b/>
+                <w:bCs/>
+                <w:color w:val="1A1A1A"/>
+                <w:sz w:val="19"/>
+                <w:szCs w:val="19"/>
+              </w:rPr>
+              <w:t xml:space="preserve"/>
+            </w:r>
+          </w:p>
+        </w:tc>
+        <w:tc>
+          <w:tcPr>
+            <w:tcW w:type="dxa" w:w="3469"/>
+            <w:shd w:fill="F1EFF7" w:color="auto" w:val="clear"/>
+            <w:tcMar>
+              <w:top w:type="dxa" w:w="60"/>
+              <w:left w:type="dxa" w:w="100"/>
+              <w:bottom w:type="dxa" w:w="60"/>
+              <w:right w:type="dxa" w:w="100"/>
+            </w:tcMar>
+          </w:tcPr>
+          <w:p>
+            <w:pPr>
+              <w:spacing w:after="0" w:line="252"/>
+            </w:pPr>
+            <w:r>
+              <w:rPr>
+                <w:rFonts w:ascii="Calibri" w:cs="Calibri" w:eastAsia="Calibri" w:hAnsi="Calibri"/>
+                <w:b/>
+                <w:bCs/>
+                <w:color w:val="1A1A1A"/>
+                <w:sz w:val="19"/>
+                <w:szCs w:val="19"/>
+              </w:rPr>
+              <w:t xml:space="preserve">The full game</w:t>
+            </w:r>
+          </w:p>
+        </w:tc>
+        <w:tc>
+          <w:tcPr>
+            <w:tcW w:type="dxa" w:w="3470"/>
+            <w:shd w:fill="F1EFF7" w:color="auto" w:val="clear"/>
+            <w:tcMar>
+              <w:top w:type="dxa" w:w="60"/>
+              <w:left w:type="dxa" w:w="100"/>
+              <w:bottom w:type="dxa" w:w="60"/>
+              <w:right w:type="dxa" w:w="100"/>
+            </w:tcMar>
+          </w:tcPr>
+          <w:p>
+            <w:pPr>
+              <w:spacing w:after="0" w:line="252"/>
+            </w:pPr>
+            <w:r>
+              <w:rPr>
+                <w:rFonts w:ascii="Calibri" w:cs="Calibri" w:eastAsia="Calibri" w:hAnsi="Calibri"/>
+                <w:b/>
+                <w:bCs/>
+                <w:color w:val="1A1A1A"/>
+                <w:sz w:val="19"/>
+                <w:szCs w:val="19"/>
+              </w:rPr>
+              <w:t xml:space="preserve">The beginner game</w:t>
+            </w:r>
+          </w:p>
+        </w:tc>
+      </w:tr>
+      <w:tr>
+        <w:tc>
+          <w:tcPr>
+            <w:tcW w:type="dxa" w:w="2699"/>
+            <w:tcMar>
+              <w:top w:type="dxa" w:w="60"/>
+              <w:left w:type="dxa" w:w="100"/>
+              <w:bottom w:type="dxa" w:w="60"/>
+              <w:right w:type="dxa" w:w="100"/>
+            </w:tcMar>
+          </w:tcPr>
+          <w:p>
+            <w:pPr>
+              <w:spacing w:after="0" w:line="252"/>
+            </w:pPr>
+            <w:r>
+              <w:rPr>
+                <w:rFonts w:ascii="Calibri" w:cs="Calibri" w:eastAsia="Calibri" w:hAnsi="Calibri"/>
+                <w:b/>
+                <w:bCs/>
+                <w:color w:val="1A1A1A"/>
+                <w:sz w:val="19"/>
+                <w:szCs w:val="19"/>
+              </w:rPr>
+              <w:t xml:space="preserve">Length</w:t>
+            </w:r>
+          </w:p>
+        </w:tc>
+        <w:tc>
+          <w:tcPr>
+            <w:tcW w:type="dxa" w:w="3469"/>
+            <w:tcMar>
+              <w:top w:type="dxa" w:w="60"/>
+              <w:left w:type="dxa" w:w="100"/>
+              <w:bottom w:type="dxa" w:w="60"/>
+              <w:right w:type="dxa" w:w="100"/>
+            </w:tcMar>
+          </w:tcPr>
+          <w:p>
+            <w:pPr>
+              <w:spacing w:after="0" w:line="252"/>
+            </w:pPr>
+            <w:r>
+              <w:rPr>
+                <w:rFonts w:ascii="Calibri" w:cs="Calibri" w:eastAsia="Calibri" w:hAnsi="Calibri"/>
+                <w:b w:val="false"/>
+                <w:bCs w:val="false"/>
+                <w:color w:val="1A1A1A"/>
+                <w:sz w:val="19"/>
+                <w:szCs w:val="19"/>
+              </w:rPr>
+              <w:t xml:space="preserve">12 quarters, 3 years</w:t>
+            </w:r>
+          </w:p>
+        </w:tc>
+        <w:tc>
+          <w:tcPr>
+            <w:tcW w:type="dxa" w:w="3470"/>
+            <w:tcMar>
+              <w:top w:type="dxa" w:w="60"/>
+              <w:left w:type="dxa" w:w="100"/>
+              <w:bottom w:type="dxa" w:w="60"/>
+              <w:right w:type="dxa" w:w="100"/>
+            </w:tcMar>
+          </w:tcPr>
+          <w:p>
+            <w:pPr>
+              <w:spacing w:after="0" w:line="252"/>
+            </w:pPr>
+            <w:r>
+              <w:rPr>
+                <w:rFonts w:ascii="Calibri" w:cs="Calibri" w:eastAsia="Calibri" w:hAnsi="Calibri"/>
+                <w:b w:val="false"/>
+                <w:bCs w:val="false"/>
+                <w:color w:val="1A1A1A"/>
+                <w:sz w:val="19"/>
+                <w:szCs w:val="19"/>
+              </w:rPr>
+              <w:t xml:space="preserve">8 quarters, 2 years</w:t>
+            </w:r>
+          </w:p>
+        </w:tc>
+      </w:tr>
+      <w:tr>
+        <w:tc>
+          <w:tcPr>
+            <w:tcW w:type="dxa" w:w="2699"/>
+            <w:tcMar>
+              <w:top w:type="dxa" w:w="60"/>
+              <w:left w:type="dxa" w:w="100"/>
+              <w:bottom w:type="dxa" w:w="60"/>
+              <w:right w:type="dxa" w:w="100"/>
+            </w:tcMar>
+          </w:tcPr>
+          <w:p>
+            <w:pPr>
+              <w:spacing w:after="0" w:line="252"/>
+            </w:pPr>
+            <w:r>
+              <w:rPr>
+                <w:rFonts w:ascii="Calibri" w:cs="Calibri" w:eastAsia="Calibri" w:hAnsi="Calibri"/>
+                <w:b/>
+                <w:bCs/>
+                <w:color w:val="1A1A1A"/>
+                <w:sz w:val="19"/>
+                <w:szCs w:val="19"/>
+              </w:rPr>
+              <w:t xml:space="preserve">Raise Capital</w:t>
+            </w:r>
+          </w:p>
+        </w:tc>
+        <w:tc>
+          <w:tcPr>
+            <w:tcW w:type="dxa" w:w="3469"/>
+            <w:tcMar>
+              <w:top w:type="dxa" w:w="60"/>
+              <w:left w:type="dxa" w:w="100"/>
+              <w:bottom w:type="dxa" w:w="60"/>
+              <w:right w:type="dxa" w:w="100"/>
+            </w:tcMar>
+          </w:tcPr>
+          <w:p>
+            <w:pPr>
+              <w:spacing w:after="0" w:line="252"/>
+            </w:pPr>
+            <w:r>
+              <w:rPr>
+                <w:rFonts w:ascii="Calibri" w:cs="Calibri" w:eastAsia="Calibri" w:hAnsi="Calibri"/>
+                <w:b w:val="false"/>
+                <w:bCs w:val="false"/>
+                <w:color w:val="1A1A1A"/>
+                <w:sz w:val="19"/>
+                <w:szCs w:val="19"/>
+              </w:rPr>
+              <w:t xml:space="preserve">LOAN or SELL</w:t>
+            </w:r>
+          </w:p>
+        </w:tc>
+        <w:tc>
+          <w:tcPr>
+            <w:tcW w:type="dxa" w:w="3470"/>
+            <w:tcMar>
+              <w:top w:type="dxa" w:w="60"/>
+              <w:left w:type="dxa" w:w="100"/>
+              <w:bottom w:type="dxa" w:w="60"/>
+              <w:right w:type="dxa" w:w="100"/>
+            </w:tcMar>
+          </w:tcPr>
+          <w:p>
+            <w:pPr>
+              <w:spacing w:after="0" w:line="252"/>
+            </w:pPr>
+            <w:r>
+              <w:rPr>
+                <w:rFonts w:ascii="Calibri" w:cs="Calibri" w:eastAsia="Calibri" w:hAnsi="Calibri"/>
+                <w:b w:val="false"/>
+                <w:bCs w:val="false"/>
+                <w:color w:val="1A1A1A"/>
+                <w:sz w:val="19"/>
+                <w:szCs w:val="19"/>
+              </w:rPr>
+              <w:t xml:space="preserve">LOAN</w:t>
+            </w:r>
+          </w:p>
+        </w:tc>
+      </w:tr>
+      <w:tr>
+        <w:tc>
+          <w:tcPr>
+            <w:tcW w:type="dxa" w:w="2699"/>
+            <w:tcMar>
+              <w:top w:type="dxa" w:w="60"/>
+              <w:left w:type="dxa" w:w="100"/>
+              <w:bottom w:type="dxa" w:w="60"/>
+              <w:right w:type="dxa" w:w="100"/>
+            </w:tcMar>
+          </w:tcPr>
+          <w:p>
+            <w:pPr>
+              <w:spacing w:after="0" w:line="252"/>
+            </w:pPr>
+            <w:r>
+              <w:rPr>
+                <w:rFonts w:ascii="Calibri" w:cs="Calibri" w:eastAsia="Calibri" w:hAnsi="Calibri"/>
+                <w:b/>
+                <w:bCs/>
+                <w:color w:val="1A1A1A"/>
+                <w:sz w:val="19"/>
+                <w:szCs w:val="19"/>
+              </w:rPr>
+              <w:t xml:space="preserve">M&amp;A</w:t>
+            </w:r>
+          </w:p>
+        </w:tc>
+        <w:tc>
+          <w:tcPr>
+            <w:tcW w:type="dxa" w:w="3469"/>
+            <w:tcMar>
+              <w:top w:type="dxa" w:w="60"/>
+              <w:left w:type="dxa" w:w="100"/>
+              <w:bottom w:type="dxa" w:w="60"/>
+              <w:right w:type="dxa" w:w="100"/>
+            </w:tcMar>
+          </w:tcPr>
+          <w:p>
+            <w:pPr>
+              <w:spacing w:after="0" w:line="252"/>
+            </w:pPr>
+            <w:r>
+              <w:rPr>
+                <w:rFonts w:ascii="Calibri" w:cs="Calibri" w:eastAsia="Calibri" w:hAnsi="Calibri"/>
+                <w:b w:val="false"/>
+                <w:bCs w:val="false"/>
+                <w:color w:val="1A1A1A"/>
+                <w:sz w:val="19"/>
+                <w:szCs w:val="19"/>
+              </w:rPr>
+              <w:t xml:space="preserve">BUY or LAUNCH</w:t>
+            </w:r>
+          </w:p>
+        </w:tc>
+        <w:tc>
+          <w:tcPr>
+            <w:tcW w:type="dxa" w:w="3470"/>
+            <w:tcMar>
+              <w:top w:type="dxa" w:w="60"/>
+              <w:left w:type="dxa" w:w="100"/>
+              <w:bottom w:type="dxa" w:w="60"/>
+              <w:right w:type="dxa" w:w="100"/>
+            </w:tcMar>
+          </w:tcPr>
+          <w:p>
+            <w:pPr>
+              <w:spacing w:after="0" w:line="252"/>
+            </w:pPr>
+            <w:r>
+              <w:rPr>
+                <w:rFonts w:ascii="Calibri" w:cs="Calibri" w:eastAsia="Calibri" w:hAnsi="Calibri"/>
+                <w:b w:val="false"/>
+                <w:bCs w:val="false"/>
+                <w:color w:val="1A1A1A"/>
+                <w:sz w:val="19"/>
+                <w:szCs w:val="19"/>
+              </w:rPr>
+              <w:t xml:space="preserve">LAUNCH</w:t>
+            </w:r>
+          </w:p>
+        </w:tc>
+      </w:tr>
+      <w:tr>
+        <w:tc>
+          <w:tcPr>
+            <w:tcW w:type="dxa" w:w="2699"/>
+            <w:tcMar>
+              <w:top w:type="dxa" w:w="60"/>
+              <w:left w:type="dxa" w:w="100"/>
+              <w:bottom w:type="dxa" w:w="60"/>
+              <w:right w:type="dxa" w:w="100"/>
+            </w:tcMar>
+          </w:tcPr>
+          <w:p>
+            <w:pPr>
+              <w:spacing w:after="0" w:line="252"/>
+            </w:pPr>
+            <w:r>
+              <w:rPr>
+                <w:rFonts w:ascii="Calibri" w:cs="Calibri" w:eastAsia="Calibri" w:hAnsi="Calibri"/>
+                <w:b/>
+                <w:bCs/>
+                <w:color w:val="1A1A1A"/>
+                <w:sz w:val="19"/>
+                <w:szCs w:val="19"/>
+              </w:rPr>
+              <w:t xml:space="preserve">R&amp;D</w:t>
+            </w:r>
+          </w:p>
+        </w:tc>
+        <w:tc>
+          <w:tcPr>
+            <w:tcW w:type="dxa" w:w="3469"/>
+            <w:tcMar>
+              <w:top w:type="dxa" w:w="60"/>
+              <w:left w:type="dxa" w:w="100"/>
+              <w:bottom w:type="dxa" w:w="60"/>
+              <w:right w:type="dxa" w:w="100"/>
+            </w:tcMar>
+          </w:tcPr>
+          <w:p>
+            <w:pPr>
+              <w:spacing w:after="0" w:line="252"/>
+            </w:pPr>
+            <w:r>
+              <w:rPr>
+                <w:rFonts w:ascii="Calibri" w:cs="Calibri" w:eastAsia="Calibri" w:hAnsi="Calibri"/>
+                <w:b w:val="false"/>
+                <w:bCs w:val="false"/>
+                <w:color w:val="1A1A1A"/>
+                <w:sz w:val="19"/>
+                <w:szCs w:val="19"/>
+              </w:rPr>
+              <w:t xml:space="preserve">RESEARCH or UPGRADE</w:t>
+            </w:r>
+          </w:p>
+        </w:tc>
+        <w:tc>
+          <w:tcPr>
+            <w:tcW w:type="dxa" w:w="3470"/>
+            <w:tcMar>
+              <w:top w:type="dxa" w:w="60"/>
+              <w:left w:type="dxa" w:w="100"/>
+              <w:bottom w:type="dxa" w:w="60"/>
+              <w:right w:type="dxa" w:w="100"/>
+            </w:tcMar>
+          </w:tcPr>
+          <w:p>
+            <w:pPr>
+              <w:spacing w:after="0" w:line="252"/>
+            </w:pPr>
+            <w:r>
+              <w:rPr>
+                <w:rFonts w:ascii="Calibri" w:cs="Calibri" w:eastAsia="Calibri" w:hAnsi="Calibri"/>
+                <w:b w:val="false"/>
+                <w:bCs w:val="false"/>
+                <w:color w:val="1A1A1A"/>
+                <w:sz w:val="19"/>
+                <w:szCs w:val="19"/>
+              </w:rPr>
+              <w:t xml:space="preserve">RESEARCH</w:t>
+            </w:r>
+          </w:p>
+        </w:tc>
+      </w:tr>
+      <w:tr>
+        <w:tc>
+          <w:tcPr>
+            <w:tcW w:type="dxa" w:w="2699"/>
+            <w:tcMar>
+              <w:top w:type="dxa" w:w="60"/>
+              <w:left w:type="dxa" w:w="100"/>
+              <w:bottom w:type="dxa" w:w="60"/>
+              <w:right w:type="dxa" w:w="100"/>
+            </w:tcMar>
+          </w:tcPr>
+          <w:p>
+            <w:pPr>
+              <w:spacing w:after="0" w:line="252"/>
+            </w:pPr>
+            <w:r>
+              <w:rPr>
+                <w:rFonts w:ascii="Calibri" w:cs="Calibri" w:eastAsia="Calibri" w:hAnsi="Calibri"/>
+                <w:b/>
+                <w:bCs/>
+                <w:color w:val="1A1A1A"/>
+                <w:sz w:val="19"/>
+                <w:szCs w:val="19"/>
+              </w:rPr>
+              <w:t xml:space="preserve">Board Meeting</w:t>
+            </w:r>
+          </w:p>
+        </w:tc>
+        <w:tc>
+          <w:tcPr>
+            <w:tcW w:type="dxa" w:w="3469"/>
+            <w:tcMar>
+              <w:top w:type="dxa" w:w="60"/>
+              <w:left w:type="dxa" w:w="100"/>
+              <w:bottom w:type="dxa" w:w="60"/>
+              <w:right w:type="dxa" w:w="100"/>
+            </w:tcMar>
+          </w:tcPr>
+          <w:p>
+            <w:pPr>
+              <w:spacing w:after="0" w:line="252"/>
+            </w:pPr>
+            <w:r>
+              <w:rPr>
+                <w:rFonts w:ascii="Calibri" w:cs="Calibri" w:eastAsia="Calibri" w:hAnsi="Calibri"/>
+                <w:b w:val="false"/>
+                <w:bCs w:val="false"/>
+                <w:color w:val="1A1A1A"/>
+                <w:sz w:val="19"/>
+                <w:szCs w:val="19"/>
+              </w:rPr>
+              <w:t xml:space="preserve">GO PUBLIC or REPOSITION</w:t>
+            </w:r>
+          </w:p>
+        </w:tc>
+        <w:tc>
+          <w:tcPr>
+            <w:tcW w:type="dxa" w:w="3470"/>
+            <w:tcMar>
+              <w:top w:type="dxa" w:w="60"/>
+              <w:left w:type="dxa" w:w="100"/>
+              <w:bottom w:type="dxa" w:w="60"/>
+              <w:right w:type="dxa" w:w="100"/>
+            </w:tcMar>
+          </w:tcPr>
+          <w:p>
+            <w:pPr>
+              <w:spacing w:after="0" w:line="252"/>
+            </w:pPr>
+            <w:r>
+              <w:rPr>
+                <w:rFonts w:ascii="Calibri" w:cs="Calibri" w:eastAsia="Calibri" w:hAnsi="Calibri"/>
+                <w:b w:val="false"/>
+                <w:bCs w:val="false"/>
+                <w:color w:val="1A1A1A"/>
+                <w:sz w:val="19"/>
+                <w:szCs w:val="19"/>
+              </w:rPr>
+              <w:t xml:space="preserve">REPOSITION</w:t>
+            </w:r>
+          </w:p>
+        </w:tc>
+      </w:tr>
+      <w:tr>
+        <w:tc>
+          <w:tcPr>
+            <w:tcW w:type="dxa" w:w="2699"/>
+            <w:tcMar>
+              <w:top w:type="dxa" w:w="60"/>
+              <w:left w:type="dxa" w:w="100"/>
+              <w:bottom w:type="dxa" w:w="60"/>
+              <w:right w:type="dxa" w:w="100"/>
+            </w:tcMar>
+          </w:tcPr>
+          <w:p>
+            <w:pPr>
+              <w:spacing w:after="0" w:line="252"/>
+            </w:pPr>
+            <w:r>
+              <w:rPr>
+                <w:rFonts w:ascii="Calibri" w:cs="Calibri" w:eastAsia="Calibri" w:hAnsi="Calibri"/>
+                <w:b/>
+                <w:bCs/>
+                <w:color w:val="1A1A1A"/>
+                <w:sz w:val="19"/>
+                <w:szCs w:val="19"/>
+              </w:rPr>
+              <w:t xml:space="preserve">Megacorps</w:t>
+            </w:r>
+          </w:p>
+        </w:tc>
+        <w:tc>
+          <w:tcPr>
+            <w:tcW w:type="dxa" w:w="3469"/>
+            <w:tcMar>
+              <w:top w:type="dxa" w:w="60"/>
+              <w:left w:type="dxa" w:w="100"/>
+              <w:bottom w:type="dxa" w:w="60"/>
+              <w:right w:type="dxa" w:w="100"/>
+            </w:tcMar>
+          </w:tcPr>
+          <w:p>
+            <w:pPr>
+              <w:spacing w:after="0" w:line="252"/>
+            </w:pPr>
+            <w:r>
+              <w:rPr>
+                <w:rFonts w:ascii="Calibri" w:cs="Calibri" w:eastAsia="Calibri" w:hAnsi="Calibri"/>
+                <w:b w:val="false"/>
+                <w:bCs w:val="false"/>
+                <w:color w:val="1A1A1A"/>
+                <w:sz w:val="19"/>
+                <w:szCs w:val="19"/>
+              </w:rPr>
+              <w:t xml:space="preserve">yes</w:t>
+            </w:r>
+          </w:p>
+        </w:tc>
+        <w:tc>
+          <w:tcPr>
+            <w:tcW w:type="dxa" w:w="3470"/>
+            <w:tcMar>
+              <w:top w:type="dxa" w:w="60"/>
+              <w:left w:type="dxa" w:w="100"/>
+              <w:bottom w:type="dxa" w:w="60"/>
+              <w:right w:type="dxa" w:w="100"/>
+            </w:tcMar>
+          </w:tcPr>
+          <w:p>
+            <w:pPr>
+              <w:spacing w:after="0" w:line="252"/>
+            </w:pPr>
+            <w:r>
+              <w:rPr>
+                <w:rFonts w:ascii="Calibri" w:cs="Calibri" w:eastAsia="Calibri" w:hAnsi="Calibri"/>
+                <w:b w:val="false"/>
+                <w:bCs w:val="false"/>
+                <w:color w:val="1A1A1A"/>
+                <w:sz w:val="19"/>
+                <w:szCs w:val="19"/>
+              </w:rPr>
+              <w:t xml:space="preserve">no</w:t>
+            </w:r>
+          </w:p>
+        </w:tc>
+      </w:tr>
+      <w:tr>
+        <w:tc>
+          <w:tcPr>
+            <w:tcW w:type="dxa" w:w="2699"/>
+            <w:tcMar>
+              <w:top w:type="dxa" w:w="60"/>
+              <w:left w:type="dxa" w:w="100"/>
+              <w:bottom w:type="dxa" w:w="60"/>
+              <w:right w:type="dxa" w:w="100"/>
+            </w:tcMar>
+          </w:tcPr>
+          <w:p>
+            <w:pPr>
+              <w:spacing w:after="0" w:line="252"/>
+            </w:pPr>
+            <w:r>
+              <w:rPr>
+                <w:rFonts w:ascii="Calibri" w:cs="Calibri" w:eastAsia="Calibri" w:hAnsi="Calibri"/>
+                <w:b/>
+                <w:bCs/>
+                <w:color w:val="1A1A1A"/>
+                <w:sz w:val="19"/>
+                <w:szCs w:val="19"/>
+              </w:rPr>
+              <w:t xml:space="preserve">Discs</w:t>
+            </w:r>
+          </w:p>
+        </w:tc>
+        <w:tc>
+          <w:tcPr>
+            <w:tcW w:type="dxa" w:w="3469"/>
+            <w:tcMar>
+              <w:top w:type="dxa" w:w="60"/>
+              <w:left w:type="dxa" w:w="100"/>
+              <w:bottom w:type="dxa" w:w="60"/>
+              <w:right w:type="dxa" w:w="100"/>
+            </w:tcMar>
+          </w:tcPr>
+          <w:p>
+            <w:pPr>
+              <w:spacing w:after="0" w:line="252"/>
+            </w:pPr>
+            <w:r>
+              <w:rPr>
+                <w:rFonts w:ascii="Calibri" w:cs="Calibri" w:eastAsia="Calibri" w:hAnsi="Calibri"/>
+                <w:b w:val="false"/>
+                <w:bCs w:val="false"/>
+                <w:color w:val="1A1A1A"/>
+                <w:sz w:val="19"/>
+                <w:szCs w:val="19"/>
+              </w:rPr>
+              <w:t xml:space="preserve">12</w:t>
+            </w:r>
+          </w:p>
+        </w:tc>
+        <w:tc>
+          <w:tcPr>
+            <w:tcW w:type="dxa" w:w="3470"/>
+            <w:tcMar>
+              <w:top w:type="dxa" w:w="60"/>
+              <w:left w:type="dxa" w:w="100"/>
+              <w:bottom w:type="dxa" w:w="60"/>
+              <w:right w:type="dxa" w:w="100"/>
+            </w:tcMar>
+          </w:tcPr>
+          <w:p>
+            <w:pPr>
+              <w:spacing w:after="0" w:line="252"/>
+            </w:pPr>
+            <w:r>
+              <w:rPr>
+                <w:rFonts w:ascii="Calibri" w:cs="Calibri" w:eastAsia="Calibri" w:hAnsi="Calibri"/>
+                <w:b w:val="false"/>
+                <w:bCs w:val="false"/>
+                <w:color w:val="1A1A1A"/>
+                <w:sz w:val="19"/>
+                <w:szCs w:val="19"/>
+              </w:rPr>
+              <w:t xml:space="preserve">6</w:t>
+            </w:r>
+          </w:p>
+        </w:tc>
+      </w:tr>
+      <w:tr>
+        <w:tc>
+          <w:tcPr>
+            <w:tcW w:type="dxa" w:w="2699"/>
+            <w:tcMar>
+              <w:top w:type="dxa" w:w="60"/>
+              <w:left w:type="dxa" w:w="100"/>
+              <w:bottom w:type="dxa" w:w="60"/>
+              <w:right w:type="dxa" w:w="100"/>
+            </w:tcMar>
+          </w:tcPr>
+          <w:p>
+            <w:pPr>
+              <w:spacing w:after="0" w:line="252"/>
+            </w:pPr>
+            <w:r>
+              <w:rPr>
+                <w:rFonts w:ascii="Calibri" w:cs="Calibri" w:eastAsia="Calibri" w:hAnsi="Calibri"/>
+                <w:b/>
+                <w:bCs/>
+                <w:color w:val="1A1A1A"/>
+                <w:sz w:val="19"/>
+                <w:szCs w:val="19"/>
+              </w:rPr>
+              <w:t xml:space="preserve">Land</w:t>
+            </w:r>
+          </w:p>
+        </w:tc>
+        <w:tc>
+          <w:tcPr>
+            <w:tcW w:type="dxa" w:w="3469"/>
+            <w:tcMar>
+              <w:top w:type="dxa" w:w="60"/>
+              <w:left w:type="dxa" w:w="100"/>
+              <w:bottom w:type="dxa" w:w="60"/>
+              <w:right w:type="dxa" w:w="100"/>
+            </w:tcMar>
+          </w:tcPr>
+          <w:p>
+            <w:pPr>
+              <w:spacing w:after="0" w:line="252"/>
+            </w:pPr>
+            <w:r>
+              <w:rPr>
+                <w:rFonts w:ascii="Calibri" w:cs="Calibri" w:eastAsia="Calibri" w:hAnsi="Calibri"/>
+                <w:b w:val="false"/>
+                <w:bCs w:val="false"/>
+                <w:color w:val="1A1A1A"/>
+                <w:sz w:val="19"/>
+                <w:szCs w:val="19"/>
+              </w:rPr>
+              <w:t xml:space="preserve">bought and sold</w:t>
+            </w:r>
+          </w:p>
+        </w:tc>
+        <w:tc>
+          <w:tcPr>
+            <w:tcW w:type="dxa" w:w="3470"/>
+            <w:tcMar>
+              <w:top w:type="dxa" w:w="60"/>
+              <w:left w:type="dxa" w:w="100"/>
+              <w:bottom w:type="dxa" w:w="60"/>
+              <w:right w:type="dxa" w:w="100"/>
+            </w:tcMar>
+          </w:tcPr>
+          <w:p>
+            <w:pPr>
+              <w:spacing w:after="0" w:line="252"/>
+            </w:pPr>
+            <w:r>
+              <w:rPr>
+                <w:rFonts w:ascii="Calibri" w:cs="Calibri" w:eastAsia="Calibri" w:hAnsi="Calibri"/>
+                <w:b w:val="false"/>
+                <w:bCs w:val="false"/>
+                <w:color w:val="1A1A1A"/>
+                <w:sz w:val="19"/>
+                <w:szCs w:val="19"/>
+              </w:rPr>
+              <w:t xml:space="preserve">claimed free by building</w:t>
+            </w:r>
+          </w:p>
+        </w:tc>
+      </w:tr>
+      <w:tr>
+        <w:tc>
+          <w:tcPr>
+            <w:tcW w:type="dxa" w:w="2699"/>
+            <w:tcMar>
+              <w:top w:type="dxa" w:w="60"/>
+              <w:left w:type="dxa" w:w="100"/>
+              <w:bottom w:type="dxa" w:w="60"/>
+              <w:right w:type="dxa" w:w="100"/>
+            </w:tcMar>
+          </w:tcPr>
+          <w:p>
+            <w:pPr>
+              <w:spacing w:after="0" w:line="252"/>
+            </w:pPr>
+            <w:r>
+              <w:rPr>
+                <w:rFonts w:ascii="Calibri" w:cs="Calibri" w:eastAsia="Calibri" w:hAnsi="Calibri"/>
+                <w:b/>
+                <w:bCs/>
+                <w:color w:val="1A1A1A"/>
+                <w:sz w:val="19"/>
+                <w:szCs w:val="19"/>
+              </w:rPr>
+              <w:t xml:space="preserve">Land awards</w:t>
+            </w:r>
+          </w:p>
+        </w:tc>
+        <w:tc>
+          <w:tcPr>
+            <w:tcW w:type="dxa" w:w="3469"/>
+            <w:tcMar>
+              <w:top w:type="dxa" w:w="60"/>
+              <w:left w:type="dxa" w:w="100"/>
+              <w:bottom w:type="dxa" w:w="60"/>
+              <w:right w:type="dxa" w:w="100"/>
+            </w:tcMar>
+          </w:tcPr>
+          <w:p>
+            <w:pPr>
+              <w:spacing w:after="0" w:line="252"/>
+            </w:pPr>
+            <w:r>
+              <w:rPr>
+                <w:rFonts w:ascii="Calibri" w:cs="Calibri" w:eastAsia="Calibri" w:hAnsi="Calibri"/>
+                <w:b w:val="false"/>
+                <w:bCs w:val="false"/>
+                <w:color w:val="1A1A1A"/>
+                <w:sz w:val="19"/>
+                <w:szCs w:val="19"/>
+              </w:rPr>
+              <w:t xml:space="preserve">most plots and most districts</w:t>
+            </w:r>
+          </w:p>
+        </w:tc>
+        <w:tc>
+          <w:tcPr>
+            <w:tcW w:type="dxa" w:w="3470"/>
+            <w:tcMar>
+              <w:top w:type="dxa" w:w="60"/>
+              <w:left w:type="dxa" w:w="100"/>
+              <w:bottom w:type="dxa" w:w="60"/>
+              <w:right w:type="dxa" w:w="100"/>
+            </w:tcMar>
+          </w:tcPr>
+          <w:p>
+            <w:pPr>
+              <w:spacing w:after="0" w:line="252"/>
+            </w:pPr>
+            <w:r>
+              <w:rPr>
+                <w:rFonts w:ascii="Calibri" w:cs="Calibri" w:eastAsia="Calibri" w:hAnsi="Calibri"/>
+                <w:b w:val="false"/>
+                <w:bCs w:val="false"/>
+                <w:color w:val="1A1A1A"/>
+                <w:sz w:val="19"/>
+                <w:szCs w:val="19"/>
+              </w:rPr>
+              <w:t xml:space="preserve">most districts</w:t>
+            </w:r>
+          </w:p>
+        </w:tc>
+      </w:tr>
+      <w:tr>
+        <w:tc>
+          <w:tcPr>
+            <w:tcW w:type="dxa" w:w="2699"/>
+            <w:tcMar>
+              <w:top w:type="dxa" w:w="60"/>
+              <w:left w:type="dxa" w:w="100"/>
+              <w:bottom w:type="dxa" w:w="60"/>
+              <w:right w:type="dxa" w:w="100"/>
+            </w:tcMar>
+          </w:tcPr>
+          <w:p>
+            <w:pPr>
+              <w:spacing w:after="0" w:line="252"/>
+            </w:pPr>
+            <w:r>
+              <w:rPr>
+                <w:rFonts w:ascii="Calibri" w:cs="Calibri" w:eastAsia="Calibri" w:hAnsi="Calibri"/>
+                <w:b/>
+                <w:bCs/>
+                <w:color w:val="1A1A1A"/>
+                <w:sz w:val="19"/>
+                <w:szCs w:val="19"/>
+              </w:rPr>
+              <w:t xml:space="preserve">Demand reach</w:t>
+            </w:r>
+          </w:p>
+        </w:tc>
+        <w:tc>
+          <w:tcPr>
+            <w:tcW w:type="dxa" w:w="3469"/>
+            <w:tcMar>
+              <w:top w:type="dxa" w:w="60"/>
+              <w:left w:type="dxa" w:w="100"/>
+              <w:bottom w:type="dxa" w:w="60"/>
+              <w:right w:type="dxa" w:w="100"/>
+            </w:tcMar>
+          </w:tcPr>
+          <w:p>
+            <w:pPr>
+              <w:spacing w:after="0" w:line="252"/>
+            </w:pPr>
+            <w:r>
+              <w:rPr>
+                <w:rFonts w:ascii="Calibri" w:cs="Calibri" w:eastAsia="Calibri" w:hAnsi="Calibri"/>
+                <w:b w:val="false"/>
+                <w:bCs w:val="false"/>
+                <w:color w:val="1A1A1A"/>
+                <w:sz w:val="19"/>
+                <w:szCs w:val="19"/>
+              </w:rPr>
+              <w:t xml:space="preserve">columns up to your level</w:t>
+            </w:r>
+          </w:p>
+        </w:tc>
+        <w:tc>
+          <w:tcPr>
+            <w:tcW w:type="dxa" w:w="3470"/>
+            <w:tcMar>
+              <w:top w:type="dxa" w:w="60"/>
+              <w:left w:type="dxa" w:w="100"/>
+              <w:bottom w:type="dxa" w:w="60"/>
+              <w:right w:type="dxa" w:w="100"/>
+            </w:tcMar>
+          </w:tcPr>
+          <w:p>
+            <w:pPr>
+              <w:spacing w:after="0" w:line="252"/>
+            </w:pPr>
+            <w:r>
+              <w:rPr>
+                <w:rFonts w:ascii="Calibri" w:cs="Calibri" w:eastAsia="Calibri" w:hAnsi="Calibri"/>
+                <w:b w:val="false"/>
+                <w:bCs w:val="false"/>
+                <w:color w:val="1A1A1A"/>
+                <w:sz w:val="19"/>
+                <w:szCs w:val="19"/>
+              </w:rPr>
+              <w:t xml:space="preserve">one column above your level</w:t>
+            </w:r>
+          </w:p>
+        </w:tc>
+      </w:tr>
+    </w:tbl>
+    <w:p>
+      <w:pPr>
+        <w:spacing w:after="160"/>
+      </w:pPr>
+    </w:p>
+    <w:p>
+      <w:pPr>
+        <w:spacing w:after="120" w:line="276"/>
+      </w:pPr>
+      <w:r>
+        <w:rPr>
+          <w:rFonts w:ascii="Calibri" w:cs="Calibri" w:eastAsia="Calibri" w:hAnsi="Calibri"/>
+          <w:color w:val="1A1A1A"/>
+          <w:sz w:val="21"/>
+          <w:szCs w:val="21"/>
+        </w:rPr>
+        <w:t xml:space="preserve">BUILDING CLAIMS ITS GROUND. There is no BUY here, so a company takes the plots it stands on, free, the moment it is built. Its disc covers the whole footprint however many plots that is - which is what makes a horizontal industry worth drafting, since one disc can put you in several districts at once, and districts are the only land that scores.</w:t>
+      </w:r>
+    </w:p>
+    <w:p>
+      <w:pPr>
+        <w:spacing w:after="120" w:line="276"/>
+      </w:pPr>
+      <w:r>
+        <w:rPr>
+          <w:rFonts w:ascii="Calibri" w:cs="Calibri" w:eastAsia="Calibri" w:hAnsi="Calibri"/>
+          <w:color w:val="1A1A1A"/>
+          <w:sz w:val="21"/>
+          <w:szCs w:val="21"/>
+        </w:rPr>
+        <w:t xml:space="preserve">SIX DISCS, and five company bays. Five discs is a full board of companies, so the sixth is your only slack: borrow once and you are at your limit, borrow twice and you have given up a company. That is the whole economy of the mode.</w:t>
+      </w:r>
+    </w:p>
+    <w:p>
+      <w:pPr>
+        <w:spacing w:after="120" w:line="276"/>
+      </w:pPr>
+      <w:r>
+        <w:rPr>
+          <w:rFonts w:ascii="Calibri" w:cs="Calibri" w:eastAsia="Calibri" w:hAnsi="Calibri"/>
+          <w:color w:val="1A1A1A"/>
+          <w:sz w:val="21"/>
+          <w:szCs w:val="21"/>
+        </w:rPr>
+        <w:t xml:space="preserve">A COMPANY REACHES ONE COLUMN ABOVE ITS LEVEL. A level 1 company reaches columns 1 and 2, a level 2 reaches 1 to 3, a level 3 reaches all four. Without this a level 1 company could only ever sell into the level 1 icon, and since nothing is upgraded here it would throw most of what it makes away.</w:t>
+      </w:r>
+    </w:p>
+    <w:p>
+      <w:pPr>
+        <w:spacing w:after="120" w:line="276"/>
+      </w:pPr>
+      <w:r>
+        <w:rPr>
+          <w:rFonts w:ascii="Calibri" w:cs="Calibri" w:eastAsia="Calibri" w:hAnsi="Calibri"/>
+          <w:color w:val="1A1A1A"/>
+          <w:sz w:val="21"/>
+          <w:szCs w:val="21"/>
+        </w:rPr>
+        <w:t xml:space="preserve">LEVELS STILL EXIST even though nothing is upgraded. RESEARCH draws the top card of a deck and the decks are shuffled whole, so a level 2 or level 3 card can be drawn and built outright. That is how you get a bigger company, and the only way to reach the fourth demand column.</w:t>
+      </w:r>
+    </w:p>
+    <w:p>
+      <w:pPr>
+        <w:spacing w:after="120" w:line="276"/>
+      </w:pPr>
+      <w:r>
+        <w:rPr>
+          <w:rFonts w:ascii="Calibri" w:cs="Calibri" w:eastAsia="Calibri" w:hAnsi="Calibri"/>
+          <w:color w:val="1A1A1A"/>
+          <w:sz w:val="21"/>
+          <w:szCs w:val="21"/>
+        </w:rPr>
+        <w:t xml:space="preserve">A COMPANY YOU LOSE IS GONE. Solvency works exactly as it does in the full game, and it is the only way a company leaves your board. Its ground goes with it and nobody can buy it back.</w:t>
+      </w:r>
+    </w:p>
+    <w:p>
+      <w:pPr>
+        <w:pBdr>
+          <w:left w:val="single" w:color="4A3AB5" w:sz="12" w:space="10"/>
+        </w:pBdr>
+        <w:spacing w:after="160" w:before="120"/>
+        <w:ind w:left="240"/>
+      </w:pPr>
+      <w:r>
+        <w:rPr>
+          <w:rFonts w:ascii="Consolas" w:cs="Consolas" w:eastAsia="Consolas" w:hAnsi="Consolas"/>
+          <w:b/>
+          <w:bCs/>
+          <w:color w:val="4A3AB5"/>
+          <w:sz w:val="16"/>
+          <w:szCs w:val="16"/>
+        </w:rPr>
+        <w:t xml:space="preserve">Designer's note   </w:t>
+      </w:r>
+      <w:r>
+        <w:rPr>
+          <w:rFonts w:ascii="Calibri" w:cs="Calibri" w:eastAsia="Calibri" w:hAnsi="Calibri"/>
+          <w:i/>
+          <w:iCs/>
+          <w:color w:val="6B6B78"/>
+          <w:sz w:val="19"/>
+          <w:szCs w:val="19"/>
+        </w:rPr>
+        <w:t xml:space="preserve">Measured over 150 games at every table size, the last two quarters still carry between a third and two fifths of the winning score, so the short game does not end before anything compounds. It is also markedly gentler than the full game: no seat ever ended with nothing standing, against one in twenty-five to one in twelve, and a player last at halfway reached the top half about a third of the time. The one figure that moved the wrong way is cash, which is about a quarter of a winning score here against an eighth in the full game - the points Megacorps used to carry went to cash and to industry debuts. Somebody taught here learns to sit on money in a game that rewards it more than the real one does.</w:t>
       </w:r>
     </w:p>
     <w:p>
@@ -12923,7 +13902,7 @@
                 <w:sz w:val="19"/>
                 <w:szCs w:val="19"/>
               </w:rPr>
-              <w:t xml:space="preserve">road price (1-6) + $3 per structure on it or orthogonally touching + $1 if it touches a hub</w:t>
+              <w:t xml:space="preserve">road price (1-6) + $3 per structure on it or orthogonally touching (a hub is a structure)</w:t>
             </w:r>
           </w:p>
         </w:tc>

--- a/Entrepreneurs_Rulebook_v20_Designers_Edition.docx
+++ b/Entrepreneurs_Rulebook_v20_Designers_Edition.docx
@@ -12753,6 +12753,89 @@
                 <w:sz w:val="19"/>
                 <w:szCs w:val="19"/>
               </w:rPr>
+              <w:t xml:space="preserve">Personas</w:t>
+            </w:r>
+          </w:p>
+        </w:tc>
+        <w:tc>
+          <w:tcPr>
+            <w:tcW w:type="dxa" w:w="3469"/>
+            <w:tcMar>
+              <w:top w:type="dxa" w:w="60"/>
+              <w:left w:type="dxa" w:w="100"/>
+              <w:bottom w:type="dxa" w:w="60"/>
+              <w:right w:type="dxa" w:w="100"/>
+            </w:tcMar>
+          </w:tcPr>
+          <w:p>
+            <w:pPr>
+              <w:spacing w:after="0" w:line="252"/>
+            </w:pPr>
+            <w:r>
+              <w:rPr>
+                <w:rFonts w:ascii="Calibri" w:cs="Calibri" w:eastAsia="Calibri" w:hAnsi="Calibri"/>
+                <w:b w:val="false"/>
+                <w:bCs w:val="false"/>
+                <w:color w:val="1A1A1A"/>
+                <w:sz w:val="19"/>
+                <w:szCs w:val="19"/>
+              </w:rPr>
+              <w:t xml:space="preserve">one each</w:t>
+            </w:r>
+          </w:p>
+        </w:tc>
+        <w:tc>
+          <w:tcPr>
+            <w:tcW w:type="dxa" w:w="3470"/>
+            <w:tcMar>
+              <w:top w:type="dxa" w:w="60"/>
+              <w:left w:type="dxa" w:w="100"/>
+              <w:bottom w:type="dxa" w:w="60"/>
+              <w:right w:type="dxa" w:w="100"/>
+            </w:tcMar>
+          </w:tcPr>
+          <w:p>
+            <w:pPr>
+              <w:spacing w:after="0" w:line="252"/>
+            </w:pPr>
+            <w:r>
+              <w:rPr>
+                <w:rFonts w:ascii="Calibri" w:cs="Calibri" w:eastAsia="Calibri" w:hAnsi="Calibri"/>
+                <w:b w:val="false"/>
+                <w:bCs w:val="false"/>
+                <w:color w:val="1A1A1A"/>
+                <w:sz w:val="19"/>
+                <w:szCs w:val="19"/>
+              </w:rPr>
+              <w:t xml:space="preserve">none</w:t>
+            </w:r>
+          </w:p>
+        </w:tc>
+      </w:tr>
+      <w:tr>
+        <w:tc>
+          <w:tcPr>
+            <w:tcW w:type="dxa" w:w="2699"/>
+            <w:tcMar>
+              <w:top w:type="dxa" w:w="60"/>
+              <w:left w:type="dxa" w:w="100"/>
+              <w:bottom w:type="dxa" w:w="60"/>
+              <w:right w:type="dxa" w:w="100"/>
+            </w:tcMar>
+          </w:tcPr>
+          <w:p>
+            <w:pPr>
+              <w:spacing w:after="0" w:line="252"/>
+            </w:pPr>
+            <w:r>
+              <w:rPr>
+                <w:rFonts w:ascii="Calibri" w:cs="Calibri" w:eastAsia="Calibri" w:hAnsi="Calibri"/>
+                <w:b/>
+                <w:bCs/>
+                <w:color w:val="1A1A1A"/>
+                <w:sz w:val="19"/>
+                <w:szCs w:val="19"/>
+              </w:rPr>
               <w:t xml:space="preserve">Discs</w:t>
             </w:r>
           </w:p>
@@ -13121,6 +13204,20 @@
           <w:szCs w:val="21"/>
         </w:rPr>
         <w:t xml:space="preserve">LEVELS STILL EXIST even though nothing is upgraded. RESEARCH draws the top card of a deck and the decks are shuffled whole, so a level 2 or level 3 card can be drawn and built outright. That is how you get a bigger company, and the only way to reach the fourth demand column.</w:t>
+      </w:r>
+    </w:p>
+    <w:p>
+      <w:pPr>
+        <w:spacing w:after="120" w:line="276"/>
+      </w:pPr>
+      <w:r>
+        <w:rPr>
+          <w:rFonts w:ascii="Calibri" w:cs="Calibri" w:eastAsia="Calibri" w:hAnsi="Calibri"/>
+          <w:color w:val="1A1A1A"/>
+          <w:sz w:val="21"/>
+          <w:szCs w:val="21"/>
+        </w:rPr>
+        <w:t xml:space="preserve">NOBODY HAS A PERSONA. All six industries are here and all six play exactly as they do in the full game, but no player is dealt a specialism. Two of the six personas change how you upgrade, and nothing is upgraded here, so they would do nothing at all - but dealing the other four and not those two would be worse than dealing none. A persona is an asymmetric power that has to be read, understood and weighed against the draft before the first card is taken, which is the kind of second explanation this mode exists without. Everybody plays the same game on their first evening.</w:t>
       </w:r>
     </w:p>
     <w:p>

--- a/Entrepreneurs_Rulebook_v20_Designers_Edition.docx
+++ b/Entrepreneurs_Rulebook_v20_Designers_Edition.docx
@@ -12255,7 +12255,7 @@
                 <w:sz w:val="19"/>
                 <w:szCs w:val="19"/>
               </w:rPr>
-              <w:t xml:space="preserve">Length</w:t>
+              <w:t xml:space="preserve">Players</w:t>
             </w:r>
           </w:p>
         </w:tc>
@@ -12282,7 +12282,7 @@
                 <w:sz w:val="19"/>
                 <w:szCs w:val="19"/>
               </w:rPr>
-              <w:t xml:space="preserve">12 quarters, 3 years</w:t>
+              <w:t xml:space="preserve">2-6</w:t>
             </w:r>
           </w:p>
         </w:tc>
@@ -12309,7 +12309,7 @@
                 <w:sz w:val="19"/>
                 <w:szCs w:val="19"/>
               </w:rPr>
-              <w:t xml:space="preserve">8 quarters, 2 years</w:t>
+              <w:t xml:space="preserve">2-4</w:t>
             </w:r>
           </w:p>
         </w:tc>
@@ -12338,7 +12338,7 @@
                 <w:sz w:val="19"/>
                 <w:szCs w:val="19"/>
               </w:rPr>
-              <w:t xml:space="preserve">Raise Capital</w:t>
+              <w:t xml:space="preserve">Length</w:t>
             </w:r>
           </w:p>
         </w:tc>
@@ -12365,7 +12365,7 @@
                 <w:sz w:val="19"/>
                 <w:szCs w:val="19"/>
               </w:rPr>
-              <w:t xml:space="preserve">LOAN or SELL</w:t>
+              <w:t xml:space="preserve">12 quarters, 3 years</w:t>
             </w:r>
           </w:p>
         </w:tc>
@@ -12392,7 +12392,7 @@
                 <w:sz w:val="19"/>
                 <w:szCs w:val="19"/>
               </w:rPr>
-              <w:t xml:space="preserve">LOAN</w:t>
+              <w:t xml:space="preserve">8 quarters, 2 years</w:t>
             </w:r>
           </w:p>
         </w:tc>
@@ -12421,7 +12421,7 @@
                 <w:sz w:val="19"/>
                 <w:szCs w:val="19"/>
               </w:rPr>
-              <w:t xml:space="preserve">M&amp;A</w:t>
+              <w:t xml:space="preserve">Raise Capital</w:t>
             </w:r>
           </w:p>
         </w:tc>
@@ -12448,7 +12448,7 @@
                 <w:sz w:val="19"/>
                 <w:szCs w:val="19"/>
               </w:rPr>
-              <w:t xml:space="preserve">BUY or LAUNCH</w:t>
+              <w:t xml:space="preserve">LOAN or SELL</w:t>
             </w:r>
           </w:p>
         </w:tc>
@@ -12475,7 +12475,7 @@
                 <w:sz w:val="19"/>
                 <w:szCs w:val="19"/>
               </w:rPr>
-              <w:t xml:space="preserve">LAUNCH</w:t>
+              <w:t xml:space="preserve">LOAN</w:t>
             </w:r>
           </w:p>
         </w:tc>
@@ -12504,7 +12504,7 @@
                 <w:sz w:val="19"/>
                 <w:szCs w:val="19"/>
               </w:rPr>
-              <w:t xml:space="preserve">R&amp;D</w:t>
+              <w:t xml:space="preserve">M&amp;A</w:t>
             </w:r>
           </w:p>
         </w:tc>
@@ -12531,7 +12531,7 @@
                 <w:sz w:val="19"/>
                 <w:szCs w:val="19"/>
               </w:rPr>
-              <w:t xml:space="preserve">RESEARCH or UPGRADE</w:t>
+              <w:t xml:space="preserve">BUY or LAUNCH</w:t>
             </w:r>
           </w:p>
         </w:tc>
@@ -12558,7 +12558,7 @@
                 <w:sz w:val="19"/>
                 <w:szCs w:val="19"/>
               </w:rPr>
-              <w:t xml:space="preserve">RESEARCH</w:t>
+              <w:t xml:space="preserve">LAUNCH</w:t>
             </w:r>
           </w:p>
         </w:tc>
@@ -12587,7 +12587,7 @@
                 <w:sz w:val="19"/>
                 <w:szCs w:val="19"/>
               </w:rPr>
-              <w:t xml:space="preserve">Board Meeting</w:t>
+              <w:t xml:space="preserve">R&amp;D</w:t>
             </w:r>
           </w:p>
         </w:tc>
@@ -12614,7 +12614,7 @@
                 <w:sz w:val="19"/>
                 <w:szCs w:val="19"/>
               </w:rPr>
-              <w:t xml:space="preserve">GO PUBLIC or REPOSITION</w:t>
+              <w:t xml:space="preserve">RESEARCH or UPGRADE</w:t>
             </w:r>
           </w:p>
         </w:tc>
@@ -12641,7 +12641,7 @@
                 <w:sz w:val="19"/>
                 <w:szCs w:val="19"/>
               </w:rPr>
-              <w:t xml:space="preserve">REPOSITION</w:t>
+              <w:t xml:space="preserve">RESEARCH</w:t>
             </w:r>
           </w:p>
         </w:tc>
@@ -12670,7 +12670,7 @@
                 <w:sz w:val="19"/>
                 <w:szCs w:val="19"/>
               </w:rPr>
-              <w:t xml:space="preserve">Megacorps</w:t>
+              <w:t xml:space="preserve">Board Meeting</w:t>
             </w:r>
           </w:p>
         </w:tc>
@@ -12697,7 +12697,7 @@
                 <w:sz w:val="19"/>
                 <w:szCs w:val="19"/>
               </w:rPr>
-              <w:t xml:space="preserve">yes</w:t>
+              <w:t xml:space="preserve">GO PUBLIC or REPOSITION</w:t>
             </w:r>
           </w:p>
         </w:tc>
@@ -12724,7 +12724,7 @@
                 <w:sz w:val="19"/>
                 <w:szCs w:val="19"/>
               </w:rPr>
-              <w:t xml:space="preserve">no</w:t>
+              <w:t xml:space="preserve">REPOSITION</w:t>
             </w:r>
           </w:p>
         </w:tc>
@@ -12753,6 +12753,89 @@
                 <w:sz w:val="19"/>
                 <w:szCs w:val="19"/>
               </w:rPr>
+              <w:t xml:space="preserve">Megacorps</w:t>
+            </w:r>
+          </w:p>
+        </w:tc>
+        <w:tc>
+          <w:tcPr>
+            <w:tcW w:type="dxa" w:w="3469"/>
+            <w:tcMar>
+              <w:top w:type="dxa" w:w="60"/>
+              <w:left w:type="dxa" w:w="100"/>
+              <w:bottom w:type="dxa" w:w="60"/>
+              <w:right w:type="dxa" w:w="100"/>
+            </w:tcMar>
+          </w:tcPr>
+          <w:p>
+            <w:pPr>
+              <w:spacing w:after="0" w:line="252"/>
+            </w:pPr>
+            <w:r>
+              <w:rPr>
+                <w:rFonts w:ascii="Calibri" w:cs="Calibri" w:eastAsia="Calibri" w:hAnsi="Calibri"/>
+                <w:b w:val="false"/>
+                <w:bCs w:val="false"/>
+                <w:color w:val="1A1A1A"/>
+                <w:sz w:val="19"/>
+                <w:szCs w:val="19"/>
+              </w:rPr>
+              <w:t xml:space="preserve">yes</w:t>
+            </w:r>
+          </w:p>
+        </w:tc>
+        <w:tc>
+          <w:tcPr>
+            <w:tcW w:type="dxa" w:w="3470"/>
+            <w:tcMar>
+              <w:top w:type="dxa" w:w="60"/>
+              <w:left w:type="dxa" w:w="100"/>
+              <w:bottom w:type="dxa" w:w="60"/>
+              <w:right w:type="dxa" w:w="100"/>
+            </w:tcMar>
+          </w:tcPr>
+          <w:p>
+            <w:pPr>
+              <w:spacing w:after="0" w:line="252"/>
+            </w:pPr>
+            <w:r>
+              <w:rPr>
+                <w:rFonts w:ascii="Calibri" w:cs="Calibri" w:eastAsia="Calibri" w:hAnsi="Calibri"/>
+                <w:b w:val="false"/>
+                <w:bCs w:val="false"/>
+                <w:color w:val="1A1A1A"/>
+                <w:sz w:val="19"/>
+                <w:szCs w:val="19"/>
+              </w:rPr>
+              <w:t xml:space="preserve">no</w:t>
+            </w:r>
+          </w:p>
+        </w:tc>
+      </w:tr>
+      <w:tr>
+        <w:tc>
+          <w:tcPr>
+            <w:tcW w:type="dxa" w:w="2699"/>
+            <w:tcMar>
+              <w:top w:type="dxa" w:w="60"/>
+              <w:left w:type="dxa" w:w="100"/>
+              <w:bottom w:type="dxa" w:w="60"/>
+              <w:right w:type="dxa" w:w="100"/>
+            </w:tcMar>
+          </w:tcPr>
+          <w:p>
+            <w:pPr>
+              <w:spacing w:after="0" w:line="252"/>
+            </w:pPr>
+            <w:r>
+              <w:rPr>
+                <w:rFonts w:ascii="Calibri" w:cs="Calibri" w:eastAsia="Calibri" w:hAnsi="Calibri"/>
+                <w:b/>
+                <w:bCs/>
+                <w:color w:val="1A1A1A"/>
+                <w:sz w:val="19"/>
+                <w:szCs w:val="19"/>
+              </w:rPr>
               <w:t xml:space="preserve">Personas</w:t>
             </w:r>
           </w:p>
@@ -12780,7 +12863,7 @@
                 <w:sz w:val="19"/>
                 <w:szCs w:val="19"/>
               </w:rPr>
-              <w:t xml:space="preserve">one each</w:t>
+              <w:t xml:space="preserve">one each, six exist</w:t>
             </w:r>
           </w:p>
         </w:tc>
@@ -12807,7 +12890,7 @@
                 <w:sz w:val="19"/>
                 <w:szCs w:val="19"/>
               </w:rPr>
-              <w:t xml:space="preserve">none</w:t>
+              <w:t xml:space="preserve">one each, four exist</w:t>
             </w:r>
           </w:p>
         </w:tc>
@@ -13217,7 +13300,21 @@
           <w:sz w:val="21"/>
           <w:szCs w:val="21"/>
         </w:rPr>
-        <w:t xml:space="preserve">NOBODY HAS A PERSONA. All six industries are here and all six play exactly as they do in the full game, but no player is dealt a specialism. Two of the six personas change how you upgrade, and nothing is upgraded here, so they would do nothing at all - but dealing the other four and not those two would be worse than dealing none. A persona is an asymmetric power that has to be read, understood and weighed against the draft before the first card is taken, which is the kind of second explanation this mode exists without. Everybody plays the same game on their first evening.</w:t>
+        <w:t xml:space="preserve">FOUR PERSONAS, AND FOUR SEATS. All six industries are here and play exactly as they do in the full game, but only four of the six personas are dealt. The Systems Architect and the Resort Developer both change how you UPGRADE, and nothing is upgraded here, so a player holding either would have a specialism that never comes up. The four that remain - the Public Health Director, the White-Label Supplier, the Supply Chain Expert and the Concession Holder - all act somewhere this mode still goes.</w:t>
+      </w:r>
+    </w:p>
+    <w:p>
+      <w:pPr>
+        <w:spacing w:after="120" w:line="276"/>
+      </w:pPr>
+      <w:r>
+        <w:rPr>
+          <w:rFonts w:ascii="Calibri" w:cs="Calibri" w:eastAsia="Calibri" w:hAnsi="Calibri"/>
+          <w:color w:val="1A1A1A"/>
+          <w:sz w:val="21"/>
+          <w:szCs w:val="21"/>
+        </w:rPr>
+        <w:t xml:space="preserve">That is also why the table seats four rather than six. Four personas dealt to four players means everybody has one and none is left over, so nobody is playing against a power that is not on the table.</w:t>
       </w:r>
     </w:p>
     <w:p>

--- a/Entrepreneurs_Rulebook_v20_Designers_Edition.docx
+++ b/Entrepreneurs_Rulebook_v20_Designers_Edition.docx
@@ -13359,7 +13359,7 @@
           <w:sz w:val="19"/>
           <w:szCs w:val="19"/>
         </w:rPr>
-        <w:t xml:space="preserve">Measured over 150 games at every table size, the last two quarters still carry between a third and two fifths of the winning score, so the short game does not end before anything compounds. It is also markedly gentler than the full game: no seat ever ended with nothing standing, against one in twenty-five to one in twelve, and a player last at halfway reached the top half about a third of the time. The one figure that moved the wrong way is cash, which is about a quarter of a winning score here against an eighth in the full game - the points Megacorps used to carry went to cash and to industry debuts. Somebody taught here learns to sit on money in a game that rewards it more than the real one does.</w:t>
+        <w:t xml:space="preserve">Measured over 200 games at each of the three table sizes, the last two quarters still carry a third to two fifths of the winning score, so the short game does not end before anything compounds. It is also markedly gentler than the full game: no seat ever ended with nothing standing, against one in twenty-eight to one in thirteen, and a player last at halfway reached the top half between a third and nearly a half of the time. The one figure that moved the wrong way is cash, which is a fifth to a quarter of a winning score here against about a seventh in the full game - the points Megacorps used to carry went to cash and to industry debuts. Somebody taught here learns to sit on money in a game that rewards it more than the real one does.</w:t>
       </w:r>
     </w:p>
     <w:p>

--- a/Entrepreneurs_Rulebook_v20_Designers_Edition.docx
+++ b/Entrepreneurs_Rulebook_v20_Designers_Edition.docx
@@ -13329,6 +13329,34 @@
           <w:szCs w:val="21"/>
         </w:rPr>
         <w:t xml:space="preserve">A COMPANY YOU LOSE IS GONE. Solvency works exactly as it does in the full game, and it is the only way a company leaves your board. Its ground goes with it and nobody can buy it back.</w:t>
+      </w:r>
+    </w:p>
+    <w:p>
+      <w:pPr>
+        <w:spacing w:after="120" w:line="276"/>
+      </w:pPr>
+      <w:r>
+        <w:rPr>
+          <w:rFonts w:ascii="Calibri" w:cs="Calibri" w:eastAsia="Calibri" w:hAnsi="Calibri"/>
+          <w:color w:val="1A1A1A"/>
+          <w:sz w:val="21"/>
+          <w:szCs w:val="21"/>
+        </w:rPr>
+        <w:t xml:space="preserve">CASH ONLY SCORES IF YOU SPEND IT. There is no land to buy, nothing to upgrade and no Megacorp to form, so money has nowhere to go and piles up - measured, a seat ended this mode holding as much cash as a full game three quarters longer. Here it buys EP outright at a year end, and nowhere else. Money still in front of you when the game ends is worth nothing at all.</w:t>
+      </w:r>
+    </w:p>
+    <w:p>
+      <w:pPr>
+        <w:spacing w:after="120" w:line="276"/>
+      </w:pPr>
+      <w:r>
+        <w:rPr>
+          <w:rFonts w:ascii="Calibri" w:cs="Calibri" w:eastAsia="Calibri" w:hAnsi="Calibri"/>
+          <w:color w:val="1A1A1A"/>
+          <w:sz w:val="21"/>
+          <w:szCs w:val="21"/>
+        </w:rPr>
+        <w:t xml:space="preserve">AND THE PRICE RISES. EP cost $50 each at the end of Year 1 and $100 each at the end of Year 2. Buying early is half price, and the catch is that early is exactly when you are poorest and need the money to build. That is the decision: build now, or bank the points cheaply. In the full game cash scores on its own at $50 a point, with no window and no deadline.</w:t>
       </w:r>
     </w:p>
     <w:p>

--- a/Entrepreneurs_Rulebook_v20_Designers_Edition.docx
+++ b/Entrepreneurs_Rulebook_v20_Designers_Edition.docx
@@ -7098,7 +7098,7 @@
           <w:sz w:val="21"/>
           <w:szCs w:val="21"/>
         </w:rPr>
-        <w:t xml:space="preserve">The Real-Estate Mogul and The Omnipresent are awarded - 5 EP each to the outright leader at 2-3 players, 10 EP each at 4 or more. They are also paid at the final quarter if the game is called before Q12.</w:t>
+        <w:t xml:space="preserve">The Real-Estate Mogul and The Omnipresent are awarded - 4 EP plus the number of players, to the outright leader alone, so 6 EP at two seats rising to 10 at six. They are also paid at the final quarter if the game is called before Q12.</w:t>
       </w:r>
     </w:p>
     <w:p>
@@ -10735,7 +10735,7 @@
                 <w:sz w:val="19"/>
                 <w:szCs w:val="19"/>
               </w:rPr>
-              <w:t xml:space="preserve">+5 to the leader alone, +10 at 4+ players</w:t>
+              <w:t xml:space="preserve">+4 plus the number of players, to the leader alone</w:t>
             </w:r>
           </w:p>
         </w:tc>
@@ -10791,7 +10791,7 @@
                 <w:sz w:val="19"/>
                 <w:szCs w:val="19"/>
               </w:rPr>
-              <w:t xml:space="preserve">+5 to the leader alone, +10 at 4+ players</w:t>
+              <w:t xml:space="preserve">+4 plus the number of players, to the leader alone</w:t>
             </w:r>
           </w:p>
         </w:tc>

--- a/Entrepreneurs_Rulebook_v20_Designers_Edition.docx
+++ b/Entrepreneurs_Rulebook_v20_Designers_Edition.docx
@@ -4527,7 +4527,7 @@
                 <w:sz w:val="19"/>
                 <w:szCs w:val="19"/>
               </w:rPr>
-              <w:t xml:space="preserve">15 / 4 / 4</w:t>
+              <w:t xml:space="preserve">15 / 6 / 3</w:t>
             </w:r>
           </w:p>
         </w:tc>
@@ -4554,7 +4554,7 @@
                 <w:sz w:val="19"/>
                 <w:szCs w:val="19"/>
               </w:rPr>
-              <w:t xml:space="preserve">20 / 7 / 8</w:t>
+              <w:t xml:space="preserve">20 / 11 / 6</w:t>
             </w:r>
           </w:p>
         </w:tc>
@@ -4581,7 +4581,7 @@
                 <w:sz w:val="19"/>
                 <w:szCs w:val="19"/>
               </w:rPr>
-              <w:t xml:space="preserve">30 / 10 / 16</w:t>
+              <w:t xml:space="preserve">30 / 15 / 12</w:t>
             </w:r>
           </w:p>
         </w:tc>
@@ -4637,7 +4637,7 @@
                 <w:sz w:val="19"/>
                 <w:szCs w:val="19"/>
               </w:rPr>
-              <w:t xml:space="preserve">10 / 5 / 4</w:t>
+              <w:t xml:space="preserve">15 / 10 / 4</w:t>
             </w:r>
           </w:p>
         </w:tc>
@@ -4664,7 +4664,7 @@
                 <w:sz w:val="19"/>
                 <w:szCs w:val="19"/>
               </w:rPr>
-              <w:t xml:space="preserve">15 / 9 / 8</w:t>
+              <w:t xml:space="preserve">23 / 18 / 8</w:t>
             </w:r>
           </w:p>
         </w:tc>
@@ -4691,7 +4691,7 @@
                 <w:sz w:val="19"/>
                 <w:szCs w:val="19"/>
               </w:rPr>
-              <w:t xml:space="preserve">25 / 14 / 16</w:t>
+              <w:t xml:space="preserve">38 / 28 / 16</w:t>
             </w:r>
           </w:p>
         </w:tc>
@@ -4747,7 +4747,7 @@
                 <w:sz w:val="19"/>
                 <w:szCs w:val="19"/>
               </w:rPr>
-              <w:t xml:space="preserve">10 / 6 / 3</w:t>
+              <w:t xml:space="preserve">10 / 6 / 2</w:t>
             </w:r>
           </w:p>
         </w:tc>
@@ -4774,7 +4774,7 @@
                 <w:sz w:val="19"/>
                 <w:szCs w:val="19"/>
               </w:rPr>
-              <w:t xml:space="preserve">15 / 10 / 6</w:t>
+              <w:t xml:space="preserve">15 / 10 / 4</w:t>
             </w:r>
           </w:p>
         </w:tc>
@@ -4801,7 +4801,7 @@
                 <w:sz w:val="19"/>
                 <w:szCs w:val="19"/>
               </w:rPr>
-              <w:t xml:space="preserve">25 / 16 / 12</w:t>
+              <w:t xml:space="preserve">25 / 16 / 8</w:t>
             </w:r>
           </w:p>
         </w:tc>
@@ -4857,7 +4857,7 @@
                 <w:sz w:val="19"/>
                 <w:szCs w:val="19"/>
               </w:rPr>
-              <w:t xml:space="preserve">20 / 4 / 3</w:t>
+              <w:t xml:space="preserve">20 / 8 / 4</w:t>
             </w:r>
           </w:p>
         </w:tc>
@@ -4884,7 +4884,7 @@
                 <w:sz w:val="19"/>
                 <w:szCs w:val="19"/>
               </w:rPr>
-              <w:t xml:space="preserve">35 / 7 / 6</w:t>
+              <w:t xml:space="preserve">35 / 14 / 8</w:t>
             </w:r>
           </w:p>
         </w:tc>
@@ -4911,7 +4911,7 @@
                 <w:sz w:val="19"/>
                 <w:szCs w:val="19"/>
               </w:rPr>
-              <w:t xml:space="preserve">60 / 10 / 12</w:t>
+              <w:t xml:space="preserve">60 / 20 / 16</w:t>
             </w:r>
           </w:p>
         </w:tc>
@@ -4967,7 +4967,7 @@
                 <w:sz w:val="19"/>
                 <w:szCs w:val="19"/>
               </w:rPr>
-              <w:t xml:space="preserve">20 / 5 / 2</w:t>
+              <w:t xml:space="preserve">20 / 10 / 3</w:t>
             </w:r>
           </w:p>
         </w:tc>
@@ -4994,7 +4994,7 @@
                 <w:sz w:val="19"/>
                 <w:szCs w:val="19"/>
               </w:rPr>
-              <w:t xml:space="preserve">35 / 9 / 4</w:t>
+              <w:t xml:space="preserve">35 / 18 / 6</w:t>
             </w:r>
           </w:p>
         </w:tc>
@@ -5021,7 +5021,7 @@
                 <w:sz w:val="19"/>
                 <w:szCs w:val="19"/>
               </w:rPr>
-              <w:t xml:space="preserve">60 / 14 / 8</w:t>
+              <w:t xml:space="preserve">60 / 28 / 12</w:t>
             </w:r>
           </w:p>
         </w:tc>
@@ -5077,7 +5077,7 @@
                 <w:sz w:val="19"/>
                 <w:szCs w:val="19"/>
               </w:rPr>
-              <w:t xml:space="preserve">15 / 6 / 2</w:t>
+              <w:t xml:space="preserve">10 / 8 / 2</w:t>
             </w:r>
           </w:p>
         </w:tc>
@@ -5104,7 +5104,7 @@
                 <w:sz w:val="19"/>
                 <w:szCs w:val="19"/>
               </w:rPr>
-              <w:t xml:space="preserve">25 / 10 / 4</w:t>
+              <w:t xml:space="preserve">17 / 13 / 4</w:t>
             </w:r>
           </w:p>
         </w:tc>
@@ -5131,7 +5131,7 @@
                 <w:sz w:val="19"/>
                 <w:szCs w:val="19"/>
               </w:rPr>
-              <w:t xml:space="preserve">40 / 16 / 8</w:t>
+              <w:t xml:space="preserve">27 / 21 / 8</w:t>
             </w:r>
           </w:p>
         </w:tc>
@@ -5359,7 +5359,7 @@
                 <w:sz w:val="19"/>
                 <w:szCs w:val="19"/>
               </w:rPr>
-              <w:t xml:space="preserve">HO</w:t>
+              <w:t xml:space="preserve">TE</w:t>
             </w:r>
           </w:p>
         </w:tc>
@@ -5386,7 +5386,7 @@
                 <w:sz w:val="19"/>
                 <w:szCs w:val="19"/>
               </w:rPr>
-              <w:t xml:space="preserve">TE</w:t>
+              <w:t xml:space="preserve">HC</w:t>
             </w:r>
           </w:p>
         </w:tc>
@@ -5413,7 +5413,7 @@
                 <w:sz w:val="19"/>
                 <w:szCs w:val="19"/>
               </w:rPr>
-              <w:t xml:space="preserve">HC</w:t>
+              <w:t xml:space="preserve">MA</w:t>
             </w:r>
           </w:p>
         </w:tc>
@@ -5469,61 +5469,61 @@
                 <w:sz w:val="19"/>
                 <w:szCs w:val="19"/>
               </w:rPr>
+              <w:t xml:space="preserve">UT</w:t>
+            </w:r>
+          </w:p>
+        </w:tc>
+        <w:tc>
+          <w:tcPr>
+            <w:tcW w:type="dxa" w:w="2313"/>
+            <w:tcMar>
+              <w:top w:type="dxa" w:w="60"/>
+              <w:left w:type="dxa" w:w="100"/>
+              <w:bottom w:type="dxa" w:w="60"/>
+              <w:right w:type="dxa" w:w="100"/>
+            </w:tcMar>
+          </w:tcPr>
+          <w:p>
+            <w:pPr>
+              <w:spacing w:after="0" w:line="252"/>
+            </w:pPr>
+            <w:r>
+              <w:rPr>
+                <w:rFonts w:ascii="Calibri" w:cs="Calibri" w:eastAsia="Calibri" w:hAnsi="Calibri"/>
+                <w:b w:val="false"/>
+                <w:bCs w:val="false"/>
+                <w:color w:val="1A1A1A"/>
+                <w:sz w:val="19"/>
+                <w:szCs w:val="19"/>
+              </w:rPr>
+              <w:t xml:space="preserve">HO</w:t>
+            </w:r>
+          </w:p>
+        </w:tc>
+        <w:tc>
+          <w:tcPr>
+            <w:tcW w:type="dxa" w:w="2313"/>
+            <w:tcMar>
+              <w:top w:type="dxa" w:w="60"/>
+              <w:left w:type="dxa" w:w="100"/>
+              <w:bottom w:type="dxa" w:w="60"/>
+              <w:right w:type="dxa" w:w="100"/>
+            </w:tcMar>
+          </w:tcPr>
+          <w:p>
+            <w:pPr>
+              <w:spacing w:after="0" w:line="252"/>
+            </w:pPr>
+            <w:r>
+              <w:rPr>
+                <w:rFonts w:ascii="Calibri" w:cs="Calibri" w:eastAsia="Calibri" w:hAnsi="Calibri"/>
+                <w:b w:val="false"/>
+                <w:bCs w:val="false"/>
+                <w:color w:val="1A1A1A"/>
+                <w:sz w:val="19"/>
+                <w:szCs w:val="19"/>
+              </w:rPr>
               <w:t xml:space="preserve">TE</w:t>
-            </w:r>
-          </w:p>
-        </w:tc>
-        <w:tc>
-          <w:tcPr>
-            <w:tcW w:type="dxa" w:w="2313"/>
-            <w:tcMar>
-              <w:top w:type="dxa" w:w="60"/>
-              <w:left w:type="dxa" w:w="100"/>
-              <w:bottom w:type="dxa" w:w="60"/>
-              <w:right w:type="dxa" w:w="100"/>
-            </w:tcMar>
-          </w:tcPr>
-          <w:p>
-            <w:pPr>
-              <w:spacing w:after="0" w:line="252"/>
-            </w:pPr>
-            <w:r>
-              <w:rPr>
-                <w:rFonts w:ascii="Calibri" w:cs="Calibri" w:eastAsia="Calibri" w:hAnsi="Calibri"/>
-                <w:b w:val="false"/>
-                <w:bCs w:val="false"/>
-                <w:color w:val="1A1A1A"/>
-                <w:sz w:val="19"/>
-                <w:szCs w:val="19"/>
-              </w:rPr>
-              <w:t xml:space="preserve">HO</w:t>
-            </w:r>
-          </w:p>
-        </w:tc>
-        <w:tc>
-          <w:tcPr>
-            <w:tcW w:type="dxa" w:w="2313"/>
-            <w:tcMar>
-              <w:top w:type="dxa" w:w="60"/>
-              <w:left w:type="dxa" w:w="100"/>
-              <w:bottom w:type="dxa" w:w="60"/>
-              <w:right w:type="dxa" w:w="100"/>
-            </w:tcMar>
-          </w:tcPr>
-          <w:p>
-            <w:pPr>
-              <w:spacing w:after="0" w:line="252"/>
-            </w:pPr>
-            <w:r>
-              <w:rPr>
-                <w:rFonts w:ascii="Calibri" w:cs="Calibri" w:eastAsia="Calibri" w:hAnsi="Calibri"/>
-                <w:b w:val="false"/>
-                <w:bCs w:val="false"/>
-                <w:color w:val="1A1A1A"/>
-                <w:sz w:val="19"/>
-                <w:szCs w:val="19"/>
-              </w:rPr>
-              <w:t xml:space="preserve">MA</w:t>
             </w:r>
           </w:p>
         </w:tc>
@@ -5579,34 +5579,34 @@
                 <w:sz w:val="19"/>
                 <w:szCs w:val="19"/>
               </w:rPr>
+              <w:t xml:space="preserve">HC</w:t>
+            </w:r>
+          </w:p>
+        </w:tc>
+        <w:tc>
+          <w:tcPr>
+            <w:tcW w:type="dxa" w:w="2313"/>
+            <w:tcMar>
+              <w:top w:type="dxa" w:w="60"/>
+              <w:left w:type="dxa" w:w="100"/>
+              <w:bottom w:type="dxa" w:w="60"/>
+              <w:right w:type="dxa" w:w="100"/>
+            </w:tcMar>
+          </w:tcPr>
+          <w:p>
+            <w:pPr>
+              <w:spacing w:after="0" w:line="252"/>
+            </w:pPr>
+            <w:r>
+              <w:rPr>
+                <w:rFonts w:ascii="Calibri" w:cs="Calibri" w:eastAsia="Calibri" w:hAnsi="Calibri"/>
+                <w:b w:val="false"/>
+                <w:bCs w:val="false"/>
+                <w:color w:val="1A1A1A"/>
+                <w:sz w:val="19"/>
+                <w:szCs w:val="19"/>
+              </w:rPr>
               <w:t xml:space="preserve">MA</w:t>
-            </w:r>
-          </w:p>
-        </w:tc>
-        <w:tc>
-          <w:tcPr>
-            <w:tcW w:type="dxa" w:w="2313"/>
-            <w:tcMar>
-              <w:top w:type="dxa" w:w="60"/>
-              <w:left w:type="dxa" w:w="100"/>
-              <w:bottom w:type="dxa" w:w="60"/>
-              <w:right w:type="dxa" w:w="100"/>
-            </w:tcMar>
-          </w:tcPr>
-          <w:p>
-            <w:pPr>
-              <w:spacing w:after="0" w:line="252"/>
-            </w:pPr>
-            <w:r>
-              <w:rPr>
-                <w:rFonts w:ascii="Calibri" w:cs="Calibri" w:eastAsia="Calibri" w:hAnsi="Calibri"/>
-                <w:b w:val="false"/>
-                <w:bCs w:val="false"/>
-                <w:color w:val="1A1A1A"/>
-                <w:sz w:val="19"/>
-                <w:szCs w:val="19"/>
-              </w:rPr>
-              <w:t xml:space="preserve">HC</w:t>
             </w:r>
           </w:p>
         </w:tc>
@@ -5689,7 +5689,7 @@
                 <w:sz w:val="19"/>
                 <w:szCs w:val="19"/>
               </w:rPr>
-              <w:t xml:space="preserve">HC</w:t>
+              <w:t xml:space="preserve">HO</w:t>
             </w:r>
           </w:p>
         </w:tc>
@@ -5716,7 +5716,7 @@
                 <w:sz w:val="19"/>
                 <w:szCs w:val="19"/>
               </w:rPr>
-              <w:t xml:space="preserve">RE</w:t>
+              <w:t xml:space="preserve">TE</w:t>
             </w:r>
           </w:p>
         </w:tc>
@@ -5853,7 +5853,7 @@
                 <w:sz w:val="19"/>
                 <w:szCs w:val="19"/>
               </w:rPr>
-              <w:t xml:space="preserve">TE</w:t>
+              <w:t xml:space="preserve">HO</w:t>
             </w:r>
           </w:p>
         </w:tc>
@@ -5909,7 +5909,7 @@
                 <w:sz w:val="19"/>
                 <w:szCs w:val="19"/>
               </w:rPr>
-              <w:t xml:space="preserve">UT</w:t>
+              <w:t xml:space="preserve">MA</w:t>
             </w:r>
           </w:p>
         </w:tc>
@@ -5936,7 +5936,7 @@
                 <w:sz w:val="19"/>
                 <w:szCs w:val="19"/>
               </w:rPr>
-              <w:t xml:space="preserve">MA</w:t>
+              <w:t xml:space="preserve">RE</w:t>
             </w:r>
           </w:p>
         </w:tc>
@@ -5963,7 +5963,7 @@
                 <w:sz w:val="19"/>
                 <w:szCs w:val="19"/>
               </w:rPr>
-              <w:t xml:space="preserve">HO</w:t>
+              <w:t xml:space="preserve">HC</w:t>
             </w:r>
           </w:p>
         </w:tc>
@@ -6706,7 +6706,7 @@
                 <w:sz w:val="19"/>
                 <w:szCs w:val="19"/>
               </w:rPr>
-              <w:t xml:space="preserve">Sells into one extra district of your choice per level. Never uses hubs.</w:t>
+              <w:t xml:space="preserve">Opens BRANCHES - one shopfront per level, each on a plot somebody already owns, each in a district the chain can reach. It sells into every district it has a branch in. Never uses hubs.</w:t>
             </w:r>
           </w:p>
         </w:tc>
@@ -6940,6 +6940,163 @@
       <w:pPr>
         <w:spacing w:after="160"/>
       </w:pPr>
+    </w:p>
+    <w:p>
+      <w:pPr>
+        <w:pStyle w:val="Heading2"/>
+        <w:spacing w:after="100" w:before="240"/>
+      </w:pPr>
+      <w:r>
+        <w:rPr>
+          <w:rFonts w:ascii="Calibri" w:cs="Calibri" w:eastAsia="Calibri" w:hAnsi="Calibri"/>
+          <w:b/>
+          <w:bCs/>
+          <w:color w:val="1A1A1A"/>
+          <w:sz w:val="23"/>
+          <w:szCs w:val="23"/>
+        </w:rPr>
+        <w:t xml:space="preserve">Retail branches</w:t>
+      </w:r>
+    </w:p>
+    <w:p>
+      <w:pPr>
+        <w:spacing w:after="120" w:line="276"/>
+      </w:pPr>
+      <w:r>
+        <w:rPr>
+          <w:rFonts w:ascii="Calibri" w:cs="Calibri" w:eastAsia="Calibri" w:hAnsi="Calibri"/>
+          <w:color w:val="1A1A1A"/>
+          <w:sz w:val="21"/>
+          <w:szCs w:val="21"/>
+        </w:rPr>
+        <w:t xml:space="preserve">Retail does not reach further by declaring it. It OPENS A SHOPFRONT: one branch per level, each taking a plot of its own, and the company sells into every district it has a branch in as if it stood there.</w:t>
+      </w:r>
+    </w:p>
+    <w:p>
+      <w:pPr>
+        <w:pStyle w:val="ListParagraph"/>
+        <w:numPr>
+          <w:ilvl w:val="0"/>
+          <w:numId w:val="2"/>
+        </w:numPr>
+        <w:spacing w:after="60" w:line="276"/>
+      </w:pPr>
+      <w:r>
+        <w:rPr>
+          <w:rFonts w:ascii="Calibri" w:cs="Calibri" w:eastAsia="Calibri" w:hAnsi="Calibri"/>
+          <w:color w:val="1A1A1A"/>
+          <w:sz w:val="21"/>
+          <w:szCs w:val="21"/>
+        </w:rPr>
+        <w:t xml:space="preserve">A branch may only open on a plot SOMEBODY ALREADY OWNS - you or a rival - and the plot must be empty. It does not take the ground: the deed stays with its owner.</w:t>
+      </w:r>
+    </w:p>
+    <w:p>
+      <w:pPr>
+        <w:pStyle w:val="ListParagraph"/>
+        <w:numPr>
+          <w:ilvl w:val="0"/>
+          <w:numId w:val="2"/>
+        </w:numPr>
+        <w:spacing w:after="60" w:line="276"/>
+      </w:pPr>
+      <w:r>
+        <w:rPr>
+          <w:rFonts w:ascii="Calibri" w:cs="Calibri" w:eastAsia="Calibri" w:hAnsi="Calibri"/>
+          <w:color w:val="1A1A1A"/>
+          <w:sz w:val="21"/>
+          <w:szCs w:val="21"/>
+        </w:rPr>
+        <w:t xml:space="preserve">A branch on somebody else's plot pays them $2 of ground rent every quarter, exactly as a building standing on their land would.</w:t>
+      </w:r>
+    </w:p>
+    <w:p>
+      <w:pPr>
+        <w:pStyle w:val="ListParagraph"/>
+        <w:numPr>
+          <w:ilvl w:val="0"/>
+          <w:numId w:val="2"/>
+        </w:numPr>
+        <w:spacing w:after="60" w:line="276"/>
+      </w:pPr>
+      <w:r>
+        <w:rPr>
+          <w:rFonts w:ascii="Calibri" w:cs="Calibri" w:eastAsia="Calibri" w:hAnsi="Calibri"/>
+          <w:color w:val="1A1A1A"/>
+          <w:sz w:val="21"/>
+          <w:szCs w:val="21"/>
+        </w:rPr>
+        <w:t xml:space="preserve">Each branch must open in a district orthogonally beside one the chain already covers, counting the company's own plot and its existing branches. The chain joins up; it does not jump.</w:t>
+      </w:r>
+    </w:p>
+    <w:p>
+      <w:pPr>
+        <w:pStyle w:val="ListParagraph"/>
+        <w:numPr>
+          <w:ilvl w:val="0"/>
+          <w:numId w:val="2"/>
+        </w:numPr>
+        <w:spacing w:after="60" w:line="276"/>
+      </w:pPr>
+      <w:r>
+        <w:rPr>
+          <w:rFonts w:ascii="Calibri" w:cs="Calibri" w:eastAsia="Calibri" w:hAnsi="Calibri"/>
+          <w:color w:val="1A1A1A"/>
+          <w:sz w:val="21"/>
+          <w:szCs w:val="21"/>
+        </w:rPr>
+        <w:t xml:space="preserve">A branch takes a disc, like anything else you put on the board, and nobody can build on its plot while it stands.</w:t>
+      </w:r>
+    </w:p>
+    <w:p>
+      <w:pPr>
+        <w:pStyle w:val="ListParagraph"/>
+        <w:numPr>
+          <w:ilvl w:val="0"/>
+          <w:numId w:val="2"/>
+        </w:numPr>
+        <w:spacing w:after="60" w:line="276"/>
+      </w:pPr>
+      <w:r>
+        <w:rPr>
+          <w:rFonts w:ascii="Calibri" w:cs="Calibri" w:eastAsia="Calibri" w:hAnsi="Calibri"/>
+          <w:color w:val="1A1A1A"/>
+          <w:sz w:val="21"/>
+          <w:szCs w:val="21"/>
+        </w:rPr>
+        <w:t xml:space="preserve">Sell or lose the company and its shopfronts come down. The ground stays with whoever owned it.</w:t>
+      </w:r>
+    </w:p>
+    <w:p>
+      <w:pPr>
+        <w:pBdr>
+          <w:left w:val="single" w:color="4A3AB5" w:sz="12" w:space="10"/>
+        </w:pBdr>
+        <w:spacing w:after="160" w:before="120"/>
+        <w:ind w:left="240"/>
+      </w:pPr>
+      <w:r>
+        <w:rPr>
+          <w:rFonts w:ascii="Consolas" w:cs="Consolas" w:eastAsia="Consolas" w:hAnsi="Consolas"/>
+          <w:b/>
+          <w:bCs/>
+          <w:color w:val="4A3AB5"/>
+          <w:sz w:val="16"/>
+          <w:szCs w:val="16"/>
+        </w:rPr>
+        <w:t xml:space="preserve">Designer's note   </w:t>
+      </w:r>
+      <w:r>
+        <w:rPr>
+          <w:rFonts w:ascii="Calibri" w:cs="Calibri" w:eastAsia="Calibri" w:hAnsi="Calibri"/>
+          <w:i/>
+          <w:iCs/>
+          <w:color w:val="6B6B78"/>
+          <w:sz w:val="19"/>
+          <w:szCs w:val="19"/>
+        </w:rPr>
+        <w:t xml:space="preserve">The branch used to take free land for nothing - it looked only at plots nobody held, then wrote itself in as the owner, so the whole price was a disc while the same plot bought outright costs cash AND a disc. Retail was scaling its reach for free while every other industry paid for its ground, and it showed: Retail decided 26% of games at three players and took the largest share of the land awards once those were paid for built ground. Requiring the ground to be owned first drops that to 21.4% and brings its land award into line with Utilities and Manufacturing, while branches still open at 1.68 a game so the mechanic survives. Pricing the plot instead of restricting it was measured too and does almost nothing - plotValue is a rounding error against a Retail chain's cash flow. It is WHERE a branch may go that matters, not what it costs. See audit_setup.js --branchrent, --branchbuy and --branchpay.</w:t>
+      </w:r>
     </w:p>
     <w:p>
       <w:pPr>
@@ -10708,7 +10865,7 @@
                 <w:sz w:val="19"/>
                 <w:szCs w:val="19"/>
               </w:rPr>
-              <w:t xml:space="preserve">The Real-Estate Mogul - most plots owned, at every year end</w:t>
+              <w:t xml:space="preserve">The Real-Estate Mogul - most plots BUILT ON, at every year end</w:t>
             </w:r>
           </w:p>
         </w:tc>
@@ -10764,7 +10921,7 @@
                 <w:sz w:val="19"/>
                 <w:szCs w:val="19"/>
               </w:rPr>
-              <w:t xml:space="preserve">The Omnipresent - most districts you are present in, at every year end</w:t>
+              <w:t xml:space="preserve">The Omnipresent - most districts you have something standing in, at every year end</w:t>
             </w:r>
           </w:p>
         </w:tc>
@@ -10925,7 +11082,38 @@
           <w:sz w:val="21"/>
           <w:szCs w:val="21"/>
         </w:rPr>
-        <w:t xml:space="preserve">For The Omnipresent, a district counts if you own a plot in it or one of your active companies stands in it.</w:t>
+        <w:t xml:space="preserve">BOTH AWARDS COUNT BUILT GROUND, NOT OWNED GROUND. For The Real-Estate Mogul, a plot counts if one of your active companies stands on it; a plot you hold the deed to and have not built on counts for nothing. For The Omnipresent, a district counts if one of your companies stands in it or you have a Retail branch there - a shopfront is somewhere you ARE, which is why it counts here and not for the Mogul.</w:t>
+      </w:r>
+    </w:p>
+    <w:p>
+      <w:pPr>
+        <w:pBdr>
+          <w:left w:val="single" w:color="4A3AB5" w:sz="12" w:space="10"/>
+        </w:pBdr>
+        <w:spacing w:after="160" w:before="120"/>
+        <w:ind w:left="240"/>
+      </w:pPr>
+      <w:r>
+        <w:rPr>
+          <w:rFonts w:ascii="Consolas" w:cs="Consolas" w:eastAsia="Consolas" w:hAnsi="Consolas"/>
+          <w:b/>
+          <w:bCs/>
+          <w:color w:val="4A3AB5"/>
+          <w:sz w:val="16"/>
+          <w:szCs w:val="16"/>
+        </w:rPr>
+        <w:t xml:space="preserve">Designer's note   </w:t>
+      </w:r>
+      <w:r>
+        <w:rPr>
+          <w:rFonts w:ascii="Calibri" w:cs="Calibri" w:eastAsia="Calibri" w:hAnsi="Calibri"/>
+          <w:i/>
+          <w:iCs/>
+          <w:color w:val="6B6B78"/>
+          <w:sz w:val="19"/>
+          <w:szCs w:val="19"/>
+        </w:rPr>
+        <w:t xml:space="preserve">They used to count the deeds, and the deeds are not the point. Measured, 78% of all land-award EP was going to ground with nothing standing on it - the awards had become a land-banking dividend rather than a race to develop the city, and the one thing they are written to reward, a horizontal company's disc spanning several districts, could not show through that noise. Counting built ground sends 6 to 9 points of games back to Utilities, Manufacturing and Technology at every table size, and bare ground now earns $0.2 of a $40 award instead of $31.9. It is worth little on its own and a great deal alongside the branch rule and the rebalanced cards: separately those give 8.8 and 1.8 points, together 15.4. See audit_setup.js --builtland and --tails.</w:t>
       </w:r>
     </w:p>
     <w:p>
@@ -16963,6 +17151,6479 @@
           <w:sz w:val="30"/>
           <w:szCs w:val="30"/>
         </w:rPr>
+        <w:t xml:space="preserve">Annex: every component, and what is printed on it</w:t>
+      </w:r>
+    </w:p>
+    <w:p>
+      <w:pPr>
+        <w:spacing w:after="120" w:line="276"/>
+      </w:pPr>
+      <w:r>
+        <w:rPr>
+          <w:rFonts w:ascii="Calibri" w:cs="Calibri" w:eastAsia="Calibri" w:hAnsi="Calibri"/>
+          <w:color w:val="1A1A1A"/>
+          <w:sz w:val="21"/>
+          <w:szCs w:val="21"/>
+        </w:rPr>
+        <w:t xml:space="preserve">What is in the box, piece by piece, with the numbers that are printed on each one. The Blueprint cards have an annex of their own after this; everything else lives here.</w:t>
+      </w:r>
+    </w:p>
+    <w:p>
+      <w:pPr>
+        <w:pStyle w:val="Heading2"/>
+        <w:spacing w:after="100" w:before="240"/>
+      </w:pPr>
+      <w:r>
+        <w:rPr>
+          <w:rFonts w:ascii="Calibri" w:cs="Calibri" w:eastAsia="Calibri" w:hAnsi="Calibri"/>
+          <w:b/>
+          <w:bCs/>
+          <w:color w:val="1A1A1A"/>
+          <w:sz w:val="23"/>
+          <w:szCs w:val="23"/>
+        </w:rPr>
+        <w:t xml:space="preserve">The board: 16 districts in a 4x4 grid</w:t>
+      </w:r>
+    </w:p>
+    <w:p>
+      <w:pPr>
+        <w:spacing w:after="120" w:line="276"/>
+      </w:pPr>
+      <w:r>
+        <w:rPr>
+          <w:rFonts w:ascii="Calibri" w:cs="Calibri" w:eastAsia="Calibri" w:hAnsi="Calibri"/>
+          <w:color w:val="1A1A1A"/>
+          <w:sz w:val="21"/>
+          <w:szCs w:val="21"/>
+        </w:rPr>
+        <w:t xml:space="preserve">Twelve of the sixteen districts are SUBURB tiles drawn at random from a pool of sixteen, so a third of the pool is left out of every game and no two cities are alike. The other four are CENTRE districts, always present and always the same.</w:t>
+      </w:r>
+    </w:p>
+    <w:tbl>
+      <w:tblPr>
+        <w:tblW w:type="dxa" w:w="9638"/>
+        <w:tblBorders>
+          <w:top w:val="single" w:color="D8D4E2" w:sz="4"/>
+          <w:left w:val="none" w:color="FFFFFF" w:sz="0"/>
+          <w:bottom w:val="single" w:color="D8D4E2" w:sz="4"/>
+          <w:right w:val="none" w:color="FFFFFF" w:sz="0"/>
+          <w:insideH w:val="single" w:color="D8D4E2" w:sz="2"/>
+          <w:insideV w:val="none" w:color="FFFFFF" w:sz="0"/>
+        </w:tblBorders>
+      </w:tblPr>
+      <w:tblGrid>
+        <w:gridCol w:w="2699"/>
+        <w:gridCol w:w="3469"/>
+        <w:gridCol w:w="3470"/>
+      </w:tblGrid>
+      <w:tr>
+        <w:trPr>
+          <w:tblHeader/>
+        </w:trPr>
+        <w:tc>
+          <w:tcPr>
+            <w:tcW w:type="dxa" w:w="2699"/>
+            <w:shd w:fill="F1EFF7" w:color="auto" w:val="clear"/>
+            <w:tcMar>
+              <w:top w:type="dxa" w:w="60"/>
+              <w:left w:type="dxa" w:w="100"/>
+              <w:bottom w:type="dxa" w:w="60"/>
+              <w:right w:type="dxa" w:w="100"/>
+            </w:tcMar>
+          </w:tcPr>
+          <w:p>
+            <w:pPr>
+              <w:spacing w:after="0" w:line="252"/>
+            </w:pPr>
+            <w:r>
+              <w:rPr>
+                <w:rFonts w:ascii="Calibri" w:cs="Calibri" w:eastAsia="Calibri" w:hAnsi="Calibri"/>
+                <w:b/>
+                <w:bCs/>
+                <w:color w:val="1A1A1A"/>
+                <w:sz w:val="19"/>
+                <w:szCs w:val="19"/>
+              </w:rPr>
+              <w:t xml:space="preserve">Tile family</w:t>
+            </w:r>
+          </w:p>
+        </w:tc>
+        <w:tc>
+          <w:tcPr>
+            <w:tcW w:type="dxa" w:w="3469"/>
+            <w:shd w:fill="F1EFF7" w:color="auto" w:val="clear"/>
+            <w:tcMar>
+              <w:top w:type="dxa" w:w="60"/>
+              <w:left w:type="dxa" w:w="100"/>
+              <w:bottom w:type="dxa" w:w="60"/>
+              <w:right w:type="dxa" w:w="100"/>
+            </w:tcMar>
+          </w:tcPr>
+          <w:p>
+            <w:pPr>
+              <w:spacing w:after="0" w:line="252"/>
+            </w:pPr>
+            <w:r>
+              <w:rPr>
+                <w:rFonts w:ascii="Calibri" w:cs="Calibri" w:eastAsia="Calibri" w:hAnsi="Calibri"/>
+                <w:b/>
+                <w:bCs/>
+                <w:color w:val="1A1A1A"/>
+                <w:sz w:val="19"/>
+                <w:szCs w:val="19"/>
+              </w:rPr>
+              <w:t xml:space="preserve">In the pool</w:t>
+            </w:r>
+          </w:p>
+        </w:tc>
+        <w:tc>
+          <w:tcPr>
+            <w:tcW w:type="dxa" w:w="3470"/>
+            <w:shd w:fill="F1EFF7" w:color="auto" w:val="clear"/>
+            <w:tcMar>
+              <w:top w:type="dxa" w:w="60"/>
+              <w:left w:type="dxa" w:w="100"/>
+              <w:bottom w:type="dxa" w:w="60"/>
+              <w:right w:type="dxa" w:w="100"/>
+            </w:tcMar>
+          </w:tcPr>
+          <w:p>
+            <w:pPr>
+              <w:spacing w:after="0" w:line="252"/>
+            </w:pPr>
+            <w:r>
+              <w:rPr>
+                <w:rFonts w:ascii="Calibri" w:cs="Calibri" w:eastAsia="Calibri" w:hAnsi="Calibri"/>
+                <w:b/>
+                <w:bCs/>
+                <w:color w:val="1A1A1A"/>
+                <w:sz w:val="19"/>
+                <w:szCs w:val="19"/>
+              </w:rPr>
+              <w:t xml:space="preserve">Placed each game</w:t>
+            </w:r>
+          </w:p>
+        </w:tc>
+      </w:tr>
+      <w:tr>
+        <w:tc>
+          <w:tcPr>
+            <w:tcW w:type="dxa" w:w="2699"/>
+            <w:tcMar>
+              <w:top w:type="dxa" w:w="60"/>
+              <w:left w:type="dxa" w:w="100"/>
+              <w:bottom w:type="dxa" w:w="60"/>
+              <w:right w:type="dxa" w:w="100"/>
+            </w:tcMar>
+          </w:tcPr>
+          <w:p>
+            <w:pPr>
+              <w:spacing w:after="0" w:line="252"/>
+            </w:pPr>
+            <w:r>
+              <w:rPr>
+                <w:rFonts w:ascii="Calibri" w:cs="Calibri" w:eastAsia="Calibri" w:hAnsi="Calibri"/>
+                <w:b/>
+                <w:bCs/>
+                <w:color w:val="1A1A1A"/>
+                <w:sz w:val="19"/>
+                <w:szCs w:val="19"/>
+              </w:rPr>
+              <w:t xml:space="preserve">Residential (R1-R5)</w:t>
+            </w:r>
+          </w:p>
+        </w:tc>
+        <w:tc>
+          <w:tcPr>
+            <w:tcW w:type="dxa" w:w="3469"/>
+            <w:tcMar>
+              <w:top w:type="dxa" w:w="60"/>
+              <w:left w:type="dxa" w:w="100"/>
+              <w:bottom w:type="dxa" w:w="60"/>
+              <w:right w:type="dxa" w:w="100"/>
+            </w:tcMar>
+          </w:tcPr>
+          <w:p>
+            <w:pPr>
+              <w:spacing w:after="0" w:line="252"/>
+            </w:pPr>
+            <w:r>
+              <w:rPr>
+                <w:rFonts w:ascii="Calibri" w:cs="Calibri" w:eastAsia="Calibri" w:hAnsi="Calibri"/>
+                <w:b w:val="false"/>
+                <w:bCs w:val="false"/>
+                <w:color w:val="1A1A1A"/>
+                <w:sz w:val="19"/>
+                <w:szCs w:val="19"/>
+              </w:rPr>
+              <w:t xml:space="preserve">5</w:t>
+            </w:r>
+          </w:p>
+        </w:tc>
+        <w:tc>
+          <w:tcPr>
+            <w:tcW w:type="dxa" w:w="3470"/>
+            <w:tcMar>
+              <w:top w:type="dxa" w:w="60"/>
+              <w:left w:type="dxa" w:w="100"/>
+              <w:bottom w:type="dxa" w:w="60"/>
+              <w:right w:type="dxa" w:w="100"/>
+            </w:tcMar>
+          </w:tcPr>
+          <w:p>
+            <w:pPr>
+              <w:spacing w:after="0" w:line="252"/>
+            </w:pPr>
+            <w:r>
+              <w:rPr>
+                <w:rFonts w:ascii="Calibri" w:cs="Calibri" w:eastAsia="Calibri" w:hAnsi="Calibri"/>
+                <w:b w:val="false"/>
+                <w:bCs w:val="false"/>
+                <w:color w:val="1A1A1A"/>
+                <w:sz w:val="19"/>
+                <w:szCs w:val="19"/>
+              </w:rPr>
+              <w:t xml:space="preserve">drawn</w:t>
+            </w:r>
+          </w:p>
+        </w:tc>
+      </w:tr>
+      <w:tr>
+        <w:tc>
+          <w:tcPr>
+            <w:tcW w:type="dxa" w:w="2699"/>
+            <w:tcMar>
+              <w:top w:type="dxa" w:w="60"/>
+              <w:left w:type="dxa" w:w="100"/>
+              <w:bottom w:type="dxa" w:w="60"/>
+              <w:right w:type="dxa" w:w="100"/>
+            </w:tcMar>
+          </w:tcPr>
+          <w:p>
+            <w:pPr>
+              <w:spacing w:after="0" w:line="252"/>
+            </w:pPr>
+            <w:r>
+              <w:rPr>
+                <w:rFonts w:ascii="Calibri" w:cs="Calibri" w:eastAsia="Calibri" w:hAnsi="Calibri"/>
+                <w:b/>
+                <w:bCs/>
+                <w:color w:val="1A1A1A"/>
+                <w:sz w:val="19"/>
+                <w:szCs w:val="19"/>
+              </w:rPr>
+              <w:t xml:space="preserve">Commercial (C1-C5)</w:t>
+            </w:r>
+          </w:p>
+        </w:tc>
+        <w:tc>
+          <w:tcPr>
+            <w:tcW w:type="dxa" w:w="3469"/>
+            <w:tcMar>
+              <w:top w:type="dxa" w:w="60"/>
+              <w:left w:type="dxa" w:w="100"/>
+              <w:bottom w:type="dxa" w:w="60"/>
+              <w:right w:type="dxa" w:w="100"/>
+            </w:tcMar>
+          </w:tcPr>
+          <w:p>
+            <w:pPr>
+              <w:spacing w:after="0" w:line="252"/>
+            </w:pPr>
+            <w:r>
+              <w:rPr>
+                <w:rFonts w:ascii="Calibri" w:cs="Calibri" w:eastAsia="Calibri" w:hAnsi="Calibri"/>
+                <w:b w:val="false"/>
+                <w:bCs w:val="false"/>
+                <w:color w:val="1A1A1A"/>
+                <w:sz w:val="19"/>
+                <w:szCs w:val="19"/>
+              </w:rPr>
+              <w:t xml:space="preserve">5</w:t>
+            </w:r>
+          </w:p>
+        </w:tc>
+        <w:tc>
+          <w:tcPr>
+            <w:tcW w:type="dxa" w:w="3470"/>
+            <w:tcMar>
+              <w:top w:type="dxa" w:w="60"/>
+              <w:left w:type="dxa" w:w="100"/>
+              <w:bottom w:type="dxa" w:w="60"/>
+              <w:right w:type="dxa" w:w="100"/>
+            </w:tcMar>
+          </w:tcPr>
+          <w:p>
+            <w:pPr>
+              <w:spacing w:after="0" w:line="252"/>
+            </w:pPr>
+            <w:r>
+              <w:rPr>
+                <w:rFonts w:ascii="Calibri" w:cs="Calibri" w:eastAsia="Calibri" w:hAnsi="Calibri"/>
+                <w:b w:val="false"/>
+                <w:bCs w:val="false"/>
+                <w:color w:val="1A1A1A"/>
+                <w:sz w:val="19"/>
+                <w:szCs w:val="19"/>
+              </w:rPr>
+              <w:t xml:space="preserve">drawn</w:t>
+            </w:r>
+          </w:p>
+        </w:tc>
+      </w:tr>
+      <w:tr>
+        <w:tc>
+          <w:tcPr>
+            <w:tcW w:type="dxa" w:w="2699"/>
+            <w:tcMar>
+              <w:top w:type="dxa" w:w="60"/>
+              <w:left w:type="dxa" w:w="100"/>
+              <w:bottom w:type="dxa" w:w="60"/>
+              <w:right w:type="dxa" w:w="100"/>
+            </w:tcMar>
+          </w:tcPr>
+          <w:p>
+            <w:pPr>
+              <w:spacing w:after="0" w:line="252"/>
+            </w:pPr>
+            <w:r>
+              <w:rPr>
+                <w:rFonts w:ascii="Calibri" w:cs="Calibri" w:eastAsia="Calibri" w:hAnsi="Calibri"/>
+                <w:b/>
+                <w:bCs/>
+                <w:color w:val="1A1A1A"/>
+                <w:sz w:val="19"/>
+                <w:szCs w:val="19"/>
+              </w:rPr>
+              <w:t xml:space="preserve">Academic (A1-A3)</w:t>
+            </w:r>
+          </w:p>
+        </w:tc>
+        <w:tc>
+          <w:tcPr>
+            <w:tcW w:type="dxa" w:w="3469"/>
+            <w:tcMar>
+              <w:top w:type="dxa" w:w="60"/>
+              <w:left w:type="dxa" w:w="100"/>
+              <w:bottom w:type="dxa" w:w="60"/>
+              <w:right w:type="dxa" w:w="100"/>
+            </w:tcMar>
+          </w:tcPr>
+          <w:p>
+            <w:pPr>
+              <w:spacing w:after="0" w:line="252"/>
+            </w:pPr>
+            <w:r>
+              <w:rPr>
+                <w:rFonts w:ascii="Calibri" w:cs="Calibri" w:eastAsia="Calibri" w:hAnsi="Calibri"/>
+                <w:b w:val="false"/>
+                <w:bCs w:val="false"/>
+                <w:color w:val="1A1A1A"/>
+                <w:sz w:val="19"/>
+                <w:szCs w:val="19"/>
+              </w:rPr>
+              <w:t xml:space="preserve">3</w:t>
+            </w:r>
+          </w:p>
+        </w:tc>
+        <w:tc>
+          <w:tcPr>
+            <w:tcW w:type="dxa" w:w="3470"/>
+            <w:tcMar>
+              <w:top w:type="dxa" w:w="60"/>
+              <w:left w:type="dxa" w:w="100"/>
+              <w:bottom w:type="dxa" w:w="60"/>
+              <w:right w:type="dxa" w:w="100"/>
+            </w:tcMar>
+          </w:tcPr>
+          <w:p>
+            <w:pPr>
+              <w:spacing w:after="0" w:line="252"/>
+            </w:pPr>
+            <w:r>
+              <w:rPr>
+                <w:rFonts w:ascii="Calibri" w:cs="Calibri" w:eastAsia="Calibri" w:hAnsi="Calibri"/>
+                <w:b w:val="false"/>
+                <w:bCs w:val="false"/>
+                <w:color w:val="1A1A1A"/>
+                <w:sz w:val="19"/>
+                <w:szCs w:val="19"/>
+              </w:rPr>
+              <w:t xml:space="preserve">drawn</w:t>
+            </w:r>
+          </w:p>
+        </w:tc>
+      </w:tr>
+      <w:tr>
+        <w:tc>
+          <w:tcPr>
+            <w:tcW w:type="dxa" w:w="2699"/>
+            <w:tcMar>
+              <w:top w:type="dxa" w:w="60"/>
+              <w:left w:type="dxa" w:w="100"/>
+              <w:bottom w:type="dxa" w:w="60"/>
+              <w:right w:type="dxa" w:w="100"/>
+            </w:tcMar>
+          </w:tcPr>
+          <w:p>
+            <w:pPr>
+              <w:spacing w:after="0" w:line="252"/>
+            </w:pPr>
+            <w:r>
+              <w:rPr>
+                <w:rFonts w:ascii="Calibri" w:cs="Calibri" w:eastAsia="Calibri" w:hAnsi="Calibri"/>
+                <w:b/>
+                <w:bCs/>
+                <w:color w:val="1A1A1A"/>
+                <w:sz w:val="19"/>
+                <w:szCs w:val="19"/>
+              </w:rPr>
+              <w:t xml:space="preserve">Industrial (I1-I3)</w:t>
+            </w:r>
+          </w:p>
+        </w:tc>
+        <w:tc>
+          <w:tcPr>
+            <w:tcW w:type="dxa" w:w="3469"/>
+            <w:tcMar>
+              <w:top w:type="dxa" w:w="60"/>
+              <w:left w:type="dxa" w:w="100"/>
+              <w:bottom w:type="dxa" w:w="60"/>
+              <w:right w:type="dxa" w:w="100"/>
+            </w:tcMar>
+          </w:tcPr>
+          <w:p>
+            <w:pPr>
+              <w:spacing w:after="0" w:line="252"/>
+            </w:pPr>
+            <w:r>
+              <w:rPr>
+                <w:rFonts w:ascii="Calibri" w:cs="Calibri" w:eastAsia="Calibri" w:hAnsi="Calibri"/>
+                <w:b w:val="false"/>
+                <w:bCs w:val="false"/>
+                <w:color w:val="1A1A1A"/>
+                <w:sz w:val="19"/>
+                <w:szCs w:val="19"/>
+              </w:rPr>
+              <w:t xml:space="preserve">3</w:t>
+            </w:r>
+          </w:p>
+        </w:tc>
+        <w:tc>
+          <w:tcPr>
+            <w:tcW w:type="dxa" w:w="3470"/>
+            <w:tcMar>
+              <w:top w:type="dxa" w:w="60"/>
+              <w:left w:type="dxa" w:w="100"/>
+              <w:bottom w:type="dxa" w:w="60"/>
+              <w:right w:type="dxa" w:w="100"/>
+            </w:tcMar>
+          </w:tcPr>
+          <w:p>
+            <w:pPr>
+              <w:spacing w:after="0" w:line="252"/>
+            </w:pPr>
+            <w:r>
+              <w:rPr>
+                <w:rFonts w:ascii="Calibri" w:cs="Calibri" w:eastAsia="Calibri" w:hAnsi="Calibri"/>
+                <w:b w:val="false"/>
+                <w:bCs w:val="false"/>
+                <w:color w:val="1A1A1A"/>
+                <w:sz w:val="19"/>
+                <w:szCs w:val="19"/>
+              </w:rPr>
+              <w:t xml:space="preserve">drawn</w:t>
+            </w:r>
+          </w:p>
+        </w:tc>
+      </w:tr>
+      <w:tr>
+        <w:tc>
+          <w:tcPr>
+            <w:tcW w:type="dxa" w:w="2699"/>
+            <w:tcMar>
+              <w:top w:type="dxa" w:w="60"/>
+              <w:left w:type="dxa" w:w="100"/>
+              <w:bottom w:type="dxa" w:w="60"/>
+              <w:right w:type="dxa" w:w="100"/>
+            </w:tcMar>
+          </w:tcPr>
+          <w:p>
+            <w:pPr>
+              <w:spacing w:after="0" w:line="252"/>
+            </w:pPr>
+            <w:r>
+              <w:rPr>
+                <w:rFonts w:ascii="Calibri" w:cs="Calibri" w:eastAsia="Calibri" w:hAnsi="Calibri"/>
+                <w:b/>
+                <w:bCs/>
+                <w:color w:val="1A1A1A"/>
+                <w:sz w:val="19"/>
+                <w:szCs w:val="19"/>
+              </w:rPr>
+              <w:t xml:space="preserve">Financial Centre (FC)</w:t>
+            </w:r>
+          </w:p>
+        </w:tc>
+        <w:tc>
+          <w:tcPr>
+            <w:tcW w:type="dxa" w:w="3469"/>
+            <w:tcMar>
+              <w:top w:type="dxa" w:w="60"/>
+              <w:left w:type="dxa" w:w="100"/>
+              <w:bottom w:type="dxa" w:w="60"/>
+              <w:right w:type="dxa" w:w="100"/>
+            </w:tcMar>
+          </w:tcPr>
+          <w:p>
+            <w:pPr>
+              <w:spacing w:after="0" w:line="252"/>
+            </w:pPr>
+            <w:r>
+              <w:rPr>
+                <w:rFonts w:ascii="Calibri" w:cs="Calibri" w:eastAsia="Calibri" w:hAnsi="Calibri"/>
+                <w:b w:val="false"/>
+                <w:bCs w:val="false"/>
+                <w:color w:val="1A1A1A"/>
+                <w:sz w:val="19"/>
+                <w:szCs w:val="19"/>
+              </w:rPr>
+              <w:t xml:space="preserve">1</w:t>
+            </w:r>
+          </w:p>
+        </w:tc>
+        <w:tc>
+          <w:tcPr>
+            <w:tcW w:type="dxa" w:w="3470"/>
+            <w:tcMar>
+              <w:top w:type="dxa" w:w="60"/>
+              <w:left w:type="dxa" w:w="100"/>
+              <w:bottom w:type="dxa" w:w="60"/>
+              <w:right w:type="dxa" w:w="100"/>
+            </w:tcMar>
+          </w:tcPr>
+          <w:p>
+            <w:pPr>
+              <w:spacing w:after="0" w:line="252"/>
+            </w:pPr>
+            <w:r>
+              <w:rPr>
+                <w:rFonts w:ascii="Calibri" w:cs="Calibri" w:eastAsia="Calibri" w:hAnsi="Calibri"/>
+                <w:b w:val="false"/>
+                <w:bCs w:val="false"/>
+                <w:color w:val="1A1A1A"/>
+                <w:sz w:val="19"/>
+                <w:szCs w:val="19"/>
+              </w:rPr>
+              <w:t xml:space="preserve">always</w:t>
+            </w:r>
+          </w:p>
+        </w:tc>
+      </w:tr>
+      <w:tr>
+        <w:tc>
+          <w:tcPr>
+            <w:tcW w:type="dxa" w:w="2699"/>
+            <w:tcMar>
+              <w:top w:type="dxa" w:w="60"/>
+              <w:left w:type="dxa" w:w="100"/>
+              <w:bottom w:type="dxa" w:w="60"/>
+              <w:right w:type="dxa" w:w="100"/>
+            </w:tcMar>
+          </w:tcPr>
+          <w:p>
+            <w:pPr>
+              <w:spacing w:after="0" w:line="252"/>
+            </w:pPr>
+            <w:r>
+              <w:rPr>
+                <w:rFonts w:ascii="Calibri" w:cs="Calibri" w:eastAsia="Calibri" w:hAnsi="Calibri"/>
+                <w:b/>
+                <w:bCs/>
+                <w:color w:val="1A1A1A"/>
+                <w:sz w:val="19"/>
+                <w:szCs w:val="19"/>
+              </w:rPr>
+              <w:t xml:space="preserve">Industrial Area (IA)</w:t>
+            </w:r>
+          </w:p>
+        </w:tc>
+        <w:tc>
+          <w:tcPr>
+            <w:tcW w:type="dxa" w:w="3469"/>
+            <w:tcMar>
+              <w:top w:type="dxa" w:w="60"/>
+              <w:left w:type="dxa" w:w="100"/>
+              <w:bottom w:type="dxa" w:w="60"/>
+              <w:right w:type="dxa" w:w="100"/>
+            </w:tcMar>
+          </w:tcPr>
+          <w:p>
+            <w:pPr>
+              <w:spacing w:after="0" w:line="252"/>
+            </w:pPr>
+            <w:r>
+              <w:rPr>
+                <w:rFonts w:ascii="Calibri" w:cs="Calibri" w:eastAsia="Calibri" w:hAnsi="Calibri"/>
+                <w:b w:val="false"/>
+                <w:bCs w:val="false"/>
+                <w:color w:val="1A1A1A"/>
+                <w:sz w:val="19"/>
+                <w:szCs w:val="19"/>
+              </w:rPr>
+              <w:t xml:space="preserve">1</w:t>
+            </w:r>
+          </w:p>
+        </w:tc>
+        <w:tc>
+          <w:tcPr>
+            <w:tcW w:type="dxa" w:w="3470"/>
+            <w:tcMar>
+              <w:top w:type="dxa" w:w="60"/>
+              <w:left w:type="dxa" w:w="100"/>
+              <w:bottom w:type="dxa" w:w="60"/>
+              <w:right w:type="dxa" w:w="100"/>
+            </w:tcMar>
+          </w:tcPr>
+          <w:p>
+            <w:pPr>
+              <w:spacing w:after="0" w:line="252"/>
+            </w:pPr>
+            <w:r>
+              <w:rPr>
+                <w:rFonts w:ascii="Calibri" w:cs="Calibri" w:eastAsia="Calibri" w:hAnsi="Calibri"/>
+                <w:b w:val="false"/>
+                <w:bCs w:val="false"/>
+                <w:color w:val="1A1A1A"/>
+                <w:sz w:val="19"/>
+                <w:szCs w:val="19"/>
+              </w:rPr>
+              <w:t xml:space="preserve">always</w:t>
+            </w:r>
+          </w:p>
+        </w:tc>
+      </w:tr>
+      <w:tr>
+        <w:tc>
+          <w:tcPr>
+            <w:tcW w:type="dxa" w:w="2699"/>
+            <w:tcMar>
+              <w:top w:type="dxa" w:w="60"/>
+              <w:left w:type="dxa" w:w="100"/>
+              <w:bottom w:type="dxa" w:w="60"/>
+              <w:right w:type="dxa" w:w="100"/>
+            </w:tcMar>
+          </w:tcPr>
+          <w:p>
+            <w:pPr>
+              <w:spacing w:after="0" w:line="252"/>
+            </w:pPr>
+            <w:r>
+              <w:rPr>
+                <w:rFonts w:ascii="Calibri" w:cs="Calibri" w:eastAsia="Calibri" w:hAnsi="Calibri"/>
+                <w:b/>
+                <w:bCs/>
+                <w:color w:val="1A1A1A"/>
+                <w:sz w:val="19"/>
+                <w:szCs w:val="19"/>
+              </w:rPr>
+              <w:t xml:space="preserve">City Centre (CC)</w:t>
+            </w:r>
+          </w:p>
+        </w:tc>
+        <w:tc>
+          <w:tcPr>
+            <w:tcW w:type="dxa" w:w="3469"/>
+            <w:tcMar>
+              <w:top w:type="dxa" w:w="60"/>
+              <w:left w:type="dxa" w:w="100"/>
+              <w:bottom w:type="dxa" w:w="60"/>
+              <w:right w:type="dxa" w:w="100"/>
+            </w:tcMar>
+          </w:tcPr>
+          <w:p>
+            <w:pPr>
+              <w:spacing w:after="0" w:line="252"/>
+            </w:pPr>
+            <w:r>
+              <w:rPr>
+                <w:rFonts w:ascii="Calibri" w:cs="Calibri" w:eastAsia="Calibri" w:hAnsi="Calibri"/>
+                <w:b w:val="false"/>
+                <w:bCs w:val="false"/>
+                <w:color w:val="1A1A1A"/>
+                <w:sz w:val="19"/>
+                <w:szCs w:val="19"/>
+              </w:rPr>
+              <w:t xml:space="preserve">1</w:t>
+            </w:r>
+          </w:p>
+        </w:tc>
+        <w:tc>
+          <w:tcPr>
+            <w:tcW w:type="dxa" w:w="3470"/>
+            <w:tcMar>
+              <w:top w:type="dxa" w:w="60"/>
+              <w:left w:type="dxa" w:w="100"/>
+              <w:bottom w:type="dxa" w:w="60"/>
+              <w:right w:type="dxa" w:w="100"/>
+            </w:tcMar>
+          </w:tcPr>
+          <w:p>
+            <w:pPr>
+              <w:spacing w:after="0" w:line="252"/>
+            </w:pPr>
+            <w:r>
+              <w:rPr>
+                <w:rFonts w:ascii="Calibri" w:cs="Calibri" w:eastAsia="Calibri" w:hAnsi="Calibri"/>
+                <w:b w:val="false"/>
+                <w:bCs w:val="false"/>
+                <w:color w:val="1A1A1A"/>
+                <w:sz w:val="19"/>
+                <w:szCs w:val="19"/>
+              </w:rPr>
+              <w:t xml:space="preserve">always</w:t>
+            </w:r>
+          </w:p>
+        </w:tc>
+      </w:tr>
+      <w:tr>
+        <w:tc>
+          <w:tcPr>
+            <w:tcW w:type="dxa" w:w="2699"/>
+            <w:tcMar>
+              <w:top w:type="dxa" w:w="60"/>
+              <w:left w:type="dxa" w:w="100"/>
+              <w:bottom w:type="dxa" w:w="60"/>
+              <w:right w:type="dxa" w:w="100"/>
+            </w:tcMar>
+          </w:tcPr>
+          <w:p>
+            <w:pPr>
+              <w:spacing w:after="0" w:line="252"/>
+            </w:pPr>
+            <w:r>
+              <w:rPr>
+                <w:rFonts w:ascii="Calibri" w:cs="Calibri" w:eastAsia="Calibri" w:hAnsi="Calibri"/>
+                <w:b/>
+                <w:bCs/>
+                <w:color w:val="1A1A1A"/>
+                <w:sz w:val="19"/>
+                <w:szCs w:val="19"/>
+              </w:rPr>
+              <w:t xml:space="preserve">Landmark (LM)</w:t>
+            </w:r>
+          </w:p>
+        </w:tc>
+        <w:tc>
+          <w:tcPr>
+            <w:tcW w:type="dxa" w:w="3469"/>
+            <w:tcMar>
+              <w:top w:type="dxa" w:w="60"/>
+              <w:left w:type="dxa" w:w="100"/>
+              <w:bottom w:type="dxa" w:w="60"/>
+              <w:right w:type="dxa" w:w="100"/>
+            </w:tcMar>
+          </w:tcPr>
+          <w:p>
+            <w:pPr>
+              <w:spacing w:after="0" w:line="252"/>
+            </w:pPr>
+            <w:r>
+              <w:rPr>
+                <w:rFonts w:ascii="Calibri" w:cs="Calibri" w:eastAsia="Calibri" w:hAnsi="Calibri"/>
+                <w:b w:val="false"/>
+                <w:bCs w:val="false"/>
+                <w:color w:val="1A1A1A"/>
+                <w:sz w:val="19"/>
+                <w:szCs w:val="19"/>
+              </w:rPr>
+              <w:t xml:space="preserve">1</w:t>
+            </w:r>
+          </w:p>
+        </w:tc>
+        <w:tc>
+          <w:tcPr>
+            <w:tcW w:type="dxa" w:w="3470"/>
+            <w:tcMar>
+              <w:top w:type="dxa" w:w="60"/>
+              <w:left w:type="dxa" w:w="100"/>
+              <w:bottom w:type="dxa" w:w="60"/>
+              <w:right w:type="dxa" w:w="100"/>
+            </w:tcMar>
+          </w:tcPr>
+          <w:p>
+            <w:pPr>
+              <w:spacing w:after="0" w:line="252"/>
+            </w:pPr>
+            <w:r>
+              <w:rPr>
+                <w:rFonts w:ascii="Calibri" w:cs="Calibri" w:eastAsia="Calibri" w:hAnsi="Calibri"/>
+                <w:b w:val="false"/>
+                <w:bCs w:val="false"/>
+                <w:color w:val="1A1A1A"/>
+                <w:sz w:val="19"/>
+                <w:szCs w:val="19"/>
+              </w:rPr>
+              <w:t xml:space="preserve">always</w:t>
+            </w:r>
+          </w:p>
+        </w:tc>
+      </w:tr>
+    </w:tbl>
+    <w:p>
+      <w:pPr>
+        <w:spacing w:after="160"/>
+      </w:pPr>
+    </w:p>
+    <w:p>
+      <w:pPr>
+        <w:spacing w:after="120" w:line="276"/>
+      </w:pPr>
+      <w:r>
+        <w:rPr>
+          <w:rFonts w:ascii="Calibri" w:cs="Calibri" w:eastAsia="Calibri" w:hAnsi="Calibri"/>
+          <w:color w:val="1A1A1A"/>
+          <w:sz w:val="21"/>
+          <w:szCs w:val="21"/>
+        </w:rPr>
+        <w:t xml:space="preserve">Twelve of the first sixteen rows are drawn freely, so a game can run short of a whole family - one Residential district, or no Academic at all - and that reshapes which industries are worth entering before a single card is played.</w:t>
+      </w:r>
+    </w:p>
+    <w:p>
+      <w:pPr>
+        <w:pStyle w:val="Heading2"/>
+        <w:spacing w:after="100" w:before="240"/>
+      </w:pPr>
+      <w:r>
+        <w:rPr>
+          <w:rFonts w:ascii="Calibri" w:cs="Calibri" w:eastAsia="Calibri" w:hAnsi="Calibri"/>
+          <w:b/>
+          <w:bCs/>
+          <w:color w:val="1A1A1A"/>
+          <w:sz w:val="23"/>
+          <w:szCs w:val="23"/>
+        </w:rPr>
+        <w:t xml:space="preserve">What demand is printed on each district</w:t>
+      </w:r>
+    </w:p>
+    <w:p>
+      <w:pPr>
+        <w:spacing w:after="120" w:line="276"/>
+      </w:pPr>
+      <w:r>
+        <w:rPr>
+          <w:rFonts w:ascii="Calibri" w:cs="Calibri" w:eastAsia="Calibri" w:hAnsi="Calibri"/>
+          <w:color w:val="1A1A1A"/>
+          <w:sz w:val="21"/>
+          <w:szCs w:val="21"/>
+        </w:rPr>
+        <w:t xml:space="preserve">Every district carries a 4x4 grid: four ROWS, one industry each, and four COLUMNS of rising value. Rows 1 and 2 are open from the start; ROWS 3 AND 4 OPEN AT QUARTER 5, when Year 2 begins. The first row of a district and its last row are ALWAYS THE SAME INDUSTRY, so whatever opens a district also closes it.</w:t>
+      </w:r>
+    </w:p>
+    <w:tbl>
+      <w:tblPr>
+        <w:tblW w:type="dxa" w:w="9638"/>
+        <w:tblBorders>
+          <w:top w:val="single" w:color="D8D4E2" w:sz="4"/>
+          <w:left w:val="none" w:color="FFFFFF" w:sz="0"/>
+          <w:bottom w:val="single" w:color="D8D4E2" w:sz="4"/>
+          <w:right w:val="none" w:color="FFFFFF" w:sz="0"/>
+          <w:insideH w:val="single" w:color="D8D4E2" w:sz="2"/>
+          <w:insideV w:val="none" w:color="FFFFFF" w:sz="0"/>
+        </w:tblBorders>
+      </w:tblPr>
+      <w:tblGrid>
+        <w:gridCol w:w="2699"/>
+        <w:gridCol w:w="1734"/>
+        <w:gridCol w:w="1734"/>
+        <w:gridCol w:w="1734"/>
+        <w:gridCol w:w="1737"/>
+      </w:tblGrid>
+      <w:tr>
+        <w:trPr>
+          <w:tblHeader/>
+        </w:trPr>
+        <w:tc>
+          <w:tcPr>
+            <w:tcW w:type="dxa" w:w="2699"/>
+            <w:shd w:fill="F1EFF7" w:color="auto" w:val="clear"/>
+            <w:tcMar>
+              <w:top w:type="dxa" w:w="60"/>
+              <w:left w:type="dxa" w:w="100"/>
+              <w:bottom w:type="dxa" w:w="60"/>
+              <w:right w:type="dxa" w:w="100"/>
+            </w:tcMar>
+          </w:tcPr>
+          <w:p>
+            <w:pPr>
+              <w:spacing w:after="0" w:line="252"/>
+            </w:pPr>
+            <w:r>
+              <w:rPr>
+                <w:rFonts w:ascii="Calibri" w:cs="Calibri" w:eastAsia="Calibri" w:hAnsi="Calibri"/>
+                <w:b/>
+                <w:bCs/>
+                <w:color w:val="1A1A1A"/>
+                <w:sz w:val="19"/>
+                <w:szCs w:val="19"/>
+              </w:rPr>
+              <w:t xml:space="preserve">District</w:t>
+            </w:r>
+          </w:p>
+        </w:tc>
+        <w:tc>
+          <w:tcPr>
+            <w:tcW w:type="dxa" w:w="1734"/>
+            <w:shd w:fill="F1EFF7" w:color="auto" w:val="clear"/>
+            <w:tcMar>
+              <w:top w:type="dxa" w:w="60"/>
+              <w:left w:type="dxa" w:w="100"/>
+              <w:bottom w:type="dxa" w:w="60"/>
+              <w:right w:type="dxa" w:w="100"/>
+            </w:tcMar>
+          </w:tcPr>
+          <w:p>
+            <w:pPr>
+              <w:spacing w:after="0" w:line="252"/>
+            </w:pPr>
+            <w:r>
+              <w:rPr>
+                <w:rFonts w:ascii="Calibri" w:cs="Calibri" w:eastAsia="Calibri" w:hAnsi="Calibri"/>
+                <w:b/>
+                <w:bCs/>
+                <w:color w:val="1A1A1A"/>
+                <w:sz w:val="19"/>
+                <w:szCs w:val="19"/>
+              </w:rPr>
+              <w:t xml:space="preserve">Row 1</w:t>
+            </w:r>
+          </w:p>
+        </w:tc>
+        <w:tc>
+          <w:tcPr>
+            <w:tcW w:type="dxa" w:w="1734"/>
+            <w:shd w:fill="F1EFF7" w:color="auto" w:val="clear"/>
+            <w:tcMar>
+              <w:top w:type="dxa" w:w="60"/>
+              <w:left w:type="dxa" w:w="100"/>
+              <w:bottom w:type="dxa" w:w="60"/>
+              <w:right w:type="dxa" w:w="100"/>
+            </w:tcMar>
+          </w:tcPr>
+          <w:p>
+            <w:pPr>
+              <w:spacing w:after="0" w:line="252"/>
+            </w:pPr>
+            <w:r>
+              <w:rPr>
+                <w:rFonts w:ascii="Calibri" w:cs="Calibri" w:eastAsia="Calibri" w:hAnsi="Calibri"/>
+                <w:b/>
+                <w:bCs/>
+                <w:color w:val="1A1A1A"/>
+                <w:sz w:val="19"/>
+                <w:szCs w:val="19"/>
+              </w:rPr>
+              <w:t xml:space="preserve">Row 2</w:t>
+            </w:r>
+          </w:p>
+        </w:tc>
+        <w:tc>
+          <w:tcPr>
+            <w:tcW w:type="dxa" w:w="1734"/>
+            <w:shd w:fill="F1EFF7" w:color="auto" w:val="clear"/>
+            <w:tcMar>
+              <w:top w:type="dxa" w:w="60"/>
+              <w:left w:type="dxa" w:w="100"/>
+              <w:bottom w:type="dxa" w:w="60"/>
+              <w:right w:type="dxa" w:w="100"/>
+            </w:tcMar>
+          </w:tcPr>
+          <w:p>
+            <w:pPr>
+              <w:spacing w:after="0" w:line="252"/>
+            </w:pPr>
+            <w:r>
+              <w:rPr>
+                <w:rFonts w:ascii="Calibri" w:cs="Calibri" w:eastAsia="Calibri" w:hAnsi="Calibri"/>
+                <w:b/>
+                <w:bCs/>
+                <w:color w:val="1A1A1A"/>
+                <w:sz w:val="19"/>
+                <w:szCs w:val="19"/>
+              </w:rPr>
+              <w:t xml:space="preserve">Row 3 (Y2)</w:t>
+            </w:r>
+          </w:p>
+        </w:tc>
+        <w:tc>
+          <w:tcPr>
+            <w:tcW w:type="dxa" w:w="1737"/>
+            <w:shd w:fill="F1EFF7" w:color="auto" w:val="clear"/>
+            <w:tcMar>
+              <w:top w:type="dxa" w:w="60"/>
+              <w:left w:type="dxa" w:w="100"/>
+              <w:bottom w:type="dxa" w:w="60"/>
+              <w:right w:type="dxa" w:w="100"/>
+            </w:tcMar>
+          </w:tcPr>
+          <w:p>
+            <w:pPr>
+              <w:spacing w:after="0" w:line="252"/>
+            </w:pPr>
+            <w:r>
+              <w:rPr>
+                <w:rFonts w:ascii="Calibri" w:cs="Calibri" w:eastAsia="Calibri" w:hAnsi="Calibri"/>
+                <w:b/>
+                <w:bCs/>
+                <w:color w:val="1A1A1A"/>
+                <w:sz w:val="19"/>
+                <w:szCs w:val="19"/>
+              </w:rPr>
+              <w:t xml:space="preserve">Row 4 (Y2)</w:t>
+            </w:r>
+          </w:p>
+        </w:tc>
+      </w:tr>
+      <w:tr>
+        <w:tc>
+          <w:tcPr>
+            <w:tcW w:type="dxa" w:w="2699"/>
+            <w:tcMar>
+              <w:top w:type="dxa" w:w="60"/>
+              <w:left w:type="dxa" w:w="100"/>
+              <w:bottom w:type="dxa" w:w="60"/>
+              <w:right w:type="dxa" w:w="100"/>
+            </w:tcMar>
+          </w:tcPr>
+          <w:p>
+            <w:pPr>
+              <w:spacing w:after="0" w:line="252"/>
+            </w:pPr>
+            <w:r>
+              <w:rPr>
+                <w:rFonts w:ascii="Calibri" w:cs="Calibri" w:eastAsia="Calibri" w:hAnsi="Calibri"/>
+                <w:b/>
+                <w:bCs/>
+                <w:color w:val="1A1A1A"/>
+                <w:sz w:val="19"/>
+                <w:szCs w:val="19"/>
+              </w:rPr>
+              <w:t xml:space="preserve">Residential</w:t>
+            </w:r>
+          </w:p>
+        </w:tc>
+        <w:tc>
+          <w:tcPr>
+            <w:tcW w:type="dxa" w:w="1734"/>
+            <w:tcMar>
+              <w:top w:type="dxa" w:w="60"/>
+              <w:left w:type="dxa" w:w="100"/>
+              <w:bottom w:type="dxa" w:w="60"/>
+              <w:right w:type="dxa" w:w="100"/>
+            </w:tcMar>
+          </w:tcPr>
+          <w:p>
+            <w:pPr>
+              <w:spacing w:after="0" w:line="252"/>
+            </w:pPr>
+            <w:r>
+              <w:rPr>
+                <w:rFonts w:ascii="Calibri" w:cs="Calibri" w:eastAsia="Calibri" w:hAnsi="Calibri"/>
+                <w:b w:val="false"/>
+                <w:bCs w:val="false"/>
+                <w:color w:val="1A1A1A"/>
+                <w:sz w:val="19"/>
+                <w:szCs w:val="19"/>
+              </w:rPr>
+              <w:t xml:space="preserve">UT</w:t>
+            </w:r>
+          </w:p>
+        </w:tc>
+        <w:tc>
+          <w:tcPr>
+            <w:tcW w:type="dxa" w:w="1734"/>
+            <w:tcMar>
+              <w:top w:type="dxa" w:w="60"/>
+              <w:left w:type="dxa" w:w="100"/>
+              <w:bottom w:type="dxa" w:w="60"/>
+              <w:right w:type="dxa" w:w="100"/>
+            </w:tcMar>
+          </w:tcPr>
+          <w:p>
+            <w:pPr>
+              <w:spacing w:after="0" w:line="252"/>
+            </w:pPr>
+            <w:r>
+              <w:rPr>
+                <w:rFonts w:ascii="Calibri" w:cs="Calibri" w:eastAsia="Calibri" w:hAnsi="Calibri"/>
+                <w:b w:val="false"/>
+                <w:bCs w:val="false"/>
+                <w:color w:val="1A1A1A"/>
+                <w:sz w:val="19"/>
+                <w:szCs w:val="19"/>
+              </w:rPr>
+              <w:t xml:space="preserve">RE</w:t>
+            </w:r>
+          </w:p>
+        </w:tc>
+        <w:tc>
+          <w:tcPr>
+            <w:tcW w:type="dxa" w:w="1734"/>
+            <w:tcMar>
+              <w:top w:type="dxa" w:w="60"/>
+              <w:left w:type="dxa" w:w="100"/>
+              <w:bottom w:type="dxa" w:w="60"/>
+              <w:right w:type="dxa" w:w="100"/>
+            </w:tcMar>
+          </w:tcPr>
+          <w:p>
+            <w:pPr>
+              <w:spacing w:after="0" w:line="252"/>
+            </w:pPr>
+            <w:r>
+              <w:rPr>
+                <w:rFonts w:ascii="Calibri" w:cs="Calibri" w:eastAsia="Calibri" w:hAnsi="Calibri"/>
+                <w:b w:val="false"/>
+                <w:bCs w:val="false"/>
+                <w:color w:val="1A1A1A"/>
+                <w:sz w:val="19"/>
+                <w:szCs w:val="19"/>
+              </w:rPr>
+              <w:t xml:space="preserve">TE</w:t>
+            </w:r>
+          </w:p>
+        </w:tc>
+        <w:tc>
+          <w:tcPr>
+            <w:tcW w:type="dxa" w:w="1737"/>
+            <w:tcMar>
+              <w:top w:type="dxa" w:w="60"/>
+              <w:left w:type="dxa" w:w="100"/>
+              <w:bottom w:type="dxa" w:w="60"/>
+              <w:right w:type="dxa" w:w="100"/>
+            </w:tcMar>
+          </w:tcPr>
+          <w:p>
+            <w:pPr>
+              <w:spacing w:after="0" w:line="252"/>
+            </w:pPr>
+            <w:r>
+              <w:rPr>
+                <w:rFonts w:ascii="Calibri" w:cs="Calibri" w:eastAsia="Calibri" w:hAnsi="Calibri"/>
+                <w:b w:val="false"/>
+                <w:bCs w:val="false"/>
+                <w:color w:val="1A1A1A"/>
+                <w:sz w:val="19"/>
+                <w:szCs w:val="19"/>
+              </w:rPr>
+              <w:t xml:space="preserve">UT</w:t>
+            </w:r>
+          </w:p>
+        </w:tc>
+      </w:tr>
+      <w:tr>
+        <w:tc>
+          <w:tcPr>
+            <w:tcW w:type="dxa" w:w="2699"/>
+            <w:tcMar>
+              <w:top w:type="dxa" w:w="60"/>
+              <w:left w:type="dxa" w:w="100"/>
+              <w:bottom w:type="dxa" w:w="60"/>
+              <w:right w:type="dxa" w:w="100"/>
+            </w:tcMar>
+          </w:tcPr>
+          <w:p>
+            <w:pPr>
+              <w:spacing w:after="0" w:line="252"/>
+            </w:pPr>
+            <w:r>
+              <w:rPr>
+                <w:rFonts w:ascii="Calibri" w:cs="Calibri" w:eastAsia="Calibri" w:hAnsi="Calibri"/>
+                <w:b/>
+                <w:bCs/>
+                <w:color w:val="1A1A1A"/>
+                <w:sz w:val="19"/>
+                <w:szCs w:val="19"/>
+              </w:rPr>
+              <w:t xml:space="preserve">Commercial</w:t>
+            </w:r>
+          </w:p>
+        </w:tc>
+        <w:tc>
+          <w:tcPr>
+            <w:tcW w:type="dxa" w:w="1734"/>
+            <w:tcMar>
+              <w:top w:type="dxa" w:w="60"/>
+              <w:left w:type="dxa" w:w="100"/>
+              <w:bottom w:type="dxa" w:w="60"/>
+              <w:right w:type="dxa" w:w="100"/>
+            </w:tcMar>
+          </w:tcPr>
+          <w:p>
+            <w:pPr>
+              <w:spacing w:after="0" w:line="252"/>
+            </w:pPr>
+            <w:r>
+              <w:rPr>
+                <w:rFonts w:ascii="Calibri" w:cs="Calibri" w:eastAsia="Calibri" w:hAnsi="Calibri"/>
+                <w:b w:val="false"/>
+                <w:bCs w:val="false"/>
+                <w:color w:val="1A1A1A"/>
+                <w:sz w:val="19"/>
+                <w:szCs w:val="19"/>
+              </w:rPr>
+              <w:t xml:space="preserve">HO</w:t>
+            </w:r>
+          </w:p>
+        </w:tc>
+        <w:tc>
+          <w:tcPr>
+            <w:tcW w:type="dxa" w:w="1734"/>
+            <w:tcMar>
+              <w:top w:type="dxa" w:w="60"/>
+              <w:left w:type="dxa" w:w="100"/>
+              <w:bottom w:type="dxa" w:w="60"/>
+              <w:right w:type="dxa" w:w="100"/>
+            </w:tcMar>
+          </w:tcPr>
+          <w:p>
+            <w:pPr>
+              <w:spacing w:after="0" w:line="252"/>
+            </w:pPr>
+            <w:r>
+              <w:rPr>
+                <w:rFonts w:ascii="Calibri" w:cs="Calibri" w:eastAsia="Calibri" w:hAnsi="Calibri"/>
+                <w:b w:val="false"/>
+                <w:bCs w:val="false"/>
+                <w:color w:val="1A1A1A"/>
+                <w:sz w:val="19"/>
+                <w:szCs w:val="19"/>
+              </w:rPr>
+              <w:t xml:space="preserve">MA</w:t>
+            </w:r>
+          </w:p>
+        </w:tc>
+        <w:tc>
+          <w:tcPr>
+            <w:tcW w:type="dxa" w:w="1734"/>
+            <w:tcMar>
+              <w:top w:type="dxa" w:w="60"/>
+              <w:left w:type="dxa" w:w="100"/>
+              <w:bottom w:type="dxa" w:w="60"/>
+              <w:right w:type="dxa" w:w="100"/>
+            </w:tcMar>
+          </w:tcPr>
+          <w:p>
+            <w:pPr>
+              <w:spacing w:after="0" w:line="252"/>
+            </w:pPr>
+            <w:r>
+              <w:rPr>
+                <w:rFonts w:ascii="Calibri" w:cs="Calibri" w:eastAsia="Calibri" w:hAnsi="Calibri"/>
+                <w:b w:val="false"/>
+                <w:bCs w:val="false"/>
+                <w:color w:val="1A1A1A"/>
+                <w:sz w:val="19"/>
+                <w:szCs w:val="19"/>
+              </w:rPr>
+              <w:t xml:space="preserve">HC</w:t>
+            </w:r>
+          </w:p>
+        </w:tc>
+        <w:tc>
+          <w:tcPr>
+            <w:tcW w:type="dxa" w:w="1737"/>
+            <w:tcMar>
+              <w:top w:type="dxa" w:w="60"/>
+              <w:left w:type="dxa" w:w="100"/>
+              <w:bottom w:type="dxa" w:w="60"/>
+              <w:right w:type="dxa" w:w="100"/>
+            </w:tcMar>
+          </w:tcPr>
+          <w:p>
+            <w:pPr>
+              <w:spacing w:after="0" w:line="252"/>
+            </w:pPr>
+            <w:r>
+              <w:rPr>
+                <w:rFonts w:ascii="Calibri" w:cs="Calibri" w:eastAsia="Calibri" w:hAnsi="Calibri"/>
+                <w:b w:val="false"/>
+                <w:bCs w:val="false"/>
+                <w:color w:val="1A1A1A"/>
+                <w:sz w:val="19"/>
+                <w:szCs w:val="19"/>
+              </w:rPr>
+              <w:t xml:space="preserve">HO</w:t>
+            </w:r>
+          </w:p>
+        </w:tc>
+      </w:tr>
+      <w:tr>
+        <w:tc>
+          <w:tcPr>
+            <w:tcW w:type="dxa" w:w="2699"/>
+            <w:tcMar>
+              <w:top w:type="dxa" w:w="60"/>
+              <w:left w:type="dxa" w:w="100"/>
+              <w:bottom w:type="dxa" w:w="60"/>
+              <w:right w:type="dxa" w:w="100"/>
+            </w:tcMar>
+          </w:tcPr>
+          <w:p>
+            <w:pPr>
+              <w:spacing w:after="0" w:line="252"/>
+            </w:pPr>
+            <w:r>
+              <w:rPr>
+                <w:rFonts w:ascii="Calibri" w:cs="Calibri" w:eastAsia="Calibri" w:hAnsi="Calibri"/>
+                <w:b/>
+                <w:bCs/>
+                <w:color w:val="1A1A1A"/>
+                <w:sz w:val="19"/>
+                <w:szCs w:val="19"/>
+              </w:rPr>
+              <w:t xml:space="preserve">Academic</w:t>
+            </w:r>
+          </w:p>
+        </w:tc>
+        <w:tc>
+          <w:tcPr>
+            <w:tcW w:type="dxa" w:w="1734"/>
+            <w:tcMar>
+              <w:top w:type="dxa" w:w="60"/>
+              <w:left w:type="dxa" w:w="100"/>
+              <w:bottom w:type="dxa" w:w="60"/>
+              <w:right w:type="dxa" w:w="100"/>
+            </w:tcMar>
+          </w:tcPr>
+          <w:p>
+            <w:pPr>
+              <w:spacing w:after="0" w:line="252"/>
+            </w:pPr>
+            <w:r>
+              <w:rPr>
+                <w:rFonts w:ascii="Calibri" w:cs="Calibri" w:eastAsia="Calibri" w:hAnsi="Calibri"/>
+                <w:b w:val="false"/>
+                <w:bCs w:val="false"/>
+                <w:color w:val="1A1A1A"/>
+                <w:sz w:val="19"/>
+                <w:szCs w:val="19"/>
+              </w:rPr>
+              <w:t xml:space="preserve">RE</w:t>
+            </w:r>
+          </w:p>
+        </w:tc>
+        <w:tc>
+          <w:tcPr>
+            <w:tcW w:type="dxa" w:w="1734"/>
+            <w:tcMar>
+              <w:top w:type="dxa" w:w="60"/>
+              <w:left w:type="dxa" w:w="100"/>
+              <w:bottom w:type="dxa" w:w="60"/>
+              <w:right w:type="dxa" w:w="100"/>
+            </w:tcMar>
+          </w:tcPr>
+          <w:p>
+            <w:pPr>
+              <w:spacing w:after="0" w:line="252"/>
+            </w:pPr>
+            <w:r>
+              <w:rPr>
+                <w:rFonts w:ascii="Calibri" w:cs="Calibri" w:eastAsia="Calibri" w:hAnsi="Calibri"/>
+                <w:b w:val="false"/>
+                <w:bCs w:val="false"/>
+                <w:color w:val="1A1A1A"/>
+                <w:sz w:val="19"/>
+                <w:szCs w:val="19"/>
+              </w:rPr>
+              <w:t xml:space="preserve">TE</w:t>
+            </w:r>
+          </w:p>
+        </w:tc>
+        <w:tc>
+          <w:tcPr>
+            <w:tcW w:type="dxa" w:w="1734"/>
+            <w:tcMar>
+              <w:top w:type="dxa" w:w="60"/>
+              <w:left w:type="dxa" w:w="100"/>
+              <w:bottom w:type="dxa" w:w="60"/>
+              <w:right w:type="dxa" w:w="100"/>
+            </w:tcMar>
+          </w:tcPr>
+          <w:p>
+            <w:pPr>
+              <w:spacing w:after="0" w:line="252"/>
+            </w:pPr>
+            <w:r>
+              <w:rPr>
+                <w:rFonts w:ascii="Calibri" w:cs="Calibri" w:eastAsia="Calibri" w:hAnsi="Calibri"/>
+                <w:b w:val="false"/>
+                <w:bCs w:val="false"/>
+                <w:color w:val="1A1A1A"/>
+                <w:sz w:val="19"/>
+                <w:szCs w:val="19"/>
+              </w:rPr>
+              <w:t xml:space="preserve">HO</w:t>
+            </w:r>
+          </w:p>
+        </w:tc>
+        <w:tc>
+          <w:tcPr>
+            <w:tcW w:type="dxa" w:w="1737"/>
+            <w:tcMar>
+              <w:top w:type="dxa" w:w="60"/>
+              <w:left w:type="dxa" w:w="100"/>
+              <w:bottom w:type="dxa" w:w="60"/>
+              <w:right w:type="dxa" w:w="100"/>
+            </w:tcMar>
+          </w:tcPr>
+          <w:p>
+            <w:pPr>
+              <w:spacing w:after="0" w:line="252"/>
+            </w:pPr>
+            <w:r>
+              <w:rPr>
+                <w:rFonts w:ascii="Calibri" w:cs="Calibri" w:eastAsia="Calibri" w:hAnsi="Calibri"/>
+                <w:b w:val="false"/>
+                <w:bCs w:val="false"/>
+                <w:color w:val="1A1A1A"/>
+                <w:sz w:val="19"/>
+                <w:szCs w:val="19"/>
+              </w:rPr>
+              <w:t xml:space="preserve">RE</w:t>
+            </w:r>
+          </w:p>
+        </w:tc>
+      </w:tr>
+      <w:tr>
+        <w:tc>
+          <w:tcPr>
+            <w:tcW w:type="dxa" w:w="2699"/>
+            <w:tcMar>
+              <w:top w:type="dxa" w:w="60"/>
+              <w:left w:type="dxa" w:w="100"/>
+              <w:bottom w:type="dxa" w:w="60"/>
+              <w:right w:type="dxa" w:w="100"/>
+            </w:tcMar>
+          </w:tcPr>
+          <w:p>
+            <w:pPr>
+              <w:spacing w:after="0" w:line="252"/>
+            </w:pPr>
+            <w:r>
+              <w:rPr>
+                <w:rFonts w:ascii="Calibri" w:cs="Calibri" w:eastAsia="Calibri" w:hAnsi="Calibri"/>
+                <w:b/>
+                <w:bCs/>
+                <w:color w:val="1A1A1A"/>
+                <w:sz w:val="19"/>
+                <w:szCs w:val="19"/>
+              </w:rPr>
+              <w:t xml:space="preserve">Industrial</w:t>
+            </w:r>
+          </w:p>
+        </w:tc>
+        <w:tc>
+          <w:tcPr>
+            <w:tcW w:type="dxa" w:w="1734"/>
+            <w:tcMar>
+              <w:top w:type="dxa" w:w="60"/>
+              <w:left w:type="dxa" w:w="100"/>
+              <w:bottom w:type="dxa" w:w="60"/>
+              <w:right w:type="dxa" w:w="100"/>
+            </w:tcMar>
+          </w:tcPr>
+          <w:p>
+            <w:pPr>
+              <w:spacing w:after="0" w:line="252"/>
+            </w:pPr>
+            <w:r>
+              <w:rPr>
+                <w:rFonts w:ascii="Calibri" w:cs="Calibri" w:eastAsia="Calibri" w:hAnsi="Calibri"/>
+                <w:b w:val="false"/>
+                <w:bCs w:val="false"/>
+                <w:color w:val="1A1A1A"/>
+                <w:sz w:val="19"/>
+                <w:szCs w:val="19"/>
+              </w:rPr>
+              <w:t xml:space="preserve">MA</w:t>
+            </w:r>
+          </w:p>
+        </w:tc>
+        <w:tc>
+          <w:tcPr>
+            <w:tcW w:type="dxa" w:w="1734"/>
+            <w:tcMar>
+              <w:top w:type="dxa" w:w="60"/>
+              <w:left w:type="dxa" w:w="100"/>
+              <w:bottom w:type="dxa" w:w="60"/>
+              <w:right w:type="dxa" w:w="100"/>
+            </w:tcMar>
+          </w:tcPr>
+          <w:p>
+            <w:pPr>
+              <w:spacing w:after="0" w:line="252"/>
+            </w:pPr>
+            <w:r>
+              <w:rPr>
+                <w:rFonts w:ascii="Calibri" w:cs="Calibri" w:eastAsia="Calibri" w:hAnsi="Calibri"/>
+                <w:b w:val="false"/>
+                <w:bCs w:val="false"/>
+                <w:color w:val="1A1A1A"/>
+                <w:sz w:val="19"/>
+                <w:szCs w:val="19"/>
+              </w:rPr>
+              <w:t xml:space="preserve">UT</w:t>
+            </w:r>
+          </w:p>
+        </w:tc>
+        <w:tc>
+          <w:tcPr>
+            <w:tcW w:type="dxa" w:w="1734"/>
+            <w:tcMar>
+              <w:top w:type="dxa" w:w="60"/>
+              <w:left w:type="dxa" w:w="100"/>
+              <w:bottom w:type="dxa" w:w="60"/>
+              <w:right w:type="dxa" w:w="100"/>
+            </w:tcMar>
+          </w:tcPr>
+          <w:p>
+            <w:pPr>
+              <w:spacing w:after="0" w:line="252"/>
+            </w:pPr>
+            <w:r>
+              <w:rPr>
+                <w:rFonts w:ascii="Calibri" w:cs="Calibri" w:eastAsia="Calibri" w:hAnsi="Calibri"/>
+                <w:b w:val="false"/>
+                <w:bCs w:val="false"/>
+                <w:color w:val="1A1A1A"/>
+                <w:sz w:val="19"/>
+                <w:szCs w:val="19"/>
+              </w:rPr>
+              <w:t xml:space="preserve">RE</w:t>
+            </w:r>
+          </w:p>
+        </w:tc>
+        <w:tc>
+          <w:tcPr>
+            <w:tcW w:type="dxa" w:w="1737"/>
+            <w:tcMar>
+              <w:top w:type="dxa" w:w="60"/>
+              <w:left w:type="dxa" w:w="100"/>
+              <w:bottom w:type="dxa" w:w="60"/>
+              <w:right w:type="dxa" w:w="100"/>
+            </w:tcMar>
+          </w:tcPr>
+          <w:p>
+            <w:pPr>
+              <w:spacing w:after="0" w:line="252"/>
+            </w:pPr>
+            <w:r>
+              <w:rPr>
+                <w:rFonts w:ascii="Calibri" w:cs="Calibri" w:eastAsia="Calibri" w:hAnsi="Calibri"/>
+                <w:b w:val="false"/>
+                <w:bCs w:val="false"/>
+                <w:color w:val="1A1A1A"/>
+                <w:sz w:val="19"/>
+                <w:szCs w:val="19"/>
+              </w:rPr>
+              <w:t xml:space="preserve">MA</w:t>
+            </w:r>
+          </w:p>
+        </w:tc>
+      </w:tr>
+      <w:tr>
+        <w:tc>
+          <w:tcPr>
+            <w:tcW w:type="dxa" w:w="2699"/>
+            <w:tcMar>
+              <w:top w:type="dxa" w:w="60"/>
+              <w:left w:type="dxa" w:w="100"/>
+              <w:bottom w:type="dxa" w:w="60"/>
+              <w:right w:type="dxa" w:w="100"/>
+            </w:tcMar>
+          </w:tcPr>
+          <w:p>
+            <w:pPr>
+              <w:spacing w:after="0" w:line="252"/>
+            </w:pPr>
+            <w:r>
+              <w:rPr>
+                <w:rFonts w:ascii="Calibri" w:cs="Calibri" w:eastAsia="Calibri" w:hAnsi="Calibri"/>
+                <w:b/>
+                <w:bCs/>
+                <w:color w:val="1A1A1A"/>
+                <w:sz w:val="19"/>
+                <w:szCs w:val="19"/>
+              </w:rPr>
+              <w:t xml:space="preserve">Financial Centre</w:t>
+            </w:r>
+          </w:p>
+        </w:tc>
+        <w:tc>
+          <w:tcPr>
+            <w:tcW w:type="dxa" w:w="1734"/>
+            <w:tcMar>
+              <w:top w:type="dxa" w:w="60"/>
+              <w:left w:type="dxa" w:w="100"/>
+              <w:bottom w:type="dxa" w:w="60"/>
+              <w:right w:type="dxa" w:w="100"/>
+            </w:tcMar>
+          </w:tcPr>
+          <w:p>
+            <w:pPr>
+              <w:spacing w:after="0" w:line="252"/>
+            </w:pPr>
+            <w:r>
+              <w:rPr>
+                <w:rFonts w:ascii="Calibri" w:cs="Calibri" w:eastAsia="Calibri" w:hAnsi="Calibri"/>
+                <w:b w:val="false"/>
+                <w:bCs w:val="false"/>
+                <w:color w:val="1A1A1A"/>
+                <w:sz w:val="19"/>
+                <w:szCs w:val="19"/>
+              </w:rPr>
+              <w:t xml:space="preserve">HC</w:t>
+            </w:r>
+          </w:p>
+        </w:tc>
+        <w:tc>
+          <w:tcPr>
+            <w:tcW w:type="dxa" w:w="1734"/>
+            <w:tcMar>
+              <w:top w:type="dxa" w:w="60"/>
+              <w:left w:type="dxa" w:w="100"/>
+              <w:bottom w:type="dxa" w:w="60"/>
+              <w:right w:type="dxa" w:w="100"/>
+            </w:tcMar>
+          </w:tcPr>
+          <w:p>
+            <w:pPr>
+              <w:spacing w:after="0" w:line="252"/>
+            </w:pPr>
+            <w:r>
+              <w:rPr>
+                <w:rFonts w:ascii="Calibri" w:cs="Calibri" w:eastAsia="Calibri" w:hAnsi="Calibri"/>
+                <w:b w:val="false"/>
+                <w:bCs w:val="false"/>
+                <w:color w:val="1A1A1A"/>
+                <w:sz w:val="19"/>
+                <w:szCs w:val="19"/>
+              </w:rPr>
+              <w:t xml:space="preserve">MA</w:t>
+            </w:r>
+          </w:p>
+        </w:tc>
+        <w:tc>
+          <w:tcPr>
+            <w:tcW w:type="dxa" w:w="1734"/>
+            <w:tcMar>
+              <w:top w:type="dxa" w:w="60"/>
+              <w:left w:type="dxa" w:w="100"/>
+              <w:bottom w:type="dxa" w:w="60"/>
+              <w:right w:type="dxa" w:w="100"/>
+            </w:tcMar>
+          </w:tcPr>
+          <w:p>
+            <w:pPr>
+              <w:spacing w:after="0" w:line="252"/>
+            </w:pPr>
+            <w:r>
+              <w:rPr>
+                <w:rFonts w:ascii="Calibri" w:cs="Calibri" w:eastAsia="Calibri" w:hAnsi="Calibri"/>
+                <w:b w:val="false"/>
+                <w:bCs w:val="false"/>
+                <w:color w:val="1A1A1A"/>
+                <w:sz w:val="19"/>
+                <w:szCs w:val="19"/>
+              </w:rPr>
+              <w:t xml:space="preserve">UT</w:t>
+            </w:r>
+          </w:p>
+        </w:tc>
+        <w:tc>
+          <w:tcPr>
+            <w:tcW w:type="dxa" w:w="1737"/>
+            <w:tcMar>
+              <w:top w:type="dxa" w:w="60"/>
+              <w:left w:type="dxa" w:w="100"/>
+              <w:bottom w:type="dxa" w:w="60"/>
+              <w:right w:type="dxa" w:w="100"/>
+            </w:tcMar>
+          </w:tcPr>
+          <w:p>
+            <w:pPr>
+              <w:spacing w:after="0" w:line="252"/>
+            </w:pPr>
+            <w:r>
+              <w:rPr>
+                <w:rFonts w:ascii="Calibri" w:cs="Calibri" w:eastAsia="Calibri" w:hAnsi="Calibri"/>
+                <w:b w:val="false"/>
+                <w:bCs w:val="false"/>
+                <w:color w:val="1A1A1A"/>
+                <w:sz w:val="19"/>
+                <w:szCs w:val="19"/>
+              </w:rPr>
+              <w:t xml:space="preserve">HC</w:t>
+            </w:r>
+          </w:p>
+        </w:tc>
+      </w:tr>
+      <w:tr>
+        <w:tc>
+          <w:tcPr>
+            <w:tcW w:type="dxa" w:w="2699"/>
+            <w:tcMar>
+              <w:top w:type="dxa" w:w="60"/>
+              <w:left w:type="dxa" w:w="100"/>
+              <w:bottom w:type="dxa" w:w="60"/>
+              <w:right w:type="dxa" w:w="100"/>
+            </w:tcMar>
+          </w:tcPr>
+          <w:p>
+            <w:pPr>
+              <w:spacing w:after="0" w:line="252"/>
+            </w:pPr>
+            <w:r>
+              <w:rPr>
+                <w:rFonts w:ascii="Calibri" w:cs="Calibri" w:eastAsia="Calibri" w:hAnsi="Calibri"/>
+                <w:b/>
+                <w:bCs/>
+                <w:color w:val="1A1A1A"/>
+                <w:sz w:val="19"/>
+                <w:szCs w:val="19"/>
+              </w:rPr>
+              <w:t xml:space="preserve">Industrial Area</w:t>
+            </w:r>
+          </w:p>
+        </w:tc>
+        <w:tc>
+          <w:tcPr>
+            <w:tcW w:type="dxa" w:w="1734"/>
+            <w:tcMar>
+              <w:top w:type="dxa" w:w="60"/>
+              <w:left w:type="dxa" w:w="100"/>
+              <w:bottom w:type="dxa" w:w="60"/>
+              <w:right w:type="dxa" w:w="100"/>
+            </w:tcMar>
+          </w:tcPr>
+          <w:p>
+            <w:pPr>
+              <w:spacing w:after="0" w:line="252"/>
+            </w:pPr>
+            <w:r>
+              <w:rPr>
+                <w:rFonts w:ascii="Calibri" w:cs="Calibri" w:eastAsia="Calibri" w:hAnsi="Calibri"/>
+                <w:b w:val="false"/>
+                <w:bCs w:val="false"/>
+                <w:color w:val="1A1A1A"/>
+                <w:sz w:val="19"/>
+                <w:szCs w:val="19"/>
+              </w:rPr>
+              <w:t xml:space="preserve">TE</w:t>
+            </w:r>
+          </w:p>
+        </w:tc>
+        <w:tc>
+          <w:tcPr>
+            <w:tcW w:type="dxa" w:w="1734"/>
+            <w:tcMar>
+              <w:top w:type="dxa" w:w="60"/>
+              <w:left w:type="dxa" w:w="100"/>
+              <w:bottom w:type="dxa" w:w="60"/>
+              <w:right w:type="dxa" w:w="100"/>
+            </w:tcMar>
+          </w:tcPr>
+          <w:p>
+            <w:pPr>
+              <w:spacing w:after="0" w:line="252"/>
+            </w:pPr>
+            <w:r>
+              <w:rPr>
+                <w:rFonts w:ascii="Calibri" w:cs="Calibri" w:eastAsia="Calibri" w:hAnsi="Calibri"/>
+                <w:b w:val="false"/>
+                <w:bCs w:val="false"/>
+                <w:color w:val="1A1A1A"/>
+                <w:sz w:val="19"/>
+                <w:szCs w:val="19"/>
+              </w:rPr>
+              <w:t xml:space="preserve">HO</w:t>
+            </w:r>
+          </w:p>
+        </w:tc>
+        <w:tc>
+          <w:tcPr>
+            <w:tcW w:type="dxa" w:w="1734"/>
+            <w:tcMar>
+              <w:top w:type="dxa" w:w="60"/>
+              <w:left w:type="dxa" w:w="100"/>
+              <w:bottom w:type="dxa" w:w="60"/>
+              <w:right w:type="dxa" w:w="100"/>
+            </w:tcMar>
+          </w:tcPr>
+          <w:p>
+            <w:pPr>
+              <w:spacing w:after="0" w:line="252"/>
+            </w:pPr>
+            <w:r>
+              <w:rPr>
+                <w:rFonts w:ascii="Calibri" w:cs="Calibri" w:eastAsia="Calibri" w:hAnsi="Calibri"/>
+                <w:b w:val="false"/>
+                <w:bCs w:val="false"/>
+                <w:color w:val="1A1A1A"/>
+                <w:sz w:val="19"/>
+                <w:szCs w:val="19"/>
+              </w:rPr>
+              <w:t xml:space="preserve">HC</w:t>
+            </w:r>
+          </w:p>
+        </w:tc>
+        <w:tc>
+          <w:tcPr>
+            <w:tcW w:type="dxa" w:w="1737"/>
+            <w:tcMar>
+              <w:top w:type="dxa" w:w="60"/>
+              <w:left w:type="dxa" w:w="100"/>
+              <w:bottom w:type="dxa" w:w="60"/>
+              <w:right w:type="dxa" w:w="100"/>
+            </w:tcMar>
+          </w:tcPr>
+          <w:p>
+            <w:pPr>
+              <w:spacing w:after="0" w:line="252"/>
+            </w:pPr>
+            <w:r>
+              <w:rPr>
+                <w:rFonts w:ascii="Calibri" w:cs="Calibri" w:eastAsia="Calibri" w:hAnsi="Calibri"/>
+                <w:b w:val="false"/>
+                <w:bCs w:val="false"/>
+                <w:color w:val="1A1A1A"/>
+                <w:sz w:val="19"/>
+                <w:szCs w:val="19"/>
+              </w:rPr>
+              <w:t xml:space="preserve">TE</w:t>
+            </w:r>
+          </w:p>
+        </w:tc>
+      </w:tr>
+      <w:tr>
+        <w:tc>
+          <w:tcPr>
+            <w:tcW w:type="dxa" w:w="2699"/>
+            <w:tcMar>
+              <w:top w:type="dxa" w:w="60"/>
+              <w:left w:type="dxa" w:w="100"/>
+              <w:bottom w:type="dxa" w:w="60"/>
+              <w:right w:type="dxa" w:w="100"/>
+            </w:tcMar>
+          </w:tcPr>
+          <w:p>
+            <w:pPr>
+              <w:spacing w:after="0" w:line="252"/>
+            </w:pPr>
+            <w:r>
+              <w:rPr>
+                <w:rFonts w:ascii="Calibri" w:cs="Calibri" w:eastAsia="Calibri" w:hAnsi="Calibri"/>
+                <w:b/>
+                <w:bCs/>
+                <w:color w:val="1A1A1A"/>
+                <w:sz w:val="19"/>
+                <w:szCs w:val="19"/>
+              </w:rPr>
+              <w:t xml:space="preserve">City Centre</w:t>
+            </w:r>
+          </w:p>
+        </w:tc>
+        <w:tc>
+          <w:tcPr>
+            <w:tcW w:type="dxa" w:w="1734"/>
+            <w:tcMar>
+              <w:top w:type="dxa" w:w="60"/>
+              <w:left w:type="dxa" w:w="100"/>
+              <w:bottom w:type="dxa" w:w="60"/>
+              <w:right w:type="dxa" w:w="100"/>
+            </w:tcMar>
+          </w:tcPr>
+          <w:p>
+            <w:pPr>
+              <w:spacing w:after="0" w:line="252"/>
+            </w:pPr>
+            <w:r>
+              <w:rPr>
+                <w:rFonts w:ascii="Calibri" w:cs="Calibri" w:eastAsia="Calibri" w:hAnsi="Calibri"/>
+                <w:b w:val="false"/>
+                <w:bCs w:val="false"/>
+                <w:color w:val="1A1A1A"/>
+                <w:sz w:val="19"/>
+                <w:szCs w:val="19"/>
+              </w:rPr>
+              <w:t xml:space="preserve">HC</w:t>
+            </w:r>
+          </w:p>
+        </w:tc>
+        <w:tc>
+          <w:tcPr>
+            <w:tcW w:type="dxa" w:w="1734"/>
+            <w:tcMar>
+              <w:top w:type="dxa" w:w="60"/>
+              <w:left w:type="dxa" w:w="100"/>
+              <w:bottom w:type="dxa" w:w="60"/>
+              <w:right w:type="dxa" w:w="100"/>
+            </w:tcMar>
+          </w:tcPr>
+          <w:p>
+            <w:pPr>
+              <w:spacing w:after="0" w:line="252"/>
+            </w:pPr>
+            <w:r>
+              <w:rPr>
+                <w:rFonts w:ascii="Calibri" w:cs="Calibri" w:eastAsia="Calibri" w:hAnsi="Calibri"/>
+                <w:b w:val="false"/>
+                <w:bCs w:val="false"/>
+                <w:color w:val="1A1A1A"/>
+                <w:sz w:val="19"/>
+                <w:szCs w:val="19"/>
+              </w:rPr>
+              <w:t xml:space="preserve">UT</w:t>
+            </w:r>
+          </w:p>
+        </w:tc>
+        <w:tc>
+          <w:tcPr>
+            <w:tcW w:type="dxa" w:w="1734"/>
+            <w:tcMar>
+              <w:top w:type="dxa" w:w="60"/>
+              <w:left w:type="dxa" w:w="100"/>
+              <w:bottom w:type="dxa" w:w="60"/>
+              <w:right w:type="dxa" w:w="100"/>
+            </w:tcMar>
+          </w:tcPr>
+          <w:p>
+            <w:pPr>
+              <w:spacing w:after="0" w:line="252"/>
+            </w:pPr>
+            <w:r>
+              <w:rPr>
+                <w:rFonts w:ascii="Calibri" w:cs="Calibri" w:eastAsia="Calibri" w:hAnsi="Calibri"/>
+                <w:b w:val="false"/>
+                <w:bCs w:val="false"/>
+                <w:color w:val="1A1A1A"/>
+                <w:sz w:val="19"/>
+                <w:szCs w:val="19"/>
+              </w:rPr>
+              <w:t xml:space="preserve">MA</w:t>
+            </w:r>
+          </w:p>
+        </w:tc>
+        <w:tc>
+          <w:tcPr>
+            <w:tcW w:type="dxa" w:w="1737"/>
+            <w:tcMar>
+              <w:top w:type="dxa" w:w="60"/>
+              <w:left w:type="dxa" w:w="100"/>
+              <w:bottom w:type="dxa" w:w="60"/>
+              <w:right w:type="dxa" w:w="100"/>
+            </w:tcMar>
+          </w:tcPr>
+          <w:p>
+            <w:pPr>
+              <w:spacing w:after="0" w:line="252"/>
+            </w:pPr>
+            <w:r>
+              <w:rPr>
+                <w:rFonts w:ascii="Calibri" w:cs="Calibri" w:eastAsia="Calibri" w:hAnsi="Calibri"/>
+                <w:b w:val="false"/>
+                <w:bCs w:val="false"/>
+                <w:color w:val="1A1A1A"/>
+                <w:sz w:val="19"/>
+                <w:szCs w:val="19"/>
+              </w:rPr>
+              <w:t xml:space="preserve">HC</w:t>
+            </w:r>
+          </w:p>
+        </w:tc>
+      </w:tr>
+      <w:tr>
+        <w:tc>
+          <w:tcPr>
+            <w:tcW w:type="dxa" w:w="2699"/>
+            <w:tcMar>
+              <w:top w:type="dxa" w:w="60"/>
+              <w:left w:type="dxa" w:w="100"/>
+              <w:bottom w:type="dxa" w:w="60"/>
+              <w:right w:type="dxa" w:w="100"/>
+            </w:tcMar>
+          </w:tcPr>
+          <w:p>
+            <w:pPr>
+              <w:spacing w:after="0" w:line="252"/>
+            </w:pPr>
+            <w:r>
+              <w:rPr>
+                <w:rFonts w:ascii="Calibri" w:cs="Calibri" w:eastAsia="Calibri" w:hAnsi="Calibri"/>
+                <w:b/>
+                <w:bCs/>
+                <w:color w:val="1A1A1A"/>
+                <w:sz w:val="19"/>
+                <w:szCs w:val="19"/>
+              </w:rPr>
+              <w:t xml:space="preserve">Landmark</w:t>
+            </w:r>
+          </w:p>
+        </w:tc>
+        <w:tc>
+          <w:tcPr>
+            <w:tcW w:type="dxa" w:w="1734"/>
+            <w:tcMar>
+              <w:top w:type="dxa" w:w="60"/>
+              <w:left w:type="dxa" w:w="100"/>
+              <w:bottom w:type="dxa" w:w="60"/>
+              <w:right w:type="dxa" w:w="100"/>
+            </w:tcMar>
+          </w:tcPr>
+          <w:p>
+            <w:pPr>
+              <w:spacing w:after="0" w:line="252"/>
+            </w:pPr>
+            <w:r>
+              <w:rPr>
+                <w:rFonts w:ascii="Calibri" w:cs="Calibri" w:eastAsia="Calibri" w:hAnsi="Calibri"/>
+                <w:b w:val="false"/>
+                <w:bCs w:val="false"/>
+                <w:color w:val="1A1A1A"/>
+                <w:sz w:val="19"/>
+                <w:szCs w:val="19"/>
+              </w:rPr>
+              <w:t xml:space="preserve">TE</w:t>
+            </w:r>
+          </w:p>
+        </w:tc>
+        <w:tc>
+          <w:tcPr>
+            <w:tcW w:type="dxa" w:w="1734"/>
+            <w:tcMar>
+              <w:top w:type="dxa" w:w="60"/>
+              <w:left w:type="dxa" w:w="100"/>
+              <w:bottom w:type="dxa" w:w="60"/>
+              <w:right w:type="dxa" w:w="100"/>
+            </w:tcMar>
+          </w:tcPr>
+          <w:p>
+            <w:pPr>
+              <w:spacing w:after="0" w:line="252"/>
+            </w:pPr>
+            <w:r>
+              <w:rPr>
+                <w:rFonts w:ascii="Calibri" w:cs="Calibri" w:eastAsia="Calibri" w:hAnsi="Calibri"/>
+                <w:b w:val="false"/>
+                <w:bCs w:val="false"/>
+                <w:color w:val="1A1A1A"/>
+                <w:sz w:val="19"/>
+                <w:szCs w:val="19"/>
+              </w:rPr>
+              <w:t xml:space="preserve">HC</w:t>
+            </w:r>
+          </w:p>
+        </w:tc>
+        <w:tc>
+          <w:tcPr>
+            <w:tcW w:type="dxa" w:w="1734"/>
+            <w:tcMar>
+              <w:top w:type="dxa" w:w="60"/>
+              <w:left w:type="dxa" w:w="100"/>
+              <w:bottom w:type="dxa" w:w="60"/>
+              <w:right w:type="dxa" w:w="100"/>
+            </w:tcMar>
+          </w:tcPr>
+          <w:p>
+            <w:pPr>
+              <w:spacing w:after="0" w:line="252"/>
+            </w:pPr>
+            <w:r>
+              <w:rPr>
+                <w:rFonts w:ascii="Calibri" w:cs="Calibri" w:eastAsia="Calibri" w:hAnsi="Calibri"/>
+                <w:b w:val="false"/>
+                <w:bCs w:val="false"/>
+                <w:color w:val="1A1A1A"/>
+                <w:sz w:val="19"/>
+                <w:szCs w:val="19"/>
+              </w:rPr>
+              <w:t xml:space="preserve">HO</w:t>
+            </w:r>
+          </w:p>
+        </w:tc>
+        <w:tc>
+          <w:tcPr>
+            <w:tcW w:type="dxa" w:w="1737"/>
+            <w:tcMar>
+              <w:top w:type="dxa" w:w="60"/>
+              <w:left w:type="dxa" w:w="100"/>
+              <w:bottom w:type="dxa" w:w="60"/>
+              <w:right w:type="dxa" w:w="100"/>
+            </w:tcMar>
+          </w:tcPr>
+          <w:p>
+            <w:pPr>
+              <w:spacing w:after="0" w:line="252"/>
+            </w:pPr>
+            <w:r>
+              <w:rPr>
+                <w:rFonts w:ascii="Calibri" w:cs="Calibri" w:eastAsia="Calibri" w:hAnsi="Calibri"/>
+                <w:b w:val="false"/>
+                <w:bCs w:val="false"/>
+                <w:color w:val="1A1A1A"/>
+                <w:sz w:val="19"/>
+                <w:szCs w:val="19"/>
+              </w:rPr>
+              <w:t xml:space="preserve">TE</w:t>
+            </w:r>
+          </w:p>
+        </w:tc>
+      </w:tr>
+    </w:tbl>
+    <w:p>
+      <w:pPr>
+        <w:spacing w:after="160"/>
+      </w:pPr>
+    </w:p>
+    <w:p>
+      <w:pPr>
+        <w:spacing w:after="120" w:line="276"/>
+      </w:pPr>
+      <w:r>
+        <w:rPr>
+          <w:rFonts w:ascii="Calibri" w:cs="Calibri" w:eastAsia="Calibri" w:hAnsi="Calibri"/>
+          <w:color w:val="1A1A1A"/>
+          <w:sz w:val="21"/>
+          <w:szCs w:val="21"/>
+        </w:rPr>
+        <w:t xml:space="preserve">Across a whole board that gives each industry the same breadth and slightly different depth - every industry appears in exactly eight districts, and Utilities and Hospitality carry twelve rows each against ten for the rest.</w:t>
+      </w:r>
+    </w:p>
+    <w:tbl>
+      <w:tblPr>
+        <w:tblW w:type="dxa" w:w="9638"/>
+        <w:tblBorders>
+          <w:top w:val="single" w:color="D8D4E2" w:sz="4"/>
+          <w:left w:val="none" w:color="FFFFFF" w:sz="0"/>
+          <w:bottom w:val="single" w:color="D8D4E2" w:sz="4"/>
+          <w:right w:val="none" w:color="FFFFFF" w:sz="0"/>
+          <w:insideH w:val="single" w:color="D8D4E2" w:sz="2"/>
+          <w:insideV w:val="none" w:color="FFFFFF" w:sz="0"/>
+        </w:tblBorders>
+      </w:tblPr>
+      <w:tblGrid>
+        <w:gridCol w:w="2699"/>
+        <w:gridCol w:w="1734"/>
+        <w:gridCol w:w="1734"/>
+        <w:gridCol w:w="1734"/>
+        <w:gridCol w:w="1737"/>
+      </w:tblGrid>
+      <w:tr>
+        <w:trPr>
+          <w:tblHeader/>
+        </w:trPr>
+        <w:tc>
+          <w:tcPr>
+            <w:tcW w:type="dxa" w:w="2699"/>
+            <w:shd w:fill="F1EFF7" w:color="auto" w:val="clear"/>
+            <w:tcMar>
+              <w:top w:type="dxa" w:w="60"/>
+              <w:left w:type="dxa" w:w="100"/>
+              <w:bottom w:type="dxa" w:w="60"/>
+              <w:right w:type="dxa" w:w="100"/>
+            </w:tcMar>
+          </w:tcPr>
+          <w:p>
+            <w:pPr>
+              <w:spacing w:after="0" w:line="252"/>
+            </w:pPr>
+            <w:r>
+              <w:rPr>
+                <w:rFonts w:ascii="Calibri" w:cs="Calibri" w:eastAsia="Calibri" w:hAnsi="Calibri"/>
+                <w:b/>
+                <w:bCs/>
+                <w:color w:val="1A1A1A"/>
+                <w:sz w:val="19"/>
+                <w:szCs w:val="19"/>
+              </w:rPr>
+              <w:t xml:space="preserve">Industry</w:t>
+            </w:r>
+          </w:p>
+        </w:tc>
+        <w:tc>
+          <w:tcPr>
+            <w:tcW w:type="dxa" w:w="1734"/>
+            <w:shd w:fill="F1EFF7" w:color="auto" w:val="clear"/>
+            <w:tcMar>
+              <w:top w:type="dxa" w:w="60"/>
+              <w:left w:type="dxa" w:w="100"/>
+              <w:bottom w:type="dxa" w:w="60"/>
+              <w:right w:type="dxa" w:w="100"/>
+            </w:tcMar>
+          </w:tcPr>
+          <w:p>
+            <w:pPr>
+              <w:spacing w:after="0" w:line="252"/>
+            </w:pPr>
+            <w:r>
+              <w:rPr>
+                <w:rFonts w:ascii="Calibri" w:cs="Calibri" w:eastAsia="Calibri" w:hAnsi="Calibri"/>
+                <w:b/>
+                <w:bCs/>
+                <w:color w:val="1A1A1A"/>
+                <w:sz w:val="19"/>
+                <w:szCs w:val="19"/>
+              </w:rPr>
+              <w:t xml:space="preserve">Rows on the board</w:t>
+            </w:r>
+          </w:p>
+        </w:tc>
+        <w:tc>
+          <w:tcPr>
+            <w:tcW w:type="dxa" w:w="1734"/>
+            <w:shd w:fill="F1EFF7" w:color="auto" w:val="clear"/>
+            <w:tcMar>
+              <w:top w:type="dxa" w:w="60"/>
+              <w:left w:type="dxa" w:w="100"/>
+              <w:bottom w:type="dxa" w:w="60"/>
+              <w:right w:type="dxa" w:w="100"/>
+            </w:tcMar>
+          </w:tcPr>
+          <w:p>
+            <w:pPr>
+              <w:spacing w:after="0" w:line="252"/>
+            </w:pPr>
+            <w:r>
+              <w:rPr>
+                <w:rFonts w:ascii="Calibri" w:cs="Calibri" w:eastAsia="Calibri" w:hAnsi="Calibri"/>
+                <w:b/>
+                <w:bCs/>
+                <w:color w:val="1A1A1A"/>
+                <w:sz w:val="19"/>
+                <w:szCs w:val="19"/>
+              </w:rPr>
+              <w:t xml:space="preserve">Districts it appears in</w:t>
+            </w:r>
+          </w:p>
+        </w:tc>
+        <w:tc>
+          <w:tcPr>
+            <w:tcW w:type="dxa" w:w="1734"/>
+            <w:shd w:fill="F1EFF7" w:color="auto" w:val="clear"/>
+            <w:tcMar>
+              <w:top w:type="dxa" w:w="60"/>
+              <w:left w:type="dxa" w:w="100"/>
+              <w:bottom w:type="dxa" w:w="60"/>
+              <w:right w:type="dxa" w:w="100"/>
+            </w:tcMar>
+          </w:tcPr>
+          <w:p>
+            <w:pPr>
+              <w:spacing w:after="0" w:line="252"/>
+            </w:pPr>
+            <w:r>
+              <w:rPr>
+                <w:rFonts w:ascii="Calibri" w:cs="Calibri" w:eastAsia="Calibri" w:hAnsi="Calibri"/>
+                <w:b/>
+                <w:bCs/>
+                <w:color w:val="1A1A1A"/>
+                <w:sz w:val="19"/>
+                <w:szCs w:val="19"/>
+              </w:rPr>
+              <w:t xml:space="preserve">Rows open in Year 1</w:t>
+            </w:r>
+          </w:p>
+        </w:tc>
+        <w:tc>
+          <w:tcPr>
+            <w:tcW w:type="dxa" w:w="1737"/>
+            <w:shd w:fill="F1EFF7" w:color="auto" w:val="clear"/>
+            <w:tcMar>
+              <w:top w:type="dxa" w:w="60"/>
+              <w:left w:type="dxa" w:w="100"/>
+              <w:bottom w:type="dxa" w:w="60"/>
+              <w:right w:type="dxa" w:w="100"/>
+            </w:tcMar>
+          </w:tcPr>
+          <w:p>
+            <w:pPr>
+              <w:spacing w:after="0" w:line="252"/>
+            </w:pPr>
+            <w:r>
+              <w:rPr>
+                <w:rFonts w:ascii="Calibri" w:cs="Calibri" w:eastAsia="Calibri" w:hAnsi="Calibri"/>
+                <w:b/>
+                <w:bCs/>
+                <w:color w:val="1A1A1A"/>
+                <w:sz w:val="19"/>
+                <w:szCs w:val="19"/>
+              </w:rPr>
+              <w:t xml:space="preserve">Rows opening in Year 2</w:t>
+            </w:r>
+          </w:p>
+        </w:tc>
+      </w:tr>
+      <w:tr>
+        <w:tc>
+          <w:tcPr>
+            <w:tcW w:type="dxa" w:w="2699"/>
+            <w:tcMar>
+              <w:top w:type="dxa" w:w="60"/>
+              <w:left w:type="dxa" w:w="100"/>
+              <w:bottom w:type="dxa" w:w="60"/>
+              <w:right w:type="dxa" w:w="100"/>
+            </w:tcMar>
+          </w:tcPr>
+          <w:p>
+            <w:pPr>
+              <w:spacing w:after="0" w:line="252"/>
+            </w:pPr>
+            <w:r>
+              <w:rPr>
+                <w:rFonts w:ascii="Calibri" w:cs="Calibri" w:eastAsia="Calibri" w:hAnsi="Calibri"/>
+                <w:b/>
+                <w:bCs/>
+                <w:color w:val="1A1A1A"/>
+                <w:sz w:val="19"/>
+                <w:szCs w:val="19"/>
+              </w:rPr>
+              <w:t xml:space="preserve">Utilities</w:t>
+            </w:r>
+          </w:p>
+        </w:tc>
+        <w:tc>
+          <w:tcPr>
+            <w:tcW w:type="dxa" w:w="1734"/>
+            <w:tcMar>
+              <w:top w:type="dxa" w:w="60"/>
+              <w:left w:type="dxa" w:w="100"/>
+              <w:bottom w:type="dxa" w:w="60"/>
+              <w:right w:type="dxa" w:w="100"/>
+            </w:tcMar>
+          </w:tcPr>
+          <w:p>
+            <w:pPr>
+              <w:spacing w:after="0" w:line="252"/>
+            </w:pPr>
+            <w:r>
+              <w:rPr>
+                <w:rFonts w:ascii="Calibri" w:cs="Calibri" w:eastAsia="Calibri" w:hAnsi="Calibri"/>
+                <w:b w:val="false"/>
+                <w:bCs w:val="false"/>
+                <w:color w:val="1A1A1A"/>
+                <w:sz w:val="19"/>
+                <w:szCs w:val="19"/>
+              </w:rPr>
+              <w:t xml:space="preserve">12</w:t>
+            </w:r>
+          </w:p>
+        </w:tc>
+        <w:tc>
+          <w:tcPr>
+            <w:tcW w:type="dxa" w:w="1734"/>
+            <w:tcMar>
+              <w:top w:type="dxa" w:w="60"/>
+              <w:left w:type="dxa" w:w="100"/>
+              <w:bottom w:type="dxa" w:w="60"/>
+              <w:right w:type="dxa" w:w="100"/>
+            </w:tcMar>
+          </w:tcPr>
+          <w:p>
+            <w:pPr>
+              <w:spacing w:after="0" w:line="252"/>
+            </w:pPr>
+            <w:r>
+              <w:rPr>
+                <w:rFonts w:ascii="Calibri" w:cs="Calibri" w:eastAsia="Calibri" w:hAnsi="Calibri"/>
+                <w:b w:val="false"/>
+                <w:bCs w:val="false"/>
+                <w:color w:val="1A1A1A"/>
+                <w:sz w:val="19"/>
+                <w:szCs w:val="19"/>
+              </w:rPr>
+              <w:t xml:space="preserve">8</w:t>
+            </w:r>
+          </w:p>
+        </w:tc>
+        <w:tc>
+          <w:tcPr>
+            <w:tcW w:type="dxa" w:w="1734"/>
+            <w:tcMar>
+              <w:top w:type="dxa" w:w="60"/>
+              <w:left w:type="dxa" w:w="100"/>
+              <w:bottom w:type="dxa" w:w="60"/>
+              <w:right w:type="dxa" w:w="100"/>
+            </w:tcMar>
+          </w:tcPr>
+          <w:p>
+            <w:pPr>
+              <w:spacing w:after="0" w:line="252"/>
+            </w:pPr>
+            <w:r>
+              <w:rPr>
+                <w:rFonts w:ascii="Calibri" w:cs="Calibri" w:eastAsia="Calibri" w:hAnsi="Calibri"/>
+                <w:b w:val="false"/>
+                <w:bCs w:val="false"/>
+                <w:color w:val="1A1A1A"/>
+                <w:sz w:val="19"/>
+                <w:szCs w:val="19"/>
+              </w:rPr>
+              <w:t xml:space="preserve">7</w:t>
+            </w:r>
+          </w:p>
+        </w:tc>
+        <w:tc>
+          <w:tcPr>
+            <w:tcW w:type="dxa" w:w="1737"/>
+            <w:tcMar>
+              <w:top w:type="dxa" w:w="60"/>
+              <w:left w:type="dxa" w:w="100"/>
+              <w:bottom w:type="dxa" w:w="60"/>
+              <w:right w:type="dxa" w:w="100"/>
+            </w:tcMar>
+          </w:tcPr>
+          <w:p>
+            <w:pPr>
+              <w:spacing w:after="0" w:line="252"/>
+            </w:pPr>
+            <w:r>
+              <w:rPr>
+                <w:rFonts w:ascii="Calibri" w:cs="Calibri" w:eastAsia="Calibri" w:hAnsi="Calibri"/>
+                <w:b w:val="false"/>
+                <w:bCs w:val="false"/>
+                <w:color w:val="1A1A1A"/>
+                <w:sz w:val="19"/>
+                <w:szCs w:val="19"/>
+              </w:rPr>
+              <w:t xml:space="preserve">5</w:t>
+            </w:r>
+          </w:p>
+        </w:tc>
+      </w:tr>
+      <w:tr>
+        <w:tc>
+          <w:tcPr>
+            <w:tcW w:type="dxa" w:w="2699"/>
+            <w:tcMar>
+              <w:top w:type="dxa" w:w="60"/>
+              <w:left w:type="dxa" w:w="100"/>
+              <w:bottom w:type="dxa" w:w="60"/>
+              <w:right w:type="dxa" w:w="100"/>
+            </w:tcMar>
+          </w:tcPr>
+          <w:p>
+            <w:pPr>
+              <w:spacing w:after="0" w:line="252"/>
+            </w:pPr>
+            <w:r>
+              <w:rPr>
+                <w:rFonts w:ascii="Calibri" w:cs="Calibri" w:eastAsia="Calibri" w:hAnsi="Calibri"/>
+                <w:b/>
+                <w:bCs/>
+                <w:color w:val="1A1A1A"/>
+                <w:sz w:val="19"/>
+                <w:szCs w:val="19"/>
+              </w:rPr>
+              <w:t xml:space="preserve">Retail</w:t>
+            </w:r>
+          </w:p>
+        </w:tc>
+        <w:tc>
+          <w:tcPr>
+            <w:tcW w:type="dxa" w:w="1734"/>
+            <w:tcMar>
+              <w:top w:type="dxa" w:w="60"/>
+              <w:left w:type="dxa" w:w="100"/>
+              <w:bottom w:type="dxa" w:w="60"/>
+              <w:right w:type="dxa" w:w="100"/>
+            </w:tcMar>
+          </w:tcPr>
+          <w:p>
+            <w:pPr>
+              <w:spacing w:after="0" w:line="252"/>
+            </w:pPr>
+            <w:r>
+              <w:rPr>
+                <w:rFonts w:ascii="Calibri" w:cs="Calibri" w:eastAsia="Calibri" w:hAnsi="Calibri"/>
+                <w:b w:val="false"/>
+                <w:bCs w:val="false"/>
+                <w:color w:val="1A1A1A"/>
+                <w:sz w:val="19"/>
+                <w:szCs w:val="19"/>
+              </w:rPr>
+              <w:t xml:space="preserve">10</w:t>
+            </w:r>
+          </w:p>
+        </w:tc>
+        <w:tc>
+          <w:tcPr>
+            <w:tcW w:type="dxa" w:w="1734"/>
+            <w:tcMar>
+              <w:top w:type="dxa" w:w="60"/>
+              <w:left w:type="dxa" w:w="100"/>
+              <w:bottom w:type="dxa" w:w="60"/>
+              <w:right w:type="dxa" w:w="100"/>
+            </w:tcMar>
+          </w:tcPr>
+          <w:p>
+            <w:pPr>
+              <w:spacing w:after="0" w:line="252"/>
+            </w:pPr>
+            <w:r>
+              <w:rPr>
+                <w:rFonts w:ascii="Calibri" w:cs="Calibri" w:eastAsia="Calibri" w:hAnsi="Calibri"/>
+                <w:b w:val="false"/>
+                <w:bCs w:val="false"/>
+                <w:color w:val="1A1A1A"/>
+                <w:sz w:val="19"/>
+                <w:szCs w:val="19"/>
+              </w:rPr>
+              <w:t xml:space="preserve">8</w:t>
+            </w:r>
+          </w:p>
+        </w:tc>
+        <w:tc>
+          <w:tcPr>
+            <w:tcW w:type="dxa" w:w="1734"/>
+            <w:tcMar>
+              <w:top w:type="dxa" w:w="60"/>
+              <w:left w:type="dxa" w:w="100"/>
+              <w:bottom w:type="dxa" w:w="60"/>
+              <w:right w:type="dxa" w:w="100"/>
+            </w:tcMar>
+          </w:tcPr>
+          <w:p>
+            <w:pPr>
+              <w:spacing w:after="0" w:line="252"/>
+            </w:pPr>
+            <w:r>
+              <w:rPr>
+                <w:rFonts w:ascii="Calibri" w:cs="Calibri" w:eastAsia="Calibri" w:hAnsi="Calibri"/>
+                <w:b w:val="false"/>
+                <w:bCs w:val="false"/>
+                <w:color w:val="1A1A1A"/>
+                <w:sz w:val="19"/>
+                <w:szCs w:val="19"/>
+              </w:rPr>
+              <w:t xml:space="preserve">6</w:t>
+            </w:r>
+          </w:p>
+        </w:tc>
+        <w:tc>
+          <w:tcPr>
+            <w:tcW w:type="dxa" w:w="1737"/>
+            <w:tcMar>
+              <w:top w:type="dxa" w:w="60"/>
+              <w:left w:type="dxa" w:w="100"/>
+              <w:bottom w:type="dxa" w:w="60"/>
+              <w:right w:type="dxa" w:w="100"/>
+            </w:tcMar>
+          </w:tcPr>
+          <w:p>
+            <w:pPr>
+              <w:spacing w:after="0" w:line="252"/>
+            </w:pPr>
+            <w:r>
+              <w:rPr>
+                <w:rFonts w:ascii="Calibri" w:cs="Calibri" w:eastAsia="Calibri" w:hAnsi="Calibri"/>
+                <w:b w:val="false"/>
+                <w:bCs w:val="false"/>
+                <w:color w:val="1A1A1A"/>
+                <w:sz w:val="19"/>
+                <w:szCs w:val="19"/>
+              </w:rPr>
+              <w:t xml:space="preserve">4</w:t>
+            </w:r>
+          </w:p>
+        </w:tc>
+      </w:tr>
+      <w:tr>
+        <w:tc>
+          <w:tcPr>
+            <w:tcW w:type="dxa" w:w="2699"/>
+            <w:tcMar>
+              <w:top w:type="dxa" w:w="60"/>
+              <w:left w:type="dxa" w:w="100"/>
+              <w:bottom w:type="dxa" w:w="60"/>
+              <w:right w:type="dxa" w:w="100"/>
+            </w:tcMar>
+          </w:tcPr>
+          <w:p>
+            <w:pPr>
+              <w:spacing w:after="0" w:line="252"/>
+            </w:pPr>
+            <w:r>
+              <w:rPr>
+                <w:rFonts w:ascii="Calibri" w:cs="Calibri" w:eastAsia="Calibri" w:hAnsi="Calibri"/>
+                <w:b/>
+                <w:bCs/>
+                <w:color w:val="1A1A1A"/>
+                <w:sz w:val="19"/>
+                <w:szCs w:val="19"/>
+              </w:rPr>
+              <w:t xml:space="preserve">Hospitality</w:t>
+            </w:r>
+          </w:p>
+        </w:tc>
+        <w:tc>
+          <w:tcPr>
+            <w:tcW w:type="dxa" w:w="1734"/>
+            <w:tcMar>
+              <w:top w:type="dxa" w:w="60"/>
+              <w:left w:type="dxa" w:w="100"/>
+              <w:bottom w:type="dxa" w:w="60"/>
+              <w:right w:type="dxa" w:w="100"/>
+            </w:tcMar>
+          </w:tcPr>
+          <w:p>
+            <w:pPr>
+              <w:spacing w:after="0" w:line="252"/>
+            </w:pPr>
+            <w:r>
+              <w:rPr>
+                <w:rFonts w:ascii="Calibri" w:cs="Calibri" w:eastAsia="Calibri" w:hAnsi="Calibri"/>
+                <w:b w:val="false"/>
+                <w:bCs w:val="false"/>
+                <w:color w:val="1A1A1A"/>
+                <w:sz w:val="19"/>
+                <w:szCs w:val="19"/>
+              </w:rPr>
+              <w:t xml:space="preserve">12</w:t>
+            </w:r>
+          </w:p>
+        </w:tc>
+        <w:tc>
+          <w:tcPr>
+            <w:tcW w:type="dxa" w:w="1734"/>
+            <w:tcMar>
+              <w:top w:type="dxa" w:w="60"/>
+              <w:left w:type="dxa" w:w="100"/>
+              <w:bottom w:type="dxa" w:w="60"/>
+              <w:right w:type="dxa" w:w="100"/>
+            </w:tcMar>
+          </w:tcPr>
+          <w:p>
+            <w:pPr>
+              <w:spacing w:after="0" w:line="252"/>
+            </w:pPr>
+            <w:r>
+              <w:rPr>
+                <w:rFonts w:ascii="Calibri" w:cs="Calibri" w:eastAsia="Calibri" w:hAnsi="Calibri"/>
+                <w:b w:val="false"/>
+                <w:bCs w:val="false"/>
+                <w:color w:val="1A1A1A"/>
+                <w:sz w:val="19"/>
+                <w:szCs w:val="19"/>
+              </w:rPr>
+              <w:t xml:space="preserve">8</w:t>
+            </w:r>
+          </w:p>
+        </w:tc>
+        <w:tc>
+          <w:tcPr>
+            <w:tcW w:type="dxa" w:w="1734"/>
+            <w:tcMar>
+              <w:top w:type="dxa" w:w="60"/>
+              <w:left w:type="dxa" w:w="100"/>
+              <w:bottom w:type="dxa" w:w="60"/>
+              <w:right w:type="dxa" w:w="100"/>
+            </w:tcMar>
+          </w:tcPr>
+          <w:p>
+            <w:pPr>
+              <w:spacing w:after="0" w:line="252"/>
+            </w:pPr>
+            <w:r>
+              <w:rPr>
+                <w:rFonts w:ascii="Calibri" w:cs="Calibri" w:eastAsia="Calibri" w:hAnsi="Calibri"/>
+                <w:b w:val="false"/>
+                <w:bCs w:val="false"/>
+                <w:color w:val="1A1A1A"/>
+                <w:sz w:val="19"/>
+                <w:szCs w:val="19"/>
+              </w:rPr>
+              <w:t xml:space="preserve">5</w:t>
+            </w:r>
+          </w:p>
+        </w:tc>
+        <w:tc>
+          <w:tcPr>
+            <w:tcW w:type="dxa" w:w="1737"/>
+            <w:tcMar>
+              <w:top w:type="dxa" w:w="60"/>
+              <w:left w:type="dxa" w:w="100"/>
+              <w:bottom w:type="dxa" w:w="60"/>
+              <w:right w:type="dxa" w:w="100"/>
+            </w:tcMar>
+          </w:tcPr>
+          <w:p>
+            <w:pPr>
+              <w:spacing w:after="0" w:line="252"/>
+            </w:pPr>
+            <w:r>
+              <w:rPr>
+                <w:rFonts w:ascii="Calibri" w:cs="Calibri" w:eastAsia="Calibri" w:hAnsi="Calibri"/>
+                <w:b w:val="false"/>
+                <w:bCs w:val="false"/>
+                <w:color w:val="1A1A1A"/>
+                <w:sz w:val="19"/>
+                <w:szCs w:val="19"/>
+              </w:rPr>
+              <w:t xml:space="preserve">7</w:t>
+            </w:r>
+          </w:p>
+        </w:tc>
+      </w:tr>
+      <w:tr>
+        <w:tc>
+          <w:tcPr>
+            <w:tcW w:type="dxa" w:w="2699"/>
+            <w:tcMar>
+              <w:top w:type="dxa" w:w="60"/>
+              <w:left w:type="dxa" w:w="100"/>
+              <w:bottom w:type="dxa" w:w="60"/>
+              <w:right w:type="dxa" w:w="100"/>
+            </w:tcMar>
+          </w:tcPr>
+          <w:p>
+            <w:pPr>
+              <w:spacing w:after="0" w:line="252"/>
+            </w:pPr>
+            <w:r>
+              <w:rPr>
+                <w:rFonts w:ascii="Calibri" w:cs="Calibri" w:eastAsia="Calibri" w:hAnsi="Calibri"/>
+                <w:b/>
+                <w:bCs/>
+                <w:color w:val="1A1A1A"/>
+                <w:sz w:val="19"/>
+                <w:szCs w:val="19"/>
+              </w:rPr>
+              <w:t xml:space="preserve">Manufacturing</w:t>
+            </w:r>
+          </w:p>
+        </w:tc>
+        <w:tc>
+          <w:tcPr>
+            <w:tcW w:type="dxa" w:w="1734"/>
+            <w:tcMar>
+              <w:top w:type="dxa" w:w="60"/>
+              <w:left w:type="dxa" w:w="100"/>
+              <w:bottom w:type="dxa" w:w="60"/>
+              <w:right w:type="dxa" w:w="100"/>
+            </w:tcMar>
+          </w:tcPr>
+          <w:p>
+            <w:pPr>
+              <w:spacing w:after="0" w:line="252"/>
+            </w:pPr>
+            <w:r>
+              <w:rPr>
+                <w:rFonts w:ascii="Calibri" w:cs="Calibri" w:eastAsia="Calibri" w:hAnsi="Calibri"/>
+                <w:b w:val="false"/>
+                <w:bCs w:val="false"/>
+                <w:color w:val="1A1A1A"/>
+                <w:sz w:val="19"/>
+                <w:szCs w:val="19"/>
+              </w:rPr>
+              <w:t xml:space="preserve">10</w:t>
+            </w:r>
+          </w:p>
+        </w:tc>
+        <w:tc>
+          <w:tcPr>
+            <w:tcW w:type="dxa" w:w="1734"/>
+            <w:tcMar>
+              <w:top w:type="dxa" w:w="60"/>
+              <w:left w:type="dxa" w:w="100"/>
+              <w:bottom w:type="dxa" w:w="60"/>
+              <w:right w:type="dxa" w:w="100"/>
+            </w:tcMar>
+          </w:tcPr>
+          <w:p>
+            <w:pPr>
+              <w:spacing w:after="0" w:line="252"/>
+            </w:pPr>
+            <w:r>
+              <w:rPr>
+                <w:rFonts w:ascii="Calibri" w:cs="Calibri" w:eastAsia="Calibri" w:hAnsi="Calibri"/>
+                <w:b w:val="false"/>
+                <w:bCs w:val="false"/>
+                <w:color w:val="1A1A1A"/>
+                <w:sz w:val="19"/>
+                <w:szCs w:val="19"/>
+              </w:rPr>
+              <w:t xml:space="preserve">8</w:t>
+            </w:r>
+          </w:p>
+        </w:tc>
+        <w:tc>
+          <w:tcPr>
+            <w:tcW w:type="dxa" w:w="1734"/>
+            <w:tcMar>
+              <w:top w:type="dxa" w:w="60"/>
+              <w:left w:type="dxa" w:w="100"/>
+              <w:bottom w:type="dxa" w:w="60"/>
+              <w:right w:type="dxa" w:w="100"/>
+            </w:tcMar>
+          </w:tcPr>
+          <w:p>
+            <w:pPr>
+              <w:spacing w:after="0" w:line="252"/>
+            </w:pPr>
+            <w:r>
+              <w:rPr>
+                <w:rFonts w:ascii="Calibri" w:cs="Calibri" w:eastAsia="Calibri" w:hAnsi="Calibri"/>
+                <w:b w:val="false"/>
+                <w:bCs w:val="false"/>
+                <w:color w:val="1A1A1A"/>
+                <w:sz w:val="19"/>
+                <w:szCs w:val="19"/>
+              </w:rPr>
+              <w:t xml:space="preserve">7</w:t>
+            </w:r>
+          </w:p>
+        </w:tc>
+        <w:tc>
+          <w:tcPr>
+            <w:tcW w:type="dxa" w:w="1737"/>
+            <w:tcMar>
+              <w:top w:type="dxa" w:w="60"/>
+              <w:left w:type="dxa" w:w="100"/>
+              <w:bottom w:type="dxa" w:w="60"/>
+              <w:right w:type="dxa" w:w="100"/>
+            </w:tcMar>
+          </w:tcPr>
+          <w:p>
+            <w:pPr>
+              <w:spacing w:after="0" w:line="252"/>
+            </w:pPr>
+            <w:r>
+              <w:rPr>
+                <w:rFonts w:ascii="Calibri" w:cs="Calibri" w:eastAsia="Calibri" w:hAnsi="Calibri"/>
+                <w:b w:val="false"/>
+                <w:bCs w:val="false"/>
+                <w:color w:val="1A1A1A"/>
+                <w:sz w:val="19"/>
+                <w:szCs w:val="19"/>
+              </w:rPr>
+              <w:t xml:space="preserve">3</w:t>
+            </w:r>
+          </w:p>
+        </w:tc>
+      </w:tr>
+      <w:tr>
+        <w:tc>
+          <w:tcPr>
+            <w:tcW w:type="dxa" w:w="2699"/>
+            <w:tcMar>
+              <w:top w:type="dxa" w:w="60"/>
+              <w:left w:type="dxa" w:w="100"/>
+              <w:bottom w:type="dxa" w:w="60"/>
+              <w:right w:type="dxa" w:w="100"/>
+            </w:tcMar>
+          </w:tcPr>
+          <w:p>
+            <w:pPr>
+              <w:spacing w:after="0" w:line="252"/>
+            </w:pPr>
+            <w:r>
+              <w:rPr>
+                <w:rFonts w:ascii="Calibri" w:cs="Calibri" w:eastAsia="Calibri" w:hAnsi="Calibri"/>
+                <w:b/>
+                <w:bCs/>
+                <w:color w:val="1A1A1A"/>
+                <w:sz w:val="19"/>
+                <w:szCs w:val="19"/>
+              </w:rPr>
+              <w:t xml:space="preserve">Healthcare</w:t>
+            </w:r>
+          </w:p>
+        </w:tc>
+        <w:tc>
+          <w:tcPr>
+            <w:tcW w:type="dxa" w:w="1734"/>
+            <w:tcMar>
+              <w:top w:type="dxa" w:w="60"/>
+              <w:left w:type="dxa" w:w="100"/>
+              <w:bottom w:type="dxa" w:w="60"/>
+              <w:right w:type="dxa" w:w="100"/>
+            </w:tcMar>
+          </w:tcPr>
+          <w:p>
+            <w:pPr>
+              <w:spacing w:after="0" w:line="252"/>
+            </w:pPr>
+            <w:r>
+              <w:rPr>
+                <w:rFonts w:ascii="Calibri" w:cs="Calibri" w:eastAsia="Calibri" w:hAnsi="Calibri"/>
+                <w:b w:val="false"/>
+                <w:bCs w:val="false"/>
+                <w:color w:val="1A1A1A"/>
+                <w:sz w:val="19"/>
+                <w:szCs w:val="19"/>
+              </w:rPr>
+              <w:t xml:space="preserve">10</w:t>
+            </w:r>
+          </w:p>
+        </w:tc>
+        <w:tc>
+          <w:tcPr>
+            <w:tcW w:type="dxa" w:w="1734"/>
+            <w:tcMar>
+              <w:top w:type="dxa" w:w="60"/>
+              <w:left w:type="dxa" w:w="100"/>
+              <w:bottom w:type="dxa" w:w="60"/>
+              <w:right w:type="dxa" w:w="100"/>
+            </w:tcMar>
+          </w:tcPr>
+          <w:p>
+            <w:pPr>
+              <w:spacing w:after="0" w:line="252"/>
+            </w:pPr>
+            <w:r>
+              <w:rPr>
+                <w:rFonts w:ascii="Calibri" w:cs="Calibri" w:eastAsia="Calibri" w:hAnsi="Calibri"/>
+                <w:b w:val="false"/>
+                <w:bCs w:val="false"/>
+                <w:color w:val="1A1A1A"/>
+                <w:sz w:val="19"/>
+                <w:szCs w:val="19"/>
+              </w:rPr>
+              <w:t xml:space="preserve">8</w:t>
+            </w:r>
+          </w:p>
+        </w:tc>
+        <w:tc>
+          <w:tcPr>
+            <w:tcW w:type="dxa" w:w="1734"/>
+            <w:tcMar>
+              <w:top w:type="dxa" w:w="60"/>
+              <w:left w:type="dxa" w:w="100"/>
+              <w:bottom w:type="dxa" w:w="60"/>
+              <w:right w:type="dxa" w:w="100"/>
+            </w:tcMar>
+          </w:tcPr>
+          <w:p>
+            <w:pPr>
+              <w:spacing w:after="0" w:line="252"/>
+            </w:pPr>
+            <w:r>
+              <w:rPr>
+                <w:rFonts w:ascii="Calibri" w:cs="Calibri" w:eastAsia="Calibri" w:hAnsi="Calibri"/>
+                <w:b w:val="false"/>
+                <w:bCs w:val="false"/>
+                <w:color w:val="1A1A1A"/>
+                <w:sz w:val="19"/>
+                <w:szCs w:val="19"/>
+              </w:rPr>
+              <w:t xml:space="preserve">3</w:t>
+            </w:r>
+          </w:p>
+        </w:tc>
+        <w:tc>
+          <w:tcPr>
+            <w:tcW w:type="dxa" w:w="1737"/>
+            <w:tcMar>
+              <w:top w:type="dxa" w:w="60"/>
+              <w:left w:type="dxa" w:w="100"/>
+              <w:bottom w:type="dxa" w:w="60"/>
+              <w:right w:type="dxa" w:w="100"/>
+            </w:tcMar>
+          </w:tcPr>
+          <w:p>
+            <w:pPr>
+              <w:spacing w:after="0" w:line="252"/>
+            </w:pPr>
+            <w:r>
+              <w:rPr>
+                <w:rFonts w:ascii="Calibri" w:cs="Calibri" w:eastAsia="Calibri" w:hAnsi="Calibri"/>
+                <w:b w:val="false"/>
+                <w:bCs w:val="false"/>
+                <w:color w:val="1A1A1A"/>
+                <w:sz w:val="19"/>
+                <w:szCs w:val="19"/>
+              </w:rPr>
+              <w:t xml:space="preserve">7</w:t>
+            </w:r>
+          </w:p>
+        </w:tc>
+      </w:tr>
+      <w:tr>
+        <w:tc>
+          <w:tcPr>
+            <w:tcW w:type="dxa" w:w="2699"/>
+            <w:tcMar>
+              <w:top w:type="dxa" w:w="60"/>
+              <w:left w:type="dxa" w:w="100"/>
+              <w:bottom w:type="dxa" w:w="60"/>
+              <w:right w:type="dxa" w:w="100"/>
+            </w:tcMar>
+          </w:tcPr>
+          <w:p>
+            <w:pPr>
+              <w:spacing w:after="0" w:line="252"/>
+            </w:pPr>
+            <w:r>
+              <w:rPr>
+                <w:rFonts w:ascii="Calibri" w:cs="Calibri" w:eastAsia="Calibri" w:hAnsi="Calibri"/>
+                <w:b/>
+                <w:bCs/>
+                <w:color w:val="1A1A1A"/>
+                <w:sz w:val="19"/>
+                <w:szCs w:val="19"/>
+              </w:rPr>
+              <w:t xml:space="preserve">Technology</w:t>
+            </w:r>
+          </w:p>
+        </w:tc>
+        <w:tc>
+          <w:tcPr>
+            <w:tcW w:type="dxa" w:w="1734"/>
+            <w:tcMar>
+              <w:top w:type="dxa" w:w="60"/>
+              <w:left w:type="dxa" w:w="100"/>
+              <w:bottom w:type="dxa" w:w="60"/>
+              <w:right w:type="dxa" w:w="100"/>
+            </w:tcMar>
+          </w:tcPr>
+          <w:p>
+            <w:pPr>
+              <w:spacing w:after="0" w:line="252"/>
+            </w:pPr>
+            <w:r>
+              <w:rPr>
+                <w:rFonts w:ascii="Calibri" w:cs="Calibri" w:eastAsia="Calibri" w:hAnsi="Calibri"/>
+                <w:b w:val="false"/>
+                <w:bCs w:val="false"/>
+                <w:color w:val="1A1A1A"/>
+                <w:sz w:val="19"/>
+                <w:szCs w:val="19"/>
+              </w:rPr>
+              <w:t xml:space="preserve">10</w:t>
+            </w:r>
+          </w:p>
+        </w:tc>
+        <w:tc>
+          <w:tcPr>
+            <w:tcW w:type="dxa" w:w="1734"/>
+            <w:tcMar>
+              <w:top w:type="dxa" w:w="60"/>
+              <w:left w:type="dxa" w:w="100"/>
+              <w:bottom w:type="dxa" w:w="60"/>
+              <w:right w:type="dxa" w:w="100"/>
+            </w:tcMar>
+          </w:tcPr>
+          <w:p>
+            <w:pPr>
+              <w:spacing w:after="0" w:line="252"/>
+            </w:pPr>
+            <w:r>
+              <w:rPr>
+                <w:rFonts w:ascii="Calibri" w:cs="Calibri" w:eastAsia="Calibri" w:hAnsi="Calibri"/>
+                <w:b w:val="false"/>
+                <w:bCs w:val="false"/>
+                <w:color w:val="1A1A1A"/>
+                <w:sz w:val="19"/>
+                <w:szCs w:val="19"/>
+              </w:rPr>
+              <w:t xml:space="preserve">8</w:t>
+            </w:r>
+          </w:p>
+        </w:tc>
+        <w:tc>
+          <w:tcPr>
+            <w:tcW w:type="dxa" w:w="1734"/>
+            <w:tcMar>
+              <w:top w:type="dxa" w:w="60"/>
+              <w:left w:type="dxa" w:w="100"/>
+              <w:bottom w:type="dxa" w:w="60"/>
+              <w:right w:type="dxa" w:w="100"/>
+            </w:tcMar>
+          </w:tcPr>
+          <w:p>
+            <w:pPr>
+              <w:spacing w:after="0" w:line="252"/>
+            </w:pPr>
+            <w:r>
+              <w:rPr>
+                <w:rFonts w:ascii="Calibri" w:cs="Calibri" w:eastAsia="Calibri" w:hAnsi="Calibri"/>
+                <w:b w:val="false"/>
+                <w:bCs w:val="false"/>
+                <w:color w:val="1A1A1A"/>
+                <w:sz w:val="19"/>
+                <w:szCs w:val="19"/>
+              </w:rPr>
+              <w:t xml:space="preserve">4</w:t>
+            </w:r>
+          </w:p>
+        </w:tc>
+        <w:tc>
+          <w:tcPr>
+            <w:tcW w:type="dxa" w:w="1737"/>
+            <w:tcMar>
+              <w:top w:type="dxa" w:w="60"/>
+              <w:left w:type="dxa" w:w="100"/>
+              <w:bottom w:type="dxa" w:w="60"/>
+              <w:right w:type="dxa" w:w="100"/>
+            </w:tcMar>
+          </w:tcPr>
+          <w:p>
+            <w:pPr>
+              <w:spacing w:after="0" w:line="252"/>
+            </w:pPr>
+            <w:r>
+              <w:rPr>
+                <w:rFonts w:ascii="Calibri" w:cs="Calibri" w:eastAsia="Calibri" w:hAnsi="Calibri"/>
+                <w:b w:val="false"/>
+                <w:bCs w:val="false"/>
+                <w:color w:val="1A1A1A"/>
+                <w:sz w:val="19"/>
+                <w:szCs w:val="19"/>
+              </w:rPr>
+              <w:t xml:space="preserve">6</w:t>
+            </w:r>
+          </w:p>
+        </w:tc>
+      </w:tr>
+    </w:tbl>
+    <w:p>
+      <w:pPr>
+        <w:spacing w:after="160"/>
+      </w:pPr>
+    </w:p>
+    <w:p>
+      <w:pPr>
+        <w:pBdr>
+          <w:left w:val="single" w:color="4A3AB5" w:sz="12" w:space="10"/>
+        </w:pBdr>
+        <w:spacing w:after="160" w:before="120"/>
+        <w:ind w:left="240"/>
+      </w:pPr>
+      <w:r>
+        <w:rPr>
+          <w:rFonts w:ascii="Consolas" w:cs="Consolas" w:eastAsia="Consolas" w:hAnsi="Consolas"/>
+          <w:b/>
+          <w:bCs/>
+          <w:color w:val="4A3AB5"/>
+          <w:sz w:val="16"/>
+          <w:szCs w:val="16"/>
+        </w:rPr>
+        <w:t xml:space="preserve">Designer's note   </w:t>
+      </w:r>
+      <w:r>
+        <w:rPr>
+          <w:rFonts w:ascii="Calibri" w:cs="Calibri" w:eastAsia="Calibri" w:hAnsi="Calibri"/>
+          <w:i/>
+          <w:iCs/>
+          <w:color w:val="6B6B78"/>
+          <w:sz w:val="19"/>
+          <w:szCs w:val="19"/>
+        </w:rPr>
+        <w:t xml:space="preserve">Equal spread at 8 and a deliberate year tilt: Manufacturing and Utilities are early industries, Healthcare and Technology late ones, and Hospitality is the only one that is flat across both years. The spread being equal six ways is what stops the demand table carrying any of the industry balance - whatever is left over is on the cards, where it can be read. Retail and Manufacturing are the only industries printed on NO centre district, so their demand swings with the draw more than anyone else's; Healthcare, on all four centres, swings least.</w:t>
+      </w:r>
+    </w:p>
+    <w:p>
+      <w:pPr>
+        <w:pStyle w:val="Heading2"/>
+        <w:spacing w:after="100" w:before="240"/>
+      </w:pPr>
+      <w:r>
+        <w:rPr>
+          <w:rFonts w:ascii="Calibri" w:cs="Calibri" w:eastAsia="Calibri" w:hAnsi="Calibri"/>
+          <w:b/>
+          <w:bCs/>
+          <w:color w:val="1A1A1A"/>
+          <w:sz w:val="23"/>
+          <w:szCs w:val="23"/>
+        </w:rPr>
+        <w:t xml:space="preserve">Discs, money and the loan</w:t>
+      </w:r>
+    </w:p>
+    <w:tbl>
+      <w:tblPr>
+        <w:tblW w:type="dxa" w:w="9638"/>
+        <w:tblBorders>
+          <w:top w:val="single" w:color="D8D4E2" w:sz="4"/>
+          <w:left w:val="none" w:color="FFFFFF" w:sz="0"/>
+          <w:bottom w:val="single" w:color="D8D4E2" w:sz="4"/>
+          <w:right w:val="none" w:color="FFFFFF" w:sz="0"/>
+          <w:insideH w:val="single" w:color="D8D4E2" w:sz="2"/>
+          <w:insideV w:val="none" w:color="FFFFFF" w:sz="0"/>
+        </w:tblBorders>
+      </w:tblPr>
+      <w:tblGrid>
+        <w:gridCol w:w="2699"/>
+        <w:gridCol w:w="3469"/>
+        <w:gridCol w:w="3470"/>
+      </w:tblGrid>
+      <w:tr>
+        <w:trPr>
+          <w:tblHeader/>
+        </w:trPr>
+        <w:tc>
+          <w:tcPr>
+            <w:tcW w:type="dxa" w:w="2699"/>
+            <w:shd w:fill="F1EFF7" w:color="auto" w:val="clear"/>
+            <w:tcMar>
+              <w:top w:type="dxa" w:w="60"/>
+              <w:left w:type="dxa" w:w="100"/>
+              <w:bottom w:type="dxa" w:w="60"/>
+              <w:right w:type="dxa" w:w="100"/>
+            </w:tcMar>
+          </w:tcPr>
+          <w:p>
+            <w:pPr>
+              <w:spacing w:after="0" w:line="252"/>
+            </w:pPr>
+            <w:r>
+              <w:rPr>
+                <w:rFonts w:ascii="Calibri" w:cs="Calibri" w:eastAsia="Calibri" w:hAnsi="Calibri"/>
+                <w:b/>
+                <w:bCs/>
+                <w:color w:val="1A1A1A"/>
+                <w:sz w:val="19"/>
+                <w:szCs w:val="19"/>
+              </w:rPr>
+              <w:t xml:space="preserve">Component</w:t>
+            </w:r>
+          </w:p>
+        </w:tc>
+        <w:tc>
+          <w:tcPr>
+            <w:tcW w:type="dxa" w:w="3469"/>
+            <w:shd w:fill="F1EFF7" w:color="auto" w:val="clear"/>
+            <w:tcMar>
+              <w:top w:type="dxa" w:w="60"/>
+              <w:left w:type="dxa" w:w="100"/>
+              <w:bottom w:type="dxa" w:w="60"/>
+              <w:right w:type="dxa" w:w="100"/>
+            </w:tcMar>
+          </w:tcPr>
+          <w:p>
+            <w:pPr>
+              <w:spacing w:after="0" w:line="252"/>
+            </w:pPr>
+            <w:r>
+              <w:rPr>
+                <w:rFonts w:ascii="Calibri" w:cs="Calibri" w:eastAsia="Calibri" w:hAnsi="Calibri"/>
+                <w:b/>
+                <w:bCs/>
+                <w:color w:val="1A1A1A"/>
+                <w:sz w:val="19"/>
+                <w:szCs w:val="19"/>
+              </w:rPr>
+              <w:t xml:space="preserve">Per player</w:t>
+            </w:r>
+          </w:p>
+        </w:tc>
+        <w:tc>
+          <w:tcPr>
+            <w:tcW w:type="dxa" w:w="3470"/>
+            <w:shd w:fill="F1EFF7" w:color="auto" w:val="clear"/>
+            <w:tcMar>
+              <w:top w:type="dxa" w:w="60"/>
+              <w:left w:type="dxa" w:w="100"/>
+              <w:bottom w:type="dxa" w:w="60"/>
+              <w:right w:type="dxa" w:w="100"/>
+            </w:tcMar>
+          </w:tcPr>
+          <w:p>
+            <w:pPr>
+              <w:spacing w:after="0" w:line="252"/>
+            </w:pPr>
+            <w:r>
+              <w:rPr>
+                <w:rFonts w:ascii="Calibri" w:cs="Calibri" w:eastAsia="Calibri" w:hAnsi="Calibri"/>
+                <w:b/>
+                <w:bCs/>
+                <w:color w:val="1A1A1A"/>
+                <w:sz w:val="19"/>
+                <w:szCs w:val="19"/>
+              </w:rPr>
+              <w:t xml:space="preserve">What it does</w:t>
+            </w:r>
+          </w:p>
+        </w:tc>
+      </w:tr>
+      <w:tr>
+        <w:tc>
+          <w:tcPr>
+            <w:tcW w:type="dxa" w:w="2699"/>
+            <w:tcMar>
+              <w:top w:type="dxa" w:w="60"/>
+              <w:left w:type="dxa" w:w="100"/>
+              <w:bottom w:type="dxa" w:w="60"/>
+              <w:right w:type="dxa" w:w="100"/>
+            </w:tcMar>
+          </w:tcPr>
+          <w:p>
+            <w:pPr>
+              <w:spacing w:after="0" w:line="252"/>
+            </w:pPr>
+            <w:r>
+              <w:rPr>
+                <w:rFonts w:ascii="Calibri" w:cs="Calibri" w:eastAsia="Calibri" w:hAnsi="Calibri"/>
+                <w:b/>
+                <w:bCs/>
+                <w:color w:val="1A1A1A"/>
+                <w:sz w:val="19"/>
+                <w:szCs w:val="19"/>
+              </w:rPr>
+              <w:t xml:space="preserve">Discs</w:t>
+            </w:r>
+          </w:p>
+        </w:tc>
+        <w:tc>
+          <w:tcPr>
+            <w:tcW w:type="dxa" w:w="3469"/>
+            <w:tcMar>
+              <w:top w:type="dxa" w:w="60"/>
+              <w:left w:type="dxa" w:w="100"/>
+              <w:bottom w:type="dxa" w:w="60"/>
+              <w:right w:type="dxa" w:w="100"/>
+            </w:tcMar>
+          </w:tcPr>
+          <w:p>
+            <w:pPr>
+              <w:spacing w:after="0" w:line="252"/>
+            </w:pPr>
+            <w:r>
+              <w:rPr>
+                <w:rFonts w:ascii="Calibri" w:cs="Calibri" w:eastAsia="Calibri" w:hAnsi="Calibri"/>
+                <w:b w:val="false"/>
+                <w:bCs w:val="false"/>
+                <w:color w:val="1A1A1A"/>
+                <w:sz w:val="19"/>
+                <w:szCs w:val="19"/>
+              </w:rPr>
+              <w:t xml:space="preserve">12 (6 in the beginner game)</w:t>
+            </w:r>
+          </w:p>
+        </w:tc>
+        <w:tc>
+          <w:tcPr>
+            <w:tcW w:type="dxa" w:w="3470"/>
+            <w:tcMar>
+              <w:top w:type="dxa" w:w="60"/>
+              <w:left w:type="dxa" w:w="100"/>
+              <w:bottom w:type="dxa" w:w="60"/>
+              <w:right w:type="dxa" w:w="100"/>
+            </w:tcMar>
+          </w:tcPr>
+          <w:p>
+            <w:pPr>
+              <w:spacing w:after="0" w:line="252"/>
+            </w:pPr>
+            <w:r>
+              <w:rPr>
+                <w:rFonts w:ascii="Calibri" w:cs="Calibri" w:eastAsia="Calibri" w:hAnsi="Calibri"/>
+                <w:b w:val="false"/>
+                <w:bCs w:val="false"/>
+                <w:color w:val="1A1A1A"/>
+                <w:sz w:val="19"/>
+                <w:szCs w:val="19"/>
+              </w:rPr>
+              <w:t xml:space="preserve">One for every plot you own, one for every company you run, and one for every loan outstanding. Running out of discs is what stops you, not running out of money.</w:t>
+            </w:r>
+          </w:p>
+        </w:tc>
+      </w:tr>
+      <w:tr>
+        <w:tc>
+          <w:tcPr>
+            <w:tcW w:type="dxa" w:w="2699"/>
+            <w:tcMar>
+              <w:top w:type="dxa" w:w="60"/>
+              <w:left w:type="dxa" w:w="100"/>
+              <w:bottom w:type="dxa" w:w="60"/>
+              <w:right w:type="dxa" w:w="100"/>
+            </w:tcMar>
+          </w:tcPr>
+          <w:p>
+            <w:pPr>
+              <w:spacing w:after="0" w:line="252"/>
+            </w:pPr>
+            <w:r>
+              <w:rPr>
+                <w:rFonts w:ascii="Calibri" w:cs="Calibri" w:eastAsia="Calibri" w:hAnsi="Calibri"/>
+                <w:b/>
+                <w:bCs/>
+                <w:color w:val="1A1A1A"/>
+                <w:sz w:val="19"/>
+                <w:szCs w:val="19"/>
+              </w:rPr>
+              <w:t xml:space="preserve">Starting cash</w:t>
+            </w:r>
+          </w:p>
+        </w:tc>
+        <w:tc>
+          <w:tcPr>
+            <w:tcW w:type="dxa" w:w="3469"/>
+            <w:tcMar>
+              <w:top w:type="dxa" w:w="60"/>
+              <w:left w:type="dxa" w:w="100"/>
+              <w:bottom w:type="dxa" w:w="60"/>
+              <w:right w:type="dxa" w:w="100"/>
+            </w:tcMar>
+          </w:tcPr>
+          <w:p>
+            <w:pPr>
+              <w:spacing w:after="0" w:line="252"/>
+            </w:pPr>
+            <w:r>
+              <w:rPr>
+                <w:rFonts w:ascii="Calibri" w:cs="Calibri" w:eastAsia="Calibri" w:hAnsi="Calibri"/>
+                <w:b w:val="false"/>
+                <w:bCs w:val="false"/>
+                <w:color w:val="1A1A1A"/>
+                <w:sz w:val="19"/>
+                <w:szCs w:val="19"/>
+              </w:rPr>
+              <w:t xml:space="preserve">$25 / $22 / $19 by seat order</w:t>
+            </w:r>
+          </w:p>
+        </w:tc>
+        <w:tc>
+          <w:tcPr>
+            <w:tcW w:type="dxa" w:w="3470"/>
+            <w:tcMar>
+              <w:top w:type="dxa" w:w="60"/>
+              <w:left w:type="dxa" w:w="100"/>
+              <w:bottom w:type="dxa" w:w="60"/>
+              <w:right w:type="dxa" w:w="100"/>
+            </w:tcMar>
+          </w:tcPr>
+          <w:p>
+            <w:pPr>
+              <w:spacing w:after="0" w:line="252"/>
+            </w:pPr>
+            <w:r>
+              <w:rPr>
+                <w:rFonts w:ascii="Calibri" w:cs="Calibri" w:eastAsia="Calibri" w:hAnsi="Calibri"/>
+                <w:b w:val="false"/>
+                <w:bCs w:val="false"/>
+                <w:color w:val="1A1A1A"/>
+                <w:sz w:val="19"/>
+                <w:szCs w:val="19"/>
+              </w:rPr>
+              <w:t xml:space="preserve">The later you sit, the less you start with - the first player pays for the first pick.</w:t>
+            </w:r>
+          </w:p>
+        </w:tc>
+      </w:tr>
+      <w:tr>
+        <w:tc>
+          <w:tcPr>
+            <w:tcW w:type="dxa" w:w="2699"/>
+            <w:tcMar>
+              <w:top w:type="dxa" w:w="60"/>
+              <w:left w:type="dxa" w:w="100"/>
+              <w:bottom w:type="dxa" w:w="60"/>
+              <w:right w:type="dxa" w:w="100"/>
+            </w:tcMar>
+          </w:tcPr>
+          <w:p>
+            <w:pPr>
+              <w:spacing w:after="0" w:line="252"/>
+            </w:pPr>
+            <w:r>
+              <w:rPr>
+                <w:rFonts w:ascii="Calibri" w:cs="Calibri" w:eastAsia="Calibri" w:hAnsi="Calibri"/>
+                <w:b/>
+                <w:bCs/>
+                <w:color w:val="1A1A1A"/>
+                <w:sz w:val="19"/>
+                <w:szCs w:val="19"/>
+              </w:rPr>
+              <w:t xml:space="preserve">Loan</w:t>
+            </w:r>
+          </w:p>
+        </w:tc>
+        <w:tc>
+          <w:tcPr>
+            <w:tcW w:type="dxa" w:w="3469"/>
+            <w:tcMar>
+              <w:top w:type="dxa" w:w="60"/>
+              <w:left w:type="dxa" w:w="100"/>
+              <w:bottom w:type="dxa" w:w="60"/>
+              <w:right w:type="dxa" w:w="100"/>
+            </w:tcMar>
+          </w:tcPr>
+          <w:p>
+            <w:pPr>
+              <w:spacing w:after="0" w:line="252"/>
+            </w:pPr>
+            <w:r>
+              <w:rPr>
+                <w:rFonts w:ascii="Calibri" w:cs="Calibri" w:eastAsia="Calibri" w:hAnsi="Calibri"/>
+                <w:b w:val="false"/>
+                <w:bCs w:val="false"/>
+                <w:color w:val="1A1A1A"/>
+                <w:sz w:val="19"/>
+                <w:szCs w:val="19"/>
+              </w:rPr>
+              <w:t xml:space="preserve">$20 for one disc</w:t>
+            </w:r>
+          </w:p>
+        </w:tc>
+        <w:tc>
+          <w:tcPr>
+            <w:tcW w:type="dxa" w:w="3470"/>
+            <w:tcMar>
+              <w:top w:type="dxa" w:w="60"/>
+              <w:left w:type="dxa" w:w="100"/>
+              <w:bottom w:type="dxa" w:w="60"/>
+              <w:right w:type="dxa" w:w="100"/>
+            </w:tcMar>
+          </w:tcPr>
+          <w:p>
+            <w:pPr>
+              <w:spacing w:after="0" w:line="252"/>
+            </w:pPr>
+            <w:r>
+              <w:rPr>
+                <w:rFonts w:ascii="Calibri" w:cs="Calibri" w:eastAsia="Calibri" w:hAnsi="Calibri"/>
+                <w:b w:val="false"/>
+                <w:bCs w:val="false"/>
+                <w:color w:val="1A1A1A"/>
+                <w:sz w:val="19"/>
+                <w:szCs w:val="19"/>
+              </w:rPr>
+              <w:t xml:space="preserve">Taken any time you can spare a disc. Each one still in the bank at the end is -5 EP.</w:t>
+            </w:r>
+          </w:p>
+        </w:tc>
+      </w:tr>
+    </w:tbl>
+    <w:p>
+      <w:pPr>
+        <w:spacing w:after="160"/>
+      </w:pPr>
+    </w:p>
+    <w:p>
+      <w:pPr>
+        <w:pStyle w:val="Heading2"/>
+        <w:spacing w:after="100" w:before="240"/>
+      </w:pPr>
+      <w:r>
+        <w:rPr>
+          <w:rFonts w:ascii="Calibri" w:cs="Calibri" w:eastAsia="Calibri" w:hAnsi="Calibri"/>
+          <w:b/>
+          <w:bCs/>
+          <w:color w:val="1A1A1A"/>
+          <w:sz w:val="23"/>
+          <w:szCs w:val="23"/>
+        </w:rPr>
+        <w:t xml:space="preserve">The price track</w:t>
+      </w:r>
+    </w:p>
+    <w:p>
+      <w:pPr>
+        <w:spacing w:after="120" w:line="276"/>
+      </w:pPr>
+      <w:r>
+        <w:rPr>
+          <w:rFonts w:ascii="Calibri" w:cs="Calibri" w:eastAsia="Calibri" w:hAnsi="Calibri"/>
+          <w:color w:val="1A1A1A"/>
+          <w:sz w:val="21"/>
+          <w:szCs w:val="21"/>
+        </w:rPr>
+        <w:t xml:space="preserve">One marker per industry on a track from $2 to $12, each dollar split into two cells. Building a company moves its own industry DOWN one dollar and each supplier named on its Blueprint UP one dollar. The ends are hard stops.</w:t>
+      </w:r>
+    </w:p>
+    <w:tbl>
+      <w:tblPr>
+        <w:tblW w:type="dxa" w:w="9638"/>
+        <w:tblBorders>
+          <w:top w:val="single" w:color="D8D4E2" w:sz="4"/>
+          <w:left w:val="none" w:color="FFFFFF" w:sz="0"/>
+          <w:bottom w:val="single" w:color="D8D4E2" w:sz="4"/>
+          <w:right w:val="none" w:color="FFFFFF" w:sz="0"/>
+          <w:insideH w:val="single" w:color="D8D4E2" w:sz="2"/>
+          <w:insideV w:val="none" w:color="FFFFFF" w:sz="0"/>
+        </w:tblBorders>
+      </w:tblPr>
+      <w:tblGrid>
+        <w:gridCol w:w="2699"/>
+        <w:gridCol w:w="2313"/>
+        <w:gridCol w:w="2313"/>
+        <w:gridCol w:w="2313"/>
+      </w:tblGrid>
+      <w:tr>
+        <w:trPr>
+          <w:tblHeader/>
+        </w:trPr>
+        <w:tc>
+          <w:tcPr>
+            <w:tcW w:type="dxa" w:w="2699"/>
+            <w:shd w:fill="F1EFF7" w:color="auto" w:val="clear"/>
+            <w:tcMar>
+              <w:top w:type="dxa" w:w="60"/>
+              <w:left w:type="dxa" w:w="100"/>
+              <w:bottom w:type="dxa" w:w="60"/>
+              <w:right w:type="dxa" w:w="100"/>
+            </w:tcMar>
+          </w:tcPr>
+          <w:p>
+            <w:pPr>
+              <w:spacing w:after="0" w:line="252"/>
+            </w:pPr>
+            <w:r>
+              <w:rPr>
+                <w:rFonts w:ascii="Calibri" w:cs="Calibri" w:eastAsia="Calibri" w:hAnsi="Calibri"/>
+                <w:b/>
+                <w:bCs/>
+                <w:color w:val="1A1A1A"/>
+                <w:sz w:val="19"/>
+                <w:szCs w:val="19"/>
+              </w:rPr>
+              <w:t xml:space="preserve">Industry</w:t>
+            </w:r>
+          </w:p>
+        </w:tc>
+        <w:tc>
+          <w:tcPr>
+            <w:tcW w:type="dxa" w:w="2313"/>
+            <w:shd w:fill="F1EFF7" w:color="auto" w:val="clear"/>
+            <w:tcMar>
+              <w:top w:type="dxa" w:w="60"/>
+              <w:left w:type="dxa" w:w="100"/>
+              <w:bottom w:type="dxa" w:w="60"/>
+              <w:right w:type="dxa" w:w="100"/>
+            </w:tcMar>
+          </w:tcPr>
+          <w:p>
+            <w:pPr>
+              <w:spacing w:after="0" w:line="252"/>
+            </w:pPr>
+            <w:r>
+              <w:rPr>
+                <w:rFonts w:ascii="Calibri" w:cs="Calibri" w:eastAsia="Calibri" w:hAnsi="Calibri"/>
+                <w:b/>
+                <w:bCs/>
+                <w:color w:val="1A1A1A"/>
+                <w:sz w:val="19"/>
+                <w:szCs w:val="19"/>
+              </w:rPr>
+              <w:t xml:space="preserve">Base price</w:t>
+            </w:r>
+          </w:p>
+        </w:tc>
+        <w:tc>
+          <w:tcPr>
+            <w:tcW w:type="dxa" w:w="2313"/>
+            <w:shd w:fill="F1EFF7" w:color="auto" w:val="clear"/>
+            <w:tcMar>
+              <w:top w:type="dxa" w:w="60"/>
+              <w:left w:type="dxa" w:w="100"/>
+              <w:bottom w:type="dxa" w:w="60"/>
+              <w:right w:type="dxa" w:w="100"/>
+            </w:tcMar>
+          </w:tcPr>
+          <w:p>
+            <w:pPr>
+              <w:spacing w:after="0" w:line="252"/>
+            </w:pPr>
+            <w:r>
+              <w:rPr>
+                <w:rFonts w:ascii="Calibri" w:cs="Calibri" w:eastAsia="Calibri" w:hAnsi="Calibri"/>
+                <w:b/>
+                <w:bCs/>
+                <w:color w:val="1A1A1A"/>
+                <w:sz w:val="19"/>
+                <w:szCs w:val="19"/>
+              </w:rPr>
+              <w:t xml:space="preserve">How it upgrades</w:t>
+            </w:r>
+          </w:p>
+        </w:tc>
+        <w:tc>
+          <w:tcPr>
+            <w:tcW w:type="dxa" w:w="2313"/>
+            <w:shd w:fill="F1EFF7" w:color="auto" w:val="clear"/>
+            <w:tcMar>
+              <w:top w:type="dxa" w:w="60"/>
+              <w:left w:type="dxa" w:w="100"/>
+              <w:bottom w:type="dxa" w:w="60"/>
+              <w:right w:type="dxa" w:w="100"/>
+            </w:tcMar>
+          </w:tcPr>
+          <w:p>
+            <w:pPr>
+              <w:spacing w:after="0" w:line="252"/>
+            </w:pPr>
+            <w:r>
+              <w:rPr>
+                <w:rFonts w:ascii="Calibri" w:cs="Calibri" w:eastAsia="Calibri" w:hAnsi="Calibri"/>
+                <w:b/>
+                <w:bCs/>
+                <w:color w:val="1A1A1A"/>
+                <w:sz w:val="19"/>
+                <w:szCs w:val="19"/>
+              </w:rPr>
+              <w:t xml:space="preserve">Suppliers it pays</w:t>
+            </w:r>
+          </w:p>
+        </w:tc>
+      </w:tr>
+      <w:tr>
+        <w:tc>
+          <w:tcPr>
+            <w:tcW w:type="dxa" w:w="2699"/>
+            <w:tcMar>
+              <w:top w:type="dxa" w:w="60"/>
+              <w:left w:type="dxa" w:w="100"/>
+              <w:bottom w:type="dxa" w:w="60"/>
+              <w:right w:type="dxa" w:w="100"/>
+            </w:tcMar>
+          </w:tcPr>
+          <w:p>
+            <w:pPr>
+              <w:spacing w:after="0" w:line="252"/>
+            </w:pPr>
+            <w:r>
+              <w:rPr>
+                <w:rFonts w:ascii="Calibri" w:cs="Calibri" w:eastAsia="Calibri" w:hAnsi="Calibri"/>
+                <w:b/>
+                <w:bCs/>
+                <w:color w:val="1A1A1A"/>
+                <w:sz w:val="19"/>
+                <w:szCs w:val="19"/>
+              </w:rPr>
+              <w:t xml:space="preserve">Utilities (UT)</w:t>
+            </w:r>
+          </w:p>
+        </w:tc>
+        <w:tc>
+          <w:tcPr>
+            <w:tcW w:type="dxa" w:w="2313"/>
+            <w:tcMar>
+              <w:top w:type="dxa" w:w="60"/>
+              <w:left w:type="dxa" w:w="100"/>
+              <w:bottom w:type="dxa" w:w="60"/>
+              <w:right w:type="dxa" w:w="100"/>
+            </w:tcMar>
+          </w:tcPr>
+          <w:p>
+            <w:pPr>
+              <w:spacing w:after="0" w:line="252"/>
+            </w:pPr>
+            <w:r>
+              <w:rPr>
+                <w:rFonts w:ascii="Calibri" w:cs="Calibri" w:eastAsia="Calibri" w:hAnsi="Calibri"/>
+                <w:b w:val="false"/>
+                <w:bCs w:val="false"/>
+                <w:color w:val="1A1A1A"/>
+                <w:sz w:val="19"/>
+                <w:szCs w:val="19"/>
+              </w:rPr>
+              <w:t xml:space="preserve">$4</w:t>
+            </w:r>
+          </w:p>
+        </w:tc>
+        <w:tc>
+          <w:tcPr>
+            <w:tcW w:type="dxa" w:w="2313"/>
+            <w:tcMar>
+              <w:top w:type="dxa" w:w="60"/>
+              <w:left w:type="dxa" w:w="100"/>
+              <w:bottom w:type="dxa" w:w="60"/>
+              <w:right w:type="dxa" w:w="100"/>
+            </w:tcMar>
+          </w:tcPr>
+          <w:p>
+            <w:pPr>
+              <w:spacing w:after="0" w:line="252"/>
+            </w:pPr>
+            <w:r>
+              <w:rPr>
+                <w:rFonts w:ascii="Calibri" w:cs="Calibri" w:eastAsia="Calibri" w:hAnsi="Calibri"/>
+                <w:b w:val="false"/>
+                <w:bCs w:val="false"/>
+                <w:color w:val="1A1A1A"/>
+                <w:sz w:val="19"/>
+                <w:szCs w:val="19"/>
+              </w:rPr>
+              <w:t xml:space="preserve">Horizontal - a plot per level</w:t>
+            </w:r>
+          </w:p>
+        </w:tc>
+        <w:tc>
+          <w:tcPr>
+            <w:tcW w:type="dxa" w:w="2313"/>
+            <w:tcMar>
+              <w:top w:type="dxa" w:w="60"/>
+              <w:left w:type="dxa" w:w="100"/>
+              <w:bottom w:type="dxa" w:w="60"/>
+              <w:right w:type="dxa" w:w="100"/>
+            </w:tcMar>
+          </w:tcPr>
+          <w:p>
+            <w:pPr>
+              <w:spacing w:after="0" w:line="252"/>
+            </w:pPr>
+            <w:r>
+              <w:rPr>
+                <w:rFonts w:ascii="Calibri" w:cs="Calibri" w:eastAsia="Calibri" w:hAnsi="Calibri"/>
+                <w:b w:val="false"/>
+                <w:bCs w:val="false"/>
+                <w:color w:val="1A1A1A"/>
+                <w:sz w:val="19"/>
+                <w:szCs w:val="19"/>
+              </w:rPr>
+              <w:t xml:space="preserve">TE, HC, MA</w:t>
+            </w:r>
+          </w:p>
+        </w:tc>
+      </w:tr>
+      <w:tr>
+        <w:tc>
+          <w:tcPr>
+            <w:tcW w:type="dxa" w:w="2699"/>
+            <w:tcMar>
+              <w:top w:type="dxa" w:w="60"/>
+              <w:left w:type="dxa" w:w="100"/>
+              <w:bottom w:type="dxa" w:w="60"/>
+              <w:right w:type="dxa" w:w="100"/>
+            </w:tcMar>
+          </w:tcPr>
+          <w:p>
+            <w:pPr>
+              <w:spacing w:after="0" w:line="252"/>
+            </w:pPr>
+            <w:r>
+              <w:rPr>
+                <w:rFonts w:ascii="Calibri" w:cs="Calibri" w:eastAsia="Calibri" w:hAnsi="Calibri"/>
+                <w:b/>
+                <w:bCs/>
+                <w:color w:val="1A1A1A"/>
+                <w:sz w:val="19"/>
+                <w:szCs w:val="19"/>
+              </w:rPr>
+              <w:t xml:space="preserve">Retail (RE)</w:t>
+            </w:r>
+          </w:p>
+        </w:tc>
+        <w:tc>
+          <w:tcPr>
+            <w:tcW w:type="dxa" w:w="2313"/>
+            <w:tcMar>
+              <w:top w:type="dxa" w:w="60"/>
+              <w:left w:type="dxa" w:w="100"/>
+              <w:bottom w:type="dxa" w:w="60"/>
+              <w:right w:type="dxa" w:w="100"/>
+            </w:tcMar>
+          </w:tcPr>
+          <w:p>
+            <w:pPr>
+              <w:spacing w:after="0" w:line="252"/>
+            </w:pPr>
+            <w:r>
+              <w:rPr>
+                <w:rFonts w:ascii="Calibri" w:cs="Calibri" w:eastAsia="Calibri" w:hAnsi="Calibri"/>
+                <w:b w:val="false"/>
+                <w:bCs w:val="false"/>
+                <w:color w:val="1A1A1A"/>
+                <w:sz w:val="19"/>
+                <w:szCs w:val="19"/>
+              </w:rPr>
+              <w:t xml:space="preserve">$4</w:t>
+            </w:r>
+          </w:p>
+        </w:tc>
+        <w:tc>
+          <w:tcPr>
+            <w:tcW w:type="dxa" w:w="2313"/>
+            <w:tcMar>
+              <w:top w:type="dxa" w:w="60"/>
+              <w:left w:type="dxa" w:w="100"/>
+              <w:bottom w:type="dxa" w:w="60"/>
+              <w:right w:type="dxa" w:w="100"/>
+            </w:tcMar>
+          </w:tcPr>
+          <w:p>
+            <w:pPr>
+              <w:spacing w:after="0" w:line="252"/>
+            </w:pPr>
+            <w:r>
+              <w:rPr>
+                <w:rFonts w:ascii="Calibri" w:cs="Calibri" w:eastAsia="Calibri" w:hAnsi="Calibri"/>
+                <w:b w:val="false"/>
+                <w:bCs w:val="false"/>
+                <w:color w:val="1A1A1A"/>
+                <w:sz w:val="19"/>
+                <w:szCs w:val="19"/>
+              </w:rPr>
+              <w:t xml:space="preserve">Vertical - one plot, any level</w:t>
+            </w:r>
+          </w:p>
+        </w:tc>
+        <w:tc>
+          <w:tcPr>
+            <w:tcW w:type="dxa" w:w="2313"/>
+            <w:tcMar>
+              <w:top w:type="dxa" w:w="60"/>
+              <w:left w:type="dxa" w:w="100"/>
+              <w:bottom w:type="dxa" w:w="60"/>
+              <w:right w:type="dxa" w:w="100"/>
+            </w:tcMar>
+          </w:tcPr>
+          <w:p>
+            <w:pPr>
+              <w:spacing w:after="0" w:line="252"/>
+            </w:pPr>
+            <w:r>
+              <w:rPr>
+                <w:rFonts w:ascii="Calibri" w:cs="Calibri" w:eastAsia="Calibri" w:hAnsi="Calibri"/>
+                <w:b w:val="false"/>
+                <w:bCs w:val="false"/>
+                <w:color w:val="1A1A1A"/>
+                <w:sz w:val="19"/>
+                <w:szCs w:val="19"/>
+              </w:rPr>
+              <w:t xml:space="preserve">UT, HO, TE</w:t>
+            </w:r>
+          </w:p>
+        </w:tc>
+      </w:tr>
+      <w:tr>
+        <w:tc>
+          <w:tcPr>
+            <w:tcW w:type="dxa" w:w="2699"/>
+            <w:tcMar>
+              <w:top w:type="dxa" w:w="60"/>
+              <w:left w:type="dxa" w:w="100"/>
+              <w:bottom w:type="dxa" w:w="60"/>
+              <w:right w:type="dxa" w:w="100"/>
+            </w:tcMar>
+          </w:tcPr>
+          <w:p>
+            <w:pPr>
+              <w:spacing w:after="0" w:line="252"/>
+            </w:pPr>
+            <w:r>
+              <w:rPr>
+                <w:rFonts w:ascii="Calibri" w:cs="Calibri" w:eastAsia="Calibri" w:hAnsi="Calibri"/>
+                <w:b/>
+                <w:bCs/>
+                <w:color w:val="1A1A1A"/>
+                <w:sz w:val="19"/>
+                <w:szCs w:val="19"/>
+              </w:rPr>
+              <w:t xml:space="preserve">Hospitality (HO)</w:t>
+            </w:r>
+          </w:p>
+        </w:tc>
+        <w:tc>
+          <w:tcPr>
+            <w:tcW w:type="dxa" w:w="2313"/>
+            <w:tcMar>
+              <w:top w:type="dxa" w:w="60"/>
+              <w:left w:type="dxa" w:w="100"/>
+              <w:bottom w:type="dxa" w:w="60"/>
+              <w:right w:type="dxa" w:w="100"/>
+            </w:tcMar>
+          </w:tcPr>
+          <w:p>
+            <w:pPr>
+              <w:spacing w:after="0" w:line="252"/>
+            </w:pPr>
+            <w:r>
+              <w:rPr>
+                <w:rFonts w:ascii="Calibri" w:cs="Calibri" w:eastAsia="Calibri" w:hAnsi="Calibri"/>
+                <w:b w:val="false"/>
+                <w:bCs w:val="false"/>
+                <w:color w:val="1A1A1A"/>
+                <w:sz w:val="19"/>
+                <w:szCs w:val="19"/>
+              </w:rPr>
+              <w:t xml:space="preserve">$5</w:t>
+            </w:r>
+          </w:p>
+        </w:tc>
+        <w:tc>
+          <w:tcPr>
+            <w:tcW w:type="dxa" w:w="2313"/>
+            <w:tcMar>
+              <w:top w:type="dxa" w:w="60"/>
+              <w:left w:type="dxa" w:w="100"/>
+              <w:bottom w:type="dxa" w:w="60"/>
+              <w:right w:type="dxa" w:w="100"/>
+            </w:tcMar>
+          </w:tcPr>
+          <w:p>
+            <w:pPr>
+              <w:spacing w:after="0" w:line="252"/>
+            </w:pPr>
+            <w:r>
+              <w:rPr>
+                <w:rFonts w:ascii="Calibri" w:cs="Calibri" w:eastAsia="Calibri" w:hAnsi="Calibri"/>
+                <w:b w:val="false"/>
+                <w:bCs w:val="false"/>
+                <w:color w:val="1A1A1A"/>
+                <w:sz w:val="19"/>
+                <w:szCs w:val="19"/>
+              </w:rPr>
+              <w:t xml:space="preserve">Vertical - one plot, any level</w:t>
+            </w:r>
+          </w:p>
+        </w:tc>
+        <w:tc>
+          <w:tcPr>
+            <w:tcW w:type="dxa" w:w="2313"/>
+            <w:tcMar>
+              <w:top w:type="dxa" w:w="60"/>
+              <w:left w:type="dxa" w:w="100"/>
+              <w:bottom w:type="dxa" w:w="60"/>
+              <w:right w:type="dxa" w:w="100"/>
+            </w:tcMar>
+          </w:tcPr>
+          <w:p>
+            <w:pPr>
+              <w:spacing w:after="0" w:line="252"/>
+            </w:pPr>
+            <w:r>
+              <w:rPr>
+                <w:rFonts w:ascii="Calibri" w:cs="Calibri" w:eastAsia="Calibri" w:hAnsi="Calibri"/>
+                <w:b w:val="false"/>
+                <w:bCs w:val="false"/>
+                <w:color w:val="1A1A1A"/>
+                <w:sz w:val="19"/>
+                <w:szCs w:val="19"/>
+              </w:rPr>
+              <w:t xml:space="preserve">HC, MA, RE</w:t>
+            </w:r>
+          </w:p>
+        </w:tc>
+      </w:tr>
+      <w:tr>
+        <w:tc>
+          <w:tcPr>
+            <w:tcW w:type="dxa" w:w="2699"/>
+            <w:tcMar>
+              <w:top w:type="dxa" w:w="60"/>
+              <w:left w:type="dxa" w:w="100"/>
+              <w:bottom w:type="dxa" w:w="60"/>
+              <w:right w:type="dxa" w:w="100"/>
+            </w:tcMar>
+          </w:tcPr>
+          <w:p>
+            <w:pPr>
+              <w:spacing w:after="0" w:line="252"/>
+            </w:pPr>
+            <w:r>
+              <w:rPr>
+                <w:rFonts w:ascii="Calibri" w:cs="Calibri" w:eastAsia="Calibri" w:hAnsi="Calibri"/>
+                <w:b/>
+                <w:bCs/>
+                <w:color w:val="1A1A1A"/>
+                <w:sz w:val="19"/>
+                <w:szCs w:val="19"/>
+              </w:rPr>
+              <w:t xml:space="preserve">Manufacturing (MA)</w:t>
+            </w:r>
+          </w:p>
+        </w:tc>
+        <w:tc>
+          <w:tcPr>
+            <w:tcW w:type="dxa" w:w="2313"/>
+            <w:tcMar>
+              <w:top w:type="dxa" w:w="60"/>
+              <w:left w:type="dxa" w:w="100"/>
+              <w:bottom w:type="dxa" w:w="60"/>
+              <w:right w:type="dxa" w:w="100"/>
+            </w:tcMar>
+          </w:tcPr>
+          <w:p>
+            <w:pPr>
+              <w:spacing w:after="0" w:line="252"/>
+            </w:pPr>
+            <w:r>
+              <w:rPr>
+                <w:rFonts w:ascii="Calibri" w:cs="Calibri" w:eastAsia="Calibri" w:hAnsi="Calibri"/>
+                <w:b w:val="false"/>
+                <w:bCs w:val="false"/>
+                <w:color w:val="1A1A1A"/>
+                <w:sz w:val="19"/>
+                <w:szCs w:val="19"/>
+              </w:rPr>
+              <w:t xml:space="preserve">$5</w:t>
+            </w:r>
+          </w:p>
+        </w:tc>
+        <w:tc>
+          <w:tcPr>
+            <w:tcW w:type="dxa" w:w="2313"/>
+            <w:tcMar>
+              <w:top w:type="dxa" w:w="60"/>
+              <w:left w:type="dxa" w:w="100"/>
+              <w:bottom w:type="dxa" w:w="60"/>
+              <w:right w:type="dxa" w:w="100"/>
+            </w:tcMar>
+          </w:tcPr>
+          <w:p>
+            <w:pPr>
+              <w:spacing w:after="0" w:line="252"/>
+            </w:pPr>
+            <w:r>
+              <w:rPr>
+                <w:rFonts w:ascii="Calibri" w:cs="Calibri" w:eastAsia="Calibri" w:hAnsi="Calibri"/>
+                <w:b w:val="false"/>
+                <w:bCs w:val="false"/>
+                <w:color w:val="1A1A1A"/>
+                <w:sz w:val="19"/>
+                <w:szCs w:val="19"/>
+              </w:rPr>
+              <w:t xml:space="preserve">Horizontal - a plot per level</w:t>
+            </w:r>
+          </w:p>
+        </w:tc>
+        <w:tc>
+          <w:tcPr>
+            <w:tcW w:type="dxa" w:w="2313"/>
+            <w:tcMar>
+              <w:top w:type="dxa" w:w="60"/>
+              <w:left w:type="dxa" w:w="100"/>
+              <w:bottom w:type="dxa" w:w="60"/>
+              <w:right w:type="dxa" w:w="100"/>
+            </w:tcMar>
+          </w:tcPr>
+          <w:p>
+            <w:pPr>
+              <w:spacing w:after="0" w:line="252"/>
+            </w:pPr>
+            <w:r>
+              <w:rPr>
+                <w:rFonts w:ascii="Calibri" w:cs="Calibri" w:eastAsia="Calibri" w:hAnsi="Calibri"/>
+                <w:b w:val="false"/>
+                <w:bCs w:val="false"/>
+                <w:color w:val="1A1A1A"/>
+                <w:sz w:val="19"/>
+                <w:szCs w:val="19"/>
+              </w:rPr>
+              <w:t xml:space="preserve">HO, TE, UT</w:t>
+            </w:r>
+          </w:p>
+        </w:tc>
+      </w:tr>
+      <w:tr>
+        <w:tc>
+          <w:tcPr>
+            <w:tcW w:type="dxa" w:w="2699"/>
+            <w:tcMar>
+              <w:top w:type="dxa" w:w="60"/>
+              <w:left w:type="dxa" w:w="100"/>
+              <w:bottom w:type="dxa" w:w="60"/>
+              <w:right w:type="dxa" w:w="100"/>
+            </w:tcMar>
+          </w:tcPr>
+          <w:p>
+            <w:pPr>
+              <w:spacing w:after="0" w:line="252"/>
+            </w:pPr>
+            <w:r>
+              <w:rPr>
+                <w:rFonts w:ascii="Calibri" w:cs="Calibri" w:eastAsia="Calibri" w:hAnsi="Calibri"/>
+                <w:b/>
+                <w:bCs/>
+                <w:color w:val="1A1A1A"/>
+                <w:sz w:val="19"/>
+                <w:szCs w:val="19"/>
+              </w:rPr>
+              <w:t xml:space="preserve">Healthcare (HC)</w:t>
+            </w:r>
+          </w:p>
+        </w:tc>
+        <w:tc>
+          <w:tcPr>
+            <w:tcW w:type="dxa" w:w="2313"/>
+            <w:tcMar>
+              <w:top w:type="dxa" w:w="60"/>
+              <w:left w:type="dxa" w:w="100"/>
+              <w:bottom w:type="dxa" w:w="60"/>
+              <w:right w:type="dxa" w:w="100"/>
+            </w:tcMar>
+          </w:tcPr>
+          <w:p>
+            <w:pPr>
+              <w:spacing w:after="0" w:line="252"/>
+            </w:pPr>
+            <w:r>
+              <w:rPr>
+                <w:rFonts w:ascii="Calibri" w:cs="Calibri" w:eastAsia="Calibri" w:hAnsi="Calibri"/>
+                <w:b w:val="false"/>
+                <w:bCs w:val="false"/>
+                <w:color w:val="1A1A1A"/>
+                <w:sz w:val="19"/>
+                <w:szCs w:val="19"/>
+              </w:rPr>
+              <w:t xml:space="preserve">$6</w:t>
+            </w:r>
+          </w:p>
+        </w:tc>
+        <w:tc>
+          <w:tcPr>
+            <w:tcW w:type="dxa" w:w="2313"/>
+            <w:tcMar>
+              <w:top w:type="dxa" w:w="60"/>
+              <w:left w:type="dxa" w:w="100"/>
+              <w:bottom w:type="dxa" w:w="60"/>
+              <w:right w:type="dxa" w:w="100"/>
+            </w:tcMar>
+          </w:tcPr>
+          <w:p>
+            <w:pPr>
+              <w:spacing w:after="0" w:line="252"/>
+            </w:pPr>
+            <w:r>
+              <w:rPr>
+                <w:rFonts w:ascii="Calibri" w:cs="Calibri" w:eastAsia="Calibri" w:hAnsi="Calibri"/>
+                <w:b w:val="false"/>
+                <w:bCs w:val="false"/>
+                <w:color w:val="1A1A1A"/>
+                <w:sz w:val="19"/>
+                <w:szCs w:val="19"/>
+              </w:rPr>
+              <w:t xml:space="preserve">Vertical - one plot, any level</w:t>
+            </w:r>
+          </w:p>
+        </w:tc>
+        <w:tc>
+          <w:tcPr>
+            <w:tcW w:type="dxa" w:w="2313"/>
+            <w:tcMar>
+              <w:top w:type="dxa" w:w="60"/>
+              <w:left w:type="dxa" w:w="100"/>
+              <w:bottom w:type="dxa" w:w="60"/>
+              <w:right w:type="dxa" w:w="100"/>
+            </w:tcMar>
+          </w:tcPr>
+          <w:p>
+            <w:pPr>
+              <w:spacing w:after="0" w:line="252"/>
+            </w:pPr>
+            <w:r>
+              <w:rPr>
+                <w:rFonts w:ascii="Calibri" w:cs="Calibri" w:eastAsia="Calibri" w:hAnsi="Calibri"/>
+                <w:b w:val="false"/>
+                <w:bCs w:val="false"/>
+                <w:color w:val="1A1A1A"/>
+                <w:sz w:val="19"/>
+                <w:szCs w:val="19"/>
+              </w:rPr>
+              <w:t xml:space="preserve">RE, UT, HO</w:t>
+            </w:r>
+          </w:p>
+        </w:tc>
+      </w:tr>
+      <w:tr>
+        <w:tc>
+          <w:tcPr>
+            <w:tcW w:type="dxa" w:w="2699"/>
+            <w:tcMar>
+              <w:top w:type="dxa" w:w="60"/>
+              <w:left w:type="dxa" w:w="100"/>
+              <w:bottom w:type="dxa" w:w="60"/>
+              <w:right w:type="dxa" w:w="100"/>
+            </w:tcMar>
+          </w:tcPr>
+          <w:p>
+            <w:pPr>
+              <w:spacing w:after="0" w:line="252"/>
+            </w:pPr>
+            <w:r>
+              <w:rPr>
+                <w:rFonts w:ascii="Calibri" w:cs="Calibri" w:eastAsia="Calibri" w:hAnsi="Calibri"/>
+                <w:b/>
+                <w:bCs/>
+                <w:color w:val="1A1A1A"/>
+                <w:sz w:val="19"/>
+                <w:szCs w:val="19"/>
+              </w:rPr>
+              <w:t xml:space="preserve">Technology (TE)</w:t>
+            </w:r>
+          </w:p>
+        </w:tc>
+        <w:tc>
+          <w:tcPr>
+            <w:tcW w:type="dxa" w:w="2313"/>
+            <w:tcMar>
+              <w:top w:type="dxa" w:w="60"/>
+              <w:left w:type="dxa" w:w="100"/>
+              <w:bottom w:type="dxa" w:w="60"/>
+              <w:right w:type="dxa" w:w="100"/>
+            </w:tcMar>
+          </w:tcPr>
+          <w:p>
+            <w:pPr>
+              <w:spacing w:after="0" w:line="252"/>
+            </w:pPr>
+            <w:r>
+              <w:rPr>
+                <w:rFonts w:ascii="Calibri" w:cs="Calibri" w:eastAsia="Calibri" w:hAnsi="Calibri"/>
+                <w:b w:val="false"/>
+                <w:bCs w:val="false"/>
+                <w:color w:val="1A1A1A"/>
+                <w:sz w:val="19"/>
+                <w:szCs w:val="19"/>
+              </w:rPr>
+              <w:t xml:space="preserve">$6</w:t>
+            </w:r>
+          </w:p>
+        </w:tc>
+        <w:tc>
+          <w:tcPr>
+            <w:tcW w:type="dxa" w:w="2313"/>
+            <w:tcMar>
+              <w:top w:type="dxa" w:w="60"/>
+              <w:left w:type="dxa" w:w="100"/>
+              <w:bottom w:type="dxa" w:w="60"/>
+              <w:right w:type="dxa" w:w="100"/>
+            </w:tcMar>
+          </w:tcPr>
+          <w:p>
+            <w:pPr>
+              <w:spacing w:after="0" w:line="252"/>
+            </w:pPr>
+            <w:r>
+              <w:rPr>
+                <w:rFonts w:ascii="Calibri" w:cs="Calibri" w:eastAsia="Calibri" w:hAnsi="Calibri"/>
+                <w:b w:val="false"/>
+                <w:bCs w:val="false"/>
+                <w:color w:val="1A1A1A"/>
+                <w:sz w:val="19"/>
+                <w:szCs w:val="19"/>
+              </w:rPr>
+              <w:t xml:space="preserve">Horizontal - a plot per level</w:t>
+            </w:r>
+          </w:p>
+        </w:tc>
+        <w:tc>
+          <w:tcPr>
+            <w:tcW w:type="dxa" w:w="2313"/>
+            <w:tcMar>
+              <w:top w:type="dxa" w:w="60"/>
+              <w:left w:type="dxa" w:w="100"/>
+              <w:bottom w:type="dxa" w:w="60"/>
+              <w:right w:type="dxa" w:w="100"/>
+            </w:tcMar>
+          </w:tcPr>
+          <w:p>
+            <w:pPr>
+              <w:spacing w:after="0" w:line="252"/>
+            </w:pPr>
+            <w:r>
+              <w:rPr>
+                <w:rFonts w:ascii="Calibri" w:cs="Calibri" w:eastAsia="Calibri" w:hAnsi="Calibri"/>
+                <w:b w:val="false"/>
+                <w:bCs w:val="false"/>
+                <w:color w:val="1A1A1A"/>
+                <w:sz w:val="19"/>
+                <w:szCs w:val="19"/>
+              </w:rPr>
+              <w:t xml:space="preserve">MA, RE, HC</w:t>
+            </w:r>
+          </w:p>
+        </w:tc>
+      </w:tr>
+    </w:tbl>
+    <w:p>
+      <w:pPr>
+        <w:spacing w:after="160"/>
+      </w:pPr>
+    </w:p>
+    <w:p>
+      <w:pPr>
+        <w:spacing w:after="120" w:line="276"/>
+      </w:pPr>
+      <w:r>
+        <w:rPr>
+          <w:rFonts w:ascii="Calibri" w:cs="Calibri" w:eastAsia="Calibri" w:hAnsi="Calibri"/>
+          <w:color w:val="1A1A1A"/>
+          <w:sz w:val="21"/>
+          <w:szCs w:val="21"/>
+        </w:rPr>
+        <w:t xml:space="preserve">Each industry buys from three others and is named as a supplier by three others, so the money cannot pool in one corner of the loop: fourteen of the eighteen links run both ways.</w:t>
+      </w:r>
+    </w:p>
+    <w:p>
+      <w:pPr>
+        <w:pStyle w:val="Heading2"/>
+        <w:spacing w:after="100" w:before="240"/>
+      </w:pPr>
+      <w:r>
+        <w:rPr>
+          <w:rFonts w:ascii="Calibri" w:cs="Calibri" w:eastAsia="Calibri" w:hAnsi="Calibri"/>
+          <w:b/>
+          <w:bCs/>
+          <w:color w:val="1A1A1A"/>
+          <w:sz w:val="23"/>
+          <w:szCs w:val="23"/>
+        </w:rPr>
+        <w:t xml:space="preserve">What a company is worth at each level</w:t>
+      </w:r>
+    </w:p>
+    <w:p>
+      <w:pPr>
+        <w:spacing w:after="120" w:line="276"/>
+      </w:pPr>
+      <w:r>
+        <w:rPr>
+          <w:rFonts w:ascii="Calibri" w:cs="Calibri" w:eastAsia="Calibri" w:hAnsi="Calibri"/>
+          <w:color w:val="1A1A1A"/>
+          <w:sz w:val="21"/>
+          <w:szCs w:val="21"/>
+        </w:rPr>
+        <w:t xml:space="preserve">Setup is paid to build and again to upgrade. OPEX is charged every quarter - $2 a level of it is ground rent, the rest is the supplier bill. Production is units a quarter. Growing a company adds a level and DOUBLES both its OPEX and its production.</w:t>
+      </w:r>
+    </w:p>
+    <w:tbl>
+      <w:tblPr>
+        <w:tblW w:type="dxa" w:w="9638"/>
+        <w:tblBorders>
+          <w:top w:val="single" w:color="D8D4E2" w:sz="4"/>
+          <w:left w:val="none" w:color="FFFFFF" w:sz="0"/>
+          <w:bottom w:val="single" w:color="D8D4E2" w:sz="4"/>
+          <w:right w:val="none" w:color="FFFFFF" w:sz="0"/>
+          <w:insideH w:val="single" w:color="D8D4E2" w:sz="2"/>
+          <w:insideV w:val="none" w:color="FFFFFF" w:sz="0"/>
+        </w:tblBorders>
+      </w:tblPr>
+      <w:tblGrid>
+        <w:gridCol w:w="2699"/>
+        <w:gridCol w:w="1734"/>
+        <w:gridCol w:w="1734"/>
+        <w:gridCol w:w="1734"/>
+        <w:gridCol w:w="1737"/>
+      </w:tblGrid>
+      <w:tr>
+        <w:trPr>
+          <w:tblHeader/>
+        </w:trPr>
+        <w:tc>
+          <w:tcPr>
+            <w:tcW w:type="dxa" w:w="2699"/>
+            <w:shd w:fill="F1EFF7" w:color="auto" w:val="clear"/>
+            <w:tcMar>
+              <w:top w:type="dxa" w:w="60"/>
+              <w:left w:type="dxa" w:w="100"/>
+              <w:bottom w:type="dxa" w:w="60"/>
+              <w:right w:type="dxa" w:w="100"/>
+            </w:tcMar>
+          </w:tcPr>
+          <w:p>
+            <w:pPr>
+              <w:spacing w:after="0" w:line="252"/>
+            </w:pPr>
+            <w:r>
+              <w:rPr>
+                <w:rFonts w:ascii="Calibri" w:cs="Calibri" w:eastAsia="Calibri" w:hAnsi="Calibri"/>
+                <w:b/>
+                <w:bCs/>
+                <w:color w:val="1A1A1A"/>
+                <w:sz w:val="19"/>
+                <w:szCs w:val="19"/>
+              </w:rPr>
+              <w:t xml:space="preserve">Industry</w:t>
+            </w:r>
+          </w:p>
+        </w:tc>
+        <w:tc>
+          <w:tcPr>
+            <w:tcW w:type="dxa" w:w="1734"/>
+            <w:shd w:fill="F1EFF7" w:color="auto" w:val="clear"/>
+            <w:tcMar>
+              <w:top w:type="dxa" w:w="60"/>
+              <w:left w:type="dxa" w:w="100"/>
+              <w:bottom w:type="dxa" w:w="60"/>
+              <w:right w:type="dxa" w:w="100"/>
+            </w:tcMar>
+          </w:tcPr>
+          <w:p>
+            <w:pPr>
+              <w:spacing w:after="0" w:line="252"/>
+            </w:pPr>
+            <w:r>
+              <w:rPr>
+                <w:rFonts w:ascii="Calibri" w:cs="Calibri" w:eastAsia="Calibri" w:hAnsi="Calibri"/>
+                <w:b/>
+                <w:bCs/>
+                <w:color w:val="1A1A1A"/>
+                <w:sz w:val="19"/>
+                <w:szCs w:val="19"/>
+              </w:rPr>
+              <w:t xml:space="preserve">Level 1</w:t>
+            </w:r>
+          </w:p>
+        </w:tc>
+        <w:tc>
+          <w:tcPr>
+            <w:tcW w:type="dxa" w:w="1734"/>
+            <w:shd w:fill="F1EFF7" w:color="auto" w:val="clear"/>
+            <w:tcMar>
+              <w:top w:type="dxa" w:w="60"/>
+              <w:left w:type="dxa" w:w="100"/>
+              <w:bottom w:type="dxa" w:w="60"/>
+              <w:right w:type="dxa" w:w="100"/>
+            </w:tcMar>
+          </w:tcPr>
+          <w:p>
+            <w:pPr>
+              <w:spacing w:after="0" w:line="252"/>
+            </w:pPr>
+            <w:r>
+              <w:rPr>
+                <w:rFonts w:ascii="Calibri" w:cs="Calibri" w:eastAsia="Calibri" w:hAnsi="Calibri"/>
+                <w:b/>
+                <w:bCs/>
+                <w:color w:val="1A1A1A"/>
+                <w:sz w:val="19"/>
+                <w:szCs w:val="19"/>
+              </w:rPr>
+              <w:t xml:space="preserve">Level 2</w:t>
+            </w:r>
+          </w:p>
+        </w:tc>
+        <w:tc>
+          <w:tcPr>
+            <w:tcW w:type="dxa" w:w="1734"/>
+            <w:shd w:fill="F1EFF7" w:color="auto" w:val="clear"/>
+            <w:tcMar>
+              <w:top w:type="dxa" w:w="60"/>
+              <w:left w:type="dxa" w:w="100"/>
+              <w:bottom w:type="dxa" w:w="60"/>
+              <w:right w:type="dxa" w:w="100"/>
+            </w:tcMar>
+          </w:tcPr>
+          <w:p>
+            <w:pPr>
+              <w:spacing w:after="0" w:line="252"/>
+            </w:pPr>
+            <w:r>
+              <w:rPr>
+                <w:rFonts w:ascii="Calibri" w:cs="Calibri" w:eastAsia="Calibri" w:hAnsi="Calibri"/>
+                <w:b/>
+                <w:bCs/>
+                <w:color w:val="1A1A1A"/>
+                <w:sz w:val="19"/>
+                <w:szCs w:val="19"/>
+              </w:rPr>
+              <w:t xml:space="preserve">Level 3</w:t>
+            </w:r>
+          </w:p>
+        </w:tc>
+        <w:tc>
+          <w:tcPr>
+            <w:tcW w:type="dxa" w:w="1737"/>
+            <w:shd w:fill="F1EFF7" w:color="auto" w:val="clear"/>
+            <w:tcMar>
+              <w:top w:type="dxa" w:w="60"/>
+              <w:left w:type="dxa" w:w="100"/>
+              <w:bottom w:type="dxa" w:w="60"/>
+              <w:right w:type="dxa" w:w="100"/>
+            </w:tcMar>
+          </w:tcPr>
+          <w:p>
+            <w:pPr>
+              <w:spacing w:after="0" w:line="252"/>
+            </w:pPr>
+            <w:r>
+              <w:rPr>
+                <w:rFonts w:ascii="Calibri" w:cs="Calibri" w:eastAsia="Calibri" w:hAnsi="Calibri"/>
+                <w:b/>
+                <w:bCs/>
+                <w:color w:val="1A1A1A"/>
+                <w:sz w:val="19"/>
+                <w:szCs w:val="19"/>
+              </w:rPr>
+              <w:t xml:space="preserve">Quarters to pay back at base price</w:t>
+            </w:r>
+          </w:p>
+        </w:tc>
+      </w:tr>
+      <w:tr>
+        <w:tc>
+          <w:tcPr>
+            <w:tcW w:type="dxa" w:w="2699"/>
+            <w:tcMar>
+              <w:top w:type="dxa" w:w="60"/>
+              <w:left w:type="dxa" w:w="100"/>
+              <w:bottom w:type="dxa" w:w="60"/>
+              <w:right w:type="dxa" w:w="100"/>
+            </w:tcMar>
+          </w:tcPr>
+          <w:p>
+            <w:pPr>
+              <w:spacing w:after="0" w:line="252"/>
+            </w:pPr>
+            <w:r>
+              <w:rPr>
+                <w:rFonts w:ascii="Calibri" w:cs="Calibri" w:eastAsia="Calibri" w:hAnsi="Calibri"/>
+                <w:b/>
+                <w:bCs/>
+                <w:color w:val="1A1A1A"/>
+                <w:sz w:val="19"/>
+                <w:szCs w:val="19"/>
+              </w:rPr>
+              <w:t xml:space="preserve">Utilities</w:t>
+            </w:r>
+          </w:p>
+        </w:tc>
+        <w:tc>
+          <w:tcPr>
+            <w:tcW w:type="dxa" w:w="1734"/>
+            <w:tcMar>
+              <w:top w:type="dxa" w:w="60"/>
+              <w:left w:type="dxa" w:w="100"/>
+              <w:bottom w:type="dxa" w:w="60"/>
+              <w:right w:type="dxa" w:w="100"/>
+            </w:tcMar>
+          </w:tcPr>
+          <w:p>
+            <w:pPr>
+              <w:spacing w:after="0" w:line="252"/>
+            </w:pPr>
+            <w:r>
+              <w:rPr>
+                <w:rFonts w:ascii="Calibri" w:cs="Calibri" w:eastAsia="Calibri" w:hAnsi="Calibri"/>
+                <w:b w:val="false"/>
+                <w:bCs w:val="false"/>
+                <w:color w:val="1A1A1A"/>
+                <w:sz w:val="19"/>
+                <w:szCs w:val="19"/>
+              </w:rPr>
+              <w:t xml:space="preserve">15 / 6 / 3</w:t>
+            </w:r>
+          </w:p>
+        </w:tc>
+        <w:tc>
+          <w:tcPr>
+            <w:tcW w:type="dxa" w:w="1734"/>
+            <w:tcMar>
+              <w:top w:type="dxa" w:w="60"/>
+              <w:left w:type="dxa" w:w="100"/>
+              <w:bottom w:type="dxa" w:w="60"/>
+              <w:right w:type="dxa" w:w="100"/>
+            </w:tcMar>
+          </w:tcPr>
+          <w:p>
+            <w:pPr>
+              <w:spacing w:after="0" w:line="252"/>
+            </w:pPr>
+            <w:r>
+              <w:rPr>
+                <w:rFonts w:ascii="Calibri" w:cs="Calibri" w:eastAsia="Calibri" w:hAnsi="Calibri"/>
+                <w:b w:val="false"/>
+                <w:bCs w:val="false"/>
+                <w:color w:val="1A1A1A"/>
+                <w:sz w:val="19"/>
+                <w:szCs w:val="19"/>
+              </w:rPr>
+              <w:t xml:space="preserve">20 / 11 / 6</w:t>
+            </w:r>
+          </w:p>
+        </w:tc>
+        <w:tc>
+          <w:tcPr>
+            <w:tcW w:type="dxa" w:w="1734"/>
+            <w:tcMar>
+              <w:top w:type="dxa" w:w="60"/>
+              <w:left w:type="dxa" w:w="100"/>
+              <w:bottom w:type="dxa" w:w="60"/>
+              <w:right w:type="dxa" w:w="100"/>
+            </w:tcMar>
+          </w:tcPr>
+          <w:p>
+            <w:pPr>
+              <w:spacing w:after="0" w:line="252"/>
+            </w:pPr>
+            <w:r>
+              <w:rPr>
+                <w:rFonts w:ascii="Calibri" w:cs="Calibri" w:eastAsia="Calibri" w:hAnsi="Calibri"/>
+                <w:b w:val="false"/>
+                <w:bCs w:val="false"/>
+                <w:color w:val="1A1A1A"/>
+                <w:sz w:val="19"/>
+                <w:szCs w:val="19"/>
+              </w:rPr>
+              <w:t xml:space="preserve">30 / 15 / 12</w:t>
+            </w:r>
+          </w:p>
+        </w:tc>
+        <w:tc>
+          <w:tcPr>
+            <w:tcW w:type="dxa" w:w="1737"/>
+            <w:tcMar>
+              <w:top w:type="dxa" w:w="60"/>
+              <w:left w:type="dxa" w:w="100"/>
+              <w:bottom w:type="dxa" w:w="60"/>
+              <w:right w:type="dxa" w:w="100"/>
+            </w:tcMar>
+          </w:tcPr>
+          <w:p>
+            <w:pPr>
+              <w:spacing w:after="0" w:line="252"/>
+            </w:pPr>
+            <w:r>
+              <w:rPr>
+                <w:rFonts w:ascii="Calibri" w:cs="Calibri" w:eastAsia="Calibri" w:hAnsi="Calibri"/>
+                <w:b w:val="false"/>
+                <w:bCs w:val="false"/>
+                <w:color w:val="1A1A1A"/>
+                <w:sz w:val="19"/>
+                <w:szCs w:val="19"/>
+              </w:rPr>
+              <w:t xml:space="preserve">2.50</w:t>
+            </w:r>
+          </w:p>
+        </w:tc>
+      </w:tr>
+      <w:tr>
+        <w:tc>
+          <w:tcPr>
+            <w:tcW w:type="dxa" w:w="2699"/>
+            <w:tcMar>
+              <w:top w:type="dxa" w:w="60"/>
+              <w:left w:type="dxa" w:w="100"/>
+              <w:bottom w:type="dxa" w:w="60"/>
+              <w:right w:type="dxa" w:w="100"/>
+            </w:tcMar>
+          </w:tcPr>
+          <w:p>
+            <w:pPr>
+              <w:spacing w:after="0" w:line="252"/>
+            </w:pPr>
+            <w:r>
+              <w:rPr>
+                <w:rFonts w:ascii="Calibri" w:cs="Calibri" w:eastAsia="Calibri" w:hAnsi="Calibri"/>
+                <w:b/>
+                <w:bCs/>
+                <w:color w:val="1A1A1A"/>
+                <w:sz w:val="19"/>
+                <w:szCs w:val="19"/>
+              </w:rPr>
+              <w:t xml:space="preserve">Retail</w:t>
+            </w:r>
+          </w:p>
+        </w:tc>
+        <w:tc>
+          <w:tcPr>
+            <w:tcW w:type="dxa" w:w="1734"/>
+            <w:tcMar>
+              <w:top w:type="dxa" w:w="60"/>
+              <w:left w:type="dxa" w:w="100"/>
+              <w:bottom w:type="dxa" w:w="60"/>
+              <w:right w:type="dxa" w:w="100"/>
+            </w:tcMar>
+          </w:tcPr>
+          <w:p>
+            <w:pPr>
+              <w:spacing w:after="0" w:line="252"/>
+            </w:pPr>
+            <w:r>
+              <w:rPr>
+                <w:rFonts w:ascii="Calibri" w:cs="Calibri" w:eastAsia="Calibri" w:hAnsi="Calibri"/>
+                <w:b w:val="false"/>
+                <w:bCs w:val="false"/>
+                <w:color w:val="1A1A1A"/>
+                <w:sz w:val="19"/>
+                <w:szCs w:val="19"/>
+              </w:rPr>
+              <w:t xml:space="preserve">15 / 10 / 4</w:t>
+            </w:r>
+          </w:p>
+        </w:tc>
+        <w:tc>
+          <w:tcPr>
+            <w:tcW w:type="dxa" w:w="1734"/>
+            <w:tcMar>
+              <w:top w:type="dxa" w:w="60"/>
+              <w:left w:type="dxa" w:w="100"/>
+              <w:bottom w:type="dxa" w:w="60"/>
+              <w:right w:type="dxa" w:w="100"/>
+            </w:tcMar>
+          </w:tcPr>
+          <w:p>
+            <w:pPr>
+              <w:spacing w:after="0" w:line="252"/>
+            </w:pPr>
+            <w:r>
+              <w:rPr>
+                <w:rFonts w:ascii="Calibri" w:cs="Calibri" w:eastAsia="Calibri" w:hAnsi="Calibri"/>
+                <w:b w:val="false"/>
+                <w:bCs w:val="false"/>
+                <w:color w:val="1A1A1A"/>
+                <w:sz w:val="19"/>
+                <w:szCs w:val="19"/>
+              </w:rPr>
+              <w:t xml:space="preserve">23 / 18 / 8</w:t>
+            </w:r>
+          </w:p>
+        </w:tc>
+        <w:tc>
+          <w:tcPr>
+            <w:tcW w:type="dxa" w:w="1734"/>
+            <w:tcMar>
+              <w:top w:type="dxa" w:w="60"/>
+              <w:left w:type="dxa" w:w="100"/>
+              <w:bottom w:type="dxa" w:w="60"/>
+              <w:right w:type="dxa" w:w="100"/>
+            </w:tcMar>
+          </w:tcPr>
+          <w:p>
+            <w:pPr>
+              <w:spacing w:after="0" w:line="252"/>
+            </w:pPr>
+            <w:r>
+              <w:rPr>
+                <w:rFonts w:ascii="Calibri" w:cs="Calibri" w:eastAsia="Calibri" w:hAnsi="Calibri"/>
+                <w:b w:val="false"/>
+                <w:bCs w:val="false"/>
+                <w:color w:val="1A1A1A"/>
+                <w:sz w:val="19"/>
+                <w:szCs w:val="19"/>
+              </w:rPr>
+              <w:t xml:space="preserve">38 / 28 / 16</w:t>
+            </w:r>
+          </w:p>
+        </w:tc>
+        <w:tc>
+          <w:tcPr>
+            <w:tcW w:type="dxa" w:w="1737"/>
+            <w:tcMar>
+              <w:top w:type="dxa" w:w="60"/>
+              <w:left w:type="dxa" w:w="100"/>
+              <w:bottom w:type="dxa" w:w="60"/>
+              <w:right w:type="dxa" w:w="100"/>
+            </w:tcMar>
+          </w:tcPr>
+          <w:p>
+            <w:pPr>
+              <w:spacing w:after="0" w:line="252"/>
+            </w:pPr>
+            <w:r>
+              <w:rPr>
+                <w:rFonts w:ascii="Calibri" w:cs="Calibri" w:eastAsia="Calibri" w:hAnsi="Calibri"/>
+                <w:b w:val="false"/>
+                <w:bCs w:val="false"/>
+                <w:color w:val="1A1A1A"/>
+                <w:sz w:val="19"/>
+                <w:szCs w:val="19"/>
+              </w:rPr>
+              <w:t xml:space="preserve">2.50</w:t>
+            </w:r>
+          </w:p>
+        </w:tc>
+      </w:tr>
+      <w:tr>
+        <w:tc>
+          <w:tcPr>
+            <w:tcW w:type="dxa" w:w="2699"/>
+            <w:tcMar>
+              <w:top w:type="dxa" w:w="60"/>
+              <w:left w:type="dxa" w:w="100"/>
+              <w:bottom w:type="dxa" w:w="60"/>
+              <w:right w:type="dxa" w:w="100"/>
+            </w:tcMar>
+          </w:tcPr>
+          <w:p>
+            <w:pPr>
+              <w:spacing w:after="0" w:line="252"/>
+            </w:pPr>
+            <w:r>
+              <w:rPr>
+                <w:rFonts w:ascii="Calibri" w:cs="Calibri" w:eastAsia="Calibri" w:hAnsi="Calibri"/>
+                <w:b/>
+                <w:bCs/>
+                <w:color w:val="1A1A1A"/>
+                <w:sz w:val="19"/>
+                <w:szCs w:val="19"/>
+              </w:rPr>
+              <w:t xml:space="preserve">Hospitality</w:t>
+            </w:r>
+          </w:p>
+        </w:tc>
+        <w:tc>
+          <w:tcPr>
+            <w:tcW w:type="dxa" w:w="1734"/>
+            <w:tcMar>
+              <w:top w:type="dxa" w:w="60"/>
+              <w:left w:type="dxa" w:w="100"/>
+              <w:bottom w:type="dxa" w:w="60"/>
+              <w:right w:type="dxa" w:w="100"/>
+            </w:tcMar>
+          </w:tcPr>
+          <w:p>
+            <w:pPr>
+              <w:spacing w:after="0" w:line="252"/>
+            </w:pPr>
+            <w:r>
+              <w:rPr>
+                <w:rFonts w:ascii="Calibri" w:cs="Calibri" w:eastAsia="Calibri" w:hAnsi="Calibri"/>
+                <w:b w:val="false"/>
+                <w:bCs w:val="false"/>
+                <w:color w:val="1A1A1A"/>
+                <w:sz w:val="19"/>
+                <w:szCs w:val="19"/>
+              </w:rPr>
+              <w:t xml:space="preserve">10 / 6 / 2</w:t>
+            </w:r>
+          </w:p>
+        </w:tc>
+        <w:tc>
+          <w:tcPr>
+            <w:tcW w:type="dxa" w:w="1734"/>
+            <w:tcMar>
+              <w:top w:type="dxa" w:w="60"/>
+              <w:left w:type="dxa" w:w="100"/>
+              <w:bottom w:type="dxa" w:w="60"/>
+              <w:right w:type="dxa" w:w="100"/>
+            </w:tcMar>
+          </w:tcPr>
+          <w:p>
+            <w:pPr>
+              <w:spacing w:after="0" w:line="252"/>
+            </w:pPr>
+            <w:r>
+              <w:rPr>
+                <w:rFonts w:ascii="Calibri" w:cs="Calibri" w:eastAsia="Calibri" w:hAnsi="Calibri"/>
+                <w:b w:val="false"/>
+                <w:bCs w:val="false"/>
+                <w:color w:val="1A1A1A"/>
+                <w:sz w:val="19"/>
+                <w:szCs w:val="19"/>
+              </w:rPr>
+              <w:t xml:space="preserve">15 / 10 / 4</w:t>
+            </w:r>
+          </w:p>
+        </w:tc>
+        <w:tc>
+          <w:tcPr>
+            <w:tcW w:type="dxa" w:w="1734"/>
+            <w:tcMar>
+              <w:top w:type="dxa" w:w="60"/>
+              <w:left w:type="dxa" w:w="100"/>
+              <w:bottom w:type="dxa" w:w="60"/>
+              <w:right w:type="dxa" w:w="100"/>
+            </w:tcMar>
+          </w:tcPr>
+          <w:p>
+            <w:pPr>
+              <w:spacing w:after="0" w:line="252"/>
+            </w:pPr>
+            <w:r>
+              <w:rPr>
+                <w:rFonts w:ascii="Calibri" w:cs="Calibri" w:eastAsia="Calibri" w:hAnsi="Calibri"/>
+                <w:b w:val="false"/>
+                <w:bCs w:val="false"/>
+                <w:color w:val="1A1A1A"/>
+                <w:sz w:val="19"/>
+                <w:szCs w:val="19"/>
+              </w:rPr>
+              <w:t xml:space="preserve">25 / 16 / 8</w:t>
+            </w:r>
+          </w:p>
+        </w:tc>
+        <w:tc>
+          <w:tcPr>
+            <w:tcW w:type="dxa" w:w="1737"/>
+            <w:tcMar>
+              <w:top w:type="dxa" w:w="60"/>
+              <w:left w:type="dxa" w:w="100"/>
+              <w:bottom w:type="dxa" w:w="60"/>
+              <w:right w:type="dxa" w:w="100"/>
+            </w:tcMar>
+          </w:tcPr>
+          <w:p>
+            <w:pPr>
+              <w:spacing w:after="0" w:line="252"/>
+            </w:pPr>
+            <w:r>
+              <w:rPr>
+                <w:rFonts w:ascii="Calibri" w:cs="Calibri" w:eastAsia="Calibri" w:hAnsi="Calibri"/>
+                <w:b w:val="false"/>
+                <w:bCs w:val="false"/>
+                <w:color w:val="1A1A1A"/>
+                <w:sz w:val="19"/>
+                <w:szCs w:val="19"/>
+              </w:rPr>
+              <w:t xml:space="preserve">2.50</w:t>
+            </w:r>
+          </w:p>
+        </w:tc>
+      </w:tr>
+      <w:tr>
+        <w:tc>
+          <w:tcPr>
+            <w:tcW w:type="dxa" w:w="2699"/>
+            <w:tcMar>
+              <w:top w:type="dxa" w:w="60"/>
+              <w:left w:type="dxa" w:w="100"/>
+              <w:bottom w:type="dxa" w:w="60"/>
+              <w:right w:type="dxa" w:w="100"/>
+            </w:tcMar>
+          </w:tcPr>
+          <w:p>
+            <w:pPr>
+              <w:spacing w:after="0" w:line="252"/>
+            </w:pPr>
+            <w:r>
+              <w:rPr>
+                <w:rFonts w:ascii="Calibri" w:cs="Calibri" w:eastAsia="Calibri" w:hAnsi="Calibri"/>
+                <w:b/>
+                <w:bCs/>
+                <w:color w:val="1A1A1A"/>
+                <w:sz w:val="19"/>
+                <w:szCs w:val="19"/>
+              </w:rPr>
+              <w:t xml:space="preserve">Manufacturing</w:t>
+            </w:r>
+          </w:p>
+        </w:tc>
+        <w:tc>
+          <w:tcPr>
+            <w:tcW w:type="dxa" w:w="1734"/>
+            <w:tcMar>
+              <w:top w:type="dxa" w:w="60"/>
+              <w:left w:type="dxa" w:w="100"/>
+              <w:bottom w:type="dxa" w:w="60"/>
+              <w:right w:type="dxa" w:w="100"/>
+            </w:tcMar>
+          </w:tcPr>
+          <w:p>
+            <w:pPr>
+              <w:spacing w:after="0" w:line="252"/>
+            </w:pPr>
+            <w:r>
+              <w:rPr>
+                <w:rFonts w:ascii="Calibri" w:cs="Calibri" w:eastAsia="Calibri" w:hAnsi="Calibri"/>
+                <w:b w:val="false"/>
+                <w:bCs w:val="false"/>
+                <w:color w:val="1A1A1A"/>
+                <w:sz w:val="19"/>
+                <w:szCs w:val="19"/>
+              </w:rPr>
+              <w:t xml:space="preserve">20 / 8 / 4</w:t>
+            </w:r>
+          </w:p>
+        </w:tc>
+        <w:tc>
+          <w:tcPr>
+            <w:tcW w:type="dxa" w:w="1734"/>
+            <w:tcMar>
+              <w:top w:type="dxa" w:w="60"/>
+              <w:left w:type="dxa" w:w="100"/>
+              <w:bottom w:type="dxa" w:w="60"/>
+              <w:right w:type="dxa" w:w="100"/>
+            </w:tcMar>
+          </w:tcPr>
+          <w:p>
+            <w:pPr>
+              <w:spacing w:after="0" w:line="252"/>
+            </w:pPr>
+            <w:r>
+              <w:rPr>
+                <w:rFonts w:ascii="Calibri" w:cs="Calibri" w:eastAsia="Calibri" w:hAnsi="Calibri"/>
+                <w:b w:val="false"/>
+                <w:bCs w:val="false"/>
+                <w:color w:val="1A1A1A"/>
+                <w:sz w:val="19"/>
+                <w:szCs w:val="19"/>
+              </w:rPr>
+              <w:t xml:space="preserve">35 / 14 / 8</w:t>
+            </w:r>
+          </w:p>
+        </w:tc>
+        <w:tc>
+          <w:tcPr>
+            <w:tcW w:type="dxa" w:w="1734"/>
+            <w:tcMar>
+              <w:top w:type="dxa" w:w="60"/>
+              <w:left w:type="dxa" w:w="100"/>
+              <w:bottom w:type="dxa" w:w="60"/>
+              <w:right w:type="dxa" w:w="100"/>
+            </w:tcMar>
+          </w:tcPr>
+          <w:p>
+            <w:pPr>
+              <w:spacing w:after="0" w:line="252"/>
+            </w:pPr>
+            <w:r>
+              <w:rPr>
+                <w:rFonts w:ascii="Calibri" w:cs="Calibri" w:eastAsia="Calibri" w:hAnsi="Calibri"/>
+                <w:b w:val="false"/>
+                <w:bCs w:val="false"/>
+                <w:color w:val="1A1A1A"/>
+                <w:sz w:val="19"/>
+                <w:szCs w:val="19"/>
+              </w:rPr>
+              <w:t xml:space="preserve">60 / 20 / 16</w:t>
+            </w:r>
+          </w:p>
+        </w:tc>
+        <w:tc>
+          <w:tcPr>
+            <w:tcW w:type="dxa" w:w="1737"/>
+            <w:tcMar>
+              <w:top w:type="dxa" w:w="60"/>
+              <w:left w:type="dxa" w:w="100"/>
+              <w:bottom w:type="dxa" w:w="60"/>
+              <w:right w:type="dxa" w:w="100"/>
+            </w:tcMar>
+          </w:tcPr>
+          <w:p>
+            <w:pPr>
+              <w:spacing w:after="0" w:line="252"/>
+            </w:pPr>
+            <w:r>
+              <w:rPr>
+                <w:rFonts w:ascii="Calibri" w:cs="Calibri" w:eastAsia="Calibri" w:hAnsi="Calibri"/>
+                <w:b w:val="false"/>
+                <w:bCs w:val="false"/>
+                <w:color w:val="1A1A1A"/>
+                <w:sz w:val="19"/>
+                <w:szCs w:val="19"/>
+              </w:rPr>
+              <w:t xml:space="preserve">1.67</w:t>
+            </w:r>
+          </w:p>
+        </w:tc>
+      </w:tr>
+      <w:tr>
+        <w:tc>
+          <w:tcPr>
+            <w:tcW w:type="dxa" w:w="2699"/>
+            <w:tcMar>
+              <w:top w:type="dxa" w:w="60"/>
+              <w:left w:type="dxa" w:w="100"/>
+              <w:bottom w:type="dxa" w:w="60"/>
+              <w:right w:type="dxa" w:w="100"/>
+            </w:tcMar>
+          </w:tcPr>
+          <w:p>
+            <w:pPr>
+              <w:spacing w:after="0" w:line="252"/>
+            </w:pPr>
+            <w:r>
+              <w:rPr>
+                <w:rFonts w:ascii="Calibri" w:cs="Calibri" w:eastAsia="Calibri" w:hAnsi="Calibri"/>
+                <w:b/>
+                <w:bCs/>
+                <w:color w:val="1A1A1A"/>
+                <w:sz w:val="19"/>
+                <w:szCs w:val="19"/>
+              </w:rPr>
+              <w:t xml:space="preserve">Healthcare</w:t>
+            </w:r>
+          </w:p>
+        </w:tc>
+        <w:tc>
+          <w:tcPr>
+            <w:tcW w:type="dxa" w:w="1734"/>
+            <w:tcMar>
+              <w:top w:type="dxa" w:w="60"/>
+              <w:left w:type="dxa" w:w="100"/>
+              <w:bottom w:type="dxa" w:w="60"/>
+              <w:right w:type="dxa" w:w="100"/>
+            </w:tcMar>
+          </w:tcPr>
+          <w:p>
+            <w:pPr>
+              <w:spacing w:after="0" w:line="252"/>
+            </w:pPr>
+            <w:r>
+              <w:rPr>
+                <w:rFonts w:ascii="Calibri" w:cs="Calibri" w:eastAsia="Calibri" w:hAnsi="Calibri"/>
+                <w:b w:val="false"/>
+                <w:bCs w:val="false"/>
+                <w:color w:val="1A1A1A"/>
+                <w:sz w:val="19"/>
+                <w:szCs w:val="19"/>
+              </w:rPr>
+              <w:t xml:space="preserve">20 / 10 / 3</w:t>
+            </w:r>
+          </w:p>
+        </w:tc>
+        <w:tc>
+          <w:tcPr>
+            <w:tcW w:type="dxa" w:w="1734"/>
+            <w:tcMar>
+              <w:top w:type="dxa" w:w="60"/>
+              <w:left w:type="dxa" w:w="100"/>
+              <w:bottom w:type="dxa" w:w="60"/>
+              <w:right w:type="dxa" w:w="100"/>
+            </w:tcMar>
+          </w:tcPr>
+          <w:p>
+            <w:pPr>
+              <w:spacing w:after="0" w:line="252"/>
+            </w:pPr>
+            <w:r>
+              <w:rPr>
+                <w:rFonts w:ascii="Calibri" w:cs="Calibri" w:eastAsia="Calibri" w:hAnsi="Calibri"/>
+                <w:b w:val="false"/>
+                <w:bCs w:val="false"/>
+                <w:color w:val="1A1A1A"/>
+                <w:sz w:val="19"/>
+                <w:szCs w:val="19"/>
+              </w:rPr>
+              <w:t xml:space="preserve">35 / 18 / 6</w:t>
+            </w:r>
+          </w:p>
+        </w:tc>
+        <w:tc>
+          <w:tcPr>
+            <w:tcW w:type="dxa" w:w="1734"/>
+            <w:tcMar>
+              <w:top w:type="dxa" w:w="60"/>
+              <w:left w:type="dxa" w:w="100"/>
+              <w:bottom w:type="dxa" w:w="60"/>
+              <w:right w:type="dxa" w:w="100"/>
+            </w:tcMar>
+          </w:tcPr>
+          <w:p>
+            <w:pPr>
+              <w:spacing w:after="0" w:line="252"/>
+            </w:pPr>
+            <w:r>
+              <w:rPr>
+                <w:rFonts w:ascii="Calibri" w:cs="Calibri" w:eastAsia="Calibri" w:hAnsi="Calibri"/>
+                <w:b w:val="false"/>
+                <w:bCs w:val="false"/>
+                <w:color w:val="1A1A1A"/>
+                <w:sz w:val="19"/>
+                <w:szCs w:val="19"/>
+              </w:rPr>
+              <w:t xml:space="preserve">60 / 28 / 12</w:t>
+            </w:r>
+          </w:p>
+        </w:tc>
+        <w:tc>
+          <w:tcPr>
+            <w:tcW w:type="dxa" w:w="1737"/>
+            <w:tcMar>
+              <w:top w:type="dxa" w:w="60"/>
+              <w:left w:type="dxa" w:w="100"/>
+              <w:bottom w:type="dxa" w:w="60"/>
+              <w:right w:type="dxa" w:w="100"/>
+            </w:tcMar>
+          </w:tcPr>
+          <w:p>
+            <w:pPr>
+              <w:spacing w:after="0" w:line="252"/>
+            </w:pPr>
+            <w:r>
+              <w:rPr>
+                <w:rFonts w:ascii="Calibri" w:cs="Calibri" w:eastAsia="Calibri" w:hAnsi="Calibri"/>
+                <w:b w:val="false"/>
+                <w:bCs w:val="false"/>
+                <w:color w:val="1A1A1A"/>
+                <w:sz w:val="19"/>
+                <w:szCs w:val="19"/>
+              </w:rPr>
+              <w:t xml:space="preserve">2.50</w:t>
+            </w:r>
+          </w:p>
+        </w:tc>
+      </w:tr>
+      <w:tr>
+        <w:tc>
+          <w:tcPr>
+            <w:tcW w:type="dxa" w:w="2699"/>
+            <w:tcMar>
+              <w:top w:type="dxa" w:w="60"/>
+              <w:left w:type="dxa" w:w="100"/>
+              <w:bottom w:type="dxa" w:w="60"/>
+              <w:right w:type="dxa" w:w="100"/>
+            </w:tcMar>
+          </w:tcPr>
+          <w:p>
+            <w:pPr>
+              <w:spacing w:after="0" w:line="252"/>
+            </w:pPr>
+            <w:r>
+              <w:rPr>
+                <w:rFonts w:ascii="Calibri" w:cs="Calibri" w:eastAsia="Calibri" w:hAnsi="Calibri"/>
+                <w:b/>
+                <w:bCs/>
+                <w:color w:val="1A1A1A"/>
+                <w:sz w:val="19"/>
+                <w:szCs w:val="19"/>
+              </w:rPr>
+              <w:t xml:space="preserve">Technology</w:t>
+            </w:r>
+          </w:p>
+        </w:tc>
+        <w:tc>
+          <w:tcPr>
+            <w:tcW w:type="dxa" w:w="1734"/>
+            <w:tcMar>
+              <w:top w:type="dxa" w:w="60"/>
+              <w:left w:type="dxa" w:w="100"/>
+              <w:bottom w:type="dxa" w:w="60"/>
+              <w:right w:type="dxa" w:w="100"/>
+            </w:tcMar>
+          </w:tcPr>
+          <w:p>
+            <w:pPr>
+              <w:spacing w:after="0" w:line="252"/>
+            </w:pPr>
+            <w:r>
+              <w:rPr>
+                <w:rFonts w:ascii="Calibri" w:cs="Calibri" w:eastAsia="Calibri" w:hAnsi="Calibri"/>
+                <w:b w:val="false"/>
+                <w:bCs w:val="false"/>
+                <w:color w:val="1A1A1A"/>
+                <w:sz w:val="19"/>
+                <w:szCs w:val="19"/>
+              </w:rPr>
+              <w:t xml:space="preserve">10 / 8 / 2</w:t>
+            </w:r>
+          </w:p>
+        </w:tc>
+        <w:tc>
+          <w:tcPr>
+            <w:tcW w:type="dxa" w:w="1734"/>
+            <w:tcMar>
+              <w:top w:type="dxa" w:w="60"/>
+              <w:left w:type="dxa" w:w="100"/>
+              <w:bottom w:type="dxa" w:w="60"/>
+              <w:right w:type="dxa" w:w="100"/>
+            </w:tcMar>
+          </w:tcPr>
+          <w:p>
+            <w:pPr>
+              <w:spacing w:after="0" w:line="252"/>
+            </w:pPr>
+            <w:r>
+              <w:rPr>
+                <w:rFonts w:ascii="Calibri" w:cs="Calibri" w:eastAsia="Calibri" w:hAnsi="Calibri"/>
+                <w:b w:val="false"/>
+                <w:bCs w:val="false"/>
+                <w:color w:val="1A1A1A"/>
+                <w:sz w:val="19"/>
+                <w:szCs w:val="19"/>
+              </w:rPr>
+              <w:t xml:space="preserve">17 / 13 / 4</w:t>
+            </w:r>
+          </w:p>
+        </w:tc>
+        <w:tc>
+          <w:tcPr>
+            <w:tcW w:type="dxa" w:w="1734"/>
+            <w:tcMar>
+              <w:top w:type="dxa" w:w="60"/>
+              <w:left w:type="dxa" w:w="100"/>
+              <w:bottom w:type="dxa" w:w="60"/>
+              <w:right w:type="dxa" w:w="100"/>
+            </w:tcMar>
+          </w:tcPr>
+          <w:p>
+            <w:pPr>
+              <w:spacing w:after="0" w:line="252"/>
+            </w:pPr>
+            <w:r>
+              <w:rPr>
+                <w:rFonts w:ascii="Calibri" w:cs="Calibri" w:eastAsia="Calibri" w:hAnsi="Calibri"/>
+                <w:b w:val="false"/>
+                <w:bCs w:val="false"/>
+                <w:color w:val="1A1A1A"/>
+                <w:sz w:val="19"/>
+                <w:szCs w:val="19"/>
+              </w:rPr>
+              <w:t xml:space="preserve">27 / 21 / 8</w:t>
+            </w:r>
+          </w:p>
+        </w:tc>
+        <w:tc>
+          <w:tcPr>
+            <w:tcW w:type="dxa" w:w="1737"/>
+            <w:tcMar>
+              <w:top w:type="dxa" w:w="60"/>
+              <w:left w:type="dxa" w:w="100"/>
+              <w:bottom w:type="dxa" w:w="60"/>
+              <w:right w:type="dxa" w:w="100"/>
+            </w:tcMar>
+          </w:tcPr>
+          <w:p>
+            <w:pPr>
+              <w:spacing w:after="0" w:line="252"/>
+            </w:pPr>
+            <w:r>
+              <w:rPr>
+                <w:rFonts w:ascii="Calibri" w:cs="Calibri" w:eastAsia="Calibri" w:hAnsi="Calibri"/>
+                <w:b w:val="false"/>
+                <w:bCs w:val="false"/>
+                <w:color w:val="1A1A1A"/>
+                <w:sz w:val="19"/>
+                <w:szCs w:val="19"/>
+              </w:rPr>
+              <w:t xml:space="preserve">2.50</w:t>
+            </w:r>
+          </w:p>
+        </w:tc>
+      </w:tr>
+    </w:tbl>
+    <w:p>
+      <w:pPr>
+        <w:spacing w:after="160"/>
+      </w:pPr>
+    </w:p>
+    <w:p>
+      <w:pPr>
+        <w:spacing w:after="120" w:line="276"/>
+      </w:pPr>
+      <w:r>
+        <w:rPr>
+          <w:rFonts w:ascii="Calibri" w:cs="Calibri" w:eastAsia="Calibri" w:hAnsi="Calibri"/>
+          <w:color w:val="1A1A1A"/>
+          <w:sz w:val="21"/>
+          <w:szCs w:val="21"/>
+        </w:rPr>
+        <w:t xml:space="preserve">Entry is paired - Hospitality and Technology at $10, Utilities and Retail at $15, Manufacturing and Healthcare at $20 - and five of the six pay back in the same 2.50 quarters at their base price. What differs is HOW FAR THE PRICE CAN FALL before a company stops making money.</w:t>
+      </w:r>
+    </w:p>
+    <w:tbl>
+      <w:tblPr>
+        <w:tblW w:type="dxa" w:w="9638"/>
+        <w:tblBorders>
+          <w:top w:val="single" w:color="D8D4E2" w:sz="4"/>
+          <w:left w:val="none" w:color="FFFFFF" w:sz="0"/>
+          <w:bottom w:val="single" w:color="D8D4E2" w:sz="4"/>
+          <w:right w:val="none" w:color="FFFFFF" w:sz="0"/>
+          <w:insideH w:val="single" w:color="D8D4E2" w:sz="2"/>
+          <w:insideV w:val="none" w:color="FFFFFF" w:sz="0"/>
+        </w:tblBorders>
+      </w:tblPr>
+      <w:tblGrid>
+        <w:gridCol w:w="2699"/>
+        <w:gridCol w:w="1734"/>
+        <w:gridCol w:w="1734"/>
+        <w:gridCol w:w="1734"/>
+        <w:gridCol w:w="1737"/>
+      </w:tblGrid>
+      <w:tr>
+        <w:trPr>
+          <w:tblHeader/>
+        </w:trPr>
+        <w:tc>
+          <w:tcPr>
+            <w:tcW w:type="dxa" w:w="2699"/>
+            <w:shd w:fill="F1EFF7" w:color="auto" w:val="clear"/>
+            <w:tcMar>
+              <w:top w:type="dxa" w:w="60"/>
+              <w:left w:type="dxa" w:w="100"/>
+              <w:bottom w:type="dxa" w:w="60"/>
+              <w:right w:type="dxa" w:w="100"/>
+            </w:tcMar>
+          </w:tcPr>
+          <w:p>
+            <w:pPr>
+              <w:spacing w:after="0" w:line="252"/>
+            </w:pPr>
+            <w:r>
+              <w:rPr>
+                <w:rFonts w:ascii="Calibri" w:cs="Calibri" w:eastAsia="Calibri" w:hAnsi="Calibri"/>
+                <w:b/>
+                <w:bCs/>
+                <w:color w:val="1A1A1A"/>
+                <w:sz w:val="19"/>
+                <w:szCs w:val="19"/>
+              </w:rPr>
+              <w:t xml:space="preserve">Industry</w:t>
+            </w:r>
+          </w:p>
+        </w:tc>
+        <w:tc>
+          <w:tcPr>
+            <w:tcW w:type="dxa" w:w="1734"/>
+            <w:shd w:fill="F1EFF7" w:color="auto" w:val="clear"/>
+            <w:tcMar>
+              <w:top w:type="dxa" w:w="60"/>
+              <w:left w:type="dxa" w:w="100"/>
+              <w:bottom w:type="dxa" w:w="60"/>
+              <w:right w:type="dxa" w:w="100"/>
+            </w:tcMar>
+          </w:tcPr>
+          <w:p>
+            <w:pPr>
+              <w:spacing w:after="0" w:line="252"/>
+            </w:pPr>
+            <w:r>
+              <w:rPr>
+                <w:rFonts w:ascii="Calibri" w:cs="Calibri" w:eastAsia="Calibri" w:hAnsi="Calibri"/>
+                <w:b/>
+                <w:bCs/>
+                <w:color w:val="1A1A1A"/>
+                <w:sz w:val="19"/>
+                <w:szCs w:val="19"/>
+              </w:rPr>
+              <w:t xml:space="preserve">Profit at base price</w:t>
+            </w:r>
+          </w:p>
+        </w:tc>
+        <w:tc>
+          <w:tcPr>
+            <w:tcW w:type="dxa" w:w="1734"/>
+            <w:shd w:fill="F1EFF7" w:color="auto" w:val="clear"/>
+            <w:tcMar>
+              <w:top w:type="dxa" w:w="60"/>
+              <w:left w:type="dxa" w:w="100"/>
+              <w:bottom w:type="dxa" w:w="60"/>
+              <w:right w:type="dxa" w:w="100"/>
+            </w:tcMar>
+          </w:tcPr>
+          <w:p>
+            <w:pPr>
+              <w:spacing w:after="0" w:line="252"/>
+            </w:pPr>
+            <w:r>
+              <w:rPr>
+                <w:rFonts w:ascii="Calibri" w:cs="Calibri" w:eastAsia="Calibri" w:hAnsi="Calibri"/>
+                <w:b/>
+                <w:bCs/>
+                <w:color w:val="1A1A1A"/>
+                <w:sz w:val="19"/>
+                <w:szCs w:val="19"/>
+              </w:rPr>
+              <w:t xml:space="preserve">At base -$1</w:t>
+            </w:r>
+          </w:p>
+        </w:tc>
+        <w:tc>
+          <w:tcPr>
+            <w:tcW w:type="dxa" w:w="1734"/>
+            <w:shd w:fill="F1EFF7" w:color="auto" w:val="clear"/>
+            <w:tcMar>
+              <w:top w:type="dxa" w:w="60"/>
+              <w:left w:type="dxa" w:w="100"/>
+              <w:bottom w:type="dxa" w:w="60"/>
+              <w:right w:type="dxa" w:w="100"/>
+            </w:tcMar>
+          </w:tcPr>
+          <w:p>
+            <w:pPr>
+              <w:spacing w:after="0" w:line="252"/>
+            </w:pPr>
+            <w:r>
+              <w:rPr>
+                <w:rFonts w:ascii="Calibri" w:cs="Calibri" w:eastAsia="Calibri" w:hAnsi="Calibri"/>
+                <w:b/>
+                <w:bCs/>
+                <w:color w:val="1A1A1A"/>
+                <w:sz w:val="19"/>
+                <w:szCs w:val="19"/>
+              </w:rPr>
+              <w:t xml:space="preserve">At base -$2</w:t>
+            </w:r>
+          </w:p>
+        </w:tc>
+        <w:tc>
+          <w:tcPr>
+            <w:tcW w:type="dxa" w:w="1737"/>
+            <w:shd w:fill="F1EFF7" w:color="auto" w:val="clear"/>
+            <w:tcMar>
+              <w:top w:type="dxa" w:w="60"/>
+              <w:left w:type="dxa" w:w="100"/>
+              <w:bottom w:type="dxa" w:w="60"/>
+              <w:right w:type="dxa" w:w="100"/>
+            </w:tcMar>
+          </w:tcPr>
+          <w:p>
+            <w:pPr>
+              <w:spacing w:after="0" w:line="252"/>
+            </w:pPr>
+            <w:r>
+              <w:rPr>
+                <w:rFonts w:ascii="Calibri" w:cs="Calibri" w:eastAsia="Calibri" w:hAnsi="Calibri"/>
+                <w:b/>
+                <w:bCs/>
+                <w:color w:val="1A1A1A"/>
+                <w:sz w:val="19"/>
+                <w:szCs w:val="19"/>
+              </w:rPr>
+              <w:t xml:space="preserve">Dollars of price it can lose</w:t>
+            </w:r>
+          </w:p>
+        </w:tc>
+      </w:tr>
+      <w:tr>
+        <w:tc>
+          <w:tcPr>
+            <w:tcW w:type="dxa" w:w="2699"/>
+            <w:tcMar>
+              <w:top w:type="dxa" w:w="60"/>
+              <w:left w:type="dxa" w:w="100"/>
+              <w:bottom w:type="dxa" w:w="60"/>
+              <w:right w:type="dxa" w:w="100"/>
+            </w:tcMar>
+          </w:tcPr>
+          <w:p>
+            <w:pPr>
+              <w:spacing w:after="0" w:line="252"/>
+            </w:pPr>
+            <w:r>
+              <w:rPr>
+                <w:rFonts w:ascii="Calibri" w:cs="Calibri" w:eastAsia="Calibri" w:hAnsi="Calibri"/>
+                <w:b/>
+                <w:bCs/>
+                <w:color w:val="1A1A1A"/>
+                <w:sz w:val="19"/>
+                <w:szCs w:val="19"/>
+              </w:rPr>
+              <w:t xml:space="preserve">Retail</w:t>
+            </w:r>
+          </w:p>
+        </w:tc>
+        <w:tc>
+          <w:tcPr>
+            <w:tcW w:type="dxa" w:w="1734"/>
+            <w:tcMar>
+              <w:top w:type="dxa" w:w="60"/>
+              <w:left w:type="dxa" w:w="100"/>
+              <w:bottom w:type="dxa" w:w="60"/>
+              <w:right w:type="dxa" w:w="100"/>
+            </w:tcMar>
+          </w:tcPr>
+          <w:p>
+            <w:pPr>
+              <w:spacing w:after="0" w:line="252"/>
+            </w:pPr>
+            <w:r>
+              <w:rPr>
+                <w:rFonts w:ascii="Calibri" w:cs="Calibri" w:eastAsia="Calibri" w:hAnsi="Calibri"/>
+                <w:b w:val="false"/>
+                <w:bCs w:val="false"/>
+                <w:color w:val="1A1A1A"/>
+                <w:sz w:val="19"/>
+                <w:szCs w:val="19"/>
+              </w:rPr>
+              <w:t xml:space="preserve">$6</w:t>
+            </w:r>
+          </w:p>
+        </w:tc>
+        <w:tc>
+          <w:tcPr>
+            <w:tcW w:type="dxa" w:w="1734"/>
+            <w:tcMar>
+              <w:top w:type="dxa" w:w="60"/>
+              <w:left w:type="dxa" w:w="100"/>
+              <w:bottom w:type="dxa" w:w="60"/>
+              <w:right w:type="dxa" w:w="100"/>
+            </w:tcMar>
+          </w:tcPr>
+          <w:p>
+            <w:pPr>
+              <w:spacing w:after="0" w:line="252"/>
+            </w:pPr>
+            <w:r>
+              <w:rPr>
+                <w:rFonts w:ascii="Calibri" w:cs="Calibri" w:eastAsia="Calibri" w:hAnsi="Calibri"/>
+                <w:b w:val="false"/>
+                <w:bCs w:val="false"/>
+                <w:color w:val="1A1A1A"/>
+                <w:sz w:val="19"/>
+                <w:szCs w:val="19"/>
+              </w:rPr>
+              <w:t xml:space="preserve">$2</w:t>
+            </w:r>
+          </w:p>
+        </w:tc>
+        <w:tc>
+          <w:tcPr>
+            <w:tcW w:type="dxa" w:w="1734"/>
+            <w:tcMar>
+              <w:top w:type="dxa" w:w="60"/>
+              <w:left w:type="dxa" w:w="100"/>
+              <w:bottom w:type="dxa" w:w="60"/>
+              <w:right w:type="dxa" w:w="100"/>
+            </w:tcMar>
+          </w:tcPr>
+          <w:p>
+            <w:pPr>
+              <w:spacing w:after="0" w:line="252"/>
+            </w:pPr>
+            <w:r>
+              <w:rPr>
+                <w:rFonts w:ascii="Calibri" w:cs="Calibri" w:eastAsia="Calibri" w:hAnsi="Calibri"/>
+                <w:b w:val="false"/>
+                <w:bCs w:val="false"/>
+                <w:color w:val="1A1A1A"/>
+                <w:sz w:val="19"/>
+                <w:szCs w:val="19"/>
+              </w:rPr>
+              <w:t xml:space="preserve">-$2</w:t>
+            </w:r>
+          </w:p>
+        </w:tc>
+        <w:tc>
+          <w:tcPr>
+            <w:tcW w:type="dxa" w:w="1737"/>
+            <w:tcMar>
+              <w:top w:type="dxa" w:w="60"/>
+              <w:left w:type="dxa" w:w="100"/>
+              <w:bottom w:type="dxa" w:w="60"/>
+              <w:right w:type="dxa" w:w="100"/>
+            </w:tcMar>
+          </w:tcPr>
+          <w:p>
+            <w:pPr>
+              <w:spacing w:after="0" w:line="252"/>
+            </w:pPr>
+            <w:r>
+              <w:rPr>
+                <w:rFonts w:ascii="Calibri" w:cs="Calibri" w:eastAsia="Calibri" w:hAnsi="Calibri"/>
+                <w:b w:val="false"/>
+                <w:bCs w:val="false"/>
+                <w:color w:val="1A1A1A"/>
+                <w:sz w:val="19"/>
+                <w:szCs w:val="19"/>
+              </w:rPr>
+              <w:t xml:space="preserve">1.5</w:t>
+            </w:r>
+          </w:p>
+        </w:tc>
+      </w:tr>
+      <w:tr>
+        <w:tc>
+          <w:tcPr>
+            <w:tcW w:type="dxa" w:w="2699"/>
+            <w:tcMar>
+              <w:top w:type="dxa" w:w="60"/>
+              <w:left w:type="dxa" w:w="100"/>
+              <w:bottom w:type="dxa" w:w="60"/>
+              <w:right w:type="dxa" w:w="100"/>
+            </w:tcMar>
+          </w:tcPr>
+          <w:p>
+            <w:pPr>
+              <w:spacing w:after="0" w:line="252"/>
+            </w:pPr>
+            <w:r>
+              <w:rPr>
+                <w:rFonts w:ascii="Calibri" w:cs="Calibri" w:eastAsia="Calibri" w:hAnsi="Calibri"/>
+                <w:b/>
+                <w:bCs/>
+                <w:color w:val="1A1A1A"/>
+                <w:sz w:val="19"/>
+                <w:szCs w:val="19"/>
+              </w:rPr>
+              <w:t xml:space="preserve">Utilities</w:t>
+            </w:r>
+          </w:p>
+        </w:tc>
+        <w:tc>
+          <w:tcPr>
+            <w:tcW w:type="dxa" w:w="1734"/>
+            <w:tcMar>
+              <w:top w:type="dxa" w:w="60"/>
+              <w:left w:type="dxa" w:w="100"/>
+              <w:bottom w:type="dxa" w:w="60"/>
+              <w:right w:type="dxa" w:w="100"/>
+            </w:tcMar>
+          </w:tcPr>
+          <w:p>
+            <w:pPr>
+              <w:spacing w:after="0" w:line="252"/>
+            </w:pPr>
+            <w:r>
+              <w:rPr>
+                <w:rFonts w:ascii="Calibri" w:cs="Calibri" w:eastAsia="Calibri" w:hAnsi="Calibri"/>
+                <w:b w:val="false"/>
+                <w:bCs w:val="false"/>
+                <w:color w:val="1A1A1A"/>
+                <w:sz w:val="19"/>
+                <w:szCs w:val="19"/>
+              </w:rPr>
+              <w:t xml:space="preserve">$6</w:t>
+            </w:r>
+          </w:p>
+        </w:tc>
+        <w:tc>
+          <w:tcPr>
+            <w:tcW w:type="dxa" w:w="1734"/>
+            <w:tcMar>
+              <w:top w:type="dxa" w:w="60"/>
+              <w:left w:type="dxa" w:w="100"/>
+              <w:bottom w:type="dxa" w:w="60"/>
+              <w:right w:type="dxa" w:w="100"/>
+            </w:tcMar>
+          </w:tcPr>
+          <w:p>
+            <w:pPr>
+              <w:spacing w:after="0" w:line="252"/>
+            </w:pPr>
+            <w:r>
+              <w:rPr>
+                <w:rFonts w:ascii="Calibri" w:cs="Calibri" w:eastAsia="Calibri" w:hAnsi="Calibri"/>
+                <w:b w:val="false"/>
+                <w:bCs w:val="false"/>
+                <w:color w:val="1A1A1A"/>
+                <w:sz w:val="19"/>
+                <w:szCs w:val="19"/>
+              </w:rPr>
+              <w:t xml:space="preserve">$3</w:t>
+            </w:r>
+          </w:p>
+        </w:tc>
+        <w:tc>
+          <w:tcPr>
+            <w:tcW w:type="dxa" w:w="1734"/>
+            <w:tcMar>
+              <w:top w:type="dxa" w:w="60"/>
+              <w:left w:type="dxa" w:w="100"/>
+              <w:bottom w:type="dxa" w:w="60"/>
+              <w:right w:type="dxa" w:w="100"/>
+            </w:tcMar>
+          </w:tcPr>
+          <w:p>
+            <w:pPr>
+              <w:spacing w:after="0" w:line="252"/>
+            </w:pPr>
+            <w:r>
+              <w:rPr>
+                <w:rFonts w:ascii="Calibri" w:cs="Calibri" w:eastAsia="Calibri" w:hAnsi="Calibri"/>
+                <w:b w:val="false"/>
+                <w:bCs w:val="false"/>
+                <w:color w:val="1A1A1A"/>
+                <w:sz w:val="19"/>
+                <w:szCs w:val="19"/>
+              </w:rPr>
+              <w:t xml:space="preserve">$0</w:t>
+            </w:r>
+          </w:p>
+        </w:tc>
+        <w:tc>
+          <w:tcPr>
+            <w:tcW w:type="dxa" w:w="1737"/>
+            <w:tcMar>
+              <w:top w:type="dxa" w:w="60"/>
+              <w:left w:type="dxa" w:w="100"/>
+              <w:bottom w:type="dxa" w:w="60"/>
+              <w:right w:type="dxa" w:w="100"/>
+            </w:tcMar>
+          </w:tcPr>
+          <w:p>
+            <w:pPr>
+              <w:spacing w:after="0" w:line="252"/>
+            </w:pPr>
+            <w:r>
+              <w:rPr>
+                <w:rFonts w:ascii="Calibri" w:cs="Calibri" w:eastAsia="Calibri" w:hAnsi="Calibri"/>
+                <w:b w:val="false"/>
+                <w:bCs w:val="false"/>
+                <w:color w:val="1A1A1A"/>
+                <w:sz w:val="19"/>
+                <w:szCs w:val="19"/>
+              </w:rPr>
+              <w:t xml:space="preserve">2.0</w:t>
+            </w:r>
+          </w:p>
+        </w:tc>
+      </w:tr>
+      <w:tr>
+        <w:tc>
+          <w:tcPr>
+            <w:tcW w:type="dxa" w:w="2699"/>
+            <w:tcMar>
+              <w:top w:type="dxa" w:w="60"/>
+              <w:left w:type="dxa" w:w="100"/>
+              <w:bottom w:type="dxa" w:w="60"/>
+              <w:right w:type="dxa" w:w="100"/>
+            </w:tcMar>
+          </w:tcPr>
+          <w:p>
+            <w:pPr>
+              <w:spacing w:after="0" w:line="252"/>
+            </w:pPr>
+            <w:r>
+              <w:rPr>
+                <w:rFonts w:ascii="Calibri" w:cs="Calibri" w:eastAsia="Calibri" w:hAnsi="Calibri"/>
+                <w:b/>
+                <w:bCs/>
+                <w:color w:val="1A1A1A"/>
+                <w:sz w:val="19"/>
+                <w:szCs w:val="19"/>
+              </w:rPr>
+              <w:t xml:space="preserve">Hospitality</w:t>
+            </w:r>
+          </w:p>
+        </w:tc>
+        <w:tc>
+          <w:tcPr>
+            <w:tcW w:type="dxa" w:w="1734"/>
+            <w:tcMar>
+              <w:top w:type="dxa" w:w="60"/>
+              <w:left w:type="dxa" w:w="100"/>
+              <w:bottom w:type="dxa" w:w="60"/>
+              <w:right w:type="dxa" w:w="100"/>
+            </w:tcMar>
+          </w:tcPr>
+          <w:p>
+            <w:pPr>
+              <w:spacing w:after="0" w:line="252"/>
+            </w:pPr>
+            <w:r>
+              <w:rPr>
+                <w:rFonts w:ascii="Calibri" w:cs="Calibri" w:eastAsia="Calibri" w:hAnsi="Calibri"/>
+                <w:b w:val="false"/>
+                <w:bCs w:val="false"/>
+                <w:color w:val="1A1A1A"/>
+                <w:sz w:val="19"/>
+                <w:szCs w:val="19"/>
+              </w:rPr>
+              <w:t xml:space="preserve">$4</w:t>
+            </w:r>
+          </w:p>
+        </w:tc>
+        <w:tc>
+          <w:tcPr>
+            <w:tcW w:type="dxa" w:w="1734"/>
+            <w:tcMar>
+              <w:top w:type="dxa" w:w="60"/>
+              <w:left w:type="dxa" w:w="100"/>
+              <w:bottom w:type="dxa" w:w="60"/>
+              <w:right w:type="dxa" w:w="100"/>
+            </w:tcMar>
+          </w:tcPr>
+          <w:p>
+            <w:pPr>
+              <w:spacing w:after="0" w:line="252"/>
+            </w:pPr>
+            <w:r>
+              <w:rPr>
+                <w:rFonts w:ascii="Calibri" w:cs="Calibri" w:eastAsia="Calibri" w:hAnsi="Calibri"/>
+                <w:b w:val="false"/>
+                <w:bCs w:val="false"/>
+                <w:color w:val="1A1A1A"/>
+                <w:sz w:val="19"/>
+                <w:szCs w:val="19"/>
+              </w:rPr>
+              <w:t xml:space="preserve">$2</w:t>
+            </w:r>
+          </w:p>
+        </w:tc>
+        <w:tc>
+          <w:tcPr>
+            <w:tcW w:type="dxa" w:w="1734"/>
+            <w:tcMar>
+              <w:top w:type="dxa" w:w="60"/>
+              <w:left w:type="dxa" w:w="100"/>
+              <w:bottom w:type="dxa" w:w="60"/>
+              <w:right w:type="dxa" w:w="100"/>
+            </w:tcMar>
+          </w:tcPr>
+          <w:p>
+            <w:pPr>
+              <w:spacing w:after="0" w:line="252"/>
+            </w:pPr>
+            <w:r>
+              <w:rPr>
+                <w:rFonts w:ascii="Calibri" w:cs="Calibri" w:eastAsia="Calibri" w:hAnsi="Calibri"/>
+                <w:b w:val="false"/>
+                <w:bCs w:val="false"/>
+                <w:color w:val="1A1A1A"/>
+                <w:sz w:val="19"/>
+                <w:szCs w:val="19"/>
+              </w:rPr>
+              <w:t xml:space="preserve">$0</w:t>
+            </w:r>
+          </w:p>
+        </w:tc>
+        <w:tc>
+          <w:tcPr>
+            <w:tcW w:type="dxa" w:w="1737"/>
+            <w:tcMar>
+              <w:top w:type="dxa" w:w="60"/>
+              <w:left w:type="dxa" w:w="100"/>
+              <w:bottom w:type="dxa" w:w="60"/>
+              <w:right w:type="dxa" w:w="100"/>
+            </w:tcMar>
+          </w:tcPr>
+          <w:p>
+            <w:pPr>
+              <w:spacing w:after="0" w:line="252"/>
+            </w:pPr>
+            <w:r>
+              <w:rPr>
+                <w:rFonts w:ascii="Calibri" w:cs="Calibri" w:eastAsia="Calibri" w:hAnsi="Calibri"/>
+                <w:b w:val="false"/>
+                <w:bCs w:val="false"/>
+                <w:color w:val="1A1A1A"/>
+                <w:sz w:val="19"/>
+                <w:szCs w:val="19"/>
+              </w:rPr>
+              <w:t xml:space="preserve">2.0</w:t>
+            </w:r>
+          </w:p>
+        </w:tc>
+      </w:tr>
+      <w:tr>
+        <w:tc>
+          <w:tcPr>
+            <w:tcW w:type="dxa" w:w="2699"/>
+            <w:tcMar>
+              <w:top w:type="dxa" w:w="60"/>
+              <w:left w:type="dxa" w:w="100"/>
+              <w:bottom w:type="dxa" w:w="60"/>
+              <w:right w:type="dxa" w:w="100"/>
+            </w:tcMar>
+          </w:tcPr>
+          <w:p>
+            <w:pPr>
+              <w:spacing w:after="0" w:line="252"/>
+            </w:pPr>
+            <w:r>
+              <w:rPr>
+                <w:rFonts w:ascii="Calibri" w:cs="Calibri" w:eastAsia="Calibri" w:hAnsi="Calibri"/>
+                <w:b/>
+                <w:bCs/>
+                <w:color w:val="1A1A1A"/>
+                <w:sz w:val="19"/>
+                <w:szCs w:val="19"/>
+              </w:rPr>
+              <w:t xml:space="preserve">Technology</w:t>
+            </w:r>
+          </w:p>
+        </w:tc>
+        <w:tc>
+          <w:tcPr>
+            <w:tcW w:type="dxa" w:w="1734"/>
+            <w:tcMar>
+              <w:top w:type="dxa" w:w="60"/>
+              <w:left w:type="dxa" w:w="100"/>
+              <w:bottom w:type="dxa" w:w="60"/>
+              <w:right w:type="dxa" w:w="100"/>
+            </w:tcMar>
+          </w:tcPr>
+          <w:p>
+            <w:pPr>
+              <w:spacing w:after="0" w:line="252"/>
+            </w:pPr>
+            <w:r>
+              <w:rPr>
+                <w:rFonts w:ascii="Calibri" w:cs="Calibri" w:eastAsia="Calibri" w:hAnsi="Calibri"/>
+                <w:b w:val="false"/>
+                <w:bCs w:val="false"/>
+                <w:color w:val="1A1A1A"/>
+                <w:sz w:val="19"/>
+                <w:szCs w:val="19"/>
+              </w:rPr>
+              <w:t xml:space="preserve">$4</w:t>
+            </w:r>
+          </w:p>
+        </w:tc>
+        <w:tc>
+          <w:tcPr>
+            <w:tcW w:type="dxa" w:w="1734"/>
+            <w:tcMar>
+              <w:top w:type="dxa" w:w="60"/>
+              <w:left w:type="dxa" w:w="100"/>
+              <w:bottom w:type="dxa" w:w="60"/>
+              <w:right w:type="dxa" w:w="100"/>
+            </w:tcMar>
+          </w:tcPr>
+          <w:p>
+            <w:pPr>
+              <w:spacing w:after="0" w:line="252"/>
+            </w:pPr>
+            <w:r>
+              <w:rPr>
+                <w:rFonts w:ascii="Calibri" w:cs="Calibri" w:eastAsia="Calibri" w:hAnsi="Calibri"/>
+                <w:b w:val="false"/>
+                <w:bCs w:val="false"/>
+                <w:color w:val="1A1A1A"/>
+                <w:sz w:val="19"/>
+                <w:szCs w:val="19"/>
+              </w:rPr>
+              <w:t xml:space="preserve">$2</w:t>
+            </w:r>
+          </w:p>
+        </w:tc>
+        <w:tc>
+          <w:tcPr>
+            <w:tcW w:type="dxa" w:w="1734"/>
+            <w:tcMar>
+              <w:top w:type="dxa" w:w="60"/>
+              <w:left w:type="dxa" w:w="100"/>
+              <w:bottom w:type="dxa" w:w="60"/>
+              <w:right w:type="dxa" w:w="100"/>
+            </w:tcMar>
+          </w:tcPr>
+          <w:p>
+            <w:pPr>
+              <w:spacing w:after="0" w:line="252"/>
+            </w:pPr>
+            <w:r>
+              <w:rPr>
+                <w:rFonts w:ascii="Calibri" w:cs="Calibri" w:eastAsia="Calibri" w:hAnsi="Calibri"/>
+                <w:b w:val="false"/>
+                <w:bCs w:val="false"/>
+                <w:color w:val="1A1A1A"/>
+                <w:sz w:val="19"/>
+                <w:szCs w:val="19"/>
+              </w:rPr>
+              <w:t xml:space="preserve">$0</w:t>
+            </w:r>
+          </w:p>
+        </w:tc>
+        <w:tc>
+          <w:tcPr>
+            <w:tcW w:type="dxa" w:w="1737"/>
+            <w:tcMar>
+              <w:top w:type="dxa" w:w="60"/>
+              <w:left w:type="dxa" w:w="100"/>
+              <w:bottom w:type="dxa" w:w="60"/>
+              <w:right w:type="dxa" w:w="100"/>
+            </w:tcMar>
+          </w:tcPr>
+          <w:p>
+            <w:pPr>
+              <w:spacing w:after="0" w:line="252"/>
+            </w:pPr>
+            <w:r>
+              <w:rPr>
+                <w:rFonts w:ascii="Calibri" w:cs="Calibri" w:eastAsia="Calibri" w:hAnsi="Calibri"/>
+                <w:b w:val="false"/>
+                <w:bCs w:val="false"/>
+                <w:color w:val="1A1A1A"/>
+                <w:sz w:val="19"/>
+                <w:szCs w:val="19"/>
+              </w:rPr>
+              <w:t xml:space="preserve">2.0</w:t>
+            </w:r>
+          </w:p>
+        </w:tc>
+      </w:tr>
+      <w:tr>
+        <w:tc>
+          <w:tcPr>
+            <w:tcW w:type="dxa" w:w="2699"/>
+            <w:tcMar>
+              <w:top w:type="dxa" w:w="60"/>
+              <w:left w:type="dxa" w:w="100"/>
+              <w:bottom w:type="dxa" w:w="60"/>
+              <w:right w:type="dxa" w:w="100"/>
+            </w:tcMar>
+          </w:tcPr>
+          <w:p>
+            <w:pPr>
+              <w:spacing w:after="0" w:line="252"/>
+            </w:pPr>
+            <w:r>
+              <w:rPr>
+                <w:rFonts w:ascii="Calibri" w:cs="Calibri" w:eastAsia="Calibri" w:hAnsi="Calibri"/>
+                <w:b/>
+                <w:bCs/>
+                <w:color w:val="1A1A1A"/>
+                <w:sz w:val="19"/>
+                <w:szCs w:val="19"/>
+              </w:rPr>
+              <w:t xml:space="preserve">Healthcare</w:t>
+            </w:r>
+          </w:p>
+        </w:tc>
+        <w:tc>
+          <w:tcPr>
+            <w:tcW w:type="dxa" w:w="1734"/>
+            <w:tcMar>
+              <w:top w:type="dxa" w:w="60"/>
+              <w:left w:type="dxa" w:w="100"/>
+              <w:bottom w:type="dxa" w:w="60"/>
+              <w:right w:type="dxa" w:w="100"/>
+            </w:tcMar>
+          </w:tcPr>
+          <w:p>
+            <w:pPr>
+              <w:spacing w:after="0" w:line="252"/>
+            </w:pPr>
+            <w:r>
+              <w:rPr>
+                <w:rFonts w:ascii="Calibri" w:cs="Calibri" w:eastAsia="Calibri" w:hAnsi="Calibri"/>
+                <w:b w:val="false"/>
+                <w:bCs w:val="false"/>
+                <w:color w:val="1A1A1A"/>
+                <w:sz w:val="19"/>
+                <w:szCs w:val="19"/>
+              </w:rPr>
+              <w:t xml:space="preserve">$8</w:t>
+            </w:r>
+          </w:p>
+        </w:tc>
+        <w:tc>
+          <w:tcPr>
+            <w:tcW w:type="dxa" w:w="1734"/>
+            <w:tcMar>
+              <w:top w:type="dxa" w:w="60"/>
+              <w:left w:type="dxa" w:w="100"/>
+              <w:bottom w:type="dxa" w:w="60"/>
+              <w:right w:type="dxa" w:w="100"/>
+            </w:tcMar>
+          </w:tcPr>
+          <w:p>
+            <w:pPr>
+              <w:spacing w:after="0" w:line="252"/>
+            </w:pPr>
+            <w:r>
+              <w:rPr>
+                <w:rFonts w:ascii="Calibri" w:cs="Calibri" w:eastAsia="Calibri" w:hAnsi="Calibri"/>
+                <w:b w:val="false"/>
+                <w:bCs w:val="false"/>
+                <w:color w:val="1A1A1A"/>
+                <w:sz w:val="19"/>
+                <w:szCs w:val="19"/>
+              </w:rPr>
+              <w:t xml:space="preserve">$5</w:t>
+            </w:r>
+          </w:p>
+        </w:tc>
+        <w:tc>
+          <w:tcPr>
+            <w:tcW w:type="dxa" w:w="1734"/>
+            <w:tcMar>
+              <w:top w:type="dxa" w:w="60"/>
+              <w:left w:type="dxa" w:w="100"/>
+              <w:bottom w:type="dxa" w:w="60"/>
+              <w:right w:type="dxa" w:w="100"/>
+            </w:tcMar>
+          </w:tcPr>
+          <w:p>
+            <w:pPr>
+              <w:spacing w:after="0" w:line="252"/>
+            </w:pPr>
+            <w:r>
+              <w:rPr>
+                <w:rFonts w:ascii="Calibri" w:cs="Calibri" w:eastAsia="Calibri" w:hAnsi="Calibri"/>
+                <w:b w:val="false"/>
+                <w:bCs w:val="false"/>
+                <w:color w:val="1A1A1A"/>
+                <w:sz w:val="19"/>
+                <w:szCs w:val="19"/>
+              </w:rPr>
+              <w:t xml:space="preserve">$2</w:t>
+            </w:r>
+          </w:p>
+        </w:tc>
+        <w:tc>
+          <w:tcPr>
+            <w:tcW w:type="dxa" w:w="1737"/>
+            <w:tcMar>
+              <w:top w:type="dxa" w:w="60"/>
+              <w:left w:type="dxa" w:w="100"/>
+              <w:bottom w:type="dxa" w:w="60"/>
+              <w:right w:type="dxa" w:w="100"/>
+            </w:tcMar>
+          </w:tcPr>
+          <w:p>
+            <w:pPr>
+              <w:spacing w:after="0" w:line="252"/>
+            </w:pPr>
+            <w:r>
+              <w:rPr>
+                <w:rFonts w:ascii="Calibri" w:cs="Calibri" w:eastAsia="Calibri" w:hAnsi="Calibri"/>
+                <w:b w:val="false"/>
+                <w:bCs w:val="false"/>
+                <w:color w:val="1A1A1A"/>
+                <w:sz w:val="19"/>
+                <w:szCs w:val="19"/>
+              </w:rPr>
+              <w:t xml:space="preserve">2.67</w:t>
+            </w:r>
+          </w:p>
+        </w:tc>
+      </w:tr>
+      <w:tr>
+        <w:tc>
+          <w:tcPr>
+            <w:tcW w:type="dxa" w:w="2699"/>
+            <w:tcMar>
+              <w:top w:type="dxa" w:w="60"/>
+              <w:left w:type="dxa" w:w="100"/>
+              <w:bottom w:type="dxa" w:w="60"/>
+              <w:right w:type="dxa" w:w="100"/>
+            </w:tcMar>
+          </w:tcPr>
+          <w:p>
+            <w:pPr>
+              <w:spacing w:after="0" w:line="252"/>
+            </w:pPr>
+            <w:r>
+              <w:rPr>
+                <w:rFonts w:ascii="Calibri" w:cs="Calibri" w:eastAsia="Calibri" w:hAnsi="Calibri"/>
+                <w:b/>
+                <w:bCs/>
+                <w:color w:val="1A1A1A"/>
+                <w:sz w:val="19"/>
+                <w:szCs w:val="19"/>
+              </w:rPr>
+              <w:t xml:space="preserve">Manufacturing</w:t>
+            </w:r>
+          </w:p>
+        </w:tc>
+        <w:tc>
+          <w:tcPr>
+            <w:tcW w:type="dxa" w:w="1734"/>
+            <w:tcMar>
+              <w:top w:type="dxa" w:w="60"/>
+              <w:left w:type="dxa" w:w="100"/>
+              <w:bottom w:type="dxa" w:w="60"/>
+              <w:right w:type="dxa" w:w="100"/>
+            </w:tcMar>
+          </w:tcPr>
+          <w:p>
+            <w:pPr>
+              <w:spacing w:after="0" w:line="252"/>
+            </w:pPr>
+            <w:r>
+              <w:rPr>
+                <w:rFonts w:ascii="Calibri" w:cs="Calibri" w:eastAsia="Calibri" w:hAnsi="Calibri"/>
+                <w:b w:val="false"/>
+                <w:bCs w:val="false"/>
+                <w:color w:val="1A1A1A"/>
+                <w:sz w:val="19"/>
+                <w:szCs w:val="19"/>
+              </w:rPr>
+              <w:t xml:space="preserve">$12</w:t>
+            </w:r>
+          </w:p>
+        </w:tc>
+        <w:tc>
+          <w:tcPr>
+            <w:tcW w:type="dxa" w:w="1734"/>
+            <w:tcMar>
+              <w:top w:type="dxa" w:w="60"/>
+              <w:left w:type="dxa" w:w="100"/>
+              <w:bottom w:type="dxa" w:w="60"/>
+              <w:right w:type="dxa" w:w="100"/>
+            </w:tcMar>
+          </w:tcPr>
+          <w:p>
+            <w:pPr>
+              <w:spacing w:after="0" w:line="252"/>
+            </w:pPr>
+            <w:r>
+              <w:rPr>
+                <w:rFonts w:ascii="Calibri" w:cs="Calibri" w:eastAsia="Calibri" w:hAnsi="Calibri"/>
+                <w:b w:val="false"/>
+                <w:bCs w:val="false"/>
+                <w:color w:val="1A1A1A"/>
+                <w:sz w:val="19"/>
+                <w:szCs w:val="19"/>
+              </w:rPr>
+              <w:t xml:space="preserve">$8</w:t>
+            </w:r>
+          </w:p>
+        </w:tc>
+        <w:tc>
+          <w:tcPr>
+            <w:tcW w:type="dxa" w:w="1734"/>
+            <w:tcMar>
+              <w:top w:type="dxa" w:w="60"/>
+              <w:left w:type="dxa" w:w="100"/>
+              <w:bottom w:type="dxa" w:w="60"/>
+              <w:right w:type="dxa" w:w="100"/>
+            </w:tcMar>
+          </w:tcPr>
+          <w:p>
+            <w:pPr>
+              <w:spacing w:after="0" w:line="252"/>
+            </w:pPr>
+            <w:r>
+              <w:rPr>
+                <w:rFonts w:ascii="Calibri" w:cs="Calibri" w:eastAsia="Calibri" w:hAnsi="Calibri"/>
+                <w:b w:val="false"/>
+                <w:bCs w:val="false"/>
+                <w:color w:val="1A1A1A"/>
+                <w:sz w:val="19"/>
+                <w:szCs w:val="19"/>
+              </w:rPr>
+              <w:t xml:space="preserve">$4</w:t>
+            </w:r>
+          </w:p>
+        </w:tc>
+        <w:tc>
+          <w:tcPr>
+            <w:tcW w:type="dxa" w:w="1737"/>
+            <w:tcMar>
+              <w:top w:type="dxa" w:w="60"/>
+              <w:left w:type="dxa" w:w="100"/>
+              <w:bottom w:type="dxa" w:w="60"/>
+              <w:right w:type="dxa" w:w="100"/>
+            </w:tcMar>
+          </w:tcPr>
+          <w:p>
+            <w:pPr>
+              <w:spacing w:after="0" w:line="252"/>
+            </w:pPr>
+            <w:r>
+              <w:rPr>
+                <w:rFonts w:ascii="Calibri" w:cs="Calibri" w:eastAsia="Calibri" w:hAnsi="Calibri"/>
+                <w:b w:val="false"/>
+                <w:bCs w:val="false"/>
+                <w:color w:val="1A1A1A"/>
+                <w:sz w:val="19"/>
+                <w:szCs w:val="19"/>
+              </w:rPr>
+              <w:t xml:space="preserve">3.0</w:t>
+            </w:r>
+          </w:p>
+        </w:tc>
+      </w:tr>
+    </w:tbl>
+    <w:p>
+      <w:pPr>
+        <w:spacing w:after="160"/>
+      </w:pPr>
+    </w:p>
+    <w:p>
+      <w:pPr>
+        <w:pBdr>
+          <w:left w:val="single" w:color="4A3AB5" w:sz="12" w:space="10"/>
+        </w:pBdr>
+        <w:spacing w:after="160" w:before="120"/>
+        <w:ind w:left="240"/>
+      </w:pPr>
+      <w:r>
+        <w:rPr>
+          <w:rFonts w:ascii="Consolas" w:cs="Consolas" w:eastAsia="Consolas" w:hAnsi="Consolas"/>
+          <w:b/>
+          <w:bCs/>
+          <w:color w:val="4A3AB5"/>
+          <w:sz w:val="16"/>
+          <w:szCs w:val="16"/>
+        </w:rPr>
+        <w:t xml:space="preserve">Designer's note   </w:t>
+      </w:r>
+      <w:r>
+        <w:rPr>
+          <w:rFonts w:ascii="Calibri" w:cs="Calibri" w:eastAsia="Calibri" w:hAnsi="Calibri"/>
+          <w:i/>
+          <w:iCs/>
+          <w:color w:val="6B6B78"/>
+          <w:sz w:val="19"/>
+          <w:szCs w:val="19"/>
+        </w:rPr>
+        <w:t xml:space="preserve">That is the whole industry character in one table. Retail turns the most goods and dies first when its market sours; Manufacturing costs the most to enter and can ride all the way to the floor. Payback and headroom are not independent - headroom is profit divided by production, and payback is setup divided by profit - so level payback with graded headroom is only possible when setup rises with production times headroom, which is what the pairing above does.</w:t>
+      </w:r>
+    </w:p>
+    <w:p>
+      <w:pPr>
+        <w:pStyle w:val="Heading1"/>
+        <w:pBdr>
+          <w:bottom w:val="single" w:color="D8D4E2" w:sz="6" w:space="6"/>
+        </w:pBdr>
+        <w:spacing w:after="160" w:before="360"/>
+      </w:pPr>
+      <w:r>
+        <w:rPr>
+          <w:rFonts w:ascii="Calibri" w:cs="Calibri" w:eastAsia="Calibri" w:hAnsi="Calibri"/>
+          <w:b/>
+          <w:bCs/>
+          <w:color w:val="4A3AB5"/>
+          <w:sz w:val="30"/>
+          <w:szCs w:val="30"/>
+        </w:rPr>
         <w:t xml:space="preserve">Annex: the sixty Blueprints</w:t>
       </w:r>
     </w:p>
@@ -17241,7 +23902,7 @@
                 <w:sz w:val="19"/>
                 <w:szCs w:val="19"/>
               </w:rPr>
-              <w:t xml:space="preserve">15 / 4 / 4</w:t>
+              <w:t xml:space="preserve">15 / 6 / 3</w:t>
             </w:r>
           </w:p>
         </w:tc>
@@ -17268,7 +23929,7 @@
                 <w:sz w:val="19"/>
                 <w:szCs w:val="19"/>
               </w:rPr>
-              <w:t xml:space="preserve">HO 4</w:t>
+              <w:t xml:space="preserve">TE 6</w:t>
             </w:r>
           </w:p>
         </w:tc>
@@ -17351,7 +24012,7 @@
                 <w:sz w:val="19"/>
                 <w:szCs w:val="19"/>
               </w:rPr>
-              <w:t xml:space="preserve">15 / 4 / 4</w:t>
+              <w:t xml:space="preserve">15 / 6 / 3</w:t>
             </w:r>
           </w:p>
         </w:tc>
@@ -17378,7 +24039,7 @@
                 <w:sz w:val="19"/>
                 <w:szCs w:val="19"/>
               </w:rPr>
-              <w:t xml:space="preserve">HO 4</w:t>
+              <w:t xml:space="preserve">TE 6</w:t>
             </w:r>
           </w:p>
         </w:tc>
@@ -17461,7 +24122,7 @@
                 <w:sz w:val="19"/>
                 <w:szCs w:val="19"/>
               </w:rPr>
-              <w:t xml:space="preserve">15 / 4 / 4</w:t>
+              <w:t xml:space="preserve">15 / 6 / 3</w:t>
             </w:r>
           </w:p>
         </w:tc>
@@ -17488,7 +24149,7 @@
                 <w:sz w:val="19"/>
                 <w:szCs w:val="19"/>
               </w:rPr>
-              <w:t xml:space="preserve">TE 4</w:t>
+              <w:t xml:space="preserve">HC 6</w:t>
             </w:r>
           </w:p>
         </w:tc>
@@ -17571,7 +24232,7 @@
                 <w:sz w:val="19"/>
                 <w:szCs w:val="19"/>
               </w:rPr>
-              <w:t xml:space="preserve">15 / 4 / 4</w:t>
+              <w:t xml:space="preserve">15 / 6 / 3</w:t>
             </w:r>
           </w:p>
         </w:tc>
@@ -17598,7 +24259,7 @@
                 <w:sz w:val="19"/>
                 <w:szCs w:val="19"/>
               </w:rPr>
-              <w:t xml:space="preserve">TE 4</w:t>
+              <w:t xml:space="preserve">HC 6</w:t>
             </w:r>
           </w:p>
         </w:tc>
@@ -17681,7 +24342,7 @@
                 <w:sz w:val="19"/>
                 <w:szCs w:val="19"/>
               </w:rPr>
-              <w:t xml:space="preserve">15 / 4 / 4</w:t>
+              <w:t xml:space="preserve">15 / 6 / 3</w:t>
             </w:r>
           </w:p>
         </w:tc>
@@ -17708,7 +24369,7 @@
                 <w:sz w:val="19"/>
                 <w:szCs w:val="19"/>
               </w:rPr>
-              <w:t xml:space="preserve">HC 4</w:t>
+              <w:t xml:space="preserve">MA 6</w:t>
             </w:r>
           </w:p>
         </w:tc>
@@ -17791,7 +24452,7 @@
                 <w:sz w:val="19"/>
                 <w:szCs w:val="19"/>
               </w:rPr>
-              <w:t xml:space="preserve">20 / 7 / 8</w:t>
+              <w:t xml:space="preserve">20 / 11 / 6</w:t>
             </w:r>
           </w:p>
         </w:tc>
@@ -17818,7 +24479,7 @@
                 <w:sz w:val="19"/>
                 <w:szCs w:val="19"/>
               </w:rPr>
-              <w:t xml:space="preserve">HO 4, TE 3</w:t>
+              <w:t xml:space="preserve">TE 6, HC 5</w:t>
             </w:r>
           </w:p>
         </w:tc>
@@ -17901,7 +24562,7 @@
                 <w:sz w:val="19"/>
                 <w:szCs w:val="19"/>
               </w:rPr>
-              <w:t xml:space="preserve">20 / 7 / 8</w:t>
+              <w:t xml:space="preserve">20 / 11 / 6</w:t>
             </w:r>
           </w:p>
         </w:tc>
@@ -17928,7 +24589,7 @@
                 <w:sz w:val="19"/>
                 <w:szCs w:val="19"/>
               </w:rPr>
-              <w:t xml:space="preserve">HO 4, HC 3</w:t>
+              <w:t xml:space="preserve">TE 6, MA 5</w:t>
             </w:r>
           </w:p>
         </w:tc>
@@ -18011,7 +24672,7 @@
                 <w:sz w:val="19"/>
                 <w:szCs w:val="19"/>
               </w:rPr>
-              <w:t xml:space="preserve">20 / 7 / 8</w:t>
+              <w:t xml:space="preserve">20 / 11 / 6</w:t>
             </w:r>
           </w:p>
         </w:tc>
@@ -18038,7 +24699,7 @@
                 <w:sz w:val="19"/>
                 <w:szCs w:val="19"/>
               </w:rPr>
-              <w:t xml:space="preserve">TE 4, HC 3</w:t>
+              <w:t xml:space="preserve">HC 6, MA 5</w:t>
             </w:r>
           </w:p>
         </w:tc>
@@ -18121,7 +24782,7 @@
                 <w:sz w:val="19"/>
                 <w:szCs w:val="19"/>
               </w:rPr>
-              <w:t xml:space="preserve">30 / 10 / 16</w:t>
+              <w:t xml:space="preserve">30 / 15 / 12</w:t>
             </w:r>
           </w:p>
         </w:tc>
@@ -18148,7 +24809,7 @@
                 <w:sz w:val="19"/>
                 <w:szCs w:val="19"/>
               </w:rPr>
-              <w:t xml:space="preserve">HO 4, TE 3, HC 3</w:t>
+              <w:t xml:space="preserve">TE 6, HC 5, MA 4</w:t>
             </w:r>
           </w:p>
         </w:tc>
@@ -18231,7 +24892,7 @@
                 <w:sz w:val="19"/>
                 <w:szCs w:val="19"/>
               </w:rPr>
-              <w:t xml:space="preserve">30 / 10 / 16</w:t>
+              <w:t xml:space="preserve">30 / 15 / 12</w:t>
             </w:r>
           </w:p>
         </w:tc>
@@ -18258,7 +24919,7 @@
                 <w:sz w:val="19"/>
                 <w:szCs w:val="19"/>
               </w:rPr>
-              <w:t xml:space="preserve">HO 4, TE 3, HC 3</w:t>
+              <w:t xml:space="preserve">TE 6, HC 5, MA 4</w:t>
             </w:r>
           </w:p>
         </w:tc>
@@ -18499,7 +25160,7 @@
                 <w:sz w:val="19"/>
                 <w:szCs w:val="19"/>
               </w:rPr>
-              <w:t xml:space="preserve">10 / 5 / 4</w:t>
+              <w:t xml:space="preserve">15 / 10 / 4</w:t>
             </w:r>
           </w:p>
         </w:tc>
@@ -18526,7 +25187,7 @@
                 <w:sz w:val="19"/>
                 <w:szCs w:val="19"/>
               </w:rPr>
-              <w:t xml:space="preserve">TE 5</w:t>
+              <w:t xml:space="preserve">UT 10</w:t>
             </w:r>
           </w:p>
         </w:tc>
@@ -18609,7 +25270,7 @@
                 <w:sz w:val="19"/>
                 <w:szCs w:val="19"/>
               </w:rPr>
-              <w:t xml:space="preserve">10 / 5 / 4</w:t>
+              <w:t xml:space="preserve">15 / 10 / 4</w:t>
             </w:r>
           </w:p>
         </w:tc>
@@ -18636,7 +25297,7 @@
                 <w:sz w:val="19"/>
                 <w:szCs w:val="19"/>
               </w:rPr>
-              <w:t xml:space="preserve">TE 5</w:t>
+              <w:t xml:space="preserve">UT 10</w:t>
             </w:r>
           </w:p>
         </w:tc>
@@ -18719,7 +25380,7 @@
                 <w:sz w:val="19"/>
                 <w:szCs w:val="19"/>
               </w:rPr>
-              <w:t xml:space="preserve">10 / 5 / 4</w:t>
+              <w:t xml:space="preserve">15 / 10 / 4</w:t>
             </w:r>
           </w:p>
         </w:tc>
@@ -18746,7 +25407,7 @@
                 <w:sz w:val="19"/>
                 <w:szCs w:val="19"/>
               </w:rPr>
-              <w:t xml:space="preserve">HO 5</w:t>
+              <w:t xml:space="preserve">HO 10</w:t>
             </w:r>
           </w:p>
         </w:tc>
@@ -18829,7 +25490,7 @@
                 <w:sz w:val="19"/>
                 <w:szCs w:val="19"/>
               </w:rPr>
-              <w:t xml:space="preserve">10 / 5 / 4</w:t>
+              <w:t xml:space="preserve">15 / 10 / 4</w:t>
             </w:r>
           </w:p>
         </w:tc>
@@ -18856,7 +25517,7 @@
                 <w:sz w:val="19"/>
                 <w:szCs w:val="19"/>
               </w:rPr>
-              <w:t xml:space="preserve">HO 5</w:t>
+              <w:t xml:space="preserve">HO 10</w:t>
             </w:r>
           </w:p>
         </w:tc>
@@ -18939,7 +25600,7 @@
                 <w:sz w:val="19"/>
                 <w:szCs w:val="19"/>
               </w:rPr>
-              <w:t xml:space="preserve">10 / 5 / 4</w:t>
+              <w:t xml:space="preserve">15 / 10 / 4</w:t>
             </w:r>
           </w:p>
         </w:tc>
@@ -18966,7 +25627,7 @@
                 <w:sz w:val="19"/>
                 <w:szCs w:val="19"/>
               </w:rPr>
-              <w:t xml:space="preserve">MA 5</w:t>
+              <w:t xml:space="preserve">TE 10</w:t>
             </w:r>
           </w:p>
         </w:tc>
@@ -19049,7 +25710,7 @@
                 <w:sz w:val="19"/>
                 <w:szCs w:val="19"/>
               </w:rPr>
-              <w:t xml:space="preserve">15 / 9 / 8</w:t>
+              <w:t xml:space="preserve">23 / 18 / 8</w:t>
             </w:r>
           </w:p>
         </w:tc>
@@ -19076,7 +25737,7 @@
                 <w:sz w:val="19"/>
                 <w:szCs w:val="19"/>
               </w:rPr>
-              <w:t xml:space="preserve">TE 5, HO 4</w:t>
+              <w:t xml:space="preserve">UT 10, HO 8</w:t>
             </w:r>
           </w:p>
         </w:tc>
@@ -19159,7 +25820,7 @@
                 <w:sz w:val="19"/>
                 <w:szCs w:val="19"/>
               </w:rPr>
-              <w:t xml:space="preserve">15 / 9 / 8</w:t>
+              <w:t xml:space="preserve">23 / 18 / 8</w:t>
             </w:r>
           </w:p>
         </w:tc>
@@ -19186,7 +25847,7 @@
                 <w:sz w:val="19"/>
                 <w:szCs w:val="19"/>
               </w:rPr>
-              <w:t xml:space="preserve">TE 5, MA 4</w:t>
+              <w:t xml:space="preserve">UT 10, TE 8</w:t>
             </w:r>
           </w:p>
         </w:tc>
@@ -19269,7 +25930,7 @@
                 <w:sz w:val="19"/>
                 <w:szCs w:val="19"/>
               </w:rPr>
-              <w:t xml:space="preserve">15 / 9 / 8</w:t>
+              <w:t xml:space="preserve">23 / 18 / 8</w:t>
             </w:r>
           </w:p>
         </w:tc>
@@ -19296,7 +25957,7 @@
                 <w:sz w:val="19"/>
                 <w:szCs w:val="19"/>
               </w:rPr>
-              <w:t xml:space="preserve">HO 5, MA 4</w:t>
+              <w:t xml:space="preserve">HO 10, TE 8</w:t>
             </w:r>
           </w:p>
         </w:tc>
@@ -19379,7 +26040,7 @@
                 <w:sz w:val="19"/>
                 <w:szCs w:val="19"/>
               </w:rPr>
-              <w:t xml:space="preserve">25 / 14 / 16</w:t>
+              <w:t xml:space="preserve">38 / 28 / 16</w:t>
             </w:r>
           </w:p>
         </w:tc>
@@ -19406,7 +26067,7 @@
                 <w:sz w:val="19"/>
                 <w:szCs w:val="19"/>
               </w:rPr>
-              <w:t xml:space="preserve">TE 6, HO 4, MA 4</w:t>
+              <w:t xml:space="preserve">UT 12, HO 8, TE 8</w:t>
             </w:r>
           </w:p>
         </w:tc>
@@ -19489,7 +26150,7 @@
                 <w:sz w:val="19"/>
                 <w:szCs w:val="19"/>
               </w:rPr>
-              <w:t xml:space="preserve">25 / 14 / 16</w:t>
+              <w:t xml:space="preserve">38 / 28 / 16</w:t>
             </w:r>
           </w:p>
         </w:tc>
@@ -19516,7 +26177,7 @@
                 <w:sz w:val="19"/>
                 <w:szCs w:val="19"/>
               </w:rPr>
-              <w:t xml:space="preserve">TE 6, HO 4, MA 4</w:t>
+              <w:t xml:space="preserve">UT 12, HO 8, TE 8</w:t>
             </w:r>
           </w:p>
         </w:tc>
@@ -19757,7 +26418,7 @@
                 <w:sz w:val="19"/>
                 <w:szCs w:val="19"/>
               </w:rPr>
-              <w:t xml:space="preserve">10 / 6 / 3</w:t>
+              <w:t xml:space="preserve">10 / 6 / 2</w:t>
             </w:r>
           </w:p>
         </w:tc>
@@ -19784,7 +26445,7 @@
                 <w:sz w:val="19"/>
                 <w:szCs w:val="19"/>
               </w:rPr>
-              <w:t xml:space="preserve">MA 6</w:t>
+              <w:t xml:space="preserve">HC 6</w:t>
             </w:r>
           </w:p>
         </w:tc>
@@ -19867,7 +26528,7 @@
                 <w:sz w:val="19"/>
                 <w:szCs w:val="19"/>
               </w:rPr>
-              <w:t xml:space="preserve">10 / 6 / 3</w:t>
+              <w:t xml:space="preserve">10 / 6 / 2</w:t>
             </w:r>
           </w:p>
         </w:tc>
@@ -19894,7 +26555,7 @@
                 <w:sz w:val="19"/>
                 <w:szCs w:val="19"/>
               </w:rPr>
-              <w:t xml:space="preserve">MA 6</w:t>
+              <w:t xml:space="preserve">HC 6</w:t>
             </w:r>
           </w:p>
         </w:tc>
@@ -19977,7 +26638,7 @@
                 <w:sz w:val="19"/>
                 <w:szCs w:val="19"/>
               </w:rPr>
-              <w:t xml:space="preserve">10 / 6 / 3</w:t>
+              <w:t xml:space="preserve">10 / 6 / 2</w:t>
             </w:r>
           </w:p>
         </w:tc>
@@ -20004,7 +26665,7 @@
                 <w:sz w:val="19"/>
                 <w:szCs w:val="19"/>
               </w:rPr>
-              <w:t xml:space="preserve">HC 6</w:t>
+              <w:t xml:space="preserve">MA 6</w:t>
             </w:r>
           </w:p>
         </w:tc>
@@ -20087,7 +26748,7 @@
                 <w:sz w:val="19"/>
                 <w:szCs w:val="19"/>
               </w:rPr>
-              <w:t xml:space="preserve">10 / 6 / 3</w:t>
+              <w:t xml:space="preserve">10 / 6 / 2</w:t>
             </w:r>
           </w:p>
         </w:tc>
@@ -20114,7 +26775,7 @@
                 <w:sz w:val="19"/>
                 <w:szCs w:val="19"/>
               </w:rPr>
-              <w:t xml:space="preserve">HC 6</w:t>
+              <w:t xml:space="preserve">MA 6</w:t>
             </w:r>
           </w:p>
         </w:tc>
@@ -20197,7 +26858,7 @@
                 <w:sz w:val="19"/>
                 <w:szCs w:val="19"/>
               </w:rPr>
-              <w:t xml:space="preserve">10 / 6 / 3</w:t>
+              <w:t xml:space="preserve">10 / 6 / 2</w:t>
             </w:r>
           </w:p>
         </w:tc>
@@ -20307,7 +26968,7 @@
                 <w:sz w:val="19"/>
                 <w:szCs w:val="19"/>
               </w:rPr>
-              <w:t xml:space="preserve">15 / 10 / 6</w:t>
+              <w:t xml:space="preserve">15 / 10 / 4</w:t>
             </w:r>
           </w:p>
         </w:tc>
@@ -20334,7 +26995,7 @@
                 <w:sz w:val="19"/>
                 <w:szCs w:val="19"/>
               </w:rPr>
-              <w:t xml:space="preserve">MA 6, HC 4</w:t>
+              <w:t xml:space="preserve">HC 6, MA 4</w:t>
             </w:r>
           </w:p>
         </w:tc>
@@ -20417,7 +27078,7 @@
                 <w:sz w:val="19"/>
                 <w:szCs w:val="19"/>
               </w:rPr>
-              <w:t xml:space="preserve">15 / 10 / 6</w:t>
+              <w:t xml:space="preserve">15 / 10 / 4</w:t>
             </w:r>
           </w:p>
         </w:tc>
@@ -20444,7 +27105,7 @@
                 <w:sz w:val="19"/>
                 <w:szCs w:val="19"/>
               </w:rPr>
-              <w:t xml:space="preserve">MA 6, RE 4</w:t>
+              <w:t xml:space="preserve">HC 6, RE 4</w:t>
             </w:r>
           </w:p>
         </w:tc>
@@ -20527,7 +27188,7 @@
                 <w:sz w:val="19"/>
                 <w:szCs w:val="19"/>
               </w:rPr>
-              <w:t xml:space="preserve">15 / 10 / 6</w:t>
+              <w:t xml:space="preserve">15 / 10 / 4</w:t>
             </w:r>
           </w:p>
         </w:tc>
@@ -20554,7 +27215,7 @@
                 <w:sz w:val="19"/>
                 <w:szCs w:val="19"/>
               </w:rPr>
-              <w:t xml:space="preserve">HC 6, RE 4</w:t>
+              <w:t xml:space="preserve">MA 6, RE 4</w:t>
             </w:r>
           </w:p>
         </w:tc>
@@ -20637,7 +27298,7 @@
                 <w:sz w:val="19"/>
                 <w:szCs w:val="19"/>
               </w:rPr>
-              <w:t xml:space="preserve">25 / 16 / 12</w:t>
+              <w:t xml:space="preserve">25 / 16 / 8</w:t>
             </w:r>
           </w:p>
         </w:tc>
@@ -20664,7 +27325,7 @@
                 <w:sz w:val="19"/>
                 <w:szCs w:val="19"/>
               </w:rPr>
-              <w:t xml:space="preserve">MA 6, HC 5, RE 5</w:t>
+              <w:t xml:space="preserve">HC 6, MA 5, RE 5</w:t>
             </w:r>
           </w:p>
         </w:tc>
@@ -20747,7 +27408,7 @@
                 <w:sz w:val="19"/>
                 <w:szCs w:val="19"/>
               </w:rPr>
-              <w:t xml:space="preserve">25 / 16 / 12</w:t>
+              <w:t xml:space="preserve">25 / 16 / 8</w:t>
             </w:r>
           </w:p>
         </w:tc>
@@ -20774,7 +27435,7 @@
                 <w:sz w:val="19"/>
                 <w:szCs w:val="19"/>
               </w:rPr>
-              <w:t xml:space="preserve">MA 6, HC 5, RE 5</w:t>
+              <w:t xml:space="preserve">HC 6, MA 5, RE 5</w:t>
             </w:r>
           </w:p>
         </w:tc>
@@ -21015,7 +27676,7 @@
                 <w:sz w:val="19"/>
                 <w:szCs w:val="19"/>
               </w:rPr>
-              <w:t xml:space="preserve">20 / 4 / 3</w:t>
+              <w:t xml:space="preserve">20 / 8 / 4</w:t>
             </w:r>
           </w:p>
         </w:tc>
@@ -21042,7 +27703,7 @@
                 <w:sz w:val="19"/>
                 <w:szCs w:val="19"/>
               </w:rPr>
-              <w:t xml:space="preserve">HC 4</w:t>
+              <w:t xml:space="preserve">HO 8</w:t>
             </w:r>
           </w:p>
         </w:tc>
@@ -21125,7 +27786,7 @@
                 <w:sz w:val="19"/>
                 <w:szCs w:val="19"/>
               </w:rPr>
-              <w:t xml:space="preserve">20 / 4 / 3</w:t>
+              <w:t xml:space="preserve">20 / 8 / 4</w:t>
             </w:r>
           </w:p>
         </w:tc>
@@ -21152,7 +27813,7 @@
                 <w:sz w:val="19"/>
                 <w:szCs w:val="19"/>
               </w:rPr>
-              <w:t xml:space="preserve">HC 4</w:t>
+              <w:t xml:space="preserve">HO 8</w:t>
             </w:r>
           </w:p>
         </w:tc>
@@ -21235,7 +27896,7 @@
                 <w:sz w:val="19"/>
                 <w:szCs w:val="19"/>
               </w:rPr>
-              <w:t xml:space="preserve">20 / 4 / 3</w:t>
+              <w:t xml:space="preserve">20 / 8 / 4</w:t>
             </w:r>
           </w:p>
         </w:tc>
@@ -21262,7 +27923,7 @@
                 <w:sz w:val="19"/>
                 <w:szCs w:val="19"/>
               </w:rPr>
-              <w:t xml:space="preserve">RE 4</w:t>
+              <w:t xml:space="preserve">TE 8</w:t>
             </w:r>
           </w:p>
         </w:tc>
@@ -21345,7 +28006,7 @@
                 <w:sz w:val="19"/>
                 <w:szCs w:val="19"/>
               </w:rPr>
-              <w:t xml:space="preserve">20 / 4 / 3</w:t>
+              <w:t xml:space="preserve">20 / 8 / 4</w:t>
             </w:r>
           </w:p>
         </w:tc>
@@ -21372,7 +28033,7 @@
                 <w:sz w:val="19"/>
                 <w:szCs w:val="19"/>
               </w:rPr>
-              <w:t xml:space="preserve">RE 4</w:t>
+              <w:t xml:space="preserve">TE 8</w:t>
             </w:r>
           </w:p>
         </w:tc>
@@ -21455,7 +28116,7 @@
                 <w:sz w:val="19"/>
                 <w:szCs w:val="19"/>
               </w:rPr>
-              <w:t xml:space="preserve">20 / 4 / 3</w:t>
+              <w:t xml:space="preserve">20 / 8 / 4</w:t>
             </w:r>
           </w:p>
         </w:tc>
@@ -21482,7 +28143,7 @@
                 <w:sz w:val="19"/>
                 <w:szCs w:val="19"/>
               </w:rPr>
-              <w:t xml:space="preserve">UT 4</w:t>
+              <w:t xml:space="preserve">UT 8</w:t>
             </w:r>
           </w:p>
         </w:tc>
@@ -21565,7 +28226,7 @@
                 <w:sz w:val="19"/>
                 <w:szCs w:val="19"/>
               </w:rPr>
-              <w:t xml:space="preserve">35 / 7 / 6</w:t>
+              <w:t xml:space="preserve">35 / 14 / 8</w:t>
             </w:r>
           </w:p>
         </w:tc>
@@ -21592,7 +28253,7 @@
                 <w:sz w:val="19"/>
                 <w:szCs w:val="19"/>
               </w:rPr>
-              <w:t xml:space="preserve">HC 4, RE 3</w:t>
+              <w:t xml:space="preserve">HO 8, TE 6</w:t>
             </w:r>
           </w:p>
         </w:tc>
@@ -21675,7 +28336,7 @@
                 <w:sz w:val="19"/>
                 <w:szCs w:val="19"/>
               </w:rPr>
-              <w:t xml:space="preserve">35 / 7 / 6</w:t>
+              <w:t xml:space="preserve">35 / 14 / 8</w:t>
             </w:r>
           </w:p>
         </w:tc>
@@ -21702,7 +28363,7 @@
                 <w:sz w:val="19"/>
                 <w:szCs w:val="19"/>
               </w:rPr>
-              <w:t xml:space="preserve">HC 4, UT 3</w:t>
+              <w:t xml:space="preserve">HO 8, UT 6</w:t>
             </w:r>
           </w:p>
         </w:tc>
@@ -21785,7 +28446,7 @@
                 <w:sz w:val="19"/>
                 <w:szCs w:val="19"/>
               </w:rPr>
-              <w:t xml:space="preserve">35 / 7 / 6</w:t>
+              <w:t xml:space="preserve">35 / 14 / 8</w:t>
             </w:r>
           </w:p>
         </w:tc>
@@ -21812,7 +28473,7 @@
                 <w:sz w:val="19"/>
                 <w:szCs w:val="19"/>
               </w:rPr>
-              <w:t xml:space="preserve">RE 4, UT 3</w:t>
+              <w:t xml:space="preserve">TE 8, UT 6</w:t>
             </w:r>
           </w:p>
         </w:tc>
@@ -21895,7 +28556,7 @@
                 <w:sz w:val="19"/>
                 <w:szCs w:val="19"/>
               </w:rPr>
-              <w:t xml:space="preserve">60 / 10 / 12</w:t>
+              <w:t xml:space="preserve">60 / 20 / 16</w:t>
             </w:r>
           </w:p>
         </w:tc>
@@ -21922,7 +28583,7 @@
                 <w:sz w:val="19"/>
                 <w:szCs w:val="19"/>
               </w:rPr>
-              <w:t xml:space="preserve">HC 4, RE 3, UT 3</w:t>
+              <w:t xml:space="preserve">HO 8, TE 6, UT 6</w:t>
             </w:r>
           </w:p>
         </w:tc>
@@ -22005,7 +28666,7 @@
                 <w:sz w:val="19"/>
                 <w:szCs w:val="19"/>
               </w:rPr>
-              <w:t xml:space="preserve">60 / 10 / 12</w:t>
+              <w:t xml:space="preserve">60 / 20 / 16</w:t>
             </w:r>
           </w:p>
         </w:tc>
@@ -22032,7 +28693,7 @@
                 <w:sz w:val="19"/>
                 <w:szCs w:val="19"/>
               </w:rPr>
-              <w:t xml:space="preserve">HC 4, RE 3, UT 3</w:t>
+              <w:t xml:space="preserve">HO 8, TE 6, UT 6</w:t>
             </w:r>
           </w:p>
         </w:tc>
@@ -22273,7 +28934,7 @@
                 <w:sz w:val="19"/>
                 <w:szCs w:val="19"/>
               </w:rPr>
-              <w:t xml:space="preserve">20 / 5 / 2</w:t>
+              <w:t xml:space="preserve">20 / 10 / 3</w:t>
             </w:r>
           </w:p>
         </w:tc>
@@ -22300,7 +28961,7 @@
                 <w:sz w:val="19"/>
                 <w:szCs w:val="19"/>
               </w:rPr>
-              <w:t xml:space="preserve">RE 5</w:t>
+              <w:t xml:space="preserve">RE 10</w:t>
             </w:r>
           </w:p>
         </w:tc>
@@ -22383,7 +29044,7 @@
                 <w:sz w:val="19"/>
                 <w:szCs w:val="19"/>
               </w:rPr>
-              <w:t xml:space="preserve">20 / 5 / 2</w:t>
+              <w:t xml:space="preserve">20 / 10 / 3</w:t>
             </w:r>
           </w:p>
         </w:tc>
@@ -22410,7 +29071,7 @@
                 <w:sz w:val="19"/>
                 <w:szCs w:val="19"/>
               </w:rPr>
-              <w:t xml:space="preserve">RE 5</w:t>
+              <w:t xml:space="preserve">RE 10</w:t>
             </w:r>
           </w:p>
         </w:tc>
@@ -22493,7 +29154,7 @@
                 <w:sz w:val="19"/>
                 <w:szCs w:val="19"/>
               </w:rPr>
-              <w:t xml:space="preserve">20 / 5 / 2</w:t>
+              <w:t xml:space="preserve">20 / 10 / 3</w:t>
             </w:r>
           </w:p>
         </w:tc>
@@ -22520,7 +29181,7 @@
                 <w:sz w:val="19"/>
                 <w:szCs w:val="19"/>
               </w:rPr>
-              <w:t xml:space="preserve">UT 5</w:t>
+              <w:t xml:space="preserve">UT 10</w:t>
             </w:r>
           </w:p>
         </w:tc>
@@ -22603,7 +29264,7 @@
                 <w:sz w:val="19"/>
                 <w:szCs w:val="19"/>
               </w:rPr>
-              <w:t xml:space="preserve">20 / 5 / 2</w:t>
+              <w:t xml:space="preserve">20 / 10 / 3</w:t>
             </w:r>
           </w:p>
         </w:tc>
@@ -22630,7 +29291,7 @@
                 <w:sz w:val="19"/>
                 <w:szCs w:val="19"/>
               </w:rPr>
-              <w:t xml:space="preserve">UT 5</w:t>
+              <w:t xml:space="preserve">UT 10</w:t>
             </w:r>
           </w:p>
         </w:tc>
@@ -22713,7 +29374,7 @@
                 <w:sz w:val="19"/>
                 <w:szCs w:val="19"/>
               </w:rPr>
-              <w:t xml:space="preserve">20 / 5 / 2</w:t>
+              <w:t xml:space="preserve">20 / 10 / 3</w:t>
             </w:r>
           </w:p>
         </w:tc>
@@ -22740,7 +29401,7 @@
                 <w:sz w:val="19"/>
                 <w:szCs w:val="19"/>
               </w:rPr>
-              <w:t xml:space="preserve">TE 5</w:t>
+              <w:t xml:space="preserve">HO 10</w:t>
             </w:r>
           </w:p>
         </w:tc>
@@ -22823,7 +29484,7 @@
                 <w:sz w:val="19"/>
                 <w:szCs w:val="19"/>
               </w:rPr>
-              <w:t xml:space="preserve">35 / 9 / 4</w:t>
+              <w:t xml:space="preserve">35 / 18 / 6</w:t>
             </w:r>
           </w:p>
         </w:tc>
@@ -22850,7 +29511,7 @@
                 <w:sz w:val="19"/>
                 <w:szCs w:val="19"/>
               </w:rPr>
-              <w:t xml:space="preserve">RE 5, UT 4</w:t>
+              <w:t xml:space="preserve">RE 10, UT 8</w:t>
             </w:r>
           </w:p>
         </w:tc>
@@ -22933,7 +29594,7 @@
                 <w:sz w:val="19"/>
                 <w:szCs w:val="19"/>
               </w:rPr>
-              <w:t xml:space="preserve">35 / 9 / 4</w:t>
+              <w:t xml:space="preserve">35 / 18 / 6</w:t>
             </w:r>
           </w:p>
         </w:tc>
@@ -22960,7 +29621,7 @@
                 <w:sz w:val="19"/>
                 <w:szCs w:val="19"/>
               </w:rPr>
-              <w:t xml:space="preserve">RE 5, TE 4</w:t>
+              <w:t xml:space="preserve">RE 10, HO 8</w:t>
             </w:r>
           </w:p>
         </w:tc>
@@ -23043,7 +29704,7 @@
                 <w:sz w:val="19"/>
                 <w:szCs w:val="19"/>
               </w:rPr>
-              <w:t xml:space="preserve">35 / 9 / 4</w:t>
+              <w:t xml:space="preserve">35 / 18 / 6</w:t>
             </w:r>
           </w:p>
         </w:tc>
@@ -23070,7 +29731,7 @@
                 <w:sz w:val="19"/>
                 <w:szCs w:val="19"/>
               </w:rPr>
-              <w:t xml:space="preserve">UT 5, TE 4</w:t>
+              <w:t xml:space="preserve">UT 10, HO 8</w:t>
             </w:r>
           </w:p>
         </w:tc>
@@ -23153,7 +29814,7 @@
                 <w:sz w:val="19"/>
                 <w:szCs w:val="19"/>
               </w:rPr>
-              <w:t xml:space="preserve">60 / 14 / 8</w:t>
+              <w:t xml:space="preserve">60 / 28 / 12</w:t>
             </w:r>
           </w:p>
         </w:tc>
@@ -23180,7 +29841,7 @@
                 <w:sz w:val="19"/>
                 <w:szCs w:val="19"/>
               </w:rPr>
-              <w:t xml:space="preserve">RE 6, UT 4, TE 4</w:t>
+              <w:t xml:space="preserve">RE 12, UT 8, HO 8</w:t>
             </w:r>
           </w:p>
         </w:tc>
@@ -23263,7 +29924,7 @@
                 <w:sz w:val="19"/>
                 <w:szCs w:val="19"/>
               </w:rPr>
-              <w:t xml:space="preserve">60 / 14 / 8</w:t>
+              <w:t xml:space="preserve">60 / 28 / 12</w:t>
             </w:r>
           </w:p>
         </w:tc>
@@ -23290,7 +29951,7 @@
                 <w:sz w:val="19"/>
                 <w:szCs w:val="19"/>
               </w:rPr>
-              <w:t xml:space="preserve">RE 6, UT 4, TE 4</w:t>
+              <w:t xml:space="preserve">RE 12, UT 8, HO 8</w:t>
             </w:r>
           </w:p>
         </w:tc>
@@ -23531,7 +30192,7 @@
                 <w:sz w:val="19"/>
                 <w:szCs w:val="19"/>
               </w:rPr>
-              <w:t xml:space="preserve">15 / 6 / 2</w:t>
+              <w:t xml:space="preserve">10 / 8 / 2</w:t>
             </w:r>
           </w:p>
         </w:tc>
@@ -23558,7 +30219,7 @@
                 <w:sz w:val="19"/>
                 <w:szCs w:val="19"/>
               </w:rPr>
-              <w:t xml:space="preserve">UT 6</w:t>
+              <w:t xml:space="preserve">MA 8</w:t>
             </w:r>
           </w:p>
         </w:tc>
@@ -23641,7 +30302,7 @@
                 <w:sz w:val="19"/>
                 <w:szCs w:val="19"/>
               </w:rPr>
-              <w:t xml:space="preserve">15 / 6 / 2</w:t>
+              <w:t xml:space="preserve">10 / 8 / 2</w:t>
             </w:r>
           </w:p>
         </w:tc>
@@ -23668,7 +30329,7 @@
                 <w:sz w:val="19"/>
                 <w:szCs w:val="19"/>
               </w:rPr>
-              <w:t xml:space="preserve">UT 6</w:t>
+              <w:t xml:space="preserve">MA 8</w:t>
             </w:r>
           </w:p>
         </w:tc>
@@ -23751,7 +30412,7 @@
                 <w:sz w:val="19"/>
                 <w:szCs w:val="19"/>
               </w:rPr>
-              <w:t xml:space="preserve">15 / 6 / 2</w:t>
+              <w:t xml:space="preserve">10 / 8 / 2</w:t>
             </w:r>
           </w:p>
         </w:tc>
@@ -23778,7 +30439,7 @@
                 <w:sz w:val="19"/>
                 <w:szCs w:val="19"/>
               </w:rPr>
-              <w:t xml:space="preserve">MA 6</w:t>
+              <w:t xml:space="preserve">RE 8</w:t>
             </w:r>
           </w:p>
         </w:tc>
@@ -23861,7 +30522,7 @@
                 <w:sz w:val="19"/>
                 <w:szCs w:val="19"/>
               </w:rPr>
-              <w:t xml:space="preserve">15 / 6 / 2</w:t>
+              <w:t xml:space="preserve">10 / 8 / 2</w:t>
             </w:r>
           </w:p>
         </w:tc>
@@ -23888,7 +30549,7 @@
                 <w:sz w:val="19"/>
                 <w:szCs w:val="19"/>
               </w:rPr>
-              <w:t xml:space="preserve">MA 6</w:t>
+              <w:t xml:space="preserve">RE 8</w:t>
             </w:r>
           </w:p>
         </w:tc>
@@ -23971,7 +30632,7 @@
                 <w:sz w:val="19"/>
                 <w:szCs w:val="19"/>
               </w:rPr>
-              <w:t xml:space="preserve">15 / 6 / 2</w:t>
+              <w:t xml:space="preserve">10 / 8 / 2</w:t>
             </w:r>
           </w:p>
         </w:tc>
@@ -23998,7 +30659,7 @@
                 <w:sz w:val="19"/>
                 <w:szCs w:val="19"/>
               </w:rPr>
-              <w:t xml:space="preserve">HO 6</w:t>
+              <w:t xml:space="preserve">HC 8</w:t>
             </w:r>
           </w:p>
         </w:tc>
@@ -24081,7 +30742,7 @@
                 <w:sz w:val="19"/>
                 <w:szCs w:val="19"/>
               </w:rPr>
-              <w:t xml:space="preserve">25 / 10 / 4</w:t>
+              <w:t xml:space="preserve">17 / 13 / 4</w:t>
             </w:r>
           </w:p>
         </w:tc>
@@ -24108,7 +30769,7 @@
                 <w:sz w:val="19"/>
                 <w:szCs w:val="19"/>
               </w:rPr>
-              <w:t xml:space="preserve">UT 6, MA 4</w:t>
+              <w:t xml:space="preserve">MA 8, RE 5</w:t>
             </w:r>
           </w:p>
         </w:tc>
@@ -24191,7 +30852,7 @@
                 <w:sz w:val="19"/>
                 <w:szCs w:val="19"/>
               </w:rPr>
-              <w:t xml:space="preserve">25 / 10 / 4</w:t>
+              <w:t xml:space="preserve">17 / 13 / 4</w:t>
             </w:r>
           </w:p>
         </w:tc>
@@ -24218,7 +30879,7 @@
                 <w:sz w:val="19"/>
                 <w:szCs w:val="19"/>
               </w:rPr>
-              <w:t xml:space="preserve">UT 6, HO 4</w:t>
+              <w:t xml:space="preserve">MA 8, HC 5</w:t>
             </w:r>
           </w:p>
         </w:tc>
@@ -24301,7 +30962,7 @@
                 <w:sz w:val="19"/>
                 <w:szCs w:val="19"/>
               </w:rPr>
-              <w:t xml:space="preserve">25 / 10 / 4</w:t>
+              <w:t xml:space="preserve">17 / 13 / 4</w:t>
             </w:r>
           </w:p>
         </w:tc>
@@ -24328,7 +30989,7 @@
                 <w:sz w:val="19"/>
                 <w:szCs w:val="19"/>
               </w:rPr>
-              <w:t xml:space="preserve">MA 6, HO 4</w:t>
+              <w:t xml:space="preserve">RE 8, HC 5</w:t>
             </w:r>
           </w:p>
         </w:tc>
@@ -24411,7 +31072,7 @@
                 <w:sz w:val="19"/>
                 <w:szCs w:val="19"/>
               </w:rPr>
-              <w:t xml:space="preserve">40 / 16 / 8</w:t>
+              <w:t xml:space="preserve">27 / 21 / 8</w:t>
             </w:r>
           </w:p>
         </w:tc>
@@ -24438,7 +31099,7 @@
                 <w:sz w:val="19"/>
                 <w:szCs w:val="19"/>
               </w:rPr>
-              <w:t xml:space="preserve">UT 6, MA 5, HO 5</w:t>
+              <w:t xml:space="preserve">MA 8, RE 7, HC 6</w:t>
             </w:r>
           </w:p>
         </w:tc>
@@ -24521,7 +31182,7 @@
                 <w:sz w:val="19"/>
                 <w:szCs w:val="19"/>
               </w:rPr>
-              <w:t xml:space="preserve">40 / 16 / 8</w:t>
+              <w:t xml:space="preserve">27 / 21 / 8</w:t>
             </w:r>
           </w:p>
         </w:tc>
@@ -24548,7 +31209,7 @@
                 <w:sz w:val="19"/>
                 <w:szCs w:val="19"/>
               </w:rPr>
-              <w:t xml:space="preserve">UT 6, MA 5, HO 5</w:t>
+              <w:t xml:space="preserve">MA 8, RE 7, HC 6</w:t>
             </w:r>
           </w:p>
         </w:tc>

--- a/Entrepreneurs_Rulebook_v20_Designers_Edition.docx
+++ b/Entrepreneurs_Rulebook_v20_Designers_Edition.docx
@@ -4664,7 +4664,7 @@
                 <w:sz w:val="19"/>
                 <w:szCs w:val="19"/>
               </w:rPr>
-              <w:t xml:space="preserve">23 / 18 / 8</w:t>
+              <w:t xml:space="preserve">25 / 18 / 8</w:t>
             </w:r>
           </w:p>
         </w:tc>
@@ -4691,7 +4691,7 @@
                 <w:sz w:val="19"/>
                 <w:szCs w:val="19"/>
               </w:rPr>
-              <w:t xml:space="preserve">38 / 28 / 16</w:t>
+              <w:t xml:space="preserve">40 / 28 / 16</w:t>
             </w:r>
           </w:p>
         </w:tc>
@@ -5104,7 +5104,7 @@
                 <w:sz w:val="19"/>
                 <w:szCs w:val="19"/>
               </w:rPr>
-              <w:t xml:space="preserve">17 / 13 / 4</w:t>
+              <w:t xml:space="preserve">15 / 13 / 4</w:t>
             </w:r>
           </w:p>
         </w:tc>
@@ -5131,7 +5131,7 @@
                 <w:sz w:val="19"/>
                 <w:szCs w:val="19"/>
               </w:rPr>
-              <w:t xml:space="preserve">27 / 21 / 8</w:t>
+              <w:t xml:space="preserve">25 / 21 / 8</w:t>
             </w:r>
           </w:p>
         </w:tc>
@@ -21957,7 +21957,7 @@
                 <w:sz w:val="19"/>
                 <w:szCs w:val="19"/>
               </w:rPr>
-              <w:t xml:space="preserve">23 / 18 / 8</w:t>
+              <w:t xml:space="preserve">25 / 18 / 8</w:t>
             </w:r>
           </w:p>
         </w:tc>
@@ -21984,7 +21984,7 @@
                 <w:sz w:val="19"/>
                 <w:szCs w:val="19"/>
               </w:rPr>
-              <w:t xml:space="preserve">38 / 28 / 16</w:t>
+              <w:t xml:space="preserve">40 / 28 / 16</w:t>
             </w:r>
           </w:p>
         </w:tc>
@@ -22505,7 +22505,7 @@
                 <w:sz w:val="19"/>
                 <w:szCs w:val="19"/>
               </w:rPr>
-              <w:t xml:space="preserve">17 / 13 / 4</w:t>
+              <w:t xml:space="preserve">15 / 13 / 4</w:t>
             </w:r>
           </w:p>
         </w:tc>
@@ -22532,7 +22532,7 @@
                 <w:sz w:val="19"/>
                 <w:szCs w:val="19"/>
               </w:rPr>
-              <w:t xml:space="preserve">27 / 21 / 8</w:t>
+              <w:t xml:space="preserve">25 / 21 / 8</w:t>
             </w:r>
           </w:p>
         </w:tc>
@@ -25710,7 +25710,7 @@
                 <w:sz w:val="19"/>
                 <w:szCs w:val="19"/>
               </w:rPr>
-              <w:t xml:space="preserve">23 / 18 / 8</w:t>
+              <w:t xml:space="preserve">25 / 18 / 8</w:t>
             </w:r>
           </w:p>
         </w:tc>
@@ -25820,7 +25820,7 @@
                 <w:sz w:val="19"/>
                 <w:szCs w:val="19"/>
               </w:rPr>
-              <w:t xml:space="preserve">23 / 18 / 8</w:t>
+              <w:t xml:space="preserve">25 / 18 / 8</w:t>
             </w:r>
           </w:p>
         </w:tc>
@@ -25930,7 +25930,7 @@
                 <w:sz w:val="19"/>
                 <w:szCs w:val="19"/>
               </w:rPr>
-              <w:t xml:space="preserve">23 / 18 / 8</w:t>
+              <w:t xml:space="preserve">25 / 18 / 8</w:t>
             </w:r>
           </w:p>
         </w:tc>
@@ -26040,7 +26040,7 @@
                 <w:sz w:val="19"/>
                 <w:szCs w:val="19"/>
               </w:rPr>
-              <w:t xml:space="preserve">38 / 28 / 16</w:t>
+              <w:t xml:space="preserve">40 / 28 / 16</w:t>
             </w:r>
           </w:p>
         </w:tc>
@@ -26150,7 +26150,7 @@
                 <w:sz w:val="19"/>
                 <w:szCs w:val="19"/>
               </w:rPr>
-              <w:t xml:space="preserve">38 / 28 / 16</w:t>
+              <w:t xml:space="preserve">40 / 28 / 16</w:t>
             </w:r>
           </w:p>
         </w:tc>
@@ -30742,7 +30742,7 @@
                 <w:sz w:val="19"/>
                 <w:szCs w:val="19"/>
               </w:rPr>
-              <w:t xml:space="preserve">17 / 13 / 4</w:t>
+              <w:t xml:space="preserve">15 / 13 / 4</w:t>
             </w:r>
           </w:p>
         </w:tc>
@@ -30852,7 +30852,7 @@
                 <w:sz w:val="19"/>
                 <w:szCs w:val="19"/>
               </w:rPr>
-              <w:t xml:space="preserve">17 / 13 / 4</w:t>
+              <w:t xml:space="preserve">15 / 13 / 4</w:t>
             </w:r>
           </w:p>
         </w:tc>
@@ -30962,7 +30962,7 @@
                 <w:sz w:val="19"/>
                 <w:szCs w:val="19"/>
               </w:rPr>
-              <w:t xml:space="preserve">17 / 13 / 4</w:t>
+              <w:t xml:space="preserve">15 / 13 / 4</w:t>
             </w:r>
           </w:p>
         </w:tc>
@@ -31072,7 +31072,7 @@
                 <w:sz w:val="19"/>
                 <w:szCs w:val="19"/>
               </w:rPr>
-              <w:t xml:space="preserve">27 / 21 / 8</w:t>
+              <w:t xml:space="preserve">25 / 21 / 8</w:t>
             </w:r>
           </w:p>
         </w:tc>
@@ -31182,7 +31182,7 @@
                 <w:sz w:val="19"/>
                 <w:szCs w:val="19"/>
               </w:rPr>
-              <w:t xml:space="preserve">27 / 21 / 8</w:t>
+              <w:t xml:space="preserve">25 / 21 / 8</w:t>
             </w:r>
           </w:p>
         </w:tc>

--- a/Entrepreneurs_Rulebook_v20_Designers_Edition.docx
+++ b/Entrepreneurs_Rulebook_v20_Designers_Edition.docx
@@ -23609,6 +23609,37 @@
     </w:p>
     <w:p>
       <w:pPr>
+        <w:pBdr>
+          <w:left w:val="single" w:color="4A3AB5" w:sz="12" w:space="10"/>
+        </w:pBdr>
+        <w:spacing w:after="160" w:before="120"/>
+        <w:ind w:left="240"/>
+      </w:pPr>
+      <w:r>
+        <w:rPr>
+          <w:rFonts w:ascii="Consolas" w:cs="Consolas" w:eastAsia="Consolas" w:hAnsi="Consolas"/>
+          <w:b/>
+          <w:bCs/>
+          <w:color w:val="4A3AB5"/>
+          <w:sz w:val="16"/>
+          <w:szCs w:val="16"/>
+        </w:rPr>
+        <w:t xml:space="preserve">Designer's note   </w:t>
+      </w:r>
+      <w:r>
+        <w:rPr>
+          <w:rFonts w:ascii="Calibri" w:cs="Calibri" w:eastAsia="Calibri" w:hAnsi="Calibri"/>
+          <w:i/>
+          <w:iCs/>
+          <w:color w:val="6B6B78"/>
+          <w:sz w:val="19"/>
+          <w:szCs w:val="19"/>
+        </w:rPr>
+        <w:t xml:space="preserve">WHERE THIS LEAVES THE GAME, measured over 1500 games a table size with a disjoint block of the same rules as the control. At three players the three vertical industries took 90.9% of games before this rebalance and now take about 69.5%; the most-dominant industry is down from 43.6% to 34.8% and the quietest up from 1.9% to 9.1%, so nothing sits below one game in ten any more. The worst an industry is missing from a board is 23.9% of games, against 35.1%. Payback spread is 1.50x against 3.14x, and the supply loop runs 1.68x against 3.46x. Three changes did that and none of them is worth much alone: the land awards paying for built ground is worth 8.8 points of the industry split, the branch rule 1.8, and together they are worth 15.4 - they compound because built ground is what makes a branch worth having and the branch rule is what stops the industry that gains most from running away with it. Rounding Retail and Technology's upgrade ladders onto the deck's multiple of five, which was meant as a tidy-up, turned out to be worth a further point and a half, because the two cards needing it sat at opposite ends of the table. ONE STRUCTURE IS LEFT AND THE CARDS CANNOT REACH IT: the horizontal industries do best at two players and worst at six, 31.1% of games against 22.6%, because the land awards that pay them back are 37% of a winning score at two seats and 22% at six. It is monotonic, it is measured, and it is about half the size it used to be. See audit_setup.js --tails.</w:t>
+      </w:r>
+    </w:p>
+    <w:p>
+      <w:pPr>
         <w:pStyle w:val="Heading1"/>
         <w:pBdr>
           <w:bottom w:val="single" w:color="D8D4E2" w:sz="6" w:space="6"/>
